--- a/docs/BD-Vancouver-Updates-Synopsis-2026-09-03.docx
+++ b/docs/BD-Vancouver-Updates-Synopsis-2026-09-03.docx
@@ -180,7 +180,7 @@
     </w:p>
     <w:p>
       <w:r>
-        <w:pict w14:anchorId="7D802CFE">
+        <w:pict w14:anchorId="0210B978">
           <v:rect id="_x0000_i1025" style="width:0;height:1.5pt" o:hralign="center" o:hrstd="t" o:hr="t"/>
         </w:pict>
       </w:r>
@@ -550,7 +550,17 @@
         <w:t>Other pursuits.</w:t>
       </w:r>
       <w:r>
-        <w:t xml:space="preserve"> Lunch with “Big Mike” from CDA (Mike Alivojvodic, #7, kp=8) on </w:t>
+        <w:t xml:space="preserve"> Lunch with “Big Mike” from CDA (Mike Alivojvodic, #7, kp=8 </w:t>
+      </w:r>
+      <w:r>
+        <w:rPr>
+          <w:i/>
+          <w:iCs/>
+        </w:rPr>
+        <w:t>[conf: Med]</w:t>
+      </w:r>
+      <w:r>
+        <w:t xml:space="preserve">) on </w:t>
       </w:r>
       <w:r>
         <w:rPr>
@@ -560,14 +570,32 @@
         <w:t>11 September</w:t>
       </w:r>
       <w:r>
-        <w:t xml:space="preserve">; Jim will cold-call for a lunch with “Mike Dakotis” </w:t>
+        <w:t xml:space="preserve">; Jim will cold-call </w:t>
+      </w:r>
+      <w:r>
+        <w:rPr>
+          <w:b/>
+          <w:bCs/>
+        </w:rPr>
+        <w:t>Michael De Cotiis</w:t>
+      </w:r>
+      <w:r>
+        <w:t xml:space="preserve"> (Pinnacle International, #53665, CRM #11, a June pursuit) for lunch after the long weekend </w:t>
       </w:r>
       <w:r>
         <w:rPr>
           <w:i/>
           <w:iCs/>
         </w:rPr>
-        <w:t>(see §5)</w:t>
+        <w:t xml:space="preserve">[conf: High, heard “Mike </w:t>
+      </w:r>
+      <w:r>
+        <w:rPr>
+          <w:i/>
+          <w:iCs/>
+        </w:rPr>
+        <w:lastRenderedPageBreak/>
+        <w:t>Dakotis”]</w:t>
       </w:r>
       <w:r>
         <w:t xml:space="preserve">. </w:t>
@@ -580,11 +608,10 @@
         <w:t>Arcadis</w:t>
       </w:r>
       <w:r>
-        <w:t xml:space="preserve"> (#153): after last week’s meeting with Terry Gray, follow up while they are bringing BD to Edmonton; </w:t>
-      </w:r>
-      <w:r>
-        <w:lastRenderedPageBreak/>
-        <w:t xml:space="preserve">JM knows </w:t>
+        <w:t xml:space="preserve"> </w:t>
+      </w:r>
+      <w:r>
+        <w:t xml:space="preserve">(#153): after last week’s meeting with Terry Gray, follow up while they are bringing BD to Edmonton; JM knows </w:t>
       </w:r>
       <w:r>
         <w:rPr>
@@ -594,10 +621,7 @@
         <w:t>Gwyn Vose</w:t>
       </w:r>
       <w:r>
-        <w:t xml:space="preserve"> </w:t>
-      </w:r>
-      <w:r>
-        <w:t xml:space="preserve">(Vancouver lead, 10 to 15 towers together) and will call him; Clement Pun and Mariam are on the Reliance Broadway towers with Rory. </w:t>
+        <w:t xml:space="preserve"> (Vancouver lead, 10 to 15 towers together) and will call him; Clement Pun and Mariam are on the Reliance Broadway towers with Rory. </w:t>
       </w:r>
       <w:r>
         <w:rPr>
@@ -667,10 +691,7 @@
         <w:t>Kelowna</w:t>
       </w:r>
       <w:r>
-        <w:t xml:space="preserve"> </w:t>
-      </w:r>
-      <w:r>
-        <w:t xml:space="preserve">(Conor): met four groups; Mission Group (#193) then lost the contact, Stephanie, two weeks later; “Barry Architecture” needs JM’s intro; </w:t>
+        <w:t xml:space="preserve"> (Conor): met four groups; Mission Group (#193) then lost the contact, Stephanie, two weeks later; “Barry Architecture” needs JM’s intro; </w:t>
       </w:r>
       <w:r>
         <w:rPr>
@@ -687,7 +708,7 @@
           <w:i/>
           <w:iCs/>
         </w:rPr>
-        <w:t>[conf: High]</w:t>
+        <w:t>[conf: Med, name and city match only]</w:t>
       </w:r>
       <w:r>
         <w:t xml:space="preserve">) owes three developer intros and JM was her first client, so press her. JM to phone Brad Burnett at </w:t>
@@ -700,7 +721,10 @@
         <w:t>ITC</w:t>
       </w:r>
       <w:r>
-        <w:t xml:space="preserve"> (#70926), Omar’s repeated ask. Lost: GEC wood frame (Edmonton), “the turn” undecided, “Kent Arroyo” townhouses </w:t>
+        <w:t xml:space="preserve"> </w:t>
+      </w:r>
+      <w:r>
+        <w:t xml:space="preserve">(#70926), Omar’s repeated ask. Lost: GEC wood frame (Edmonton), “the turn” undecided, “Kent Arroyo” townhouses </w:t>
       </w:r>
       <w:r>
         <w:rPr>
@@ -1117,7 +1141,7 @@
                 <w:rFonts w:ascii="Segoe UI" w:hAnsi="Segoe UI" w:cs="Segoe UI"/>
                 <w:sz w:val="17"/>
               </w:rPr>
-              <w:t xml:space="preserve">Set up the lunch/dinner with the civic recreation director via the Colliers contact; approach her </w:t>
+              <w:t xml:space="preserve">Set up the lunch/dinner with the civic recreation director via the Colliers </w:t>
             </w:r>
             <w:r>
               <w:rPr>
@@ -1125,7 +1149,7 @@
                 <w:sz w:val="17"/>
               </w:rPr>
               <w:lastRenderedPageBreak/>
-              <w:t>private-sector lead with a concrete “what’s in it for you”</w:t>
+              <w:t>contact; approach her private-sector lead with a concrete “what’s in it for you”</w:t>
             </w:r>
           </w:p>
         </w:tc>
@@ -1198,7 +1222,15 @@
                 <w:rFonts w:ascii="Segoe UI" w:hAnsi="Segoe UI" w:cs="Segoe UI"/>
                 <w:sz w:val="17"/>
               </w:rPr>
-              <w:t>Colliers Project Leaders #70132. BC Cancer prime RFP is already opportunity 23643</w:t>
+              <w:t xml:space="preserve">Colliers Project Leaders #70132. BC Cancer prime RFP is already opportunity </w:t>
+            </w:r>
+            <w:r>
+              <w:rPr>
+                <w:rFonts w:ascii="Segoe UI" w:hAnsi="Segoe UI" w:cs="Segoe UI"/>
+                <w:sz w:val="17"/>
+              </w:rPr>
+              <w:lastRenderedPageBreak/>
+              <w:t>23643</w:t>
             </w:r>
           </w:p>
         </w:tc>
@@ -1224,6 +1256,7 @@
                 <w:rFonts w:ascii="Segoe UI" w:hAnsi="Segoe UI" w:cs="Segoe UI"/>
                 <w:sz w:val="17"/>
               </w:rPr>
+              <w:lastRenderedPageBreak/>
               <w:t>2</w:t>
             </w:r>
           </w:p>
@@ -1596,7 +1629,7 @@
                 <w:rFonts w:ascii="Segoe UI" w:hAnsi="Segoe UI" w:cs="Segoe UI"/>
                 <w:sz w:val="17"/>
               </w:rPr>
-              <w:t>Omar (architect friend), Rory (“Ike”), Jim (CMO email), JM (Luciano / Ryan Bragg)</w:t>
+              <w:t>Omar (architect friend), Rory (“Ike”), Jim (CMO email)</w:t>
             </w:r>
           </w:p>
         </w:tc>
@@ -1638,7 +1671,7 @@
                 <w:rFonts w:ascii="Segoe UI" w:hAnsi="Segoe UI" w:cs="Segoe UI"/>
                 <w:sz w:val="17"/>
               </w:rPr>
-              <w:t>Even one seat</w:t>
+              <w:t>Even one seat. JM knows Luciano and Ryan Bragg there but took no action</w:t>
             </w:r>
           </w:p>
         </w:tc>
@@ -1795,27 +1828,36 @@
                 <w:rFonts w:ascii="Segoe UI" w:hAnsi="Segoe UI" w:cs="Segoe UI"/>
                 <w:sz w:val="17"/>
               </w:rPr>
-              <w:t>Bosa: Robert to broker lunch with Colin Bosa in October</w:t>
-            </w:r>
-          </w:p>
-        </w:tc>
-        <w:tc>
-          <w:tcPr>
-            <w:tcW w:w="1000" w:type="pct"/>
-          </w:tcPr>
-          <w:p>
-            <w:pPr>
-              <w:pStyle w:val="Compact"/>
-              <w:rPr>
-                <w:rFonts w:ascii="Segoe UI" w:hAnsi="Segoe UI" w:cs="Segoe UI"/>
-                <w:sz w:val="17"/>
-              </w:rPr>
-            </w:pPr>
-            <w:r>
-              <w:rPr>
-                <w:rFonts w:ascii="Segoe UI" w:hAnsi="Segoe UI" w:cs="Segoe UI"/>
-                <w:sz w:val="17"/>
-              </w:rPr>
+              <w:t xml:space="preserve">Bosa: Robert to broker lunch with Colin Bosa </w:t>
+            </w:r>
+            <w:r>
+              <w:rPr>
+                <w:rFonts w:ascii="Segoe UI" w:hAnsi="Segoe UI" w:cs="Segoe UI"/>
+                <w:sz w:val="17"/>
+              </w:rPr>
+              <w:lastRenderedPageBreak/>
+              <w:t>in October</w:t>
+            </w:r>
+          </w:p>
+        </w:tc>
+        <w:tc>
+          <w:tcPr>
+            <w:tcW w:w="1000" w:type="pct"/>
+          </w:tcPr>
+          <w:p>
+            <w:pPr>
+              <w:pStyle w:val="Compact"/>
+              <w:rPr>
+                <w:rFonts w:ascii="Segoe UI" w:hAnsi="Segoe UI" w:cs="Segoe UI"/>
+                <w:sz w:val="17"/>
+              </w:rPr>
+            </w:pPr>
+            <w:r>
+              <w:rPr>
+                <w:rFonts w:ascii="Segoe UI" w:hAnsi="Segoe UI" w:cs="Segoe UI"/>
+                <w:sz w:val="17"/>
+              </w:rPr>
+              <w:lastRenderedPageBreak/>
               <w:t>JB</w:t>
             </w:r>
           </w:p>
@@ -1858,7 +1900,7 @@
                 <w:rFonts w:ascii="Segoe UI" w:hAnsi="Segoe UI" w:cs="Segoe UI"/>
                 <w:sz w:val="17"/>
               </w:rPr>
-              <w:t xml:space="preserve">Colin is a family man, lunch not dinner. Bosa Properties #38943 kp=44; </w:t>
+              <w:t xml:space="preserve">Colin is a family man, lunch not dinner. Bosa </w:t>
             </w:r>
             <w:r>
               <w:rPr>
@@ -1866,7 +1908,7 @@
                 <w:sz w:val="17"/>
               </w:rPr>
               <w:lastRenderedPageBreak/>
-              <w:t>Bosa Development #69677 kp=79, CRM #70</w:t>
+              <w:t>Properties #38943 kp=44; Bosa Development #69677 kp=79, CRM #70</w:t>
             </w:r>
           </w:p>
         </w:tc>
@@ -1914,7 +1956,23 @@
                 <w:rFonts w:ascii="Segoe UI" w:hAnsi="Segoe UI" w:cs="Segoe UI"/>
                 <w:sz w:val="17"/>
               </w:rPr>
-              <w:t>Solterra: one-on-one with Gerry Nichele (“Jerry”, the decision maker)</w:t>
+              <w:t xml:space="preserve">Solterra: one-on-one with “Jerry”, the decision maker (Gerry Nichele, President, on file </w:t>
+            </w:r>
+            <w:r>
+              <w:rPr>
+                <w:rFonts w:ascii="Segoe UI" w:hAnsi="Segoe UI" w:cs="Segoe UI"/>
+                <w:i/>
+                <w:iCs/>
+                <w:sz w:val="17"/>
+              </w:rPr>
+              <w:t>[conf: Med]</w:t>
+            </w:r>
+            <w:r>
+              <w:rPr>
+                <w:rFonts w:ascii="Segoe UI" w:hAnsi="Segoe UI" w:cs="Segoe UI"/>
+                <w:sz w:val="17"/>
+              </w:rPr>
+              <w:t>)</w:t>
             </w:r>
           </w:p>
         </w:tc>
@@ -2375,7 +2433,7 @@
                 <w:rFonts w:ascii="Segoe UI" w:hAnsi="Segoe UI" w:cs="Segoe UI"/>
                 <w:sz w:val="17"/>
               </w:rPr>
-              <w:t>JB/John (contact)</w:t>
+              <w:t>John (June owner; which John was not said)</w:t>
             </w:r>
           </w:p>
         </w:tc>
@@ -2464,27 +2522,36 @@
                 <w:rFonts w:ascii="Segoe UI" w:hAnsi="Segoe UI" w:cs="Segoe UI"/>
                 <w:sz w:val="17"/>
               </w:rPr>
-              <w:t>Seismic assessment for the office-to-hotel client: NDA, ask for structural drawings, fee for the report only; pitch the same to the Coal Harbour hotel developer</w:t>
-            </w:r>
-          </w:p>
-        </w:tc>
-        <w:tc>
-          <w:tcPr>
-            <w:tcW w:w="1000" w:type="pct"/>
-          </w:tcPr>
-          <w:p>
-            <w:pPr>
-              <w:pStyle w:val="Compact"/>
-              <w:rPr>
-                <w:rFonts w:ascii="Segoe UI" w:hAnsi="Segoe UI" w:cs="Segoe UI"/>
-                <w:sz w:val="17"/>
-              </w:rPr>
-            </w:pPr>
-            <w:r>
-              <w:rPr>
-                <w:rFonts w:ascii="Segoe UI" w:hAnsi="Segoe UI" w:cs="Segoe UI"/>
-                <w:sz w:val="17"/>
-              </w:rPr>
+              <w:t xml:space="preserve">Seismic assessment for the office-to-hotel client: NDA, ask for structural drawings, fee for the report only; pitch the </w:t>
+            </w:r>
+            <w:r>
+              <w:rPr>
+                <w:rFonts w:ascii="Segoe UI" w:hAnsi="Segoe UI" w:cs="Segoe UI"/>
+                <w:sz w:val="17"/>
+              </w:rPr>
+              <w:lastRenderedPageBreak/>
+              <w:t>same to the Coal Harbour hotel developer</w:t>
+            </w:r>
+          </w:p>
+        </w:tc>
+        <w:tc>
+          <w:tcPr>
+            <w:tcW w:w="1000" w:type="pct"/>
+          </w:tcPr>
+          <w:p>
+            <w:pPr>
+              <w:pStyle w:val="Compact"/>
+              <w:rPr>
+                <w:rFonts w:ascii="Segoe UI" w:hAnsi="Segoe UI" w:cs="Segoe UI"/>
+                <w:sz w:val="17"/>
+              </w:rPr>
+            </w:pPr>
+            <w:r>
+              <w:rPr>
+                <w:rFonts w:ascii="Segoe UI" w:hAnsi="Segoe UI" w:cs="Segoe UI"/>
+                <w:sz w:val="17"/>
+              </w:rPr>
+              <w:lastRenderedPageBreak/>
               <w:t>Omar</w:t>
             </w:r>
           </w:p>
@@ -2574,36 +2641,27 @@
                 <w:rFonts w:ascii="Segoe UI" w:hAnsi="Segoe UI" w:cs="Segoe UI"/>
                 <w:sz w:val="17"/>
               </w:rPr>
-              <w:t xml:space="preserve">Ask Colliers </w:t>
-            </w:r>
-            <w:r>
-              <w:rPr>
-                <w:rFonts w:ascii="Segoe UI" w:hAnsi="Segoe UI" w:cs="Segoe UI"/>
-                <w:sz w:val="17"/>
-              </w:rPr>
-              <w:lastRenderedPageBreak/>
-              <w:t>what change-of-use / due-diligence work they see; offer the assessment service</w:t>
-            </w:r>
-          </w:p>
-        </w:tc>
-        <w:tc>
-          <w:tcPr>
-            <w:tcW w:w="1000" w:type="pct"/>
-          </w:tcPr>
-          <w:p>
-            <w:pPr>
-              <w:pStyle w:val="Compact"/>
-              <w:rPr>
-                <w:rFonts w:ascii="Segoe UI" w:hAnsi="Segoe UI" w:cs="Segoe UI"/>
-                <w:sz w:val="17"/>
-              </w:rPr>
-            </w:pPr>
-            <w:r>
-              <w:rPr>
-                <w:rFonts w:ascii="Segoe UI" w:hAnsi="Segoe UI" w:cs="Segoe UI"/>
-                <w:sz w:val="17"/>
-              </w:rPr>
-              <w:lastRenderedPageBreak/>
+              <w:t>Ask Colliers what change-of-use / due-diligence work they see; offer the assessment service</w:t>
+            </w:r>
+          </w:p>
+        </w:tc>
+        <w:tc>
+          <w:tcPr>
+            <w:tcW w:w="1000" w:type="pct"/>
+          </w:tcPr>
+          <w:p>
+            <w:pPr>
+              <w:pStyle w:val="Compact"/>
+              <w:rPr>
+                <w:rFonts w:ascii="Segoe UI" w:hAnsi="Segoe UI" w:cs="Segoe UI"/>
+                <w:sz w:val="17"/>
+              </w:rPr>
+            </w:pPr>
+            <w:r>
+              <w:rPr>
+                <w:rFonts w:ascii="Segoe UI" w:hAnsi="Segoe UI" w:cs="Segoe UI"/>
+                <w:sz w:val="17"/>
+              </w:rPr>
               <w:t>Omar</w:t>
             </w:r>
           </w:p>
@@ -2646,15 +2704,7 @@
                 <w:rFonts w:ascii="Segoe UI" w:hAnsi="Segoe UI" w:cs="Segoe UI"/>
                 <w:sz w:val="17"/>
               </w:rPr>
-              <w:t xml:space="preserve">Jim’s “scratch </w:t>
-            </w:r>
-            <w:r>
-              <w:rPr>
-                <w:rFonts w:ascii="Segoe UI" w:hAnsi="Segoe UI" w:cs="Segoe UI"/>
-                <w:sz w:val="17"/>
-              </w:rPr>
-              <w:lastRenderedPageBreak/>
-              <w:t>their back”</w:t>
+              <w:t>Jim’s “scratch their back”</w:t>
             </w:r>
           </w:p>
         </w:tc>
@@ -2680,7 +2730,6 @@
                 <w:rFonts w:ascii="Segoe UI" w:hAnsi="Segoe UI" w:cs="Segoe UI"/>
                 <w:sz w:val="17"/>
               </w:rPr>
-              <w:lastRenderedPageBreak/>
               <w:t>15</w:t>
             </w:r>
           </w:p>
@@ -2723,7 +2772,7 @@
                 <w:rFonts w:ascii="Segoe UI" w:hAnsi="Segoe UI" w:cs="Segoe UI"/>
                 <w:sz w:val="17"/>
               </w:rPr>
-              <w:t>Rory + Ian</w:t>
+              <w:t>Ian (draft)</w:t>
             </w:r>
           </w:p>
         </w:tc>
@@ -2765,7 +2814,7 @@
                 <w:rFonts w:ascii="Segoe UI" w:hAnsi="Segoe UI" w:cs="Segoe UI"/>
                 <w:sz w:val="17"/>
               </w:rPr>
-              <w:t>Rory’s suggestion</w:t>
+              <w:t>Rory’s suggestion; no owner was set on the call</w:t>
             </w:r>
           </w:p>
         </w:tc>
@@ -2812,14 +2861,7 @@
                 <w:rFonts w:ascii="Segoe UI" w:hAnsi="Segoe UI" w:cs="Segoe UI"/>
                 <w:sz w:val="17"/>
               </w:rPr>
-              <w:t>Prepare the “designing without transfers”</w:t>
-            </w:r>
-            <w:r>
-              <w:rPr>
-                <w:rFonts w:ascii="Segoe UI" w:hAnsi="Segoe UI" w:cs="Segoe UI"/>
-                <w:sz w:val="17"/>
-              </w:rPr>
-              <w:t xml:space="preserve"> presentation; present at Aquilini (Giovanni) and GBL (Thomas Lee)</w:t>
+              <w:t>Prepare the “designing without transfers” presentation; present at Aquilini (Giovanni) and GBL (Thomas Lee)</w:t>
             </w:r>
           </w:p>
         </w:tc>
@@ -3060,7 +3102,7 @@
                 <w:rFonts w:ascii="Segoe UI" w:hAnsi="Segoe UI" w:cs="Segoe UI"/>
                 <w:sz w:val="17"/>
               </w:rPr>
-              <w:t>JM</w:t>
+              <w:t>JM / Jim</w:t>
             </w:r>
           </w:p>
         </w:tc>
@@ -3102,7 +3144,7 @@
                 <w:rFonts w:ascii="Segoe UI" w:hAnsi="Segoe UI" w:cs="Segoe UI"/>
                 <w:sz w:val="17"/>
               </w:rPr>
-              <w:t>Beedie #66; Uplands towers are CRM #181/188/189</w:t>
+              <w:t>Not assigned on the call, nobody was sure. Beedie #66; Uplands towers are CRM #181/188/189</w:t>
             </w:r>
           </w:p>
         </w:tc>
@@ -3472,7 +3514,23 @@
                 <w:rFonts w:ascii="Segoe UI" w:hAnsi="Segoe UI" w:cs="Segoe UI"/>
                 <w:sz w:val="17"/>
               </w:rPr>
-              <w:t>Lunch with Mike Alivojvodic (CDA) 11 Sept; cold-call “Mike Dakotis” for lunch</w:t>
+              <w:t xml:space="preserve">Lunch with “Big Mike” at CDA (Mike Alivojvodic </w:t>
+            </w:r>
+            <w:r>
+              <w:rPr>
+                <w:rFonts w:ascii="Segoe UI" w:hAnsi="Segoe UI" w:cs="Segoe UI"/>
+                <w:i/>
+                <w:iCs/>
+                <w:sz w:val="17"/>
+              </w:rPr>
+              <w:t>[conf: Med]</w:t>
+            </w:r>
+            <w:r>
+              <w:rPr>
+                <w:rFonts w:ascii="Segoe UI" w:hAnsi="Segoe UI" w:cs="Segoe UI"/>
+                <w:sz w:val="17"/>
+              </w:rPr>
+              <w:t>) 11 Sept; call Michael De Cotiis (Pinnacle) for lunch</w:t>
             </w:r>
           </w:p>
         </w:tc>
@@ -3535,7 +3593,7 @@
                 <w:rFonts w:ascii="Segoe UI" w:hAnsi="Segoe UI" w:cs="Segoe UI"/>
                 <w:sz w:val="17"/>
               </w:rPr>
-              <w:t>CDA #7 kp=8, CRM #66</w:t>
+              <w:t>CDA #7 kp=8, CRM #66; Pinnacle #53665, CRM #11</w:t>
             </w:r>
           </w:p>
         </w:tc>
@@ -3755,7 +3813,7 @@
                 <w:rFonts w:ascii="Segoe UI" w:hAnsi="Segoe UI" w:cs="Segoe UI"/>
                 <w:sz w:val="17"/>
               </w:rPr>
-              <w:t>#77714; Peter Odegaard unconfirmed</w:t>
+              <w:t>Not assigned on the call (“probably worth seeing”); JM has the working contact. #77714; Peter Odegaard unconfirmed</w:t>
             </w:r>
           </w:p>
         </w:tc>
@@ -4125,7 +4183,23 @@
                 <w:rFonts w:ascii="Segoe UI" w:hAnsi="Segoe UI" w:cs="Segoe UI"/>
                 <w:sz w:val="17"/>
               </w:rPr>
-              <w:t>Phone Brad Burnett (ITC)</w:t>
+              <w:t xml:space="preserve">Phone Brad at ITC (Brad Burnett, President &amp; CEO, on file </w:t>
+            </w:r>
+            <w:r>
+              <w:rPr>
+                <w:rFonts w:ascii="Segoe UI" w:hAnsi="Segoe UI" w:cs="Segoe UI"/>
+                <w:i/>
+                <w:iCs/>
+                <w:sz w:val="17"/>
+              </w:rPr>
+              <w:t>[conf: Med]</w:t>
+            </w:r>
+            <w:r>
+              <w:rPr>
+                <w:rFonts w:ascii="Segoe UI" w:hAnsi="Segoe UI" w:cs="Segoe UI"/>
+                <w:sz w:val="17"/>
+              </w:rPr>
+              <w:t>)</w:t>
             </w:r>
           </w:p>
         </w:tc>
@@ -4845,7 +4919,17 @@
         <w:t>“Mike Dakotis”</w:t>
       </w:r>
       <w:r>
-        <w:t xml:space="preserve"> — who Jim keeps trying to lunch with. Not a Dikeakos on file (Chris, Nicholas, Mike Alivojvodic).</w:t>
+        <w:t xml:space="preserve"> — </w:t>
+      </w:r>
+      <w:r>
+        <w:rPr>
+          <w:b/>
+          <w:bCs/>
+        </w:rPr>
+        <w:t>closed:</w:t>
+      </w:r>
+      <w:r>
+        <w:t xml:space="preserve"> Michael De Cotiis, President &amp; CEO of Pinnacle International (June pursuit, CRM #11, Jim’s). Confirmed by Ian 7 Sept.</w:t>
       </w:r>
     </w:p>
     <w:p>
@@ -4922,10 +5006,7 @@
         <w:t>“Kent Arroyo” townhouses</w:t>
       </w:r>
       <w:r>
-        <w:t xml:space="preserve"> </w:t>
-      </w:r>
-      <w:r>
-        <w:t xml:space="preserve">(Conor, lost) and </w:t>
+        <w:t xml:space="preserve"> (Conor, lost) and </w:t>
       </w:r>
       <w:r>
         <w:rPr>
@@ -5828,28 +5909,28 @@
                 <w:rFonts w:ascii="Segoe UI" w:hAnsi="Segoe UI" w:cs="Segoe UI"/>
                 <w:sz w:val="17"/>
               </w:rPr>
-              <w:t>Mike Alivojvodic, Chris Dikeakos Architects</w:t>
-            </w:r>
-          </w:p>
-        </w:tc>
-        <w:tc>
-          <w:tcPr>
-            <w:tcW w:w="1250" w:type="pct"/>
-          </w:tcPr>
-          <w:p>
-            <w:pPr>
-              <w:pStyle w:val="Compact"/>
-              <w:rPr>
-                <w:rFonts w:ascii="Segoe UI" w:hAnsi="Segoe UI" w:cs="Segoe UI"/>
-                <w:sz w:val="17"/>
-              </w:rPr>
-            </w:pPr>
-            <w:r>
-              <w:rPr>
-                <w:rFonts w:ascii="Segoe UI" w:hAnsi="Segoe UI" w:cs="Segoe UI"/>
-                <w:sz w:val="17"/>
-              </w:rPr>
-              <w:t>High</w:t>
+              <w:t>Mike Alivojvodic, Principal, Chris Dikeakos Architects</w:t>
+            </w:r>
+          </w:p>
+        </w:tc>
+        <w:tc>
+          <w:tcPr>
+            <w:tcW w:w="1250" w:type="pct"/>
+          </w:tcPr>
+          <w:p>
+            <w:pPr>
+              <w:pStyle w:val="Compact"/>
+              <w:rPr>
+                <w:rFonts w:ascii="Segoe UI" w:hAnsi="Segoe UI" w:cs="Segoe UI"/>
+                <w:sz w:val="17"/>
+              </w:rPr>
+            </w:pPr>
+            <w:r>
+              <w:rPr>
+                <w:rFonts w:ascii="Segoe UI" w:hAnsi="Segoe UI" w:cs="Segoe UI"/>
+                <w:sz w:val="17"/>
+              </w:rPr>
+              <w:t>Med</w:t>
             </w:r>
           </w:p>
         </w:tc>
@@ -5896,28 +5977,28 @@
                 <w:rFonts w:ascii="Segoe UI" w:hAnsi="Segoe UI" w:cs="Segoe UI"/>
                 <w:sz w:val="17"/>
               </w:rPr>
-              <w:t>Terry (Arcadis)</w:t>
-            </w:r>
-          </w:p>
-        </w:tc>
-        <w:tc>
-          <w:tcPr>
-            <w:tcW w:w="1250" w:type="pct"/>
-          </w:tcPr>
-          <w:p>
-            <w:pPr>
-              <w:pStyle w:val="Compact"/>
-              <w:rPr>
-                <w:rFonts w:ascii="Segoe UI" w:hAnsi="Segoe UI" w:cs="Segoe UI"/>
-                <w:sz w:val="17"/>
-              </w:rPr>
-            </w:pPr>
-            <w:r>
-              <w:rPr>
-                <w:rFonts w:ascii="Segoe UI" w:hAnsi="Segoe UI" w:cs="Segoe UI"/>
-                <w:sz w:val="17"/>
-              </w:rPr>
-              <w:t>Terry Gray, Assoc. Principal, Govt &amp; Civic</w:t>
+              <w:t>Mike Dakotis</w:t>
+            </w:r>
+          </w:p>
+        </w:tc>
+        <w:tc>
+          <w:tcPr>
+            <w:tcW w:w="1250" w:type="pct"/>
+          </w:tcPr>
+          <w:p>
+            <w:pPr>
+              <w:pStyle w:val="Compact"/>
+              <w:rPr>
+                <w:rFonts w:ascii="Segoe UI" w:hAnsi="Segoe UI" w:cs="Segoe UI"/>
+                <w:sz w:val="17"/>
+              </w:rPr>
+            </w:pPr>
+            <w:r>
+              <w:rPr>
+                <w:rFonts w:ascii="Segoe UI" w:hAnsi="Segoe UI" w:cs="Segoe UI"/>
+                <w:sz w:val="17"/>
+              </w:rPr>
+              <w:t>Michael De Cotiis, President &amp; CEO, Pinnacle International</w:t>
             </w:r>
           </w:p>
         </w:tc>
@@ -5959,7 +6040,7 @@
                 <w:rFonts w:ascii="Segoe UI" w:hAnsi="Segoe UI" w:cs="Segoe UI"/>
                 <w:sz w:val="17"/>
               </w:rPr>
-              <w:t>Arcadis #153</w:t>
+              <w:t>#53665, CRM #11</w:t>
             </w:r>
           </w:p>
         </w:tc>
@@ -5985,28 +6066,28 @@
                 <w:rFonts w:ascii="Segoe UI" w:hAnsi="Segoe UI" w:cs="Segoe UI"/>
                 <w:sz w:val="17"/>
               </w:rPr>
-              <w:t>Gwen / Gwyn</w:t>
-            </w:r>
-          </w:p>
-        </w:tc>
-        <w:tc>
-          <w:tcPr>
-            <w:tcW w:w="1250" w:type="pct"/>
-          </w:tcPr>
-          <w:p>
-            <w:pPr>
-              <w:pStyle w:val="Compact"/>
-              <w:rPr>
-                <w:rFonts w:ascii="Segoe UI" w:hAnsi="Segoe UI" w:cs="Segoe UI"/>
-                <w:sz w:val="17"/>
-              </w:rPr>
-            </w:pPr>
-            <w:r>
-              <w:rPr>
-                <w:rFonts w:ascii="Segoe UI" w:hAnsi="Segoe UI" w:cs="Segoe UI"/>
-                <w:sz w:val="17"/>
-              </w:rPr>
-              <w:t>Gwyn Vose, Canada West Practice Group Manager</w:t>
+              <w:t>Terry (Arcadis)</w:t>
+            </w:r>
+          </w:p>
+        </w:tc>
+        <w:tc>
+          <w:tcPr>
+            <w:tcW w:w="1250" w:type="pct"/>
+          </w:tcPr>
+          <w:p>
+            <w:pPr>
+              <w:pStyle w:val="Compact"/>
+              <w:rPr>
+                <w:rFonts w:ascii="Segoe UI" w:hAnsi="Segoe UI" w:cs="Segoe UI"/>
+                <w:sz w:val="17"/>
+              </w:rPr>
+            </w:pPr>
+            <w:r>
+              <w:rPr>
+                <w:rFonts w:ascii="Segoe UI" w:hAnsi="Segoe UI" w:cs="Segoe UI"/>
+                <w:sz w:val="17"/>
+              </w:rPr>
+              <w:t>Terry Gray, Assoc. Principal, Govt &amp; Civic</w:t>
             </w:r>
           </w:p>
         </w:tc>
@@ -6074,28 +6155,28 @@
                 <w:rFonts w:ascii="Segoe UI" w:hAnsi="Segoe UI" w:cs="Segoe UI"/>
                 <w:sz w:val="17"/>
               </w:rPr>
-              <w:t>Clement</w:t>
-            </w:r>
-          </w:p>
-        </w:tc>
-        <w:tc>
-          <w:tcPr>
-            <w:tcW w:w="1250" w:type="pct"/>
-          </w:tcPr>
-          <w:p>
-            <w:pPr>
-              <w:pStyle w:val="Compact"/>
-              <w:rPr>
-                <w:rFonts w:ascii="Segoe UI" w:hAnsi="Segoe UI" w:cs="Segoe UI"/>
-                <w:sz w:val="17"/>
-              </w:rPr>
-            </w:pPr>
-            <w:r>
-              <w:rPr>
-                <w:rFonts w:ascii="Segoe UI" w:hAnsi="Segoe UI" w:cs="Segoe UI"/>
-                <w:sz w:val="17"/>
-              </w:rPr>
-              <w:t>Clement Pun, Practice Group Director, Living</w:t>
+              <w:t>Gwen / Gwyn</w:t>
+            </w:r>
+          </w:p>
+        </w:tc>
+        <w:tc>
+          <w:tcPr>
+            <w:tcW w:w="1250" w:type="pct"/>
+          </w:tcPr>
+          <w:p>
+            <w:pPr>
+              <w:pStyle w:val="Compact"/>
+              <w:rPr>
+                <w:rFonts w:ascii="Segoe UI" w:hAnsi="Segoe UI" w:cs="Segoe UI"/>
+                <w:sz w:val="17"/>
+              </w:rPr>
+            </w:pPr>
+            <w:r>
+              <w:rPr>
+                <w:rFonts w:ascii="Segoe UI" w:hAnsi="Segoe UI" w:cs="Segoe UI"/>
+                <w:sz w:val="17"/>
+              </w:rPr>
+              <w:t>Gwyn Vose, Canada West Practice Group Manager</w:t>
             </w:r>
           </w:p>
         </w:tc>
@@ -6163,28 +6244,28 @@
                 <w:rFonts w:ascii="Segoe UI" w:hAnsi="Segoe UI" w:cs="Segoe UI"/>
                 <w:sz w:val="17"/>
               </w:rPr>
-              <w:t>Jerry (Solterra)</w:t>
-            </w:r>
-          </w:p>
-        </w:tc>
-        <w:tc>
-          <w:tcPr>
-            <w:tcW w:w="1250" w:type="pct"/>
-          </w:tcPr>
-          <w:p>
-            <w:pPr>
-              <w:pStyle w:val="Compact"/>
-              <w:rPr>
-                <w:rFonts w:ascii="Segoe UI" w:hAnsi="Segoe UI" w:cs="Segoe UI"/>
-                <w:sz w:val="17"/>
-              </w:rPr>
-            </w:pPr>
-            <w:r>
-              <w:rPr>
-                <w:rFonts w:ascii="Segoe UI" w:hAnsi="Segoe UI" w:cs="Segoe UI"/>
-                <w:sz w:val="17"/>
-              </w:rPr>
-              <w:t>Gerry Nichele, President</w:t>
+              <w:t>Clement</w:t>
+            </w:r>
+          </w:p>
+        </w:tc>
+        <w:tc>
+          <w:tcPr>
+            <w:tcW w:w="1250" w:type="pct"/>
+          </w:tcPr>
+          <w:p>
+            <w:pPr>
+              <w:pStyle w:val="Compact"/>
+              <w:rPr>
+                <w:rFonts w:ascii="Segoe UI" w:hAnsi="Segoe UI" w:cs="Segoe UI"/>
+                <w:sz w:val="17"/>
+              </w:rPr>
+            </w:pPr>
+            <w:r>
+              <w:rPr>
+                <w:rFonts w:ascii="Segoe UI" w:hAnsi="Segoe UI" w:cs="Segoe UI"/>
+                <w:sz w:val="17"/>
+              </w:rPr>
+              <w:t>Clement Pun, Practice Group Director, Living</w:t>
             </w:r>
           </w:p>
         </w:tc>
@@ -6226,7 +6307,7 @@
                 <w:rFonts w:ascii="Segoe UI" w:hAnsi="Segoe UI" w:cs="Segoe UI"/>
                 <w:sz w:val="17"/>
               </w:rPr>
-              <w:t>Solterra #69730</w:t>
+              <w:t>Arcadis #153</w:t>
             </w:r>
           </w:p>
         </w:tc>
@@ -6252,70 +6333,70 @@
                 <w:rFonts w:ascii="Segoe UI" w:hAnsi="Segoe UI" w:cs="Segoe UI"/>
                 <w:sz w:val="17"/>
               </w:rPr>
-              <w:t>Brad from ITC</w:t>
-            </w:r>
-          </w:p>
-        </w:tc>
-        <w:tc>
-          <w:tcPr>
-            <w:tcW w:w="1250" w:type="pct"/>
-          </w:tcPr>
-          <w:p>
-            <w:pPr>
-              <w:pStyle w:val="Compact"/>
-              <w:rPr>
-                <w:rFonts w:ascii="Segoe UI" w:hAnsi="Segoe UI" w:cs="Segoe UI"/>
-                <w:sz w:val="17"/>
-              </w:rPr>
-            </w:pPr>
-            <w:r>
-              <w:rPr>
-                <w:rFonts w:ascii="Segoe UI" w:hAnsi="Segoe UI" w:cs="Segoe UI"/>
-                <w:sz w:val="17"/>
-              </w:rPr>
-              <w:t>Brad Burnett, President &amp; CEO</w:t>
-            </w:r>
-          </w:p>
-        </w:tc>
-        <w:tc>
-          <w:tcPr>
-            <w:tcW w:w="1250" w:type="pct"/>
-          </w:tcPr>
-          <w:p>
-            <w:pPr>
-              <w:pStyle w:val="Compact"/>
-              <w:rPr>
-                <w:rFonts w:ascii="Segoe UI" w:hAnsi="Segoe UI" w:cs="Segoe UI"/>
-                <w:sz w:val="17"/>
-              </w:rPr>
-            </w:pPr>
-            <w:r>
-              <w:rPr>
-                <w:rFonts w:ascii="Segoe UI" w:hAnsi="Segoe UI" w:cs="Segoe UI"/>
-                <w:sz w:val="17"/>
-              </w:rPr>
-              <w:t>High</w:t>
-            </w:r>
-          </w:p>
-        </w:tc>
-        <w:tc>
-          <w:tcPr>
-            <w:tcW w:w="1250" w:type="pct"/>
-          </w:tcPr>
-          <w:p>
-            <w:pPr>
-              <w:pStyle w:val="Compact"/>
-              <w:rPr>
-                <w:rFonts w:ascii="Segoe UI" w:hAnsi="Segoe UI" w:cs="Segoe UI"/>
-                <w:sz w:val="17"/>
-              </w:rPr>
-            </w:pPr>
-            <w:r>
-              <w:rPr>
-                <w:rFonts w:ascii="Segoe UI" w:hAnsi="Segoe UI" w:cs="Segoe UI"/>
-                <w:sz w:val="17"/>
-              </w:rPr>
-              <w:t>ITC #70926</w:t>
+              <w:t>Jerry (Solterra)</w:t>
+            </w:r>
+          </w:p>
+        </w:tc>
+        <w:tc>
+          <w:tcPr>
+            <w:tcW w:w="1250" w:type="pct"/>
+          </w:tcPr>
+          <w:p>
+            <w:pPr>
+              <w:pStyle w:val="Compact"/>
+              <w:rPr>
+                <w:rFonts w:ascii="Segoe UI" w:hAnsi="Segoe UI" w:cs="Segoe UI"/>
+                <w:sz w:val="17"/>
+              </w:rPr>
+            </w:pPr>
+            <w:r>
+              <w:rPr>
+                <w:rFonts w:ascii="Segoe UI" w:hAnsi="Segoe UI" w:cs="Segoe UI"/>
+                <w:sz w:val="17"/>
+              </w:rPr>
+              <w:t>Gerry Nichele, President</w:t>
+            </w:r>
+          </w:p>
+        </w:tc>
+        <w:tc>
+          <w:tcPr>
+            <w:tcW w:w="1250" w:type="pct"/>
+          </w:tcPr>
+          <w:p>
+            <w:pPr>
+              <w:pStyle w:val="Compact"/>
+              <w:rPr>
+                <w:rFonts w:ascii="Segoe UI" w:hAnsi="Segoe UI" w:cs="Segoe UI"/>
+                <w:sz w:val="17"/>
+              </w:rPr>
+            </w:pPr>
+            <w:r>
+              <w:rPr>
+                <w:rFonts w:ascii="Segoe UI" w:hAnsi="Segoe UI" w:cs="Segoe UI"/>
+                <w:sz w:val="17"/>
+              </w:rPr>
+              <w:t>Med</w:t>
+            </w:r>
+          </w:p>
+        </w:tc>
+        <w:tc>
+          <w:tcPr>
+            <w:tcW w:w="1250" w:type="pct"/>
+          </w:tcPr>
+          <w:p>
+            <w:pPr>
+              <w:pStyle w:val="Compact"/>
+              <w:rPr>
+                <w:rFonts w:ascii="Segoe UI" w:hAnsi="Segoe UI" w:cs="Segoe UI"/>
+                <w:sz w:val="17"/>
+              </w:rPr>
+            </w:pPr>
+            <w:r>
+              <w:rPr>
+                <w:rFonts w:ascii="Segoe UI" w:hAnsi="Segoe UI" w:cs="Segoe UI"/>
+                <w:sz w:val="17"/>
+              </w:rPr>
+              <w:t>Solterra #69730</w:t>
             </w:r>
           </w:p>
         </w:tc>
@@ -6341,6 +6422,95 @@
                 <w:rFonts w:ascii="Segoe UI" w:hAnsi="Segoe UI" w:cs="Segoe UI"/>
                 <w:sz w:val="17"/>
               </w:rPr>
+              <w:t>Brad from ITC</w:t>
+            </w:r>
+          </w:p>
+        </w:tc>
+        <w:tc>
+          <w:tcPr>
+            <w:tcW w:w="1250" w:type="pct"/>
+          </w:tcPr>
+          <w:p>
+            <w:pPr>
+              <w:pStyle w:val="Compact"/>
+              <w:rPr>
+                <w:rFonts w:ascii="Segoe UI" w:hAnsi="Segoe UI" w:cs="Segoe UI"/>
+                <w:sz w:val="17"/>
+              </w:rPr>
+            </w:pPr>
+            <w:r>
+              <w:rPr>
+                <w:rFonts w:ascii="Segoe UI" w:hAnsi="Segoe UI" w:cs="Segoe UI"/>
+                <w:sz w:val="17"/>
+              </w:rPr>
+              <w:t>Brad Burnett, President &amp; CEO</w:t>
+            </w:r>
+          </w:p>
+        </w:tc>
+        <w:tc>
+          <w:tcPr>
+            <w:tcW w:w="1250" w:type="pct"/>
+          </w:tcPr>
+          <w:p>
+            <w:pPr>
+              <w:pStyle w:val="Compact"/>
+              <w:rPr>
+                <w:rFonts w:ascii="Segoe UI" w:hAnsi="Segoe UI" w:cs="Segoe UI"/>
+                <w:sz w:val="17"/>
+              </w:rPr>
+            </w:pPr>
+            <w:r>
+              <w:rPr>
+                <w:rFonts w:ascii="Segoe UI" w:hAnsi="Segoe UI" w:cs="Segoe UI"/>
+                <w:sz w:val="17"/>
+              </w:rPr>
+              <w:t>Med</w:t>
+            </w:r>
+          </w:p>
+        </w:tc>
+        <w:tc>
+          <w:tcPr>
+            <w:tcW w:w="1250" w:type="pct"/>
+          </w:tcPr>
+          <w:p>
+            <w:pPr>
+              <w:pStyle w:val="Compact"/>
+              <w:rPr>
+                <w:rFonts w:ascii="Segoe UI" w:hAnsi="Segoe UI" w:cs="Segoe UI"/>
+                <w:sz w:val="17"/>
+              </w:rPr>
+            </w:pPr>
+            <w:r>
+              <w:rPr>
+                <w:rFonts w:ascii="Segoe UI" w:hAnsi="Segoe UI" w:cs="Segoe UI"/>
+                <w:sz w:val="17"/>
+              </w:rPr>
+              <w:t>ITC #70926</w:t>
+            </w:r>
+          </w:p>
+        </w:tc>
+      </w:tr>
+      <w:tr>
+        <w:trPr>
+          <w:cantSplit/>
+        </w:trPr>
+        <w:tc>
+          <w:tcPr>
+            <w:tcW w:w="1250" w:type="pct"/>
+          </w:tcPr>
+          <w:p>
+            <w:pPr>
+              <w:pStyle w:val="Compact"/>
+              <w:rPr>
+                <w:rFonts w:ascii="Segoe UI" w:hAnsi="Segoe UI" w:cs="Segoe UI"/>
+                <w:sz w:val="17"/>
+              </w:rPr>
+            </w:pPr>
+            <w:r>
+              <w:rPr>
+                <w:rFonts w:ascii="Segoe UI" w:hAnsi="Segoe UI" w:cs="Segoe UI"/>
+                <w:sz w:val="17"/>
+              </w:rPr>
               <w:t>Lauren (Kelowna)</w:t>
             </w:r>
           </w:p>
@@ -6383,7 +6553,7 @@
                 <w:rFonts w:ascii="Segoe UI" w:hAnsi="Segoe UI" w:cs="Segoe UI"/>
                 <w:sz w:val="17"/>
               </w:rPr>
-              <w:t>High</w:t>
+              <w:t>Med</w:t>
             </w:r>
           </w:p>
         </w:tc>
@@ -7559,7 +7729,7 @@
   <w:abstractNum w:abstractNumId="0" w15:restartNumberingAfterBreak="0">
     <w:nsid w:val="0000A990"/>
     <w:multiLevelType w:val="multilevel"/>
-    <w:tmpl w:val="2E4A5AFE"/>
+    <w:tmpl w:val="5E5A0CD0"/>
     <w:lvl w:ilvl="0">
       <w:numFmt w:val="bullet"/>
       <w:lvlText w:val=" "/>
@@ -7636,7 +7806,7 @@
   <w:abstractNum w:abstractNumId="1" w15:restartNumberingAfterBreak="0">
     <w:nsid w:val="0000A991"/>
     <w:multiLevelType w:val="multilevel"/>
-    <w:tmpl w:val="F3E088C2"/>
+    <w:tmpl w:val="C5980E96"/>
     <w:lvl w:ilvl="0">
       <w:numFmt w:val="bullet"/>
       <w:lvlText w:val=""/>
@@ -7740,7 +7910,7 @@
   <w:abstractNum w:abstractNumId="2" w15:restartNumberingAfterBreak="0">
     <w:nsid w:val="00A99411"/>
     <w:multiLevelType w:val="multilevel"/>
-    <w:tmpl w:val="0714F610"/>
+    <w:tmpl w:val="19145F4A"/>
     <w:lvl w:ilvl="0">
       <w:start w:val="1"/>
       <w:numFmt w:val="decimal"/>
@@ -7823,13 +7993,13 @@
       </w:pPr>
     </w:lvl>
   </w:abstractNum>
-  <w:num w:numId="1" w16cid:durableId="889728824">
+  <w:num w:numId="1" w16cid:durableId="1596985755">
     <w:abstractNumId w:val="0"/>
   </w:num>
-  <w:num w:numId="2" w16cid:durableId="1548178987">
+  <w:num w:numId="2" w16cid:durableId="2025085698">
     <w:abstractNumId w:val="1"/>
   </w:num>
-  <w:num w:numId="3" w16cid:durableId="1232353326">
+  <w:num w:numId="3" w16cid:durableId="33386350">
     <w:abstractNumId w:val="2"/>
     <w:lvlOverride w:ilvl="0">
       <w:startOverride w:val="1"/>
@@ -7859,7 +8029,7 @@
       <w:startOverride w:val="1"/>
     </w:lvlOverride>
   </w:num>
-  <w:num w:numId="4" w16cid:durableId="278534790">
+  <w:num w:numId="4" w16cid:durableId="2052683335">
     <w:abstractNumId w:val="2"/>
     <w:lvlOverride w:ilvl="0">
       <w:startOverride w:val="1"/>
@@ -9117,7 +9287,7 @@
   <w:style w:type="table" w:styleId="TableGrid">
     <w:name w:val="Table Grid"/>
     <w:basedOn w:val="TableNormal"/>
-    <w:rsid w:val="007C0432"/>
+    <w:rsid w:val="0075354C"/>
     <w:pPr>
       <w:spacing w:after="0"/>
     </w:pPr>
@@ -9136,7 +9306,7 @@
     <w:name w:val="header"/>
     <w:basedOn w:val="Normal"/>
     <w:link w:val="HeaderChar"/>
-    <w:rsid w:val="007C0432"/>
+    <w:rsid w:val="0075354C"/>
     <w:pPr>
       <w:tabs>
         <w:tab w:val="center" w:pos="4680"/>
@@ -9149,7 +9319,7 @@
     <w:name w:val="Header Char"/>
     <w:basedOn w:val="DefaultParagraphFont"/>
     <w:link w:val="Header"/>
-    <w:rsid w:val="007C0432"/>
+    <w:rsid w:val="0075354C"/>
     <w:rPr>
       <w:rFonts w:ascii="Georgia" w:hAnsi="Georgia"/>
       <w:sz w:val="20"/>
@@ -9159,7 +9329,7 @@
     <w:name w:val="footer"/>
     <w:basedOn w:val="Normal"/>
     <w:link w:val="FooterChar"/>
-    <w:rsid w:val="007C0432"/>
+    <w:rsid w:val="0075354C"/>
     <w:pPr>
       <w:tabs>
         <w:tab w:val="center" w:pos="4680"/>
@@ -9172,7 +9342,7 @@
     <w:name w:val="Footer Char"/>
     <w:basedOn w:val="DefaultParagraphFont"/>
     <w:link w:val="Footer"/>
-    <w:rsid w:val="007C0432"/>
+    <w:rsid w:val="0075354C"/>
     <w:rPr>
       <w:rFonts w:ascii="Georgia" w:hAnsi="Georgia"/>
       <w:sz w:val="20"/>

--- a/docs/BD-Vancouver-Updates-Synopsis-2026-09-03.docx
+++ b/docs/BD-Vancouver-Updates-Synopsis-2026-09-03.docx
@@ -119,6 +119,24 @@
           <w:b/>
           <w:bCs/>
         </w:rPr>
+        <w:t>Verified 7 September</w:t>
+      </w:r>
+      <w:r>
+        <w:t xml:space="preserve"> </w:t>
+      </w:r>
+      <w:r>
+        <w:t>against the BD brain, Apollo, Hunter and the public web; the resolutions and what each rests on are in §6, and §5 says what is still open.</w:t>
+      </w:r>
+    </w:p>
+    <w:p>
+      <w:pPr>
+        <w:pStyle w:val="BodyText"/>
+      </w:pPr>
+      <w:r>
+        <w:rPr>
+          <w:b/>
+          <w:bCs/>
+        </w:rPr>
         <w:t>How to read this.</w:t>
       </w:r>
       <w:r>
@@ -132,10 +150,7 @@
         <w:t>#N</w:t>
       </w:r>
       <w:r>
-        <w:t xml:space="preserve"> </w:t>
-      </w:r>
-      <w:r>
-        <w:t xml:space="preserve">is the canonical org id, </w:t>
+        <w:t xml:space="preserve"> is the canonical org id, </w:t>
       </w:r>
       <w:r>
         <w:rPr>
@@ -175,12 +190,12 @@
         <w:t>name</w:t>
       </w:r>
       <w:r>
-        <w:t>, because the audio garbled several. Section 5 lists what I could not resolve; please answer those before anyone acts on them.</w:t>
+        <w:t>, because the audio garbled several. Section 5 lists what is still open; please answer those before anyone acts on them.</w:t>
       </w:r>
     </w:p>
     <w:p>
       <w:r>
-        <w:pict w14:anchorId="0210B978">
+        <w:pict w14:anchorId="19E8A347">
           <v:rect id="_x0000_i1025" style="width:0;height:1.5pt" o:hralign="center" o:hrstd="t" o:hr="t"/>
         </w:pict>
       </w:r>
@@ -216,10 +231,7 @@
         <w:t>(Colliers Project Leaders, #70132 — name not given, see §5)</w:t>
       </w:r>
       <w:r>
-        <w:t xml:space="preserve"> </w:t>
-      </w:r>
-      <w:r>
-        <w:t xml:space="preserve">is moving from tenant-improvement work into owner’s-representative roles and will have a say in team selection on three public jobs: the </w:t>
+        <w:t xml:space="preserve"> is moving from tenant-improvement work into owner’s-representative roles and will have a say in team selection on three public jobs: the </w:t>
       </w:r>
       <w:r>
         <w:rPr>
@@ -239,7 +251,10 @@
         <w:t>Delta Aquatic Centre</w:t>
       </w:r>
       <w:r>
-        <w:t xml:space="preserve"> (team already set; Omar offered value-engineering or peer review as the way in) and a </w:t>
+        <w:t xml:space="preserve"> </w:t>
+      </w:r>
+      <w:r>
+        <w:t xml:space="preserve">(team already set; Omar offered value-engineering or peer review as the way in) and a </w:t>
       </w:r>
       <w:r>
         <w:rPr>
@@ -249,7 +264,10 @@
         <w:t>BCIT lab</w:t>
       </w:r>
       <w:r>
-        <w:t>. She offered to set up a lunch with the civic/municipal recreation director and, with a warning that he will ask “what’s in it for us”, an intro to her private-sector lead. Omar’s ask of the room: how do we get ahead of these before the tenders land. Ian’s answer: a single coordinated target list of the health-sector prime architects (Fraser Health, VCH, BC Cancer work), with talking points, one owner per contact so three people do not call the same architect.</w:t>
+        <w:t>. She offered to set up a lunch with the civic/municipal recreation director and, with a warning that he will ask “what’s in it for us”</w:t>
+      </w:r>
+      <w:r>
+        <w:t>, an intro to her private-sector lead. Omar’s ask of the room: how do we get ahead of these before the tenders land. Ian’s answer: a single coordinated target list of the health-sector prime architects (Fraser Health, VCH, BC Cancer work), with talking points, one owner per contact so three people do not call the same architect.</w:t>
       </w:r>
     </w:p>
     <w:p>
@@ -264,10 +282,10 @@
         <w:t>Lists and qualifications.</w:t>
       </w:r>
       <w:r>
-        <w:t xml:space="preserve"> </w:t>
-      </w:r>
-      <w:r>
-        <w:t xml:space="preserve">We are not yet on the Fraser Health list; the window closes before November and the “you’re on” notice could come any day, so the architects we would team with should be warmed now. The K-12 seismic (SMP) list still needs the EGBC SRG course — Omar is taking it next week; after that an NDA opens their project database. JB has, after considerable pain, got KOR onto </w:t>
+        <w:t xml:space="preserve"> We are not yet on the Fraser Health list; the window closes before November and the “you’re on” </w:t>
+      </w:r>
+      <w:r>
+        <w:t xml:space="preserve">notice could come any day, so the architects we would team with should be warmed now. The K-12 seismic (SMP) list still needs the EGBC SRG course — Omar is taking it next week; after that an NDA opens their project database. JB has, after considerable pain, got KOR onto </w:t>
       </w:r>
       <w:r>
         <w:rPr>
@@ -292,7 +310,10 @@
         <w:t>Events as the way in.</w:t>
       </w:r>
       <w:r>
-        <w:t xml:space="preserve"> Perkins&amp;Will (#69688, Deltek, 38 people on file) hold a client-appreciation party on </w:t>
+        <w:t xml:space="preserve"> </w:t>
+      </w:r>
+      <w:r>
+        <w:t xml:space="preserve">Perkins&amp;Will (#69688, Deltek, 38 people on file) hold a client-appreciation party on </w:t>
       </w:r>
       <w:r>
         <w:rPr>
@@ -302,14 +323,18 @@
         <w:t>10 September</w:t>
       </w:r>
       <w:r>
-        <w:t xml:space="preserve">; nobody has an invite. Omar is asking an architect friend, Rory will ask “Ike” (P&amp;W, did the “bonus” job), Jim is emailing P&amp;W’s Chief Marketing Officer, JM knows Luciano (moved to P&amp;W about a year ago) and Ryan Bragg </w:t>
+        <w:t xml:space="preserve">; nobody has an invite. Omar is asking an architect friend, Rory will ask “Ike” (P&amp;W, did the “bonus” job), Jim is emailing P&amp;W’s Chief </w:t>
+      </w:r>
+      <w:r>
+        <w:lastRenderedPageBreak/>
+        <w:t xml:space="preserve">Marketing Officer, JM knows Luciano (moved to P&amp;W about a year ago) and Ryan Bragg, Principal </w:t>
       </w:r>
       <w:r>
         <w:rPr>
           <w:i/>
           <w:iCs/>
         </w:rPr>
-        <w:t>[conf: Med, heard “Stagg or Bragg”]</w:t>
+        <w:t>[conf: Med]</w:t>
       </w:r>
       <w:r>
         <w:t xml:space="preserve">. Graham’s client-appreciation night is </w:t>
@@ -325,11 +350,7 @@
         <w:t xml:space="preserve"> </w:t>
       </w:r>
       <w:r>
-        <w:t xml:space="preserve">at the </w:t>
-      </w:r>
-      <w:r>
-        <w:lastRenderedPageBreak/>
-        <w:t>Georgia Hotel — Conor has one invite through a friend and is trying for two more. Ian will produce an events list for Omar.</w:t>
+        <w:t>at the Georgia Hotel — Conor has one invite through a friend and is trying for two more. Ian will produce an events list for Omar.</w:t>
       </w:r>
     </w:p>
     <w:p>
@@ -522,7 +543,7 @@
         <w:t xml:space="preserve"> </w:t>
       </w:r>
       <w:r>
-        <w:t xml:space="preserve">(Victoria, #927758): Jeremy Beintema (Partner, on file) and Gregory Inman (not on file). Ian’s intel: Continuum is the 2020 rebrand of KPL James (Victoria’s oldest practice); founder Tony James died in October 2024, do not raise it. San Diego: a referral to a three-tower owner produced a US$1M proposal that turned out to be leverage against an incumbent; a wood-frame RFP in San Diego goes in this week. </w:t>
+        <w:t xml:space="preserve">(Victoria, #927758): Jeremy Beintema (Partner) and Gregory Eeman (Architect AIBC). The partners are Beintema and Wil Wiens. Ian’s intel: Continuum is the 2020 rebrand of KPL James (Victoria’s oldest practice); founder Tony James died in October 2024, do not raise it. San Diego: a referral to a three-tower owner produced a US$1M proposal that turned out to be leverage against an incumbent; a wood-frame RFP in San Diego goes in this week. </w:t>
       </w:r>
       <w:r>
         <w:rPr>
@@ -547,10 +568,117 @@
           <w:b/>
           <w:bCs/>
         </w:rPr>
+        <w:lastRenderedPageBreak/>
         <w:t>Other pursuits.</w:t>
       </w:r>
       <w:r>
-        <w:t xml:space="preserve"> Lunch with “Big Mike” from CDA (Mike Alivojvodic, #7, kp=8 </w:t>
+        <w:t xml:space="preserve"> Lunch with Mike Alivojvodic of CDA (#7, kp=8) on </w:t>
+      </w:r>
+      <w:r>
+        <w:rPr>
+          <w:b/>
+          <w:bCs/>
+        </w:rPr>
+        <w:t>11 September</w:t>
+      </w:r>
+      <w:r>
+        <w:t xml:space="preserve">; Jim will cold-call </w:t>
+      </w:r>
+      <w:r>
+        <w:rPr>
+          <w:b/>
+          <w:bCs/>
+        </w:rPr>
+        <w:t>Michael De Cotiis</w:t>
+      </w:r>
+      <w:r>
+        <w:t xml:space="preserve"> (President &amp; CEO, Pinnacle International, #53665, CRM #11, a June pursuit) for lunch after the long weekend. </w:t>
+      </w:r>
+      <w:r>
+        <w:rPr>
+          <w:b/>
+          <w:bCs/>
+        </w:rPr>
+        <w:t>Arcadis</w:t>
+      </w:r>
+      <w:r>
+        <w:t xml:space="preserve"> (#153): after last week’s meeting with Terry Gray, follow up while they are bringing BD to Edmonton; JM knows </w:t>
+      </w:r>
+      <w:r>
+        <w:rPr>
+          <w:b/>
+          <w:bCs/>
+        </w:rPr>
+        <w:t>Gwyn Vose</w:t>
+      </w:r>
+      <w:r>
+        <w:t xml:space="preserve"> </w:t>
+      </w:r>
+      <w:r>
+        <w:t xml:space="preserve">(Vancouver lead, 10 to 15 towers together) and will call him; Clement Pun and Mariam are on the Reliance Broadway towers with Rory. </w:t>
+      </w:r>
+      <w:r>
+        <w:rPr>
+          <w:b/>
+          <w:bCs/>
+        </w:rPr>
+        <w:t>MCM Architects</w:t>
+      </w:r>
+      <w:r>
+        <w:t xml:space="preserve"> (#77714) are everywhere with PCI and transit; JM works with Peter Odegaard, a Partner there; last year’s presentation reached only juniors. </w:t>
+      </w:r>
+      <w:r>
+        <w:rPr>
+          <w:b/>
+          <w:bCs/>
+        </w:rPr>
+        <w:t>Calgary</w:t>
+      </w:r>
+      <w:r>
+        <w:t xml:space="preserve">: JM keeps not going; Islam is arranging meetings for late September and will tell him to get on the plane; JM will reach </w:t>
+      </w:r>
+      <w:r>
+        <w:rPr>
+          <w:b/>
+          <w:bCs/>
+        </w:rPr>
+        <w:t>Anthem</w:t>
+      </w:r>
+      <w:r>
+        <w:t xml:space="preserve"> (#207, kp=72) and </w:t>
+      </w:r>
+      <w:r>
+        <w:rPr>
+          <w:b/>
+          <w:bCs/>
+        </w:rPr>
+        <w:t>GGA</w:t>
+      </w:r>
+      <w:r>
+        <w:t xml:space="preserve"> (#8129) himself. </w:t>
+      </w:r>
+      <w:r>
+        <w:rPr>
+          <w:b/>
+          <w:bCs/>
+        </w:rPr>
+        <w:t>Kelowna</w:t>
+      </w:r>
+      <w:r>
+        <w:t xml:space="preserve"> </w:t>
+      </w:r>
+      <w:r>
+        <w:t xml:space="preserve">(Conor): met four groups; Mission Group (#193) then lost the contact, Stephanie, two weeks later; “Barry Architecture” needs JM’s intro; </w:t>
+      </w:r>
+      <w:r>
+        <w:rPr>
+          <w:b/>
+          <w:bCs/>
+        </w:rPr>
+        <w:t>Lauren</w:t>
+      </w:r>
+      <w:r>
+        <w:t xml:space="preserve"> (Lauren Macaulay, Principal, Arcadis Kelowna </w:t>
       </w:r>
       <w:r>
         <w:rPr>
@@ -560,157 +688,6 @@
         <w:t>[conf: Med]</w:t>
       </w:r>
       <w:r>
-        <w:t xml:space="preserve">) on </w:t>
-      </w:r>
-      <w:r>
-        <w:rPr>
-          <w:b/>
-          <w:bCs/>
-        </w:rPr>
-        <w:t>11 September</w:t>
-      </w:r>
-      <w:r>
-        <w:t xml:space="preserve">; Jim will cold-call </w:t>
-      </w:r>
-      <w:r>
-        <w:rPr>
-          <w:b/>
-          <w:bCs/>
-        </w:rPr>
-        <w:t>Michael De Cotiis</w:t>
-      </w:r>
-      <w:r>
-        <w:t xml:space="preserve"> (Pinnacle International, #53665, CRM #11, a June pursuit) for lunch after the long weekend </w:t>
-      </w:r>
-      <w:r>
-        <w:rPr>
-          <w:i/>
-          <w:iCs/>
-        </w:rPr>
-        <w:t xml:space="preserve">[conf: High, heard “Mike </w:t>
-      </w:r>
-      <w:r>
-        <w:rPr>
-          <w:i/>
-          <w:iCs/>
-        </w:rPr>
-        <w:lastRenderedPageBreak/>
-        <w:t>Dakotis”]</w:t>
-      </w:r>
-      <w:r>
-        <w:t xml:space="preserve">. </w:t>
-      </w:r>
-      <w:r>
-        <w:rPr>
-          <w:b/>
-          <w:bCs/>
-        </w:rPr>
-        <w:t>Arcadis</w:t>
-      </w:r>
-      <w:r>
-        <w:t xml:space="preserve"> </w:t>
-      </w:r>
-      <w:r>
-        <w:t xml:space="preserve">(#153): after last week’s meeting with Terry Gray, follow up while they are bringing BD to Edmonton; JM knows </w:t>
-      </w:r>
-      <w:r>
-        <w:rPr>
-          <w:b/>
-          <w:bCs/>
-        </w:rPr>
-        <w:t>Gwyn Vose</w:t>
-      </w:r>
-      <w:r>
-        <w:t xml:space="preserve"> (Vancouver lead, 10 to 15 towers together) and will call him; Clement Pun and Mariam are on the Reliance Broadway towers with Rory. </w:t>
-      </w:r>
-      <w:r>
-        <w:rPr>
-          <w:b/>
-          <w:bCs/>
-        </w:rPr>
-        <w:t>MCM Architects</w:t>
-      </w:r>
-      <w:r>
-        <w:t xml:space="preserve"> </w:t>
-      </w:r>
-      <w:r>
-        <w:rPr>
-          <w:i/>
-          <w:iCs/>
-        </w:rPr>
-        <w:t>[conf: Med, heard “KCM/NCM”]</w:t>
-      </w:r>
-      <w:r>
-        <w:t xml:space="preserve"> are everywhere with PCI and transit; JM works with Peter Odegaard </w:t>
-      </w:r>
-      <w:r>
-        <w:rPr>
-          <w:i/>
-          <w:iCs/>
-        </w:rPr>
-        <w:t>[conf: Low]</w:t>
-      </w:r>
-      <w:r>
-        <w:t xml:space="preserve">; last year’s presentation reached only juniors. </w:t>
-      </w:r>
-      <w:r>
-        <w:rPr>
-          <w:b/>
-          <w:bCs/>
-        </w:rPr>
-        <w:t>Calgary</w:t>
-      </w:r>
-      <w:r>
-        <w:t xml:space="preserve">: JM keeps not going; Islam is arranging meetings for late September and will tell him to get on the plane; JM will reach </w:t>
-      </w:r>
-      <w:r>
-        <w:rPr>
-          <w:b/>
-          <w:bCs/>
-        </w:rPr>
-        <w:t>Anthem</w:t>
-      </w:r>
-      <w:r>
-        <w:t xml:space="preserve"> (#207, kp=72) and </w:t>
-      </w:r>
-      <w:r>
-        <w:rPr>
-          <w:b/>
-          <w:bCs/>
-        </w:rPr>
-        <w:t>GGA</w:t>
-      </w:r>
-      <w:r>
-        <w:t xml:space="preserve"> (#8129) himself. </w:t>
-      </w:r>
-      <w:r>
-        <w:rPr>
-          <w:b/>
-          <w:bCs/>
-        </w:rPr>
-        <w:t>Kelowna</w:t>
-      </w:r>
-      <w:r>
-        <w:t xml:space="preserve"> (Conor): met four groups; Mission Group (#193) then lost the contact, Stephanie, two weeks later; “Barry Architecture” needs JM’s intro; </w:t>
-      </w:r>
-      <w:r>
-        <w:rPr>
-          <w:b/>
-          <w:bCs/>
-        </w:rPr>
-        <w:t>Lauren</w:t>
-      </w:r>
-      <w:r>
-        <w:t xml:space="preserve"> (Lauren Macaulay, Arcadis Kelowna </w:t>
-      </w:r>
-      <w:r>
-        <w:rPr>
-          <w:i/>
-          <w:iCs/>
-        </w:rPr>
-        <w:t>[conf: Med, name and city match only]</w:t>
-      </w:r>
-      <w:r>
         <w:t xml:space="preserve">) owes three developer intros and JM was her first client, so press her. JM to phone Brad Burnett at </w:t>
       </w:r>
       <w:r>
@@ -721,10 +698,7 @@
         <w:t>ITC</w:t>
       </w:r>
       <w:r>
-        <w:t xml:space="preserve"> </w:t>
-      </w:r>
-      <w:r>
-        <w:t xml:space="preserve">(#70926), Omar’s repeated ask. Lost: GEC wood frame (Edmonton), “the turn” undecided, “Kent Arroyo” townhouses </w:t>
+        <w:t xml:space="preserve"> (#70926), Omar’s repeated ask. Lost: GEC wood frame (Edmonton), “the turn” undecided, “Kent Arroyo” townhouses </w:t>
       </w:r>
       <w:r>
         <w:rPr>
@@ -1141,7 +1115,7 @@
                 <w:rFonts w:ascii="Segoe UI" w:hAnsi="Segoe UI" w:cs="Segoe UI"/>
                 <w:sz w:val="17"/>
               </w:rPr>
-              <w:t xml:space="preserve">Set up the lunch/dinner with the civic recreation director via the Colliers </w:t>
+              <w:t xml:space="preserve">Set up the lunch/dinner with the civic recreation </w:t>
             </w:r>
             <w:r>
               <w:rPr>
@@ -1149,7 +1123,7 @@
                 <w:sz w:val="17"/>
               </w:rPr>
               <w:lastRenderedPageBreak/>
-              <w:t>contact; approach her private-sector lead with a concrete “what’s in it for you”</w:t>
+              <w:t>director via the Colliers contact; approach her private-sector lead with a concrete “what’s in it for you”</w:t>
             </w:r>
           </w:p>
         </w:tc>
@@ -1222,7 +1196,7 @@
                 <w:rFonts w:ascii="Segoe UI" w:hAnsi="Segoe UI" w:cs="Segoe UI"/>
                 <w:sz w:val="17"/>
               </w:rPr>
-              <w:t xml:space="preserve">Colliers Project Leaders #70132. BC Cancer prime RFP is already opportunity </w:t>
+              <w:t xml:space="preserve">Colliers Project Leaders #70132. BC Cancer prime </w:t>
             </w:r>
             <w:r>
               <w:rPr>
@@ -1230,7 +1204,7 @@
                 <w:sz w:val="17"/>
               </w:rPr>
               <w:lastRenderedPageBreak/>
-              <w:t>23643</w:t>
+              <w:t>RFP is already opportunity 23643</w:t>
             </w:r>
           </w:p>
         </w:tc>
@@ -1451,7 +1425,7 @@
                 <w:rFonts w:ascii="Segoe UI" w:hAnsi="Segoe UI" w:cs="Segoe UI"/>
                 <w:sz w:val="17"/>
               </w:rPr>
-              <w:t>KRA is not in the brain under that name (§5)</w:t>
+              <w:t>KRA = Kirsten Reite Architecture #71252; Islam’s lunch on 3 July opened the channel</w:t>
             </w:r>
           </w:p>
         </w:tc>
@@ -1807,6 +1781,7 @@
                 <w:rFonts w:ascii="Segoe UI" w:hAnsi="Segoe UI" w:cs="Segoe UI"/>
                 <w:sz w:val="17"/>
               </w:rPr>
+              <w:lastRenderedPageBreak/>
               <w:t>7</w:t>
             </w:r>
           </w:p>
@@ -1828,36 +1803,27 @@
                 <w:rFonts w:ascii="Segoe UI" w:hAnsi="Segoe UI" w:cs="Segoe UI"/>
                 <w:sz w:val="17"/>
               </w:rPr>
-              <w:t xml:space="preserve">Bosa: Robert to broker lunch with Colin Bosa </w:t>
-            </w:r>
-            <w:r>
-              <w:rPr>
-                <w:rFonts w:ascii="Segoe UI" w:hAnsi="Segoe UI" w:cs="Segoe UI"/>
-                <w:sz w:val="17"/>
-              </w:rPr>
-              <w:lastRenderedPageBreak/>
-              <w:t>in October</w:t>
-            </w:r>
-          </w:p>
-        </w:tc>
-        <w:tc>
-          <w:tcPr>
-            <w:tcW w:w="1000" w:type="pct"/>
-          </w:tcPr>
-          <w:p>
-            <w:pPr>
-              <w:pStyle w:val="Compact"/>
-              <w:rPr>
-                <w:rFonts w:ascii="Segoe UI" w:hAnsi="Segoe UI" w:cs="Segoe UI"/>
-                <w:sz w:val="17"/>
-              </w:rPr>
-            </w:pPr>
-            <w:r>
-              <w:rPr>
-                <w:rFonts w:ascii="Segoe UI" w:hAnsi="Segoe UI" w:cs="Segoe UI"/>
-                <w:sz w:val="17"/>
-              </w:rPr>
-              <w:lastRenderedPageBreak/>
+              <w:t>Bosa: Robert to broker lunch with Colin Bosa in October</w:t>
+            </w:r>
+          </w:p>
+        </w:tc>
+        <w:tc>
+          <w:tcPr>
+            <w:tcW w:w="1000" w:type="pct"/>
+          </w:tcPr>
+          <w:p>
+            <w:pPr>
+              <w:pStyle w:val="Compact"/>
+              <w:rPr>
+                <w:rFonts w:ascii="Segoe UI" w:hAnsi="Segoe UI" w:cs="Segoe UI"/>
+                <w:sz w:val="17"/>
+              </w:rPr>
+            </w:pPr>
+            <w:r>
+              <w:rPr>
+                <w:rFonts w:ascii="Segoe UI" w:hAnsi="Segoe UI" w:cs="Segoe UI"/>
+                <w:sz w:val="17"/>
+              </w:rPr>
               <w:t>JB</w:t>
             </w:r>
           </w:p>
@@ -1900,15 +1866,23 @@
                 <w:rFonts w:ascii="Segoe UI" w:hAnsi="Segoe UI" w:cs="Segoe UI"/>
                 <w:sz w:val="17"/>
               </w:rPr>
-              <w:t xml:space="preserve">Colin is a family man, lunch not dinner. Bosa </w:t>
-            </w:r>
-            <w:r>
-              <w:rPr>
-                <w:rFonts w:ascii="Segoe UI" w:hAnsi="Segoe UI" w:cs="Segoe UI"/>
-                <w:sz w:val="17"/>
-              </w:rPr>
-              <w:lastRenderedPageBreak/>
-              <w:t>Properties #38943 kp=44; Bosa Development #69677 kp=79, CRM #70</w:t>
+              <w:t xml:space="preserve">Colin is a family man, lunch not dinner. Robert is most likely Robert Bosa, founder of Bosa Properties and Colin’s father; “Dale” is Dale Bosa, Colin’s brother </w:t>
+            </w:r>
+            <w:r>
+              <w:rPr>
+                <w:rFonts w:ascii="Segoe UI" w:hAnsi="Segoe UI" w:cs="Segoe UI"/>
+                <w:i/>
+                <w:iCs/>
+                <w:sz w:val="17"/>
+              </w:rPr>
+              <w:t>[conf: Med]</w:t>
+            </w:r>
+            <w:r>
+              <w:rPr>
+                <w:rFonts w:ascii="Segoe UI" w:hAnsi="Segoe UI" w:cs="Segoe UI"/>
+                <w:sz w:val="17"/>
+              </w:rPr>
+              <w:t>. Bosa Properties #38943 kp=44</w:t>
             </w:r>
           </w:p>
         </w:tc>
@@ -1934,7 +1908,6 @@
                 <w:rFonts w:ascii="Segoe UI" w:hAnsi="Segoe UI" w:cs="Segoe UI"/>
                 <w:sz w:val="17"/>
               </w:rPr>
-              <w:lastRenderedPageBreak/>
               <w:t>8</w:t>
             </w:r>
           </w:p>
@@ -1956,23 +1929,7 @@
                 <w:rFonts w:ascii="Segoe UI" w:hAnsi="Segoe UI" w:cs="Segoe UI"/>
                 <w:sz w:val="17"/>
               </w:rPr>
-              <w:t xml:space="preserve">Solterra: one-on-one with “Jerry”, the decision maker (Gerry Nichele, President, on file </w:t>
-            </w:r>
-            <w:r>
-              <w:rPr>
-                <w:rFonts w:ascii="Segoe UI" w:hAnsi="Segoe UI" w:cs="Segoe UI"/>
-                <w:i/>
-                <w:iCs/>
-                <w:sz w:val="17"/>
-              </w:rPr>
-              <w:t>[conf: Med]</w:t>
-            </w:r>
-            <w:r>
-              <w:rPr>
-                <w:rFonts w:ascii="Segoe UI" w:hAnsi="Segoe UI" w:cs="Segoe UI"/>
-                <w:sz w:val="17"/>
-              </w:rPr>
-              <w:t>)</w:t>
+              <w:t>Solterra: one-on-one with Gerry Nichele, President and CEO, the decision maker</w:t>
             </w:r>
           </w:p>
         </w:tc>
@@ -2035,7 +1992,7 @@
                 <w:rFonts w:ascii="Segoe UI" w:hAnsi="Segoe UI" w:cs="Segoe UI"/>
                 <w:sz w:val="17"/>
               </w:rPr>
-              <w:t>Solterra Development #69730 kp=53. Names in §5</w:t>
+              <w:t>Solterra Development #69730 kp=53. Other names in §5</w:t>
             </w:r>
           </w:p>
         </w:tc>
@@ -2522,7 +2479,7 @@
                 <w:rFonts w:ascii="Segoe UI" w:hAnsi="Segoe UI" w:cs="Segoe UI"/>
                 <w:sz w:val="17"/>
               </w:rPr>
-              <w:t xml:space="preserve">Seismic assessment for the office-to-hotel client: NDA, ask for structural drawings, fee for the report only; pitch the </w:t>
+              <w:t xml:space="preserve">Seismic assessment for </w:t>
             </w:r>
             <w:r>
               <w:rPr>
@@ -2530,7 +2487,7 @@
                 <w:sz w:val="17"/>
               </w:rPr>
               <w:lastRenderedPageBreak/>
-              <w:t>same to the Coal Harbour hotel developer</w:t>
+              <w:t>the office-to-hotel client: NDA, ask for structural drawings, fee for the report only; pitch the same to the Coal Harbour hotel developer</w:t>
             </w:r>
           </w:p>
         </w:tc>
@@ -2971,7 +2928,7 @@
                 <w:rFonts w:ascii="Segoe UI" w:hAnsi="Segoe UI" w:cs="Segoe UI"/>
                 <w:sz w:val="17"/>
               </w:rPr>
-              <w:t>Lunch with Giovanni (Aquilini)</w:t>
+              <w:t>Lunch with Giovanni Gunawan, Development Manager, Aquilini Development</w:t>
             </w:r>
           </w:p>
         </w:tc>
@@ -3034,7 +2991,7 @@
                 <w:rFonts w:ascii="Segoe UI" w:hAnsi="Segoe UI" w:cs="Segoe UI"/>
                 <w:sz w:val="17"/>
               </w:rPr>
-              <w:t>Relationship, not pitch</w:t>
+              <w:t>Relationship, not pitch. Not yet on file in the brain</w:t>
             </w:r>
           </w:p>
         </w:tc>
@@ -3191,7 +3148,7 @@
                 <w:rFonts w:ascii="Segoe UI" w:hAnsi="Segoe UI" w:cs="Segoe UI"/>
                 <w:sz w:val="17"/>
               </w:rPr>
-              <w:t>Continuum Architecture (Victoria): reach Jeremy Beintema and Gregory Inman via Ben Smith’s intro</w:t>
+              <w:t>Continuum Architecture (Victoria): reach Jeremy Beintema (Partner) and Gregory Eeman (architect) via Ben Smith’s intro; the other partner is Wil Wiens</w:t>
             </w:r>
           </w:p>
         </w:tc>
@@ -3514,23 +3471,7 @@
                 <w:rFonts w:ascii="Segoe UI" w:hAnsi="Segoe UI" w:cs="Segoe UI"/>
                 <w:sz w:val="17"/>
               </w:rPr>
-              <w:t xml:space="preserve">Lunch with “Big Mike” at CDA (Mike Alivojvodic </w:t>
-            </w:r>
-            <w:r>
-              <w:rPr>
-                <w:rFonts w:ascii="Segoe UI" w:hAnsi="Segoe UI" w:cs="Segoe UI"/>
-                <w:i/>
-                <w:iCs/>
-                <w:sz w:val="17"/>
-              </w:rPr>
-              <w:t>[conf: Med]</w:t>
-            </w:r>
-            <w:r>
-              <w:rPr>
-                <w:rFonts w:ascii="Segoe UI" w:hAnsi="Segoe UI" w:cs="Segoe UI"/>
-                <w:sz w:val="17"/>
-              </w:rPr>
-              <w:t>) 11 Sept; call Michael De Cotiis (Pinnacle) for lunch</w:t>
+              <w:t>Lunch with Mike Alivojvodic (Principal, CDA) 11 Sept; call Michael De Cotiis (Pinnacle) for lunch</w:t>
             </w:r>
           </w:p>
         </w:tc>
@@ -3593,7 +3534,7 @@
                 <w:rFonts w:ascii="Segoe UI" w:hAnsi="Segoe UI" w:cs="Segoe UI"/>
                 <w:sz w:val="17"/>
               </w:rPr>
-              <w:t>CDA #7 kp=8, CRM #66; Pinnacle #53665, CRM #11</w:t>
+              <w:t>CDA #7 kp=8, CRM #66; Pinnacle #53665, CRM #11 (next action logged for Jim, due 9 Sept)</w:t>
             </w:r>
           </w:p>
         </w:tc>
@@ -3813,7 +3754,7 @@
                 <w:rFonts w:ascii="Segoe UI" w:hAnsi="Segoe UI" w:cs="Segoe UI"/>
                 <w:sz w:val="17"/>
               </w:rPr>
-              <w:t>Not assigned on the call (“probably worth seeing”); JM has the working contact. #77714; Peter Odegaard unconfirmed</w:t>
+              <w:t>Not assigned on the call (“probably worth seeing”); JM’s working contact Peter Odegaard is a Partner there. #77714</w:t>
             </w:r>
           </w:p>
         </w:tc>
@@ -4183,23 +4124,7 @@
                 <w:rFonts w:ascii="Segoe UI" w:hAnsi="Segoe UI" w:cs="Segoe UI"/>
                 <w:sz w:val="17"/>
               </w:rPr>
-              <w:t xml:space="preserve">Phone Brad at ITC (Brad Burnett, President &amp; CEO, on file </w:t>
-            </w:r>
-            <w:r>
-              <w:rPr>
-                <w:rFonts w:ascii="Segoe UI" w:hAnsi="Segoe UI" w:cs="Segoe UI"/>
-                <w:i/>
-                <w:iCs/>
-                <w:sz w:val="17"/>
-              </w:rPr>
-              <w:t>[conf: Med]</w:t>
-            </w:r>
-            <w:r>
-              <w:rPr>
-                <w:rFonts w:ascii="Segoe UI" w:hAnsi="Segoe UI" w:cs="Segoe UI"/>
-                <w:sz w:val="17"/>
-              </w:rPr>
-              <w:t>)</w:t>
+              <w:t>Phone Brad Burnett, President, ITC Construction Group</w:t>
             </w:r>
           </w:p>
         </w:tc>
@@ -4534,10 +4459,10 @@
         <w:t>A gatekeeper needs a queue.</w:t>
       </w:r>
       <w:r>
-        <w:t xml:space="preserve"> Omar as (co-)gatekeeper implies a triage view: new inbound, owned, next action due, stale. The June “lock each lead to one owner” </w:t>
-      </w:r>
-      <w:r>
-        <w:t>rule is still a rule in prose; the coordination problem Ian described (three people calling one architect) is exactly what an owner lock prevents.</w:t>
+        <w:t xml:space="preserve"> Omar as (co-)gatekeeper implies a triage view: new inbound, owned, next action due, stale. The June </w:t>
+      </w:r>
+      <w:r>
+        <w:t>“lock each lead to one owner” rule is still a rule in prose; the coordination problem Ian described (three people calling one architect) is exactly what an owner lock prevents.</w:t>
       </w:r>
     </w:p>
     <w:p>
@@ -4750,7 +4675,7 @@
         <w:t>KPL James Architecture (#54444) still live beside Continuum Architecture (#927758)</w:t>
       </w:r>
       <w:r>
-        <w:t xml:space="preserve">, which is its 2020 rebrand. People: Mike Alivojvodic ×3 rows, Jeremy Beintema ×2. Missing entirely: KRA, NDY, BAM; Colliers Project Leaders is Kinded </w:t>
+        <w:t xml:space="preserve">, which is its 2020 rebrand. People: Mike Alivojvodic ×3 rows, Jeremy Beintema ×2. Missing entirely: NDY, BAM; Colliers Project Leaders is Kinded </w:t>
       </w:r>
       <w:r>
         <w:rPr>
@@ -4760,7 +4685,7 @@
         <w:t>Architect</w:t>
       </w:r>
       <w:r>
-        <w:t xml:space="preserve">. Missing people: Thomas Lee (GBL), Giovanni (Aquilini), Gregory Inman (Continuum), Ben Smith (BAM), Luciano and Ike (P&amp;W), Salim and Mariam (Arcadis), Peter Odegaard (MCM), Fred (Rize), Robert Bosa, Brian Webster and Mike Balza (Solterra). All of these are one </w:t>
+        <w:t xml:space="preserve">. Missing people: Thomas Lee, Principal or Associate Principal depending on the source (GBL); Giovanni Gunawan, Development Manager (Aquilini Development); Gregory Eeman, architect (Continuum); Peter Odegaard, Partner (MCM); Fred Lin, Development Manager (Rize); Robert Bosa (Bosa Properties founder); Ben Smith (BAM); Luciano and Ike (P&amp;W), Salim and Mariam (Arcadis), Brian Webster and Mike Balza (Solterra) unresolved. Add them through the enrichment path, not by hand. All of these are one </w:t>
       </w:r>
       <w:r>
         <w:rPr>
@@ -4807,10 +4732,7 @@
         <w:t>Omar’s Colliers contact:</w:t>
       </w:r>
       <w:r>
-        <w:t xml:space="preserve"> </w:t>
-      </w:r>
-      <w:r>
-        <w:t>her name, and whether she is at Colliers Project Leaders (#70132) or Colliers International (#5096). Also the word at 0:03 that sounded like “Arana” for the BC Cancer owner body — PHSA?</w:t>
+        <w:t xml:space="preserve"> her name, and whether she is at Colliers Project Leaders (#70132) or Colliers International (#5096). Also the owner body for BC Cancer that sounded like “Arana” at 0:03 — PHSA?</w:t>
       </w:r>
     </w:p>
     <w:p>
@@ -4826,10 +4748,10 @@
           <w:b/>
           <w:bCs/>
         </w:rPr>
-        <w:t>“Parkinson Wheels”</w:t>
-      </w:r>
-      <w:r>
-        <w:t xml:space="preserve"> I have taken as Perkins&amp;Will. Surnames for </w:t>
+        <w:t>Perkins&amp;Will:</w:t>
+      </w:r>
+      <w:r>
+        <w:t xml:space="preserve"> surnames for </w:t>
       </w:r>
       <w:r>
         <w:rPr>
@@ -4839,7 +4761,7 @@
         <w:t>Luciano</w:t>
       </w:r>
       <w:r>
-        <w:t xml:space="preserve"> (came from “Bob”?) and </w:t>
+        <w:t xml:space="preserve"> (moved there about a year ago) and </w:t>
       </w:r>
       <w:r>
         <w:rPr>
@@ -4849,7 +4771,7 @@
         <w:t>Ike</w:t>
       </w:r>
       <w:r>
-        <w:t xml:space="preserve">; is “Stagg or Bragg” </w:t>
+        <w:t xml:space="preserve"> (Rory’s contact), and whether the principal JM remembers is </w:t>
       </w:r>
       <w:r>
         <w:rPr>
@@ -4859,7 +4781,7 @@
         <w:t>Ryan Bragg</w:t>
       </w:r>
       <w:r>
-        <w:t>?</w:t>
+        <w:t>.</w:t>
       </w:r>
     </w:p>
     <w:p>
@@ -4878,10 +4800,10 @@
         <w:t>JB’s Bosa and Solterra names:</w:t>
       </w:r>
       <w:r>
-        <w:t xml:space="preserve"> Robert (Bosa?), Jason, Dale (assistant), Kevin, Brian Webster, Mike Balza, “Charlie, the Wilson proposal” </w:t>
-      </w:r>
-      <w:r>
-        <w:t>— which firm each belongs to. I have Colin Bosa (Bosa Properties CEO) and Gerry Nichele (Solterra President) on file; nobody else.</w:t>
+        <w:t xml:space="preserve"> </w:t>
+      </w:r>
+      <w:r>
+        <w:t>confirm Robert is Robert Bosa (founder of Bosa Properties, Colin’s father) and Dale is Dale Bosa (Colin’s brother). Still unplaced: Jason, Kevin (Solterra has a junior development manager by that name), Brian Webster, Mike Balza, “Charlie, the Wilson proposal”.</w:t>
       </w:r>
     </w:p>
     <w:p>
@@ -4897,10 +4819,20 @@
           <w:b/>
           <w:bCs/>
         </w:rPr>
-        <w:t>KRA</w:t>
-      </w:r>
-      <w:r>
-        <w:t xml:space="preserve"> — which firm; not in the brain under that name (Kasian is, and is not healthcare-led).</w:t>
+        <w:t>“Barry Architecture”</w:t>
+      </w:r>
+      <w:r>
+        <w:t xml:space="preserve"> (Kelowna): which firm. And whether Conor’s </w:t>
+      </w:r>
+      <w:r>
+        <w:rPr>
+          <w:b/>
+          <w:bCs/>
+        </w:rPr>
+        <w:t>Lauren</w:t>
+      </w:r>
+      <w:r>
+        <w:t xml:space="preserve"> is Lauren Macaulay of Arcadis; her title is certain, her being the Kelowna Lauren rests on the brain’s record only.</w:t>
       </w:r>
     </w:p>
     <w:p>
@@ -4916,20 +4848,23 @@
           <w:b/>
           <w:bCs/>
         </w:rPr>
-        <w:t>“Mike Dakotis”</w:t>
-      </w:r>
-      <w:r>
-        <w:t xml:space="preserve"> — </w:t>
+        <w:t>“Kent Arroyo” townhouses</w:t>
+      </w:r>
+      <w:r>
+        <w:t xml:space="preserve"> (Conor, lost) and </w:t>
       </w:r>
       <w:r>
         <w:rPr>
           <w:b/>
           <w:bCs/>
         </w:rPr>
-        <w:t>closed:</w:t>
-      </w:r>
-      <w:r>
-        <w:t xml:space="preserve"> Michael De Cotiis, President &amp; CEO of Pinnacle International (June pursuit, CRM #11, Jim’s). Confirmed by Ian 7 Sept.</w:t>
+        <w:t>“the turn”</w:t>
+      </w:r>
+      <w:r>
+        <w:t xml:space="preserve"> </w:t>
+      </w:r>
+      <w:r>
+        <w:t>(Islam, undecided): project or client names.</w:t>
       </w:r>
     </w:p>
     <w:p>
@@ -4945,20 +4880,10 @@
           <w:b/>
           <w:bCs/>
         </w:rPr>
-        <w:t>“KCM / NCM”</w:t>
-      </w:r>
-      <w:r>
-        <w:t xml:space="preserve"> = MCM Architects? and </w:t>
-      </w:r>
-      <w:r>
-        <w:rPr>
-          <w:b/>
-          <w:bCs/>
-        </w:rPr>
-        <w:t>“Peter Odegard”</w:t>
-      </w:r>
-      <w:r>
-        <w:t>.</w:t>
+        <w:t>“Next Friday at 2”</w:t>
+      </w:r>
+      <w:r>
+        <w:t xml:space="preserve"> (Ian, for Arcadis): a real slot or a joke; JM did not confirm.</w:t>
       </w:r>
     </w:p>
     <w:p>
@@ -4974,20 +4899,10 @@
           <w:b/>
           <w:bCs/>
         </w:rPr>
-        <w:t>“Barry Architecture”</w:t>
-      </w:r>
-      <w:r>
-        <w:t xml:space="preserve"> (Kelowna) and whether Conor’s </w:t>
-      </w:r>
-      <w:r>
-        <w:rPr>
-          <w:b/>
-          <w:bCs/>
-        </w:rPr>
-        <w:t>Lauren</w:t>
-      </w:r>
-      <w:r>
-        <w:t xml:space="preserve"> is Lauren Macaulay of Arcadis Kelowna.</w:t>
+        <w:t>“That thing you sent me”</w:t>
+      </w:r>
+      <w:r>
+        <w:t xml:space="preserve"> (Omar to Ian): which item.</w:t>
       </w:r>
     </w:p>
     <w:p>
@@ -5003,20 +4918,10 @@
           <w:b/>
           <w:bCs/>
         </w:rPr>
-        <w:t>“Kent Arroyo” townhouses</w:t>
-      </w:r>
-      <w:r>
-        <w:t xml:space="preserve"> (Conor, lost) and </w:t>
-      </w:r>
-      <w:r>
-        <w:rPr>
-          <w:b/>
-          <w:bCs/>
-        </w:rPr>
-        <w:t>“the turn”</w:t>
-      </w:r>
-      <w:r>
-        <w:t xml:space="preserve"> (Islam, undecided) — project or client names.</w:t>
+        <w:t>Heather Lands:</w:t>
+      </w:r>
+      <w:r>
+        <w:t xml:space="preserve"> which of GBL’s three south-parcel buildings (25, 18 and 6 storeys at 620 West 35th) is KOR’s Block B, and whether WHM holds A and C.</w:t>
       </w:r>
     </w:p>
     <w:p>
@@ -5032,10 +4937,10 @@
           <w:b/>
           <w:bCs/>
         </w:rPr>
-        <w:t>“Next Friday at 2”</w:t>
-      </w:r>
-      <w:r>
-        <w:t xml:space="preserve"> (Ian, for Arcadis) — a real slot or a joke; JM did not confirm.</w:t>
+        <w:t>Fraser Mills tryout:</w:t>
+      </w:r>
+      <w:r>
+        <w:t xml:space="preserve"> which three teams; JM’s “three towers in West Van” are Uplands, a different job.</w:t>
       </w:r>
     </w:p>
     <w:p>
@@ -5051,10 +4956,13 @@
           <w:b/>
           <w:bCs/>
         </w:rPr>
-        <w:t>“That thing you sent me”</w:t>
-      </w:r>
-      <w:r>
-        <w:t xml:space="preserve"> (Omar to Ian) — which item.</w:t>
+        <w:t>Trillium:</w:t>
+      </w:r>
+      <w:r>
+        <w:t xml:space="preserve"> </w:t>
+      </w:r>
+      <w:r>
+        <w:t>Trillium Communities (#54443, Victoria seniors housing) rather than Trillium Projects (#221, a KOR client)? Who is “Sue” there?</w:t>
       </w:r>
     </w:p>
     <w:p>
@@ -5070,70 +4978,10 @@
           <w:b/>
           <w:bCs/>
         </w:rPr>
-        <w:t>Heather Lands:</w:t>
-      </w:r>
-      <w:r>
-        <w:t xml:space="preserve"> is Aquilini the developer of all three blocks, is KOR’s Block B under Aquilini or GBL, and does WHM hold A and C?</w:t>
-      </w:r>
-    </w:p>
-    <w:p>
-      <w:pPr>
-        <w:pStyle w:val="Compact"/>
-        <w:numPr>
-          <w:ilvl w:val="0"/>
-          <w:numId w:val="4"/>
-        </w:numPr>
-      </w:pPr>
-      <w:r>
-        <w:rPr>
-          <w:b/>
-          <w:bCs/>
-        </w:rPr>
-        <w:t>Fraser Mills tryout:</w:t>
-      </w:r>
-      <w:r>
-        <w:t xml:space="preserve"> which three teams; JM’s “three towers in West Van” are Uplands, a different job.</w:t>
-      </w:r>
-    </w:p>
-    <w:p>
-      <w:pPr>
-        <w:pStyle w:val="Compact"/>
-        <w:numPr>
-          <w:ilvl w:val="0"/>
-          <w:numId w:val="4"/>
-        </w:numPr>
-      </w:pPr>
-      <w:r>
-        <w:rPr>
-          <w:b/>
-          <w:bCs/>
-        </w:rPr>
-        <w:t>Trillium</w:t>
-      </w:r>
-      <w:r>
-        <w:t xml:space="preserve"> </w:t>
-      </w:r>
-      <w:r>
-        <w:t>= Trillium Communities (#54443, Victoria seniors housing) rather than Trillium Projects (#221, a KOR client)? Who is “Sue” there?</w:t>
-      </w:r>
-    </w:p>
-    <w:p>
-      <w:pPr>
-        <w:pStyle w:val="Compact"/>
-        <w:numPr>
-          <w:ilvl w:val="0"/>
-          <w:numId w:val="4"/>
-        </w:numPr>
-      </w:pPr>
-      <w:r>
-        <w:rPr>
-          <w:b/>
-          <w:bCs/>
-        </w:rPr>
-        <w:t>Continuum contacts:</w:t>
-      </w:r>
-      <w:r>
-        <w:t xml:space="preserve"> confirm Gregory Inman; the Victoria partners on file are Beintema, Pettigrew and Wiens, and Kapuscinski has left. Peter Fair is Denver and should not be contacted.</w:t>
+        <w:t>Continuum:</w:t>
+      </w:r>
+      <w:r>
+        <w:t xml:space="preserve"> whether Ben Smith’s second name was Gregory Eeman (Architect AIBC) or someone else. The partners are Beintema and Wiens; Kapuscinski has left; Peter Fair is Denver and is not to be contacted.</w:t>
       </w:r>
     </w:p>
     <w:p>
@@ -5316,7 +5164,7 @@
                 <w:color w:val="1F3B5F"/>
                 <w:sz w:val="17"/>
               </w:rPr>
-              <w:t>On file</w:t>
+              <w:t>On file / verified by</w:t>
             </w:r>
           </w:p>
         </w:tc>
@@ -5464,7 +5312,7 @@
                 <w:rFonts w:ascii="Segoe UI" w:hAnsi="Segoe UI" w:cs="Segoe UI"/>
                 <w:sz w:val="17"/>
               </w:rPr>
-              <w:t>Ryan Bragg, Principal</w:t>
+              <w:t>Ryan Bragg, Principal, Perkins&amp;Will Vancouver</w:t>
             </w:r>
           </w:p>
         </w:tc>
@@ -5506,7 +5354,7 @@
                 <w:rFonts w:ascii="Segoe UI" w:hAnsi="Segoe UI" w:cs="Segoe UI"/>
                 <w:sz w:val="17"/>
               </w:rPr>
-              <w:t>person 4523</w:t>
+              <w:t>person 4523; title verified (Apollo)</w:t>
             </w:r>
           </w:p>
         </w:tc>
@@ -5532,28 +5380,28 @@
                 <w:rFonts w:ascii="Segoe UI" w:hAnsi="Segoe UI" w:cs="Segoe UI"/>
                 <w:sz w:val="17"/>
               </w:rPr>
-              <w:t>Acholini / Bacalini / Aquilini</w:t>
-            </w:r>
-          </w:p>
-        </w:tc>
-        <w:tc>
-          <w:tcPr>
-            <w:tcW w:w="1250" w:type="pct"/>
-          </w:tcPr>
-          <w:p>
-            <w:pPr>
-              <w:pStyle w:val="Compact"/>
-              <w:rPr>
-                <w:rFonts w:ascii="Segoe UI" w:hAnsi="Segoe UI" w:cs="Segoe UI"/>
-                <w:sz w:val="17"/>
-              </w:rPr>
-            </w:pPr>
-            <w:r>
-              <w:rPr>
-                <w:rFonts w:ascii="Segoe UI" w:hAnsi="Segoe UI" w:cs="Segoe UI"/>
-                <w:sz w:val="17"/>
-              </w:rPr>
-              <w:t>Aquilini Investment Group</w:t>
+              <w:t>Mike Dakotis</w:t>
+            </w:r>
+          </w:p>
+        </w:tc>
+        <w:tc>
+          <w:tcPr>
+            <w:tcW w:w="1250" w:type="pct"/>
+          </w:tcPr>
+          <w:p>
+            <w:pPr>
+              <w:pStyle w:val="Compact"/>
+              <w:rPr>
+                <w:rFonts w:ascii="Segoe UI" w:hAnsi="Segoe UI" w:cs="Segoe UI"/>
+                <w:sz w:val="17"/>
+              </w:rPr>
+            </w:pPr>
+            <w:r>
+              <w:rPr>
+                <w:rFonts w:ascii="Segoe UI" w:hAnsi="Segoe UI" w:cs="Segoe UI"/>
+                <w:sz w:val="17"/>
+              </w:rPr>
+              <w:t>Michael De Cotiis, President &amp; CEO, Pinnacle International</w:t>
             </w:r>
           </w:p>
         </w:tc>
@@ -5595,7 +5443,7 @@
                 <w:rFonts w:ascii="Segoe UI" w:hAnsi="Segoe UI" w:cs="Segoe UI"/>
                 <w:sz w:val="17"/>
               </w:rPr>
-              <w:t>#147, kp=36, CRM #238</w:t>
+              <w:t>#53665, CRM #11; web</w:t>
             </w:r>
           </w:p>
         </w:tc>
@@ -5621,28 +5469,28 @@
                 <w:rFonts w:ascii="Segoe UI" w:hAnsi="Segoe UI" w:cs="Segoe UI"/>
                 <w:sz w:val="17"/>
               </w:rPr>
-              <w:t>Wiki Meverhurst</w:t>
-            </w:r>
-          </w:p>
-        </w:tc>
-        <w:tc>
-          <w:tcPr>
-            <w:tcW w:w="1250" w:type="pct"/>
-          </w:tcPr>
-          <w:p>
-            <w:pPr>
-              <w:pStyle w:val="Compact"/>
-              <w:rPr>
-                <w:rFonts w:ascii="Segoe UI" w:hAnsi="Segoe UI" w:cs="Segoe UI"/>
-                <w:sz w:val="17"/>
-              </w:rPr>
-            </w:pPr>
-            <w:r>
-              <w:rPr>
-                <w:rFonts w:ascii="Segoe UI" w:hAnsi="Segoe UI" w:cs="Segoe UI"/>
-                <w:sz w:val="17"/>
-              </w:rPr>
-              <w:t>WHM Structural Engineers (Wicke Herfst Maver)</w:t>
+              <w:t>KRA</w:t>
+            </w:r>
+          </w:p>
+        </w:tc>
+        <w:tc>
+          <w:tcPr>
+            <w:tcW w:w="1250" w:type="pct"/>
+          </w:tcPr>
+          <w:p>
+            <w:pPr>
+              <w:pStyle w:val="Compact"/>
+              <w:rPr>
+                <w:rFonts w:ascii="Segoe UI" w:hAnsi="Segoe UI" w:cs="Segoe UI"/>
+                <w:sz w:val="17"/>
+              </w:rPr>
+            </w:pPr>
+            <w:r>
+              <w:rPr>
+                <w:rFonts w:ascii="Segoe UI" w:hAnsi="Segoe UI" w:cs="Segoe UI"/>
+                <w:sz w:val="17"/>
+              </w:rPr>
+              <w:t>Kirsten Reite Architecture</w:t>
             </w:r>
           </w:p>
         </w:tc>
@@ -5684,7 +5532,7 @@
                 <w:rFonts w:ascii="Segoe UI" w:hAnsi="Segoe UI" w:cs="Segoe UI"/>
                 <w:sz w:val="17"/>
               </w:rPr>
-              <w:t>#69332 / #77756</w:t>
+              <w:t>#71252; Islam’s 3 July lunch</w:t>
             </w:r>
           </w:p>
         </w:tc>
@@ -5710,28 +5558,28 @@
                 <w:rFonts w:ascii="Segoe UI" w:hAnsi="Segoe UI" w:cs="Segoe UI"/>
                 <w:sz w:val="17"/>
               </w:rPr>
-              <w:t>BD (Fraser Mills)</w:t>
-            </w:r>
-          </w:p>
-        </w:tc>
-        <w:tc>
-          <w:tcPr>
-            <w:tcW w:w="1250" w:type="pct"/>
-          </w:tcPr>
-          <w:p>
-            <w:pPr>
-              <w:pStyle w:val="Compact"/>
-              <w:rPr>
-                <w:rFonts w:ascii="Segoe UI" w:hAnsi="Segoe UI" w:cs="Segoe UI"/>
-                <w:sz w:val="17"/>
-              </w:rPr>
-            </w:pPr>
-            <w:r>
-              <w:rPr>
-                <w:rFonts w:ascii="Segoe UI" w:hAnsi="Segoe UI" w:cs="Segoe UI"/>
-                <w:sz w:val="17"/>
-              </w:rPr>
-              <w:t>Beedie Development Group</w:t>
+              <w:t>Gregory Inman</w:t>
+            </w:r>
+          </w:p>
+        </w:tc>
+        <w:tc>
+          <w:tcPr>
+            <w:tcW w:w="1250" w:type="pct"/>
+          </w:tcPr>
+          <w:p>
+            <w:pPr>
+              <w:pStyle w:val="Compact"/>
+              <w:rPr>
+                <w:rFonts w:ascii="Segoe UI" w:hAnsi="Segoe UI" w:cs="Segoe UI"/>
+                <w:sz w:val="17"/>
+              </w:rPr>
+            </w:pPr>
+            <w:r>
+              <w:rPr>
+                <w:rFonts w:ascii="Segoe UI" w:hAnsi="Segoe UI" w:cs="Segoe UI"/>
+                <w:sz w:val="17"/>
+              </w:rPr>
+              <w:t>Gregory Eeman, Architect AIBC, Continuum Architecture</w:t>
             </w:r>
           </w:p>
         </w:tc>
@@ -5773,7 +5621,7 @@
                 <w:rFonts w:ascii="Segoe UI" w:hAnsi="Segoe UI" w:cs="Segoe UI"/>
                 <w:sz w:val="17"/>
               </w:rPr>
-              <w:t>#66, kp=20</w:t>
+              <w:t>Apollo + Hunter; not a partner</w:t>
             </w:r>
           </w:p>
         </w:tc>
@@ -5799,28 +5647,28 @@
                 <w:rFonts w:ascii="Segoe UI" w:hAnsi="Segoe UI" w:cs="Segoe UI"/>
                 <w:sz w:val="17"/>
               </w:rPr>
-              <w:t>New Heatherlands</w:t>
-            </w:r>
-          </w:p>
-        </w:tc>
-        <w:tc>
-          <w:tcPr>
-            <w:tcW w:w="1250" w:type="pct"/>
-          </w:tcPr>
-          <w:p>
-            <w:pPr>
-              <w:pStyle w:val="Compact"/>
-              <w:rPr>
-                <w:rFonts w:ascii="Segoe UI" w:hAnsi="Segoe UI" w:cs="Segoe UI"/>
-                <w:sz w:val="17"/>
-              </w:rPr>
-            </w:pPr>
-            <w:r>
-              <w:rPr>
-                <w:rFonts w:ascii="Segoe UI" w:hAnsi="Segoe UI" w:cs="Segoe UI"/>
-                <w:sz w:val="17"/>
-              </w:rPr>
-              <w:t>Heather Lands (Vancouver)</w:t>
+              <w:t>Giovanni (Aquilini)</w:t>
+            </w:r>
+          </w:p>
+        </w:tc>
+        <w:tc>
+          <w:tcPr>
+            <w:tcW w:w="1250" w:type="pct"/>
+          </w:tcPr>
+          <w:p>
+            <w:pPr>
+              <w:pStyle w:val="Compact"/>
+              <w:rPr>
+                <w:rFonts w:ascii="Segoe UI" w:hAnsi="Segoe UI" w:cs="Segoe UI"/>
+                <w:sz w:val="17"/>
+              </w:rPr>
+            </w:pPr>
+            <w:r>
+              <w:rPr>
+                <w:rFonts w:ascii="Segoe UI" w:hAnsi="Segoe UI" w:cs="Segoe UI"/>
+                <w:sz w:val="17"/>
+              </w:rPr>
+              <w:t>Giovanni Gunawan, Development Manager, Aquilini Development</w:t>
             </w:r>
           </w:p>
         </w:tc>
@@ -5862,7 +5710,7 @@
                 <w:rFonts w:ascii="Segoe UI" w:hAnsi="Segoe UI" w:cs="Segoe UI"/>
                 <w:sz w:val="17"/>
               </w:rPr>
-              <w:t>project, not an org</w:t>
+              <w:t>Apollo + LinkedIn</w:t>
             </w:r>
           </w:p>
         </w:tc>
@@ -5888,70 +5736,70 @@
                 <w:rFonts w:ascii="Segoe UI" w:hAnsi="Segoe UI" w:cs="Segoe UI"/>
                 <w:sz w:val="17"/>
               </w:rPr>
-              <w:t>Big Mike from CDA</w:t>
-            </w:r>
-          </w:p>
-        </w:tc>
-        <w:tc>
-          <w:tcPr>
-            <w:tcW w:w="1250" w:type="pct"/>
-          </w:tcPr>
-          <w:p>
-            <w:pPr>
-              <w:pStyle w:val="Compact"/>
-              <w:rPr>
-                <w:rFonts w:ascii="Segoe UI" w:hAnsi="Segoe UI" w:cs="Segoe UI"/>
-                <w:sz w:val="17"/>
-              </w:rPr>
-            </w:pPr>
-            <w:r>
-              <w:rPr>
-                <w:rFonts w:ascii="Segoe UI" w:hAnsi="Segoe UI" w:cs="Segoe UI"/>
-                <w:sz w:val="17"/>
-              </w:rPr>
-              <w:t>Mike Alivojvodic, Principal, Chris Dikeakos Architects</w:t>
-            </w:r>
-          </w:p>
-        </w:tc>
-        <w:tc>
-          <w:tcPr>
-            <w:tcW w:w="1250" w:type="pct"/>
-          </w:tcPr>
-          <w:p>
-            <w:pPr>
-              <w:pStyle w:val="Compact"/>
-              <w:rPr>
-                <w:rFonts w:ascii="Segoe UI" w:hAnsi="Segoe UI" w:cs="Segoe UI"/>
-                <w:sz w:val="17"/>
-              </w:rPr>
-            </w:pPr>
-            <w:r>
-              <w:rPr>
-                <w:rFonts w:ascii="Segoe UI" w:hAnsi="Segoe UI" w:cs="Segoe UI"/>
-                <w:sz w:val="17"/>
-              </w:rPr>
-              <w:t>Med</w:t>
-            </w:r>
-          </w:p>
-        </w:tc>
-        <w:tc>
-          <w:tcPr>
-            <w:tcW w:w="1250" w:type="pct"/>
-          </w:tcPr>
-          <w:p>
-            <w:pPr>
-              <w:pStyle w:val="Compact"/>
-              <w:rPr>
-                <w:rFonts w:ascii="Segoe UI" w:hAnsi="Segoe UI" w:cs="Segoe UI"/>
-                <w:sz w:val="17"/>
-              </w:rPr>
-            </w:pPr>
-            <w:r>
-              <w:rPr>
-                <w:rFonts w:ascii="Segoe UI" w:hAnsi="Segoe UI" w:cs="Segoe UI"/>
-                <w:sz w:val="17"/>
-              </w:rPr>
-              <w:t>#7, kp=8</w:t>
+              <w:t>Thomas Lee (GBL)</w:t>
+            </w:r>
+          </w:p>
+        </w:tc>
+        <w:tc>
+          <w:tcPr>
+            <w:tcW w:w="1250" w:type="pct"/>
+          </w:tcPr>
+          <w:p>
+            <w:pPr>
+              <w:pStyle w:val="Compact"/>
+              <w:rPr>
+                <w:rFonts w:ascii="Segoe UI" w:hAnsi="Segoe UI" w:cs="Segoe UI"/>
+                <w:sz w:val="17"/>
+              </w:rPr>
+            </w:pPr>
+            <w:r>
+              <w:rPr>
+                <w:rFonts w:ascii="Segoe UI" w:hAnsi="Segoe UI" w:cs="Segoe UI"/>
+                <w:sz w:val="17"/>
+              </w:rPr>
+              <w:t>Thomas Lee, Principal (Hunter) / Associate Principal (Apollo), GBL Architects</w:t>
+            </w:r>
+          </w:p>
+        </w:tc>
+        <w:tc>
+          <w:tcPr>
+            <w:tcW w:w="1250" w:type="pct"/>
+          </w:tcPr>
+          <w:p>
+            <w:pPr>
+              <w:pStyle w:val="Compact"/>
+              <w:rPr>
+                <w:rFonts w:ascii="Segoe UI" w:hAnsi="Segoe UI" w:cs="Segoe UI"/>
+                <w:sz w:val="17"/>
+              </w:rPr>
+            </w:pPr>
+            <w:r>
+              <w:rPr>
+                <w:rFonts w:ascii="Segoe UI" w:hAnsi="Segoe UI" w:cs="Segoe UI"/>
+                <w:sz w:val="17"/>
+              </w:rPr>
+              <w:t>High</w:t>
+            </w:r>
+          </w:p>
+        </w:tc>
+        <w:tc>
+          <w:tcPr>
+            <w:tcW w:w="1250" w:type="pct"/>
+          </w:tcPr>
+          <w:p>
+            <w:pPr>
+              <w:pStyle w:val="Compact"/>
+              <w:rPr>
+                <w:rFonts w:ascii="Segoe UI" w:hAnsi="Segoe UI" w:cs="Segoe UI"/>
+                <w:sz w:val="17"/>
+              </w:rPr>
+            </w:pPr>
+            <w:r>
+              <w:rPr>
+                <w:rFonts w:ascii="Segoe UI" w:hAnsi="Segoe UI" w:cs="Segoe UI"/>
+                <w:sz w:val="17"/>
+              </w:rPr>
+              <w:t>Apollo + Hunter</w:t>
             </w:r>
           </w:p>
         </w:tc>
@@ -5977,28 +5825,28 @@
                 <w:rFonts w:ascii="Segoe UI" w:hAnsi="Segoe UI" w:cs="Segoe UI"/>
                 <w:sz w:val="17"/>
               </w:rPr>
-              <w:t>Mike Dakotis</w:t>
-            </w:r>
-          </w:p>
-        </w:tc>
-        <w:tc>
-          <w:tcPr>
-            <w:tcW w:w="1250" w:type="pct"/>
-          </w:tcPr>
-          <w:p>
-            <w:pPr>
-              <w:pStyle w:val="Compact"/>
-              <w:rPr>
-                <w:rFonts w:ascii="Segoe UI" w:hAnsi="Segoe UI" w:cs="Segoe UI"/>
-                <w:sz w:val="17"/>
-              </w:rPr>
-            </w:pPr>
-            <w:r>
-              <w:rPr>
-                <w:rFonts w:ascii="Segoe UI" w:hAnsi="Segoe UI" w:cs="Segoe UI"/>
-                <w:sz w:val="17"/>
-              </w:rPr>
-              <w:t>Michael De Cotiis, President &amp; CEO, Pinnacle International</w:t>
+              <w:t>Peter Odegard</w:t>
+            </w:r>
+          </w:p>
+        </w:tc>
+        <w:tc>
+          <w:tcPr>
+            <w:tcW w:w="1250" w:type="pct"/>
+          </w:tcPr>
+          <w:p>
+            <w:pPr>
+              <w:pStyle w:val="Compact"/>
+              <w:rPr>
+                <w:rFonts w:ascii="Segoe UI" w:hAnsi="Segoe UI" w:cs="Segoe UI"/>
+                <w:sz w:val="17"/>
+              </w:rPr>
+            </w:pPr>
+            <w:r>
+              <w:rPr>
+                <w:rFonts w:ascii="Segoe UI" w:hAnsi="Segoe UI" w:cs="Segoe UI"/>
+                <w:sz w:val="17"/>
+              </w:rPr>
+              <w:t>Peter Odegaard, Partner, MCM Architects</w:t>
             </w:r>
           </w:p>
         </w:tc>
@@ -6040,7 +5888,7 @@
                 <w:rFonts w:ascii="Segoe UI" w:hAnsi="Segoe UI" w:cs="Segoe UI"/>
                 <w:sz w:val="17"/>
               </w:rPr>
-              <w:t>#53665, CRM #11</w:t>
+              <w:t>Apollo + web</w:t>
             </w:r>
           </w:p>
         </w:tc>
@@ -6066,28 +5914,28 @@
                 <w:rFonts w:ascii="Segoe UI" w:hAnsi="Segoe UI" w:cs="Segoe UI"/>
                 <w:sz w:val="17"/>
               </w:rPr>
-              <w:t>Terry (Arcadis)</w:t>
-            </w:r>
-          </w:p>
-        </w:tc>
-        <w:tc>
-          <w:tcPr>
-            <w:tcW w:w="1250" w:type="pct"/>
-          </w:tcPr>
-          <w:p>
-            <w:pPr>
-              <w:pStyle w:val="Compact"/>
-              <w:rPr>
-                <w:rFonts w:ascii="Segoe UI" w:hAnsi="Segoe UI" w:cs="Segoe UI"/>
-                <w:sz w:val="17"/>
-              </w:rPr>
-            </w:pPr>
-            <w:r>
-              <w:rPr>
-                <w:rFonts w:ascii="Segoe UI" w:hAnsi="Segoe UI" w:cs="Segoe UI"/>
-                <w:sz w:val="17"/>
-              </w:rPr>
-              <w:t>Terry Gray, Assoc. Principal, Govt &amp; Civic</w:t>
+              <w:t>Fred at Rise / Ruiz</w:t>
+            </w:r>
+          </w:p>
+        </w:tc>
+        <w:tc>
+          <w:tcPr>
+            <w:tcW w:w="1250" w:type="pct"/>
+          </w:tcPr>
+          <w:p>
+            <w:pPr>
+              <w:pStyle w:val="Compact"/>
+              <w:rPr>
+                <w:rFonts w:ascii="Segoe UI" w:hAnsi="Segoe UI" w:cs="Segoe UI"/>
+                <w:sz w:val="17"/>
+              </w:rPr>
+            </w:pPr>
+            <w:r>
+              <w:rPr>
+                <w:rFonts w:ascii="Segoe UI" w:hAnsi="Segoe UI" w:cs="Segoe UI"/>
+                <w:sz w:val="17"/>
+              </w:rPr>
+              <w:t>Fred Lin, Development Manager, Rize</w:t>
             </w:r>
           </w:p>
         </w:tc>
@@ -6129,7 +5977,7 @@
                 <w:rFonts w:ascii="Segoe UI" w:hAnsi="Segoe UI" w:cs="Segoe UI"/>
                 <w:sz w:val="17"/>
               </w:rPr>
-              <w:t>Arcadis #153</w:t>
+              <w:t>Apollo + Hunter</w:t>
             </w:r>
           </w:p>
         </w:tc>
@@ -6155,70 +6003,70 @@
                 <w:rFonts w:ascii="Segoe UI" w:hAnsi="Segoe UI" w:cs="Segoe UI"/>
                 <w:sz w:val="17"/>
               </w:rPr>
-              <w:t>Gwen / Gwyn</w:t>
-            </w:r>
-          </w:p>
-        </w:tc>
-        <w:tc>
-          <w:tcPr>
-            <w:tcW w:w="1250" w:type="pct"/>
-          </w:tcPr>
-          <w:p>
-            <w:pPr>
-              <w:pStyle w:val="Compact"/>
-              <w:rPr>
-                <w:rFonts w:ascii="Segoe UI" w:hAnsi="Segoe UI" w:cs="Segoe UI"/>
-                <w:sz w:val="17"/>
-              </w:rPr>
-            </w:pPr>
-            <w:r>
-              <w:rPr>
-                <w:rFonts w:ascii="Segoe UI" w:hAnsi="Segoe UI" w:cs="Segoe UI"/>
-                <w:sz w:val="17"/>
-              </w:rPr>
-              <w:t>Gwyn Vose, Canada West Practice Group Manager</w:t>
-            </w:r>
-          </w:p>
-        </w:tc>
-        <w:tc>
-          <w:tcPr>
-            <w:tcW w:w="1250" w:type="pct"/>
-          </w:tcPr>
-          <w:p>
-            <w:pPr>
-              <w:pStyle w:val="Compact"/>
-              <w:rPr>
-                <w:rFonts w:ascii="Segoe UI" w:hAnsi="Segoe UI" w:cs="Segoe UI"/>
-                <w:sz w:val="17"/>
-              </w:rPr>
-            </w:pPr>
-            <w:r>
-              <w:rPr>
-                <w:rFonts w:ascii="Segoe UI" w:hAnsi="Segoe UI" w:cs="Segoe UI"/>
-                <w:sz w:val="17"/>
-              </w:rPr>
-              <w:t>High</w:t>
-            </w:r>
-          </w:p>
-        </w:tc>
-        <w:tc>
-          <w:tcPr>
-            <w:tcW w:w="1250" w:type="pct"/>
-          </w:tcPr>
-          <w:p>
-            <w:pPr>
-              <w:pStyle w:val="Compact"/>
-              <w:rPr>
-                <w:rFonts w:ascii="Segoe UI" w:hAnsi="Segoe UI" w:cs="Segoe UI"/>
-                <w:sz w:val="17"/>
-              </w:rPr>
-            </w:pPr>
-            <w:r>
-              <w:rPr>
-                <w:rFonts w:ascii="Segoe UI" w:hAnsi="Segoe UI" w:cs="Segoe UI"/>
-                <w:sz w:val="17"/>
-              </w:rPr>
-              <w:t>Arcadis #153</w:t>
+              <w:t>Robert (Bosa)</w:t>
+            </w:r>
+          </w:p>
+        </w:tc>
+        <w:tc>
+          <w:tcPr>
+            <w:tcW w:w="1250" w:type="pct"/>
+          </w:tcPr>
+          <w:p>
+            <w:pPr>
+              <w:pStyle w:val="Compact"/>
+              <w:rPr>
+                <w:rFonts w:ascii="Segoe UI" w:hAnsi="Segoe UI" w:cs="Segoe UI"/>
+                <w:sz w:val="17"/>
+              </w:rPr>
+            </w:pPr>
+            <w:r>
+              <w:rPr>
+                <w:rFonts w:ascii="Segoe UI" w:hAnsi="Segoe UI" w:cs="Segoe UI"/>
+                <w:sz w:val="17"/>
+              </w:rPr>
+              <w:t>Robert Bosa, founder of Bosa Properties, Colin’s father</w:t>
+            </w:r>
+          </w:p>
+        </w:tc>
+        <w:tc>
+          <w:tcPr>
+            <w:tcW w:w="1250" w:type="pct"/>
+          </w:tcPr>
+          <w:p>
+            <w:pPr>
+              <w:pStyle w:val="Compact"/>
+              <w:rPr>
+                <w:rFonts w:ascii="Segoe UI" w:hAnsi="Segoe UI" w:cs="Segoe UI"/>
+                <w:sz w:val="17"/>
+              </w:rPr>
+            </w:pPr>
+            <w:r>
+              <w:rPr>
+                <w:rFonts w:ascii="Segoe UI" w:hAnsi="Segoe UI" w:cs="Segoe UI"/>
+                <w:sz w:val="17"/>
+              </w:rPr>
+              <w:t>Med</w:t>
+            </w:r>
+          </w:p>
+        </w:tc>
+        <w:tc>
+          <w:tcPr>
+            <w:tcW w:w="1250" w:type="pct"/>
+          </w:tcPr>
+          <w:p>
+            <w:pPr>
+              <w:pStyle w:val="Compact"/>
+              <w:rPr>
+                <w:rFonts w:ascii="Segoe UI" w:hAnsi="Segoe UI" w:cs="Segoe UI"/>
+                <w:sz w:val="17"/>
+              </w:rPr>
+            </w:pPr>
+            <w:r>
+              <w:rPr>
+                <w:rFonts w:ascii="Segoe UI" w:hAnsi="Segoe UI" w:cs="Segoe UI"/>
+                <w:sz w:val="17"/>
+              </w:rPr>
+              <w:t>web (family record); not on file</w:t>
             </w:r>
           </w:p>
         </w:tc>
@@ -6244,70 +6092,70 @@
                 <w:rFonts w:ascii="Segoe UI" w:hAnsi="Segoe UI" w:cs="Segoe UI"/>
                 <w:sz w:val="17"/>
               </w:rPr>
-              <w:t>Clement</w:t>
-            </w:r>
-          </w:p>
-        </w:tc>
-        <w:tc>
-          <w:tcPr>
-            <w:tcW w:w="1250" w:type="pct"/>
-          </w:tcPr>
-          <w:p>
-            <w:pPr>
-              <w:pStyle w:val="Compact"/>
-              <w:rPr>
-                <w:rFonts w:ascii="Segoe UI" w:hAnsi="Segoe UI" w:cs="Segoe UI"/>
-                <w:sz w:val="17"/>
-              </w:rPr>
-            </w:pPr>
-            <w:r>
-              <w:rPr>
-                <w:rFonts w:ascii="Segoe UI" w:hAnsi="Segoe UI" w:cs="Segoe UI"/>
-                <w:sz w:val="17"/>
-              </w:rPr>
-              <w:t>Clement Pun, Practice Group Director, Living</w:t>
-            </w:r>
-          </w:p>
-        </w:tc>
-        <w:tc>
-          <w:tcPr>
-            <w:tcW w:w="1250" w:type="pct"/>
-          </w:tcPr>
-          <w:p>
-            <w:pPr>
-              <w:pStyle w:val="Compact"/>
-              <w:rPr>
-                <w:rFonts w:ascii="Segoe UI" w:hAnsi="Segoe UI" w:cs="Segoe UI"/>
-                <w:sz w:val="17"/>
-              </w:rPr>
-            </w:pPr>
-            <w:r>
-              <w:rPr>
-                <w:rFonts w:ascii="Segoe UI" w:hAnsi="Segoe UI" w:cs="Segoe UI"/>
-                <w:sz w:val="17"/>
-              </w:rPr>
-              <w:t>High</w:t>
-            </w:r>
-          </w:p>
-        </w:tc>
-        <w:tc>
-          <w:tcPr>
-            <w:tcW w:w="1250" w:type="pct"/>
-          </w:tcPr>
-          <w:p>
-            <w:pPr>
-              <w:pStyle w:val="Compact"/>
-              <w:rPr>
-                <w:rFonts w:ascii="Segoe UI" w:hAnsi="Segoe UI" w:cs="Segoe UI"/>
-                <w:sz w:val="17"/>
-              </w:rPr>
-            </w:pPr>
-            <w:r>
-              <w:rPr>
-                <w:rFonts w:ascii="Segoe UI" w:hAnsi="Segoe UI" w:cs="Segoe UI"/>
-                <w:sz w:val="17"/>
-              </w:rPr>
-              <w:t>Arcadis #153</w:t>
+              <w:t>Dale (Bosa)</w:t>
+            </w:r>
+          </w:p>
+        </w:tc>
+        <w:tc>
+          <w:tcPr>
+            <w:tcW w:w="1250" w:type="pct"/>
+          </w:tcPr>
+          <w:p>
+            <w:pPr>
+              <w:pStyle w:val="Compact"/>
+              <w:rPr>
+                <w:rFonts w:ascii="Segoe UI" w:hAnsi="Segoe UI" w:cs="Segoe UI"/>
+                <w:sz w:val="17"/>
+              </w:rPr>
+            </w:pPr>
+            <w:r>
+              <w:rPr>
+                <w:rFonts w:ascii="Segoe UI" w:hAnsi="Segoe UI" w:cs="Segoe UI"/>
+                <w:sz w:val="17"/>
+              </w:rPr>
+              <w:t>Dale Bosa, Colin’s brother</w:t>
+            </w:r>
+          </w:p>
+        </w:tc>
+        <w:tc>
+          <w:tcPr>
+            <w:tcW w:w="1250" w:type="pct"/>
+          </w:tcPr>
+          <w:p>
+            <w:pPr>
+              <w:pStyle w:val="Compact"/>
+              <w:rPr>
+                <w:rFonts w:ascii="Segoe UI" w:hAnsi="Segoe UI" w:cs="Segoe UI"/>
+                <w:sz w:val="17"/>
+              </w:rPr>
+            </w:pPr>
+            <w:r>
+              <w:rPr>
+                <w:rFonts w:ascii="Segoe UI" w:hAnsi="Segoe UI" w:cs="Segoe UI"/>
+                <w:sz w:val="17"/>
+              </w:rPr>
+              <w:t>Med</w:t>
+            </w:r>
+          </w:p>
+        </w:tc>
+        <w:tc>
+          <w:tcPr>
+            <w:tcW w:w="1250" w:type="pct"/>
+          </w:tcPr>
+          <w:p>
+            <w:pPr>
+              <w:pStyle w:val="Compact"/>
+              <w:rPr>
+                <w:rFonts w:ascii="Segoe UI" w:hAnsi="Segoe UI" w:cs="Segoe UI"/>
+                <w:sz w:val="17"/>
+              </w:rPr>
+            </w:pPr>
+            <w:r>
+              <w:rPr>
+                <w:rFonts w:ascii="Segoe UI" w:hAnsi="Segoe UI" w:cs="Segoe UI"/>
+                <w:sz w:val="17"/>
+              </w:rPr>
+              <w:t>web</w:t>
             </w:r>
           </w:p>
         </w:tc>
@@ -6333,70 +6181,70 @@
                 <w:rFonts w:ascii="Segoe UI" w:hAnsi="Segoe UI" w:cs="Segoe UI"/>
                 <w:sz w:val="17"/>
               </w:rPr>
-              <w:t>Jerry (Solterra)</w:t>
-            </w:r>
-          </w:p>
-        </w:tc>
-        <w:tc>
-          <w:tcPr>
-            <w:tcW w:w="1250" w:type="pct"/>
-          </w:tcPr>
-          <w:p>
-            <w:pPr>
-              <w:pStyle w:val="Compact"/>
-              <w:rPr>
-                <w:rFonts w:ascii="Segoe UI" w:hAnsi="Segoe UI" w:cs="Segoe UI"/>
-                <w:sz w:val="17"/>
-              </w:rPr>
-            </w:pPr>
-            <w:r>
-              <w:rPr>
-                <w:rFonts w:ascii="Segoe UI" w:hAnsi="Segoe UI" w:cs="Segoe UI"/>
-                <w:sz w:val="17"/>
-              </w:rPr>
-              <w:t>Gerry Nichele, President</w:t>
-            </w:r>
-          </w:p>
-        </w:tc>
-        <w:tc>
-          <w:tcPr>
-            <w:tcW w:w="1250" w:type="pct"/>
-          </w:tcPr>
-          <w:p>
-            <w:pPr>
-              <w:pStyle w:val="Compact"/>
-              <w:rPr>
-                <w:rFonts w:ascii="Segoe UI" w:hAnsi="Segoe UI" w:cs="Segoe UI"/>
-                <w:sz w:val="17"/>
-              </w:rPr>
-            </w:pPr>
-            <w:r>
-              <w:rPr>
-                <w:rFonts w:ascii="Segoe UI" w:hAnsi="Segoe UI" w:cs="Segoe UI"/>
-                <w:sz w:val="17"/>
-              </w:rPr>
-              <w:t>Med</w:t>
-            </w:r>
-          </w:p>
-        </w:tc>
-        <w:tc>
-          <w:tcPr>
-            <w:tcW w:w="1250" w:type="pct"/>
-          </w:tcPr>
-          <w:p>
-            <w:pPr>
-              <w:pStyle w:val="Compact"/>
-              <w:rPr>
-                <w:rFonts w:ascii="Segoe UI" w:hAnsi="Segoe UI" w:cs="Segoe UI"/>
-                <w:sz w:val="17"/>
-              </w:rPr>
-            </w:pPr>
-            <w:r>
-              <w:rPr>
-                <w:rFonts w:ascii="Segoe UI" w:hAnsi="Segoe UI" w:cs="Segoe UI"/>
-                <w:sz w:val="17"/>
-              </w:rPr>
-              <w:t>Solterra #69730</w:t>
+              <w:t>Acholini / Bacalini / Aquilini</w:t>
+            </w:r>
+          </w:p>
+        </w:tc>
+        <w:tc>
+          <w:tcPr>
+            <w:tcW w:w="1250" w:type="pct"/>
+          </w:tcPr>
+          <w:p>
+            <w:pPr>
+              <w:pStyle w:val="Compact"/>
+              <w:rPr>
+                <w:rFonts w:ascii="Segoe UI" w:hAnsi="Segoe UI" w:cs="Segoe UI"/>
+                <w:sz w:val="17"/>
+              </w:rPr>
+            </w:pPr>
+            <w:r>
+              <w:rPr>
+                <w:rFonts w:ascii="Segoe UI" w:hAnsi="Segoe UI" w:cs="Segoe UI"/>
+                <w:sz w:val="17"/>
+              </w:rPr>
+              <w:t>Aquilini Investment Group</w:t>
+            </w:r>
+          </w:p>
+        </w:tc>
+        <w:tc>
+          <w:tcPr>
+            <w:tcW w:w="1250" w:type="pct"/>
+          </w:tcPr>
+          <w:p>
+            <w:pPr>
+              <w:pStyle w:val="Compact"/>
+              <w:rPr>
+                <w:rFonts w:ascii="Segoe UI" w:hAnsi="Segoe UI" w:cs="Segoe UI"/>
+                <w:sz w:val="17"/>
+              </w:rPr>
+            </w:pPr>
+            <w:r>
+              <w:rPr>
+                <w:rFonts w:ascii="Segoe UI" w:hAnsi="Segoe UI" w:cs="Segoe UI"/>
+                <w:sz w:val="17"/>
+              </w:rPr>
+              <w:t>High</w:t>
+            </w:r>
+          </w:p>
+        </w:tc>
+        <w:tc>
+          <w:tcPr>
+            <w:tcW w:w="1250" w:type="pct"/>
+          </w:tcPr>
+          <w:p>
+            <w:pPr>
+              <w:pStyle w:val="Compact"/>
+              <w:rPr>
+                <w:rFonts w:ascii="Segoe UI" w:hAnsi="Segoe UI" w:cs="Segoe UI"/>
+                <w:sz w:val="17"/>
+              </w:rPr>
+            </w:pPr>
+            <w:r>
+              <w:rPr>
+                <w:rFonts w:ascii="Segoe UI" w:hAnsi="Segoe UI" w:cs="Segoe UI"/>
+                <w:sz w:val="17"/>
+              </w:rPr>
+              <w:t>#147, kp=36, CRM #238</w:t>
             </w:r>
           </w:p>
         </w:tc>
@@ -6422,70 +6270,70 @@
                 <w:rFonts w:ascii="Segoe UI" w:hAnsi="Segoe UI" w:cs="Segoe UI"/>
                 <w:sz w:val="17"/>
               </w:rPr>
-              <w:t>Brad from ITC</w:t>
-            </w:r>
-          </w:p>
-        </w:tc>
-        <w:tc>
-          <w:tcPr>
-            <w:tcW w:w="1250" w:type="pct"/>
-          </w:tcPr>
-          <w:p>
-            <w:pPr>
-              <w:pStyle w:val="Compact"/>
-              <w:rPr>
-                <w:rFonts w:ascii="Segoe UI" w:hAnsi="Segoe UI" w:cs="Segoe UI"/>
-                <w:sz w:val="17"/>
-              </w:rPr>
-            </w:pPr>
-            <w:r>
-              <w:rPr>
-                <w:rFonts w:ascii="Segoe UI" w:hAnsi="Segoe UI" w:cs="Segoe UI"/>
-                <w:sz w:val="17"/>
-              </w:rPr>
-              <w:t>Brad Burnett, President &amp; CEO</w:t>
-            </w:r>
-          </w:p>
-        </w:tc>
-        <w:tc>
-          <w:tcPr>
-            <w:tcW w:w="1250" w:type="pct"/>
-          </w:tcPr>
-          <w:p>
-            <w:pPr>
-              <w:pStyle w:val="Compact"/>
-              <w:rPr>
-                <w:rFonts w:ascii="Segoe UI" w:hAnsi="Segoe UI" w:cs="Segoe UI"/>
-                <w:sz w:val="17"/>
-              </w:rPr>
-            </w:pPr>
-            <w:r>
-              <w:rPr>
-                <w:rFonts w:ascii="Segoe UI" w:hAnsi="Segoe UI" w:cs="Segoe UI"/>
-                <w:sz w:val="17"/>
-              </w:rPr>
-              <w:t>Med</w:t>
-            </w:r>
-          </w:p>
-        </w:tc>
-        <w:tc>
-          <w:tcPr>
-            <w:tcW w:w="1250" w:type="pct"/>
-          </w:tcPr>
-          <w:p>
-            <w:pPr>
-              <w:pStyle w:val="Compact"/>
-              <w:rPr>
-                <w:rFonts w:ascii="Segoe UI" w:hAnsi="Segoe UI" w:cs="Segoe UI"/>
-                <w:sz w:val="17"/>
-              </w:rPr>
-            </w:pPr>
-            <w:r>
-              <w:rPr>
-                <w:rFonts w:ascii="Segoe UI" w:hAnsi="Segoe UI" w:cs="Segoe UI"/>
-                <w:sz w:val="17"/>
-              </w:rPr>
-              <w:t>ITC #70926</w:t>
+              <w:t>Wiki Meverhurst</w:t>
+            </w:r>
+          </w:p>
+        </w:tc>
+        <w:tc>
+          <w:tcPr>
+            <w:tcW w:w="1250" w:type="pct"/>
+          </w:tcPr>
+          <w:p>
+            <w:pPr>
+              <w:pStyle w:val="Compact"/>
+              <w:rPr>
+                <w:rFonts w:ascii="Segoe UI" w:hAnsi="Segoe UI" w:cs="Segoe UI"/>
+                <w:sz w:val="17"/>
+              </w:rPr>
+            </w:pPr>
+            <w:r>
+              <w:rPr>
+                <w:rFonts w:ascii="Segoe UI" w:hAnsi="Segoe UI" w:cs="Segoe UI"/>
+                <w:sz w:val="17"/>
+              </w:rPr>
+              <w:t>WHM Structural Engineers (Wicke Herfst Maver)</w:t>
+            </w:r>
+          </w:p>
+        </w:tc>
+        <w:tc>
+          <w:tcPr>
+            <w:tcW w:w="1250" w:type="pct"/>
+          </w:tcPr>
+          <w:p>
+            <w:pPr>
+              <w:pStyle w:val="Compact"/>
+              <w:rPr>
+                <w:rFonts w:ascii="Segoe UI" w:hAnsi="Segoe UI" w:cs="Segoe UI"/>
+                <w:sz w:val="17"/>
+              </w:rPr>
+            </w:pPr>
+            <w:r>
+              <w:rPr>
+                <w:rFonts w:ascii="Segoe UI" w:hAnsi="Segoe UI" w:cs="Segoe UI"/>
+                <w:sz w:val="17"/>
+              </w:rPr>
+              <w:t>High</w:t>
+            </w:r>
+          </w:p>
+        </w:tc>
+        <w:tc>
+          <w:tcPr>
+            <w:tcW w:w="1250" w:type="pct"/>
+          </w:tcPr>
+          <w:p>
+            <w:pPr>
+              <w:pStyle w:val="Compact"/>
+              <w:rPr>
+                <w:rFonts w:ascii="Segoe UI" w:hAnsi="Segoe UI" w:cs="Segoe UI"/>
+                <w:sz w:val="17"/>
+              </w:rPr>
+            </w:pPr>
+            <w:r>
+              <w:rPr>
+                <w:rFonts w:ascii="Segoe UI" w:hAnsi="Segoe UI" w:cs="Segoe UI"/>
+                <w:sz w:val="17"/>
+              </w:rPr>
+              <w:t>#69332 / #77756</w:t>
             </w:r>
           </w:p>
         </w:tc>
@@ -6511,70 +6359,70 @@
                 <w:rFonts w:ascii="Segoe UI" w:hAnsi="Segoe UI" w:cs="Segoe UI"/>
                 <w:sz w:val="17"/>
               </w:rPr>
-              <w:t>Lauren (Kelowna)</w:t>
-            </w:r>
-          </w:p>
-        </w:tc>
-        <w:tc>
-          <w:tcPr>
-            <w:tcW w:w="1250" w:type="pct"/>
-          </w:tcPr>
-          <w:p>
-            <w:pPr>
-              <w:pStyle w:val="Compact"/>
-              <w:rPr>
-                <w:rFonts w:ascii="Segoe UI" w:hAnsi="Segoe UI" w:cs="Segoe UI"/>
-                <w:sz w:val="17"/>
-              </w:rPr>
-            </w:pPr>
-            <w:r>
-              <w:rPr>
-                <w:rFonts w:ascii="Segoe UI" w:hAnsi="Segoe UI" w:cs="Segoe UI"/>
-                <w:sz w:val="17"/>
-              </w:rPr>
-              <w:t>Lauren Macaulay, Principal, Arcadis Kelowna</w:t>
-            </w:r>
-          </w:p>
-        </w:tc>
-        <w:tc>
-          <w:tcPr>
-            <w:tcW w:w="1250" w:type="pct"/>
-          </w:tcPr>
-          <w:p>
-            <w:pPr>
-              <w:pStyle w:val="Compact"/>
-              <w:rPr>
-                <w:rFonts w:ascii="Segoe UI" w:hAnsi="Segoe UI" w:cs="Segoe UI"/>
-                <w:sz w:val="17"/>
-              </w:rPr>
-            </w:pPr>
-            <w:r>
-              <w:rPr>
-                <w:rFonts w:ascii="Segoe UI" w:hAnsi="Segoe UI" w:cs="Segoe UI"/>
-                <w:sz w:val="17"/>
-              </w:rPr>
-              <w:t>Med</w:t>
-            </w:r>
-          </w:p>
-        </w:tc>
-        <w:tc>
-          <w:tcPr>
-            <w:tcW w:w="1250" w:type="pct"/>
-          </w:tcPr>
-          <w:p>
-            <w:pPr>
-              <w:pStyle w:val="Compact"/>
-              <w:rPr>
-                <w:rFonts w:ascii="Segoe UI" w:hAnsi="Segoe UI" w:cs="Segoe UI"/>
-                <w:sz w:val="17"/>
-              </w:rPr>
-            </w:pPr>
-            <w:r>
-              <w:rPr>
-                <w:rFonts w:ascii="Segoe UI" w:hAnsi="Segoe UI" w:cs="Segoe UI"/>
-                <w:sz w:val="17"/>
-              </w:rPr>
-              <w:t>Arcadis #153</w:t>
+              <w:t>BD (Fraser Mills)</w:t>
+            </w:r>
+          </w:p>
+        </w:tc>
+        <w:tc>
+          <w:tcPr>
+            <w:tcW w:w="1250" w:type="pct"/>
+          </w:tcPr>
+          <w:p>
+            <w:pPr>
+              <w:pStyle w:val="Compact"/>
+              <w:rPr>
+                <w:rFonts w:ascii="Segoe UI" w:hAnsi="Segoe UI" w:cs="Segoe UI"/>
+                <w:sz w:val="17"/>
+              </w:rPr>
+            </w:pPr>
+            <w:r>
+              <w:rPr>
+                <w:rFonts w:ascii="Segoe UI" w:hAnsi="Segoe UI" w:cs="Segoe UI"/>
+                <w:sz w:val="17"/>
+              </w:rPr>
+              <w:t>Beedie Development Group</w:t>
+            </w:r>
+          </w:p>
+        </w:tc>
+        <w:tc>
+          <w:tcPr>
+            <w:tcW w:w="1250" w:type="pct"/>
+          </w:tcPr>
+          <w:p>
+            <w:pPr>
+              <w:pStyle w:val="Compact"/>
+              <w:rPr>
+                <w:rFonts w:ascii="Segoe UI" w:hAnsi="Segoe UI" w:cs="Segoe UI"/>
+                <w:sz w:val="17"/>
+              </w:rPr>
+            </w:pPr>
+            <w:r>
+              <w:rPr>
+                <w:rFonts w:ascii="Segoe UI" w:hAnsi="Segoe UI" w:cs="Segoe UI"/>
+                <w:sz w:val="17"/>
+              </w:rPr>
+              <w:t>High</w:t>
+            </w:r>
+          </w:p>
+        </w:tc>
+        <w:tc>
+          <w:tcPr>
+            <w:tcW w:w="1250" w:type="pct"/>
+          </w:tcPr>
+          <w:p>
+            <w:pPr>
+              <w:pStyle w:val="Compact"/>
+              <w:rPr>
+                <w:rFonts w:ascii="Segoe UI" w:hAnsi="Segoe UI" w:cs="Segoe UI"/>
+                <w:sz w:val="17"/>
+              </w:rPr>
+            </w:pPr>
+            <w:r>
+              <w:rPr>
+                <w:rFonts w:ascii="Segoe UI" w:hAnsi="Segoe UI" w:cs="Segoe UI"/>
+                <w:sz w:val="17"/>
+              </w:rPr>
+              <w:t>#66, kp=20</w:t>
             </w:r>
           </w:p>
         </w:tc>
@@ -6600,28 +6448,28 @@
                 <w:rFonts w:ascii="Segoe UI" w:hAnsi="Segoe UI" w:cs="Segoe UI"/>
                 <w:sz w:val="17"/>
               </w:rPr>
-              <w:t>Jeremy Betema / potato</w:t>
-            </w:r>
-          </w:p>
-        </w:tc>
-        <w:tc>
-          <w:tcPr>
-            <w:tcW w:w="1250" w:type="pct"/>
-          </w:tcPr>
-          <w:p>
-            <w:pPr>
-              <w:pStyle w:val="Compact"/>
-              <w:rPr>
-                <w:rFonts w:ascii="Segoe UI" w:hAnsi="Segoe UI" w:cs="Segoe UI"/>
-                <w:sz w:val="17"/>
-              </w:rPr>
-            </w:pPr>
-            <w:r>
-              <w:rPr>
-                <w:rFonts w:ascii="Segoe UI" w:hAnsi="Segoe UI" w:cs="Segoe UI"/>
-                <w:sz w:val="17"/>
-              </w:rPr>
-              <w:t>Jeremy Beintema, Partner</w:t>
+              <w:t>New Heatherlands</w:t>
+            </w:r>
+          </w:p>
+        </w:tc>
+        <w:tc>
+          <w:tcPr>
+            <w:tcW w:w="1250" w:type="pct"/>
+          </w:tcPr>
+          <w:p>
+            <w:pPr>
+              <w:pStyle w:val="Compact"/>
+              <w:rPr>
+                <w:rFonts w:ascii="Segoe UI" w:hAnsi="Segoe UI" w:cs="Segoe UI"/>
+                <w:sz w:val="17"/>
+              </w:rPr>
+            </w:pPr>
+            <w:r>
+              <w:rPr>
+                <w:rFonts w:ascii="Segoe UI" w:hAnsi="Segoe UI" w:cs="Segoe UI"/>
+                <w:sz w:val="17"/>
+              </w:rPr>
+              <w:t>Heather Lands (Vancouver)</w:t>
             </w:r>
           </w:p>
         </w:tc>
@@ -6663,7 +6511,7 @@
                 <w:rFonts w:ascii="Segoe UI" w:hAnsi="Segoe UI" w:cs="Segoe UI"/>
                 <w:sz w:val="17"/>
               </w:rPr>
-              <w:t>Continuum #927758</w:t>
+              <w:t>project, not an org</w:t>
             </w:r>
           </w:p>
         </w:tc>
@@ -6689,28 +6537,28 @@
                 <w:rFonts w:ascii="Segoe UI" w:hAnsi="Segoe UI" w:cs="Segoe UI"/>
                 <w:sz w:val="17"/>
               </w:rPr>
-              <w:t>Brian Kapochewski</w:t>
-            </w:r>
-          </w:p>
-        </w:tc>
-        <w:tc>
-          <w:tcPr>
-            <w:tcW w:w="1250" w:type="pct"/>
-          </w:tcPr>
-          <w:p>
-            <w:pPr>
-              <w:pStyle w:val="Compact"/>
-              <w:rPr>
-                <w:rFonts w:ascii="Segoe UI" w:hAnsi="Segoe UI" w:cs="Segoe UI"/>
-                <w:sz w:val="17"/>
-              </w:rPr>
-            </w:pPr>
-            <w:r>
-              <w:rPr>
-                <w:rFonts w:ascii="Segoe UI" w:hAnsi="Segoe UI" w:cs="Segoe UI"/>
-                <w:sz w:val="17"/>
-              </w:rPr>
-              <w:t>Brian Kapuscinski, now BJK Architecture</w:t>
+              <w:t>Big Mike from CDA</w:t>
+            </w:r>
+          </w:p>
+        </w:tc>
+        <w:tc>
+          <w:tcPr>
+            <w:tcW w:w="1250" w:type="pct"/>
+          </w:tcPr>
+          <w:p>
+            <w:pPr>
+              <w:pStyle w:val="Compact"/>
+              <w:rPr>
+                <w:rFonts w:ascii="Segoe UI" w:hAnsi="Segoe UI" w:cs="Segoe UI"/>
+                <w:sz w:val="17"/>
+              </w:rPr>
+            </w:pPr>
+            <w:r>
+              <w:rPr>
+                <w:rFonts w:ascii="Segoe UI" w:hAnsi="Segoe UI" w:cs="Segoe UI"/>
+                <w:sz w:val="17"/>
+              </w:rPr>
+              <w:t>Mike Alivojvodic, Principal, Chris Dikeakos Architects</w:t>
             </w:r>
           </w:p>
         </w:tc>
@@ -6752,7 +6600,7 @@
                 <w:rFonts w:ascii="Segoe UI" w:hAnsi="Segoe UI" w:cs="Segoe UI"/>
                 <w:sz w:val="17"/>
               </w:rPr>
-              <w:t>#70599</w:t>
+              <w:t>#7, kp=8; the only Mike on CDA’s staff list (Apollo)</w:t>
             </w:r>
           </w:p>
         </w:tc>
@@ -6778,28 +6626,28 @@
                 <w:rFonts w:ascii="Segoe UI" w:hAnsi="Segoe UI" w:cs="Segoe UI"/>
                 <w:sz w:val="17"/>
               </w:rPr>
-              <w:t>Tony James</w:t>
-            </w:r>
-          </w:p>
-        </w:tc>
-        <w:tc>
-          <w:tcPr>
-            <w:tcW w:w="1250" w:type="pct"/>
-          </w:tcPr>
-          <w:p>
-            <w:pPr>
-              <w:pStyle w:val="Compact"/>
-              <w:rPr>
-                <w:rFonts w:ascii="Segoe UI" w:hAnsi="Segoe UI" w:cs="Segoe UI"/>
-                <w:sz w:val="17"/>
-              </w:rPr>
-            </w:pPr>
-            <w:r>
-              <w:rPr>
-                <w:rFonts w:ascii="Segoe UI" w:hAnsi="Segoe UI" w:cs="Segoe UI"/>
-                <w:sz w:val="17"/>
-              </w:rPr>
-              <w:t>founder of KPL James, died Oct 2024</w:t>
+              <w:t>Terry (Arcadis)</w:t>
+            </w:r>
+          </w:p>
+        </w:tc>
+        <w:tc>
+          <w:tcPr>
+            <w:tcW w:w="1250" w:type="pct"/>
+          </w:tcPr>
+          <w:p>
+            <w:pPr>
+              <w:pStyle w:val="Compact"/>
+              <w:rPr>
+                <w:rFonts w:ascii="Segoe UI" w:hAnsi="Segoe UI" w:cs="Segoe UI"/>
+                <w:sz w:val="17"/>
+              </w:rPr>
+            </w:pPr>
+            <w:r>
+              <w:rPr>
+                <w:rFonts w:ascii="Segoe UI" w:hAnsi="Segoe UI" w:cs="Segoe UI"/>
+                <w:sz w:val="17"/>
+              </w:rPr>
+              <w:t>Terry Gray, Assoc. Principal, Govt &amp; Civic</w:t>
             </w:r>
           </w:p>
         </w:tc>
@@ -6841,7 +6689,7 @@
                 <w:rFonts w:ascii="Segoe UI" w:hAnsi="Segoe UI" w:cs="Segoe UI"/>
                 <w:sz w:val="17"/>
               </w:rPr>
-              <w:t>do not raise</w:t>
+              <w:t>Arcadis #153</w:t>
             </w:r>
           </w:p>
         </w:tc>
@@ -6867,28 +6715,28 @@
                 <w:rFonts w:ascii="Segoe UI" w:hAnsi="Segoe UI" w:cs="Segoe UI"/>
                 <w:sz w:val="17"/>
               </w:rPr>
-              <w:t>Ben Smith (BAM)</w:t>
-            </w:r>
-          </w:p>
-        </w:tc>
-        <w:tc>
-          <w:tcPr>
-            <w:tcW w:w="1250" w:type="pct"/>
-          </w:tcPr>
-          <w:p>
-            <w:pPr>
-              <w:pStyle w:val="Compact"/>
-              <w:rPr>
-                <w:rFonts w:ascii="Segoe UI" w:hAnsi="Segoe UI" w:cs="Segoe UI"/>
-                <w:sz w:val="17"/>
-              </w:rPr>
-            </w:pPr>
-            <w:r>
-              <w:rPr>
-                <w:rFonts w:ascii="Segoe UI" w:hAnsi="Segoe UI" w:cs="Segoe UI"/>
-                <w:sz w:val="17"/>
-              </w:rPr>
-              <w:t>ex-Starlight; BAM not on file</w:t>
+              <w:t>Gwen / Gwyn</w:t>
+            </w:r>
+          </w:p>
+        </w:tc>
+        <w:tc>
+          <w:tcPr>
+            <w:tcW w:w="1250" w:type="pct"/>
+          </w:tcPr>
+          <w:p>
+            <w:pPr>
+              <w:pStyle w:val="Compact"/>
+              <w:rPr>
+                <w:rFonts w:ascii="Segoe UI" w:hAnsi="Segoe UI" w:cs="Segoe UI"/>
+                <w:sz w:val="17"/>
+              </w:rPr>
+            </w:pPr>
+            <w:r>
+              <w:rPr>
+                <w:rFonts w:ascii="Segoe UI" w:hAnsi="Segoe UI" w:cs="Segoe UI"/>
+                <w:sz w:val="17"/>
+              </w:rPr>
+              <w:t>Gwyn Vose, Canada West Practice Group Manager, Arcadis Architects</w:t>
             </w:r>
           </w:p>
         </w:tc>
@@ -6930,7 +6778,7 @@
                 <w:rFonts w:ascii="Segoe UI" w:hAnsi="Segoe UI" w:cs="Segoe UI"/>
                 <w:sz w:val="17"/>
               </w:rPr>
-              <w:t>add</w:t>
+              <w:t>Arcadis #153; web</w:t>
             </w:r>
           </w:p>
         </w:tc>
@@ -6956,70 +6804,70 @@
                 <w:rFonts w:ascii="Segoe UI" w:hAnsi="Segoe UI" w:cs="Segoe UI"/>
                 <w:sz w:val="17"/>
               </w:rPr>
-              <w:t>Fred at Rise / Ruiz</w:t>
-            </w:r>
-          </w:p>
-        </w:tc>
-        <w:tc>
-          <w:tcPr>
-            <w:tcW w:w="1250" w:type="pct"/>
-          </w:tcPr>
-          <w:p>
-            <w:pPr>
-              <w:pStyle w:val="Compact"/>
-              <w:rPr>
-                <w:rFonts w:ascii="Segoe UI" w:hAnsi="Segoe UI" w:cs="Segoe UI"/>
-                <w:sz w:val="17"/>
-              </w:rPr>
-            </w:pPr>
-            <w:r>
-              <w:rPr>
-                <w:rFonts w:ascii="Segoe UI" w:hAnsi="Segoe UI" w:cs="Segoe UI"/>
-                <w:sz w:val="17"/>
-              </w:rPr>
-              <w:t>Fred at Rize Alliance Properties</w:t>
-            </w:r>
-          </w:p>
-        </w:tc>
-        <w:tc>
-          <w:tcPr>
-            <w:tcW w:w="1250" w:type="pct"/>
-          </w:tcPr>
-          <w:p>
-            <w:pPr>
-              <w:pStyle w:val="Compact"/>
-              <w:rPr>
-                <w:rFonts w:ascii="Segoe UI" w:hAnsi="Segoe UI" w:cs="Segoe UI"/>
-                <w:sz w:val="17"/>
-              </w:rPr>
-            </w:pPr>
-            <w:r>
-              <w:rPr>
-                <w:rFonts w:ascii="Segoe UI" w:hAnsi="Segoe UI" w:cs="Segoe UI"/>
-                <w:sz w:val="17"/>
-              </w:rPr>
-              <w:t>Med</w:t>
-            </w:r>
-          </w:p>
-        </w:tc>
-        <w:tc>
-          <w:tcPr>
-            <w:tcW w:w="1250" w:type="pct"/>
-          </w:tcPr>
-          <w:p>
-            <w:pPr>
-              <w:pStyle w:val="Compact"/>
-              <w:rPr>
-                <w:rFonts w:ascii="Segoe UI" w:hAnsi="Segoe UI" w:cs="Segoe UI"/>
-                <w:sz w:val="17"/>
-              </w:rPr>
-            </w:pPr>
-            <w:r>
-              <w:rPr>
-                <w:rFonts w:ascii="Segoe UI" w:hAnsi="Segoe UI" w:cs="Segoe UI"/>
-                <w:sz w:val="17"/>
-              </w:rPr>
-              <w:t>Rize #16; Fred not on file</w:t>
+              <w:t>Clement</w:t>
+            </w:r>
+          </w:p>
+        </w:tc>
+        <w:tc>
+          <w:tcPr>
+            <w:tcW w:w="1250" w:type="pct"/>
+          </w:tcPr>
+          <w:p>
+            <w:pPr>
+              <w:pStyle w:val="Compact"/>
+              <w:rPr>
+                <w:rFonts w:ascii="Segoe UI" w:hAnsi="Segoe UI" w:cs="Segoe UI"/>
+                <w:sz w:val="17"/>
+              </w:rPr>
+            </w:pPr>
+            <w:r>
+              <w:rPr>
+                <w:rFonts w:ascii="Segoe UI" w:hAnsi="Segoe UI" w:cs="Segoe UI"/>
+                <w:sz w:val="17"/>
+              </w:rPr>
+              <w:t>Clement Pun, Practice Group Director, Living</w:t>
+            </w:r>
+          </w:p>
+        </w:tc>
+        <w:tc>
+          <w:tcPr>
+            <w:tcW w:w="1250" w:type="pct"/>
+          </w:tcPr>
+          <w:p>
+            <w:pPr>
+              <w:pStyle w:val="Compact"/>
+              <w:rPr>
+                <w:rFonts w:ascii="Segoe UI" w:hAnsi="Segoe UI" w:cs="Segoe UI"/>
+                <w:sz w:val="17"/>
+              </w:rPr>
+            </w:pPr>
+            <w:r>
+              <w:rPr>
+                <w:rFonts w:ascii="Segoe UI" w:hAnsi="Segoe UI" w:cs="Segoe UI"/>
+                <w:sz w:val="17"/>
+              </w:rPr>
+              <w:t>High</w:t>
+            </w:r>
+          </w:p>
+        </w:tc>
+        <w:tc>
+          <w:tcPr>
+            <w:tcW w:w="1250" w:type="pct"/>
+          </w:tcPr>
+          <w:p>
+            <w:pPr>
+              <w:pStyle w:val="Compact"/>
+              <w:rPr>
+                <w:rFonts w:ascii="Segoe UI" w:hAnsi="Segoe UI" w:cs="Segoe UI"/>
+                <w:sz w:val="17"/>
+              </w:rPr>
+            </w:pPr>
+            <w:r>
+              <w:rPr>
+                <w:rFonts w:ascii="Segoe UI" w:hAnsi="Segoe UI" w:cs="Segoe UI"/>
+                <w:sz w:val="17"/>
+              </w:rPr>
+              <w:t>Arcadis #153</w:t>
             </w:r>
           </w:p>
         </w:tc>
@@ -7045,70 +6893,70 @@
                 <w:rFonts w:ascii="Segoe UI" w:hAnsi="Segoe UI" w:cs="Segoe UI"/>
                 <w:sz w:val="17"/>
               </w:rPr>
-              <w:t>KCM / NCM</w:t>
-            </w:r>
-          </w:p>
-        </w:tc>
-        <w:tc>
-          <w:tcPr>
-            <w:tcW w:w="1250" w:type="pct"/>
-          </w:tcPr>
-          <w:p>
-            <w:pPr>
-              <w:pStyle w:val="Compact"/>
-              <w:rPr>
-                <w:rFonts w:ascii="Segoe UI" w:hAnsi="Segoe UI" w:cs="Segoe UI"/>
-                <w:sz w:val="17"/>
-              </w:rPr>
-            </w:pPr>
-            <w:r>
-              <w:rPr>
-                <w:rFonts w:ascii="Segoe UI" w:hAnsi="Segoe UI" w:cs="Segoe UI"/>
-                <w:sz w:val="17"/>
-              </w:rPr>
-              <w:t>MCM Architects</w:t>
-            </w:r>
-          </w:p>
-        </w:tc>
-        <w:tc>
-          <w:tcPr>
-            <w:tcW w:w="1250" w:type="pct"/>
-          </w:tcPr>
-          <w:p>
-            <w:pPr>
-              <w:pStyle w:val="Compact"/>
-              <w:rPr>
-                <w:rFonts w:ascii="Segoe UI" w:hAnsi="Segoe UI" w:cs="Segoe UI"/>
-                <w:sz w:val="17"/>
-              </w:rPr>
-            </w:pPr>
-            <w:r>
-              <w:rPr>
-                <w:rFonts w:ascii="Segoe UI" w:hAnsi="Segoe UI" w:cs="Segoe UI"/>
-                <w:sz w:val="17"/>
-              </w:rPr>
-              <w:t>Med</w:t>
-            </w:r>
-          </w:p>
-        </w:tc>
-        <w:tc>
-          <w:tcPr>
-            <w:tcW w:w="1250" w:type="pct"/>
-          </w:tcPr>
-          <w:p>
-            <w:pPr>
-              <w:pStyle w:val="Compact"/>
-              <w:rPr>
-                <w:rFonts w:ascii="Segoe UI" w:hAnsi="Segoe UI" w:cs="Segoe UI"/>
-                <w:sz w:val="17"/>
-              </w:rPr>
-            </w:pPr>
-            <w:r>
-              <w:rPr>
-                <w:rFonts w:ascii="Segoe UI" w:hAnsi="Segoe UI" w:cs="Segoe UI"/>
-                <w:sz w:val="17"/>
-              </w:rPr>
-              <w:t>#77714</w:t>
+              <w:t>Jerry (Solterra)</w:t>
+            </w:r>
+          </w:p>
+        </w:tc>
+        <w:tc>
+          <w:tcPr>
+            <w:tcW w:w="1250" w:type="pct"/>
+          </w:tcPr>
+          <w:p>
+            <w:pPr>
+              <w:pStyle w:val="Compact"/>
+              <w:rPr>
+                <w:rFonts w:ascii="Segoe UI" w:hAnsi="Segoe UI" w:cs="Segoe UI"/>
+                <w:sz w:val="17"/>
+              </w:rPr>
+            </w:pPr>
+            <w:r>
+              <w:rPr>
+                <w:rFonts w:ascii="Segoe UI" w:hAnsi="Segoe UI" w:cs="Segoe UI"/>
+                <w:sz w:val="17"/>
+              </w:rPr>
+              <w:t>Gerry Nichele, President and CEO</w:t>
+            </w:r>
+          </w:p>
+        </w:tc>
+        <w:tc>
+          <w:tcPr>
+            <w:tcW w:w="1250" w:type="pct"/>
+          </w:tcPr>
+          <w:p>
+            <w:pPr>
+              <w:pStyle w:val="Compact"/>
+              <w:rPr>
+                <w:rFonts w:ascii="Segoe UI" w:hAnsi="Segoe UI" w:cs="Segoe UI"/>
+                <w:sz w:val="17"/>
+              </w:rPr>
+            </w:pPr>
+            <w:r>
+              <w:rPr>
+                <w:rFonts w:ascii="Segoe UI" w:hAnsi="Segoe UI" w:cs="Segoe UI"/>
+                <w:sz w:val="17"/>
+              </w:rPr>
+              <w:t>High</w:t>
+            </w:r>
+          </w:p>
+        </w:tc>
+        <w:tc>
+          <w:tcPr>
+            <w:tcW w:w="1250" w:type="pct"/>
+          </w:tcPr>
+          <w:p>
+            <w:pPr>
+              <w:pStyle w:val="Compact"/>
+              <w:rPr>
+                <w:rFonts w:ascii="Segoe UI" w:hAnsi="Segoe UI" w:cs="Segoe UI"/>
+                <w:sz w:val="17"/>
+              </w:rPr>
+            </w:pPr>
+            <w:r>
+              <w:rPr>
+                <w:rFonts w:ascii="Segoe UI" w:hAnsi="Segoe UI" w:cs="Segoe UI"/>
+                <w:sz w:val="17"/>
+              </w:rPr>
+              <w:t>Solterra #69730; web</w:t>
             </w:r>
           </w:p>
         </w:tc>
@@ -7134,70 +6982,70 @@
                 <w:rFonts w:ascii="Segoe UI" w:hAnsi="Segoe UI" w:cs="Segoe UI"/>
                 <w:sz w:val="17"/>
               </w:rPr>
-              <w:t>Cambrian Marine</w:t>
-            </w:r>
-          </w:p>
-        </w:tc>
-        <w:tc>
-          <w:tcPr>
-            <w:tcW w:w="1250" w:type="pct"/>
-          </w:tcPr>
-          <w:p>
-            <w:pPr>
-              <w:pStyle w:val="Compact"/>
-              <w:rPr>
-                <w:rFonts w:ascii="Segoe UI" w:hAnsi="Segoe UI" w:cs="Segoe UI"/>
-                <w:sz w:val="17"/>
-              </w:rPr>
-            </w:pPr>
-            <w:r>
-              <w:rPr>
-                <w:rFonts w:ascii="Segoe UI" w:hAnsi="Segoe UI" w:cs="Segoe UI"/>
-                <w:sz w:val="17"/>
-              </w:rPr>
-              <w:t>Cambie and Marine (Rize tower)</w:t>
-            </w:r>
-          </w:p>
-        </w:tc>
-        <w:tc>
-          <w:tcPr>
-            <w:tcW w:w="1250" w:type="pct"/>
-          </w:tcPr>
-          <w:p>
-            <w:pPr>
-              <w:pStyle w:val="Compact"/>
-              <w:rPr>
-                <w:rFonts w:ascii="Segoe UI" w:hAnsi="Segoe UI" w:cs="Segoe UI"/>
-                <w:sz w:val="17"/>
-              </w:rPr>
-            </w:pPr>
-            <w:r>
-              <w:rPr>
-                <w:rFonts w:ascii="Segoe UI" w:hAnsi="Segoe UI" w:cs="Segoe UI"/>
-                <w:sz w:val="17"/>
-              </w:rPr>
-              <w:t>Med</w:t>
-            </w:r>
-          </w:p>
-        </w:tc>
-        <w:tc>
-          <w:tcPr>
-            <w:tcW w:w="1250" w:type="pct"/>
-          </w:tcPr>
-          <w:p>
-            <w:pPr>
-              <w:pStyle w:val="Compact"/>
-              <w:rPr>
-                <w:rFonts w:ascii="Segoe UI" w:hAnsi="Segoe UI" w:cs="Segoe UI"/>
-                <w:sz w:val="17"/>
-              </w:rPr>
-            </w:pPr>
-            <w:r>
-              <w:rPr>
-                <w:rFonts w:ascii="Segoe UI" w:hAnsi="Segoe UI" w:cs="Segoe UI"/>
-                <w:sz w:val="17"/>
-              </w:rPr>
-              <w:t>project</w:t>
+              <w:t>Brad from ITC</w:t>
+            </w:r>
+          </w:p>
+        </w:tc>
+        <w:tc>
+          <w:tcPr>
+            <w:tcW w:w="1250" w:type="pct"/>
+          </w:tcPr>
+          <w:p>
+            <w:pPr>
+              <w:pStyle w:val="Compact"/>
+              <w:rPr>
+                <w:rFonts w:ascii="Segoe UI" w:hAnsi="Segoe UI" w:cs="Segoe UI"/>
+                <w:sz w:val="17"/>
+              </w:rPr>
+            </w:pPr>
+            <w:r>
+              <w:rPr>
+                <w:rFonts w:ascii="Segoe UI" w:hAnsi="Segoe UI" w:cs="Segoe UI"/>
+                <w:sz w:val="17"/>
+              </w:rPr>
+              <w:t>Brad Burnett, President</w:t>
+            </w:r>
+          </w:p>
+        </w:tc>
+        <w:tc>
+          <w:tcPr>
+            <w:tcW w:w="1250" w:type="pct"/>
+          </w:tcPr>
+          <w:p>
+            <w:pPr>
+              <w:pStyle w:val="Compact"/>
+              <w:rPr>
+                <w:rFonts w:ascii="Segoe UI" w:hAnsi="Segoe UI" w:cs="Segoe UI"/>
+                <w:sz w:val="17"/>
+              </w:rPr>
+            </w:pPr>
+            <w:r>
+              <w:rPr>
+                <w:rFonts w:ascii="Segoe UI" w:hAnsi="Segoe UI" w:cs="Segoe UI"/>
+                <w:sz w:val="17"/>
+              </w:rPr>
+              <w:t>High</w:t>
+            </w:r>
+          </w:p>
+        </w:tc>
+        <w:tc>
+          <w:tcPr>
+            <w:tcW w:w="1250" w:type="pct"/>
+          </w:tcPr>
+          <w:p>
+            <w:pPr>
+              <w:pStyle w:val="Compact"/>
+              <w:rPr>
+                <w:rFonts w:ascii="Segoe UI" w:hAnsi="Segoe UI" w:cs="Segoe UI"/>
+                <w:sz w:val="17"/>
+              </w:rPr>
+            </w:pPr>
+            <w:r>
+              <w:rPr>
+                <w:rFonts w:ascii="Segoe UI" w:hAnsi="Segoe UI" w:cs="Segoe UI"/>
+                <w:sz w:val="17"/>
+              </w:rPr>
+              <w:t>ITC #70926; Apollo</w:t>
             </w:r>
           </w:p>
         </w:tc>
@@ -7223,70 +7071,70 @@
                 <w:rFonts w:ascii="Segoe UI" w:hAnsi="Segoe UI" w:cs="Segoe UI"/>
                 <w:sz w:val="17"/>
               </w:rPr>
-              <w:t>Cold Harbour</w:t>
-            </w:r>
-          </w:p>
-        </w:tc>
-        <w:tc>
-          <w:tcPr>
-            <w:tcW w:w="1250" w:type="pct"/>
-          </w:tcPr>
-          <w:p>
-            <w:pPr>
-              <w:pStyle w:val="Compact"/>
-              <w:rPr>
-                <w:rFonts w:ascii="Segoe UI" w:hAnsi="Segoe UI" w:cs="Segoe UI"/>
-                <w:sz w:val="17"/>
-              </w:rPr>
-            </w:pPr>
-            <w:r>
-              <w:rPr>
-                <w:rFonts w:ascii="Segoe UI" w:hAnsi="Segoe UI" w:cs="Segoe UI"/>
-                <w:sz w:val="17"/>
-              </w:rPr>
-              <w:t>Coal Harbour</w:t>
-            </w:r>
-          </w:p>
-        </w:tc>
-        <w:tc>
-          <w:tcPr>
-            <w:tcW w:w="1250" w:type="pct"/>
-          </w:tcPr>
-          <w:p>
-            <w:pPr>
-              <w:pStyle w:val="Compact"/>
-              <w:rPr>
-                <w:rFonts w:ascii="Segoe UI" w:hAnsi="Segoe UI" w:cs="Segoe UI"/>
-                <w:sz w:val="17"/>
-              </w:rPr>
-            </w:pPr>
-            <w:r>
-              <w:rPr>
-                <w:rFonts w:ascii="Segoe UI" w:hAnsi="Segoe UI" w:cs="Segoe UI"/>
-                <w:sz w:val="17"/>
-              </w:rPr>
-              <w:t>High</w:t>
-            </w:r>
-          </w:p>
-        </w:tc>
-        <w:tc>
-          <w:tcPr>
-            <w:tcW w:w="1250" w:type="pct"/>
-          </w:tcPr>
-          <w:p>
-            <w:pPr>
-              <w:pStyle w:val="Compact"/>
-              <w:rPr>
-                <w:rFonts w:ascii="Segoe UI" w:hAnsi="Segoe UI" w:cs="Segoe UI"/>
-                <w:sz w:val="17"/>
-              </w:rPr>
-            </w:pPr>
-            <w:r>
-              <w:rPr>
-                <w:rFonts w:ascii="Segoe UI" w:hAnsi="Segoe UI" w:cs="Segoe UI"/>
-                <w:sz w:val="17"/>
-              </w:rPr>
-              <w:t>place</w:t>
+              <w:t>Lauren (Kelowna)</w:t>
+            </w:r>
+          </w:p>
+        </w:tc>
+        <w:tc>
+          <w:tcPr>
+            <w:tcW w:w="1250" w:type="pct"/>
+          </w:tcPr>
+          <w:p>
+            <w:pPr>
+              <w:pStyle w:val="Compact"/>
+              <w:rPr>
+                <w:rFonts w:ascii="Segoe UI" w:hAnsi="Segoe UI" w:cs="Segoe UI"/>
+                <w:sz w:val="17"/>
+              </w:rPr>
+            </w:pPr>
+            <w:r>
+              <w:rPr>
+                <w:rFonts w:ascii="Segoe UI" w:hAnsi="Segoe UI" w:cs="Segoe UI"/>
+                <w:sz w:val="17"/>
+              </w:rPr>
+              <w:t>Lauren Macaulay, Principal and Canada West Business Unit Director, Arcadis</w:t>
+            </w:r>
+          </w:p>
+        </w:tc>
+        <w:tc>
+          <w:tcPr>
+            <w:tcW w:w="1250" w:type="pct"/>
+          </w:tcPr>
+          <w:p>
+            <w:pPr>
+              <w:pStyle w:val="Compact"/>
+              <w:rPr>
+                <w:rFonts w:ascii="Segoe UI" w:hAnsi="Segoe UI" w:cs="Segoe UI"/>
+                <w:sz w:val="17"/>
+              </w:rPr>
+            </w:pPr>
+            <w:r>
+              <w:rPr>
+                <w:rFonts w:ascii="Segoe UI" w:hAnsi="Segoe UI" w:cs="Segoe UI"/>
+                <w:sz w:val="17"/>
+              </w:rPr>
+              <w:t>Med</w:t>
+            </w:r>
+          </w:p>
+        </w:tc>
+        <w:tc>
+          <w:tcPr>
+            <w:tcW w:w="1250" w:type="pct"/>
+          </w:tcPr>
+          <w:p>
+            <w:pPr>
+              <w:pStyle w:val="Compact"/>
+              <w:rPr>
+                <w:rFonts w:ascii="Segoe UI" w:hAnsi="Segoe UI" w:cs="Segoe UI"/>
+                <w:sz w:val="17"/>
+              </w:rPr>
+            </w:pPr>
+            <w:r>
+              <w:rPr>
+                <w:rFonts w:ascii="Segoe UI" w:hAnsi="Segoe UI" w:cs="Segoe UI"/>
+                <w:sz w:val="17"/>
+              </w:rPr>
+              <w:t>title verified (Apollo); Kelowna per the brain only</w:t>
             </w:r>
           </w:p>
         </w:tc>
@@ -7312,28 +7160,28 @@
                 <w:rFonts w:ascii="Segoe UI" w:hAnsi="Segoe UI" w:cs="Segoe UI"/>
                 <w:sz w:val="17"/>
               </w:rPr>
-              <w:t>Arcades</w:t>
-            </w:r>
-          </w:p>
-        </w:tc>
-        <w:tc>
-          <w:tcPr>
-            <w:tcW w:w="1250" w:type="pct"/>
-          </w:tcPr>
-          <w:p>
-            <w:pPr>
-              <w:pStyle w:val="Compact"/>
-              <w:rPr>
-                <w:rFonts w:ascii="Segoe UI" w:hAnsi="Segoe UI" w:cs="Segoe UI"/>
-                <w:sz w:val="17"/>
-              </w:rPr>
-            </w:pPr>
-            <w:r>
-              <w:rPr>
-                <w:rFonts w:ascii="Segoe UI" w:hAnsi="Segoe UI" w:cs="Segoe UI"/>
-                <w:sz w:val="17"/>
-              </w:rPr>
-              <w:t>Arcadis</w:t>
+              <w:t>Jeremy Betema / potato</w:t>
+            </w:r>
+          </w:p>
+        </w:tc>
+        <w:tc>
+          <w:tcPr>
+            <w:tcW w:w="1250" w:type="pct"/>
+          </w:tcPr>
+          <w:p>
+            <w:pPr>
+              <w:pStyle w:val="Compact"/>
+              <w:rPr>
+                <w:rFonts w:ascii="Segoe UI" w:hAnsi="Segoe UI" w:cs="Segoe UI"/>
+                <w:sz w:val="17"/>
+              </w:rPr>
+            </w:pPr>
+            <w:r>
+              <w:rPr>
+                <w:rFonts w:ascii="Segoe UI" w:hAnsi="Segoe UI" w:cs="Segoe UI"/>
+                <w:sz w:val="17"/>
+              </w:rPr>
+              <w:t>Jeremy Beintema, Partner</w:t>
             </w:r>
           </w:p>
         </w:tc>
@@ -7375,7 +7223,7 @@
                 <w:rFonts w:ascii="Segoe UI" w:hAnsi="Segoe UI" w:cs="Segoe UI"/>
                 <w:sz w:val="17"/>
               </w:rPr>
-              <w:t>#153</w:t>
+              <w:t>Continuum #927758</w:t>
             </w:r>
           </w:p>
         </w:tc>
@@ -7401,28 +7249,829 @@
                 <w:rFonts w:ascii="Segoe UI" w:hAnsi="Segoe UI" w:cs="Segoe UI"/>
                 <w:sz w:val="17"/>
               </w:rPr>
-              <w:t>KRA</w:t>
-            </w:r>
-          </w:p>
-        </w:tc>
-        <w:tc>
-          <w:tcPr>
-            <w:tcW w:w="1250" w:type="pct"/>
-          </w:tcPr>
-          <w:p>
-            <w:pPr>
-              <w:pStyle w:val="Compact"/>
-              <w:rPr>
-                <w:rFonts w:ascii="Segoe UI" w:hAnsi="Segoe UI" w:cs="Segoe UI"/>
-                <w:sz w:val="17"/>
-              </w:rPr>
-            </w:pPr>
-            <w:r>
-              <w:rPr>
-                <w:rFonts w:ascii="Segoe UI" w:hAnsi="Segoe UI" w:cs="Segoe UI"/>
-                <w:sz w:val="17"/>
-              </w:rPr>
-              <w:t>unresolved</w:t>
+              <w:t>Brian Kapochewski</w:t>
+            </w:r>
+          </w:p>
+        </w:tc>
+        <w:tc>
+          <w:tcPr>
+            <w:tcW w:w="1250" w:type="pct"/>
+          </w:tcPr>
+          <w:p>
+            <w:pPr>
+              <w:pStyle w:val="Compact"/>
+              <w:rPr>
+                <w:rFonts w:ascii="Segoe UI" w:hAnsi="Segoe UI" w:cs="Segoe UI"/>
+                <w:sz w:val="17"/>
+              </w:rPr>
+            </w:pPr>
+            <w:r>
+              <w:rPr>
+                <w:rFonts w:ascii="Segoe UI" w:hAnsi="Segoe UI" w:cs="Segoe UI"/>
+                <w:sz w:val="17"/>
+              </w:rPr>
+              <w:t>Brian Kapuscinski, now BJK Architecture</w:t>
+            </w:r>
+          </w:p>
+        </w:tc>
+        <w:tc>
+          <w:tcPr>
+            <w:tcW w:w="1250" w:type="pct"/>
+          </w:tcPr>
+          <w:p>
+            <w:pPr>
+              <w:pStyle w:val="Compact"/>
+              <w:rPr>
+                <w:rFonts w:ascii="Segoe UI" w:hAnsi="Segoe UI" w:cs="Segoe UI"/>
+                <w:sz w:val="17"/>
+              </w:rPr>
+            </w:pPr>
+            <w:r>
+              <w:rPr>
+                <w:rFonts w:ascii="Segoe UI" w:hAnsi="Segoe UI" w:cs="Segoe UI"/>
+                <w:sz w:val="17"/>
+              </w:rPr>
+              <w:t>High</w:t>
+            </w:r>
+          </w:p>
+        </w:tc>
+        <w:tc>
+          <w:tcPr>
+            <w:tcW w:w="1250" w:type="pct"/>
+          </w:tcPr>
+          <w:p>
+            <w:pPr>
+              <w:pStyle w:val="Compact"/>
+              <w:rPr>
+                <w:rFonts w:ascii="Segoe UI" w:hAnsi="Segoe UI" w:cs="Segoe UI"/>
+                <w:sz w:val="17"/>
+              </w:rPr>
+            </w:pPr>
+            <w:r>
+              <w:rPr>
+                <w:rFonts w:ascii="Segoe UI" w:hAnsi="Segoe UI" w:cs="Segoe UI"/>
+                <w:sz w:val="17"/>
+              </w:rPr>
+              <w:t>#70599</w:t>
+            </w:r>
+          </w:p>
+        </w:tc>
+      </w:tr>
+      <w:tr>
+        <w:trPr>
+          <w:cantSplit/>
+        </w:trPr>
+        <w:tc>
+          <w:tcPr>
+            <w:tcW w:w="1250" w:type="pct"/>
+          </w:tcPr>
+          <w:p>
+            <w:pPr>
+              <w:pStyle w:val="Compact"/>
+              <w:rPr>
+                <w:rFonts w:ascii="Segoe UI" w:hAnsi="Segoe UI" w:cs="Segoe UI"/>
+                <w:sz w:val="17"/>
+              </w:rPr>
+            </w:pPr>
+            <w:r>
+              <w:rPr>
+                <w:rFonts w:ascii="Segoe UI" w:hAnsi="Segoe UI" w:cs="Segoe UI"/>
+                <w:sz w:val="17"/>
+              </w:rPr>
+              <w:t>Tony James</w:t>
+            </w:r>
+          </w:p>
+        </w:tc>
+        <w:tc>
+          <w:tcPr>
+            <w:tcW w:w="1250" w:type="pct"/>
+          </w:tcPr>
+          <w:p>
+            <w:pPr>
+              <w:pStyle w:val="Compact"/>
+              <w:rPr>
+                <w:rFonts w:ascii="Segoe UI" w:hAnsi="Segoe UI" w:cs="Segoe UI"/>
+                <w:sz w:val="17"/>
+              </w:rPr>
+            </w:pPr>
+            <w:r>
+              <w:rPr>
+                <w:rFonts w:ascii="Segoe UI" w:hAnsi="Segoe UI" w:cs="Segoe UI"/>
+                <w:sz w:val="17"/>
+              </w:rPr>
+              <w:t>founder of KPL James, died Oct 2024</w:t>
+            </w:r>
+          </w:p>
+        </w:tc>
+        <w:tc>
+          <w:tcPr>
+            <w:tcW w:w="1250" w:type="pct"/>
+          </w:tcPr>
+          <w:p>
+            <w:pPr>
+              <w:pStyle w:val="Compact"/>
+              <w:rPr>
+                <w:rFonts w:ascii="Segoe UI" w:hAnsi="Segoe UI" w:cs="Segoe UI"/>
+                <w:sz w:val="17"/>
+              </w:rPr>
+            </w:pPr>
+            <w:r>
+              <w:rPr>
+                <w:rFonts w:ascii="Segoe UI" w:hAnsi="Segoe UI" w:cs="Segoe UI"/>
+                <w:sz w:val="17"/>
+              </w:rPr>
+              <w:t>High</w:t>
+            </w:r>
+          </w:p>
+        </w:tc>
+        <w:tc>
+          <w:tcPr>
+            <w:tcW w:w="1250" w:type="pct"/>
+          </w:tcPr>
+          <w:p>
+            <w:pPr>
+              <w:pStyle w:val="Compact"/>
+              <w:rPr>
+                <w:rFonts w:ascii="Segoe UI" w:hAnsi="Segoe UI" w:cs="Segoe UI"/>
+                <w:sz w:val="17"/>
+              </w:rPr>
+            </w:pPr>
+            <w:r>
+              <w:rPr>
+                <w:rFonts w:ascii="Segoe UI" w:hAnsi="Segoe UI" w:cs="Segoe UI"/>
+                <w:sz w:val="17"/>
+              </w:rPr>
+              <w:t>do not raise</w:t>
+            </w:r>
+          </w:p>
+        </w:tc>
+      </w:tr>
+      <w:tr>
+        <w:trPr>
+          <w:cantSplit/>
+        </w:trPr>
+        <w:tc>
+          <w:tcPr>
+            <w:tcW w:w="1250" w:type="pct"/>
+          </w:tcPr>
+          <w:p>
+            <w:pPr>
+              <w:pStyle w:val="Compact"/>
+              <w:rPr>
+                <w:rFonts w:ascii="Segoe UI" w:hAnsi="Segoe UI" w:cs="Segoe UI"/>
+                <w:sz w:val="17"/>
+              </w:rPr>
+            </w:pPr>
+            <w:r>
+              <w:rPr>
+                <w:rFonts w:ascii="Segoe UI" w:hAnsi="Segoe UI" w:cs="Segoe UI"/>
+                <w:sz w:val="17"/>
+              </w:rPr>
+              <w:t>Ben Smith (BAM)</w:t>
+            </w:r>
+          </w:p>
+        </w:tc>
+        <w:tc>
+          <w:tcPr>
+            <w:tcW w:w="1250" w:type="pct"/>
+          </w:tcPr>
+          <w:p>
+            <w:pPr>
+              <w:pStyle w:val="Compact"/>
+              <w:rPr>
+                <w:rFonts w:ascii="Segoe UI" w:hAnsi="Segoe UI" w:cs="Segoe UI"/>
+                <w:sz w:val="17"/>
+              </w:rPr>
+            </w:pPr>
+            <w:r>
+              <w:rPr>
+                <w:rFonts w:ascii="Segoe UI" w:hAnsi="Segoe UI" w:cs="Segoe UI"/>
+                <w:sz w:val="17"/>
+              </w:rPr>
+              <w:t>ex-Starlight; BAM not on file</w:t>
+            </w:r>
+          </w:p>
+        </w:tc>
+        <w:tc>
+          <w:tcPr>
+            <w:tcW w:w="1250" w:type="pct"/>
+          </w:tcPr>
+          <w:p>
+            <w:pPr>
+              <w:pStyle w:val="Compact"/>
+              <w:rPr>
+                <w:rFonts w:ascii="Segoe UI" w:hAnsi="Segoe UI" w:cs="Segoe UI"/>
+                <w:sz w:val="17"/>
+              </w:rPr>
+            </w:pPr>
+            <w:r>
+              <w:rPr>
+                <w:rFonts w:ascii="Segoe UI" w:hAnsi="Segoe UI" w:cs="Segoe UI"/>
+                <w:sz w:val="17"/>
+              </w:rPr>
+              <w:t>High</w:t>
+            </w:r>
+          </w:p>
+        </w:tc>
+        <w:tc>
+          <w:tcPr>
+            <w:tcW w:w="1250" w:type="pct"/>
+          </w:tcPr>
+          <w:p>
+            <w:pPr>
+              <w:pStyle w:val="Compact"/>
+              <w:rPr>
+                <w:rFonts w:ascii="Segoe UI" w:hAnsi="Segoe UI" w:cs="Segoe UI"/>
+                <w:sz w:val="17"/>
+              </w:rPr>
+            </w:pPr>
+            <w:r>
+              <w:rPr>
+                <w:rFonts w:ascii="Segoe UI" w:hAnsi="Segoe UI" w:cs="Segoe UI"/>
+                <w:sz w:val="17"/>
+              </w:rPr>
+              <w:t>add</w:t>
+            </w:r>
+          </w:p>
+        </w:tc>
+      </w:tr>
+      <w:tr>
+        <w:trPr>
+          <w:cantSplit/>
+        </w:trPr>
+        <w:tc>
+          <w:tcPr>
+            <w:tcW w:w="1250" w:type="pct"/>
+          </w:tcPr>
+          <w:p>
+            <w:pPr>
+              <w:pStyle w:val="Compact"/>
+              <w:rPr>
+                <w:rFonts w:ascii="Segoe UI" w:hAnsi="Segoe UI" w:cs="Segoe UI"/>
+                <w:sz w:val="17"/>
+              </w:rPr>
+            </w:pPr>
+            <w:r>
+              <w:rPr>
+                <w:rFonts w:ascii="Segoe UI" w:hAnsi="Segoe UI" w:cs="Segoe UI"/>
+                <w:sz w:val="17"/>
+              </w:rPr>
+              <w:t>Fred at Rise / Ruiz</w:t>
+            </w:r>
+          </w:p>
+        </w:tc>
+        <w:tc>
+          <w:tcPr>
+            <w:tcW w:w="1250" w:type="pct"/>
+          </w:tcPr>
+          <w:p>
+            <w:pPr>
+              <w:pStyle w:val="Compact"/>
+              <w:rPr>
+                <w:rFonts w:ascii="Segoe UI" w:hAnsi="Segoe UI" w:cs="Segoe UI"/>
+                <w:sz w:val="17"/>
+              </w:rPr>
+            </w:pPr>
+            <w:r>
+              <w:rPr>
+                <w:rFonts w:ascii="Segoe UI" w:hAnsi="Segoe UI" w:cs="Segoe UI"/>
+                <w:sz w:val="17"/>
+              </w:rPr>
+              <w:t>Fred at Rize Alliance Properties</w:t>
+            </w:r>
+          </w:p>
+        </w:tc>
+        <w:tc>
+          <w:tcPr>
+            <w:tcW w:w="1250" w:type="pct"/>
+          </w:tcPr>
+          <w:p>
+            <w:pPr>
+              <w:pStyle w:val="Compact"/>
+              <w:rPr>
+                <w:rFonts w:ascii="Segoe UI" w:hAnsi="Segoe UI" w:cs="Segoe UI"/>
+                <w:sz w:val="17"/>
+              </w:rPr>
+            </w:pPr>
+            <w:r>
+              <w:rPr>
+                <w:rFonts w:ascii="Segoe UI" w:hAnsi="Segoe UI" w:cs="Segoe UI"/>
+                <w:sz w:val="17"/>
+              </w:rPr>
+              <w:t>Med</w:t>
+            </w:r>
+          </w:p>
+        </w:tc>
+        <w:tc>
+          <w:tcPr>
+            <w:tcW w:w="1250" w:type="pct"/>
+          </w:tcPr>
+          <w:p>
+            <w:pPr>
+              <w:pStyle w:val="Compact"/>
+              <w:rPr>
+                <w:rFonts w:ascii="Segoe UI" w:hAnsi="Segoe UI" w:cs="Segoe UI"/>
+                <w:sz w:val="17"/>
+              </w:rPr>
+            </w:pPr>
+            <w:r>
+              <w:rPr>
+                <w:rFonts w:ascii="Segoe UI" w:hAnsi="Segoe UI" w:cs="Segoe UI"/>
+                <w:sz w:val="17"/>
+              </w:rPr>
+              <w:t>Rize #16; Fred not on file</w:t>
+            </w:r>
+          </w:p>
+        </w:tc>
+      </w:tr>
+      <w:tr>
+        <w:trPr>
+          <w:cantSplit/>
+        </w:trPr>
+        <w:tc>
+          <w:tcPr>
+            <w:tcW w:w="1250" w:type="pct"/>
+          </w:tcPr>
+          <w:p>
+            <w:pPr>
+              <w:pStyle w:val="Compact"/>
+              <w:rPr>
+                <w:rFonts w:ascii="Segoe UI" w:hAnsi="Segoe UI" w:cs="Segoe UI"/>
+                <w:sz w:val="17"/>
+              </w:rPr>
+            </w:pPr>
+            <w:r>
+              <w:rPr>
+                <w:rFonts w:ascii="Segoe UI" w:hAnsi="Segoe UI" w:cs="Segoe UI"/>
+                <w:sz w:val="17"/>
+              </w:rPr>
+              <w:t>KCM / NCM</w:t>
+            </w:r>
+          </w:p>
+        </w:tc>
+        <w:tc>
+          <w:tcPr>
+            <w:tcW w:w="1250" w:type="pct"/>
+          </w:tcPr>
+          <w:p>
+            <w:pPr>
+              <w:pStyle w:val="Compact"/>
+              <w:rPr>
+                <w:rFonts w:ascii="Segoe UI" w:hAnsi="Segoe UI" w:cs="Segoe UI"/>
+                <w:sz w:val="17"/>
+              </w:rPr>
+            </w:pPr>
+            <w:r>
+              <w:rPr>
+                <w:rFonts w:ascii="Segoe UI" w:hAnsi="Segoe UI" w:cs="Segoe UI"/>
+                <w:sz w:val="17"/>
+              </w:rPr>
+              <w:t>MCM Architects</w:t>
+            </w:r>
+          </w:p>
+        </w:tc>
+        <w:tc>
+          <w:tcPr>
+            <w:tcW w:w="1250" w:type="pct"/>
+          </w:tcPr>
+          <w:p>
+            <w:pPr>
+              <w:pStyle w:val="Compact"/>
+              <w:rPr>
+                <w:rFonts w:ascii="Segoe UI" w:hAnsi="Segoe UI" w:cs="Segoe UI"/>
+                <w:sz w:val="17"/>
+              </w:rPr>
+            </w:pPr>
+            <w:r>
+              <w:rPr>
+                <w:rFonts w:ascii="Segoe UI" w:hAnsi="Segoe UI" w:cs="Segoe UI"/>
+                <w:sz w:val="17"/>
+              </w:rPr>
+              <w:t>High</w:t>
+            </w:r>
+          </w:p>
+        </w:tc>
+        <w:tc>
+          <w:tcPr>
+            <w:tcW w:w="1250" w:type="pct"/>
+          </w:tcPr>
+          <w:p>
+            <w:pPr>
+              <w:pStyle w:val="Compact"/>
+              <w:rPr>
+                <w:rFonts w:ascii="Segoe UI" w:hAnsi="Segoe UI" w:cs="Segoe UI"/>
+                <w:sz w:val="17"/>
+              </w:rPr>
+            </w:pPr>
+            <w:r>
+              <w:rPr>
+                <w:rFonts w:ascii="Segoe UI" w:hAnsi="Segoe UI" w:cs="Segoe UI"/>
+                <w:sz w:val="17"/>
+              </w:rPr>
+              <w:t>#77714; Odegaard confirmed there</w:t>
+            </w:r>
+          </w:p>
+        </w:tc>
+      </w:tr>
+      <w:tr>
+        <w:trPr>
+          <w:cantSplit/>
+        </w:trPr>
+        <w:tc>
+          <w:tcPr>
+            <w:tcW w:w="1250" w:type="pct"/>
+          </w:tcPr>
+          <w:p>
+            <w:pPr>
+              <w:pStyle w:val="Compact"/>
+              <w:rPr>
+                <w:rFonts w:ascii="Segoe UI" w:hAnsi="Segoe UI" w:cs="Segoe UI"/>
+                <w:sz w:val="17"/>
+              </w:rPr>
+            </w:pPr>
+            <w:r>
+              <w:rPr>
+                <w:rFonts w:ascii="Segoe UI" w:hAnsi="Segoe UI" w:cs="Segoe UI"/>
+                <w:sz w:val="17"/>
+              </w:rPr>
+              <w:t>Heather Lands owner</w:t>
+            </w:r>
+          </w:p>
+        </w:tc>
+        <w:tc>
+          <w:tcPr>
+            <w:tcW w:w="1250" w:type="pct"/>
+          </w:tcPr>
+          <w:p>
+            <w:pPr>
+              <w:pStyle w:val="Compact"/>
+              <w:rPr>
+                <w:rFonts w:ascii="Segoe UI" w:hAnsi="Segoe UI" w:cs="Segoe UI"/>
+                <w:sz w:val="17"/>
+              </w:rPr>
+            </w:pPr>
+            <w:r>
+              <w:rPr>
+                <w:rFonts w:ascii="Segoe UI" w:hAnsi="Segoe UI" w:cs="Segoe UI"/>
+                <w:sz w:val="17"/>
+              </w:rPr>
+              <w:t>MST Nations with Aquilini Development (MSTA Partnership), from 2025</w:t>
+            </w:r>
+          </w:p>
+        </w:tc>
+        <w:tc>
+          <w:tcPr>
+            <w:tcW w:w="1250" w:type="pct"/>
+          </w:tcPr>
+          <w:p>
+            <w:pPr>
+              <w:pStyle w:val="Compact"/>
+              <w:rPr>
+                <w:rFonts w:ascii="Segoe UI" w:hAnsi="Segoe UI" w:cs="Segoe UI"/>
+                <w:sz w:val="17"/>
+              </w:rPr>
+            </w:pPr>
+            <w:r>
+              <w:rPr>
+                <w:rFonts w:ascii="Segoe UI" w:hAnsi="Segoe UI" w:cs="Segoe UI"/>
+                <w:sz w:val="17"/>
+              </w:rPr>
+              <w:t>High</w:t>
+            </w:r>
+          </w:p>
+        </w:tc>
+        <w:tc>
+          <w:tcPr>
+            <w:tcW w:w="1250" w:type="pct"/>
+          </w:tcPr>
+          <w:p>
+            <w:pPr>
+              <w:pStyle w:val="Compact"/>
+              <w:rPr>
+                <w:rFonts w:ascii="Segoe UI" w:hAnsi="Segoe UI" w:cs="Segoe UI"/>
+                <w:sz w:val="17"/>
+              </w:rPr>
+            </w:pPr>
+            <w:r>
+              <w:rPr>
+                <w:rFonts w:ascii="Segoe UI" w:hAnsi="Segoe UI" w:cs="Segoe UI"/>
+                <w:sz w:val="17"/>
+              </w:rPr>
+              <w:t>web</w:t>
+            </w:r>
+          </w:p>
+        </w:tc>
+      </w:tr>
+      <w:tr>
+        <w:trPr>
+          <w:cantSplit/>
+        </w:trPr>
+        <w:tc>
+          <w:tcPr>
+            <w:tcW w:w="1250" w:type="pct"/>
+          </w:tcPr>
+          <w:p>
+            <w:pPr>
+              <w:pStyle w:val="Compact"/>
+              <w:rPr>
+                <w:rFonts w:ascii="Segoe UI" w:hAnsi="Segoe UI" w:cs="Segoe UI"/>
+                <w:sz w:val="17"/>
+              </w:rPr>
+            </w:pPr>
+            <w:r>
+              <w:rPr>
+                <w:rFonts w:ascii="Segoe UI" w:hAnsi="Segoe UI" w:cs="Segoe UI"/>
+                <w:sz w:val="17"/>
+              </w:rPr>
+              <w:t>Cambrian Marine</w:t>
+            </w:r>
+          </w:p>
+        </w:tc>
+        <w:tc>
+          <w:tcPr>
+            <w:tcW w:w="1250" w:type="pct"/>
+          </w:tcPr>
+          <w:p>
+            <w:pPr>
+              <w:pStyle w:val="Compact"/>
+              <w:rPr>
+                <w:rFonts w:ascii="Segoe UI" w:hAnsi="Segoe UI" w:cs="Segoe UI"/>
+                <w:sz w:val="17"/>
+              </w:rPr>
+            </w:pPr>
+            <w:r>
+              <w:rPr>
+                <w:rFonts w:ascii="Segoe UI" w:hAnsi="Segoe UI" w:cs="Segoe UI"/>
+                <w:sz w:val="17"/>
+              </w:rPr>
+              <w:t>Cambie and Marine (Rize tower)</w:t>
+            </w:r>
+          </w:p>
+        </w:tc>
+        <w:tc>
+          <w:tcPr>
+            <w:tcW w:w="1250" w:type="pct"/>
+          </w:tcPr>
+          <w:p>
+            <w:pPr>
+              <w:pStyle w:val="Compact"/>
+              <w:rPr>
+                <w:rFonts w:ascii="Segoe UI" w:hAnsi="Segoe UI" w:cs="Segoe UI"/>
+                <w:sz w:val="17"/>
+              </w:rPr>
+            </w:pPr>
+            <w:r>
+              <w:rPr>
+                <w:rFonts w:ascii="Segoe UI" w:hAnsi="Segoe UI" w:cs="Segoe UI"/>
+                <w:sz w:val="17"/>
+              </w:rPr>
+              <w:t>Med</w:t>
+            </w:r>
+          </w:p>
+        </w:tc>
+        <w:tc>
+          <w:tcPr>
+            <w:tcW w:w="1250" w:type="pct"/>
+          </w:tcPr>
+          <w:p>
+            <w:pPr>
+              <w:pStyle w:val="Compact"/>
+              <w:rPr>
+                <w:rFonts w:ascii="Segoe UI" w:hAnsi="Segoe UI" w:cs="Segoe UI"/>
+                <w:sz w:val="17"/>
+              </w:rPr>
+            </w:pPr>
+            <w:r>
+              <w:rPr>
+                <w:rFonts w:ascii="Segoe UI" w:hAnsi="Segoe UI" w:cs="Segoe UI"/>
+                <w:sz w:val="17"/>
+              </w:rPr>
+              <w:t>project</w:t>
+            </w:r>
+          </w:p>
+        </w:tc>
+      </w:tr>
+      <w:tr>
+        <w:trPr>
+          <w:cantSplit/>
+        </w:trPr>
+        <w:tc>
+          <w:tcPr>
+            <w:tcW w:w="1250" w:type="pct"/>
+          </w:tcPr>
+          <w:p>
+            <w:pPr>
+              <w:pStyle w:val="Compact"/>
+              <w:rPr>
+                <w:rFonts w:ascii="Segoe UI" w:hAnsi="Segoe UI" w:cs="Segoe UI"/>
+                <w:sz w:val="17"/>
+              </w:rPr>
+            </w:pPr>
+            <w:r>
+              <w:rPr>
+                <w:rFonts w:ascii="Segoe UI" w:hAnsi="Segoe UI" w:cs="Segoe UI"/>
+                <w:sz w:val="17"/>
+              </w:rPr>
+              <w:t>Cold Harbour</w:t>
+            </w:r>
+          </w:p>
+        </w:tc>
+        <w:tc>
+          <w:tcPr>
+            <w:tcW w:w="1250" w:type="pct"/>
+          </w:tcPr>
+          <w:p>
+            <w:pPr>
+              <w:pStyle w:val="Compact"/>
+              <w:rPr>
+                <w:rFonts w:ascii="Segoe UI" w:hAnsi="Segoe UI" w:cs="Segoe UI"/>
+                <w:sz w:val="17"/>
+              </w:rPr>
+            </w:pPr>
+            <w:r>
+              <w:rPr>
+                <w:rFonts w:ascii="Segoe UI" w:hAnsi="Segoe UI" w:cs="Segoe UI"/>
+                <w:sz w:val="17"/>
+              </w:rPr>
+              <w:t>Coal Harbour</w:t>
+            </w:r>
+          </w:p>
+        </w:tc>
+        <w:tc>
+          <w:tcPr>
+            <w:tcW w:w="1250" w:type="pct"/>
+          </w:tcPr>
+          <w:p>
+            <w:pPr>
+              <w:pStyle w:val="Compact"/>
+              <w:rPr>
+                <w:rFonts w:ascii="Segoe UI" w:hAnsi="Segoe UI" w:cs="Segoe UI"/>
+                <w:sz w:val="17"/>
+              </w:rPr>
+            </w:pPr>
+            <w:r>
+              <w:rPr>
+                <w:rFonts w:ascii="Segoe UI" w:hAnsi="Segoe UI" w:cs="Segoe UI"/>
+                <w:sz w:val="17"/>
+              </w:rPr>
+              <w:t>High</w:t>
+            </w:r>
+          </w:p>
+        </w:tc>
+        <w:tc>
+          <w:tcPr>
+            <w:tcW w:w="1250" w:type="pct"/>
+          </w:tcPr>
+          <w:p>
+            <w:pPr>
+              <w:pStyle w:val="Compact"/>
+              <w:rPr>
+                <w:rFonts w:ascii="Segoe UI" w:hAnsi="Segoe UI" w:cs="Segoe UI"/>
+                <w:sz w:val="17"/>
+              </w:rPr>
+            </w:pPr>
+            <w:r>
+              <w:rPr>
+                <w:rFonts w:ascii="Segoe UI" w:hAnsi="Segoe UI" w:cs="Segoe UI"/>
+                <w:sz w:val="17"/>
+              </w:rPr>
+              <w:t>place</w:t>
+            </w:r>
+          </w:p>
+        </w:tc>
+      </w:tr>
+      <w:tr>
+        <w:trPr>
+          <w:cantSplit/>
+        </w:trPr>
+        <w:tc>
+          <w:tcPr>
+            <w:tcW w:w="1250" w:type="pct"/>
+          </w:tcPr>
+          <w:p>
+            <w:pPr>
+              <w:pStyle w:val="Compact"/>
+              <w:rPr>
+                <w:rFonts w:ascii="Segoe UI" w:hAnsi="Segoe UI" w:cs="Segoe UI"/>
+                <w:sz w:val="17"/>
+              </w:rPr>
+            </w:pPr>
+            <w:r>
+              <w:rPr>
+                <w:rFonts w:ascii="Segoe UI" w:hAnsi="Segoe UI" w:cs="Segoe UI"/>
+                <w:sz w:val="17"/>
+              </w:rPr>
+              <w:t>Arcades</w:t>
+            </w:r>
+          </w:p>
+        </w:tc>
+        <w:tc>
+          <w:tcPr>
+            <w:tcW w:w="1250" w:type="pct"/>
+          </w:tcPr>
+          <w:p>
+            <w:pPr>
+              <w:pStyle w:val="Compact"/>
+              <w:rPr>
+                <w:rFonts w:ascii="Segoe UI" w:hAnsi="Segoe UI" w:cs="Segoe UI"/>
+                <w:sz w:val="17"/>
+              </w:rPr>
+            </w:pPr>
+            <w:r>
+              <w:rPr>
+                <w:rFonts w:ascii="Segoe UI" w:hAnsi="Segoe UI" w:cs="Segoe UI"/>
+                <w:sz w:val="17"/>
+              </w:rPr>
+              <w:t>Arcadis</w:t>
+            </w:r>
+          </w:p>
+        </w:tc>
+        <w:tc>
+          <w:tcPr>
+            <w:tcW w:w="1250" w:type="pct"/>
+          </w:tcPr>
+          <w:p>
+            <w:pPr>
+              <w:pStyle w:val="Compact"/>
+              <w:rPr>
+                <w:rFonts w:ascii="Segoe UI" w:hAnsi="Segoe UI" w:cs="Segoe UI"/>
+                <w:sz w:val="17"/>
+              </w:rPr>
+            </w:pPr>
+            <w:r>
+              <w:rPr>
+                <w:rFonts w:ascii="Segoe UI" w:hAnsi="Segoe UI" w:cs="Segoe UI"/>
+                <w:sz w:val="17"/>
+              </w:rPr>
+              <w:t>High</w:t>
+            </w:r>
+          </w:p>
+        </w:tc>
+        <w:tc>
+          <w:tcPr>
+            <w:tcW w:w="1250" w:type="pct"/>
+          </w:tcPr>
+          <w:p>
+            <w:pPr>
+              <w:pStyle w:val="Compact"/>
+              <w:rPr>
+                <w:rFonts w:ascii="Segoe UI" w:hAnsi="Segoe UI" w:cs="Segoe UI"/>
+                <w:sz w:val="17"/>
+              </w:rPr>
+            </w:pPr>
+            <w:r>
+              <w:rPr>
+                <w:rFonts w:ascii="Segoe UI" w:hAnsi="Segoe UI" w:cs="Segoe UI"/>
+                <w:sz w:val="17"/>
+              </w:rPr>
+              <w:t>#153</w:t>
+            </w:r>
+          </w:p>
+        </w:tc>
+      </w:tr>
+      <w:tr>
+        <w:trPr>
+          <w:cantSplit/>
+        </w:trPr>
+        <w:tc>
+          <w:tcPr>
+            <w:tcW w:w="1250" w:type="pct"/>
+          </w:tcPr>
+          <w:p>
+            <w:pPr>
+              <w:pStyle w:val="Compact"/>
+              <w:rPr>
+                <w:rFonts w:ascii="Segoe UI" w:hAnsi="Segoe UI" w:cs="Segoe UI"/>
+                <w:sz w:val="17"/>
+              </w:rPr>
+            </w:pPr>
+            <w:r>
+              <w:rPr>
+                <w:rFonts w:ascii="Segoe UI" w:hAnsi="Segoe UI" w:cs="Segoe UI"/>
+                <w:sz w:val="17"/>
+              </w:rPr>
+              <w:t>BAM (Ben Smith)</w:t>
+            </w:r>
+          </w:p>
+        </w:tc>
+        <w:tc>
+          <w:tcPr>
+            <w:tcW w:w="1250" w:type="pct"/>
+          </w:tcPr>
+          <w:p>
+            <w:pPr>
+              <w:pStyle w:val="Compact"/>
+              <w:rPr>
+                <w:rFonts w:ascii="Segoe UI" w:hAnsi="Segoe UI" w:cs="Segoe UI"/>
+                <w:sz w:val="17"/>
+              </w:rPr>
+            </w:pPr>
+            <w:r>
+              <w:rPr>
+                <w:rFonts w:ascii="Segoe UI" w:hAnsi="Segoe UI" w:cs="Segoe UI"/>
+                <w:sz w:val="17"/>
+              </w:rPr>
+              <w:t>unresolved: no company of that name found in Apollo or on the web</w:t>
             </w:r>
           </w:p>
         </w:tc>
@@ -7729,7 +8378,7 @@
   <w:abstractNum w:abstractNumId="0" w15:restartNumberingAfterBreak="0">
     <w:nsid w:val="0000A990"/>
     <w:multiLevelType w:val="multilevel"/>
-    <w:tmpl w:val="5E5A0CD0"/>
+    <w:tmpl w:val="ADE2650C"/>
     <w:lvl w:ilvl="0">
       <w:numFmt w:val="bullet"/>
       <w:lvlText w:val=" "/>
@@ -7806,7 +8455,7 @@
   <w:abstractNum w:abstractNumId="1" w15:restartNumberingAfterBreak="0">
     <w:nsid w:val="0000A991"/>
     <w:multiLevelType w:val="multilevel"/>
-    <w:tmpl w:val="C5980E96"/>
+    <w:tmpl w:val="F58E1046"/>
     <w:lvl w:ilvl="0">
       <w:numFmt w:val="bullet"/>
       <w:lvlText w:val=""/>
@@ -7910,7 +8559,7 @@
   <w:abstractNum w:abstractNumId="2" w15:restartNumberingAfterBreak="0">
     <w:nsid w:val="00A99411"/>
     <w:multiLevelType w:val="multilevel"/>
-    <w:tmpl w:val="19145F4A"/>
+    <w:tmpl w:val="83083CCE"/>
     <w:lvl w:ilvl="0">
       <w:start w:val="1"/>
       <w:numFmt w:val="decimal"/>
@@ -7993,13 +8642,13 @@
       </w:pPr>
     </w:lvl>
   </w:abstractNum>
-  <w:num w:numId="1" w16cid:durableId="1596985755">
+  <w:num w:numId="1" w16cid:durableId="1916891620">
     <w:abstractNumId w:val="0"/>
   </w:num>
-  <w:num w:numId="2" w16cid:durableId="2025085698">
+  <w:num w:numId="2" w16cid:durableId="142086661">
     <w:abstractNumId w:val="1"/>
   </w:num>
-  <w:num w:numId="3" w16cid:durableId="33386350">
+  <w:num w:numId="3" w16cid:durableId="996417751">
     <w:abstractNumId w:val="2"/>
     <w:lvlOverride w:ilvl="0">
       <w:startOverride w:val="1"/>
@@ -8029,7 +8678,7 @@
       <w:startOverride w:val="1"/>
     </w:lvlOverride>
   </w:num>
-  <w:num w:numId="4" w16cid:durableId="2052683335">
+  <w:num w:numId="4" w16cid:durableId="912080678">
     <w:abstractNumId w:val="2"/>
     <w:lvlOverride w:ilvl="0">
       <w:startOverride w:val="1"/>
@@ -9287,7 +9936,7 @@
   <w:style w:type="table" w:styleId="TableGrid">
     <w:name w:val="Table Grid"/>
     <w:basedOn w:val="TableNormal"/>
-    <w:rsid w:val="0075354C"/>
+    <w:rsid w:val="00A170C2"/>
     <w:pPr>
       <w:spacing w:after="0"/>
     </w:pPr>
@@ -9306,7 +9955,7 @@
     <w:name w:val="header"/>
     <w:basedOn w:val="Normal"/>
     <w:link w:val="HeaderChar"/>
-    <w:rsid w:val="0075354C"/>
+    <w:rsid w:val="00A170C2"/>
     <w:pPr>
       <w:tabs>
         <w:tab w:val="center" w:pos="4680"/>
@@ -9319,7 +9968,7 @@
     <w:name w:val="Header Char"/>
     <w:basedOn w:val="DefaultParagraphFont"/>
     <w:link w:val="Header"/>
-    <w:rsid w:val="0075354C"/>
+    <w:rsid w:val="00A170C2"/>
     <w:rPr>
       <w:rFonts w:ascii="Georgia" w:hAnsi="Georgia"/>
       <w:sz w:val="20"/>
@@ -9329,7 +9978,7 @@
     <w:name w:val="footer"/>
     <w:basedOn w:val="Normal"/>
     <w:link w:val="FooterChar"/>
-    <w:rsid w:val="0075354C"/>
+    <w:rsid w:val="00A170C2"/>
     <w:pPr>
       <w:tabs>
         <w:tab w:val="center" w:pos="4680"/>
@@ -9342,7 +9991,7 @@
     <w:name w:val="Footer Char"/>
     <w:basedOn w:val="DefaultParagraphFont"/>
     <w:link w:val="Footer"/>
-    <w:rsid w:val="0075354C"/>
+    <w:rsid w:val="00A170C2"/>
     <w:rPr>
       <w:rFonts w:ascii="Georgia" w:hAnsi="Georgia"/>
       <w:sz w:val="20"/>

--- a/docs/BD-Vancouver-Updates-Synopsis-2026-09-03.docx
+++ b/docs/BD-Vancouver-Updates-Synopsis-2026-09-03.docx
@@ -195,7 +195,7 @@
     </w:p>
     <w:p>
       <w:r>
-        <w:pict w14:anchorId="19E8A347">
+        <w:pict w14:anchorId="24ADADFD">
           <v:rect id="_x0000_i1025" style="width:0;height:1.5pt" o:hralign="center" o:hrstd="t" o:hr="t"/>
         </w:pict>
       </w:r>
@@ -327,7 +327,7 @@
       </w:r>
       <w:r>
         <w:lastRenderedPageBreak/>
-        <w:t xml:space="preserve">Marketing Officer, JM knows Luciano (moved to P&amp;W about a year ago) and Ryan Bragg, Principal </w:t>
+        <w:t xml:space="preserve">Marketing Officer, JM knows Luciano Siffredi (Project Architect, at P&amp;W since 2024, before that Boniface Oleksiuk Politano) and Ryan Bragg, Principal </w:t>
       </w:r>
       <w:r>
         <w:rPr>
@@ -668,7 +668,7 @@
         <w:t xml:space="preserve"> </w:t>
       </w:r>
       <w:r>
-        <w:t xml:space="preserve">(Conor): met four groups; Mission Group (#193) then lost the contact, Stephanie, two weeks later; “Barry Architecture” needs JM’s intro; </w:t>
+        <w:t xml:space="preserve">(Conor): met four groups; Mission Group (#193) then lost the contact, Stephanie, two weeks later; Berry Architecture + Associates (#68976, Red Deer firm, new Kelowna studio led by Carlos Gamez Ruiz) needs JM’s intro; </w:t>
       </w:r>
       <w:r>
         <w:rPr>
@@ -1115,7 +1115,7 @@
                 <w:rFonts w:ascii="Segoe UI" w:hAnsi="Segoe UI" w:cs="Segoe UI"/>
                 <w:sz w:val="17"/>
               </w:rPr>
-              <w:t xml:space="preserve">Set up the lunch/dinner with the civic recreation </w:t>
+              <w:t xml:space="preserve">Set up the lunch/dinner with the civic </w:t>
             </w:r>
             <w:r>
               <w:rPr>
@@ -1123,7 +1123,7 @@
                 <w:sz w:val="17"/>
               </w:rPr>
               <w:lastRenderedPageBreak/>
-              <w:t>director via the Colliers contact; approach her private-sector lead with a concrete “what’s in it for you”</w:t>
+              <w:t>recreation director via the Colliers contact; approach her private-sector lead with a concrete “what’s in it for you”</w:t>
             </w:r>
           </w:p>
         </w:tc>
@@ -1196,7 +1196,7 @@
                 <w:rFonts w:ascii="Segoe UI" w:hAnsi="Segoe UI" w:cs="Segoe UI"/>
                 <w:sz w:val="17"/>
               </w:rPr>
-              <w:t xml:space="preserve">Colliers Project Leaders #70132. BC Cancer prime </w:t>
+              <w:t xml:space="preserve">Colliers Project Leaders #70132. BC </w:t>
             </w:r>
             <w:r>
               <w:rPr>
@@ -1204,7 +1204,7 @@
                 <w:sz w:val="17"/>
               </w:rPr>
               <w:lastRenderedPageBreak/>
-              <w:t>RFP is already opportunity 23643</w:t>
+              <w:t>Cancer prime RFP is already opportunity 23643</w:t>
             </w:r>
           </w:p>
         </w:tc>
@@ -1692,27 +1692,36 @@
                 <w:rFonts w:ascii="Segoe UI" w:hAnsi="Segoe UI" w:cs="Segoe UI"/>
                 <w:sz w:val="17"/>
               </w:rPr>
-              <w:t>NDY: keep the seismic-restraint referral line open; reuse existing details</w:t>
-            </w:r>
-          </w:p>
-        </w:tc>
-        <w:tc>
-          <w:tcPr>
-            <w:tcW w:w="1000" w:type="pct"/>
-          </w:tcPr>
-          <w:p>
-            <w:pPr>
-              <w:pStyle w:val="Compact"/>
-              <w:rPr>
-                <w:rFonts w:ascii="Segoe UI" w:hAnsi="Segoe UI" w:cs="Segoe UI"/>
-                <w:sz w:val="17"/>
-              </w:rPr>
-            </w:pPr>
-            <w:r>
-              <w:rPr>
-                <w:rFonts w:ascii="Segoe UI" w:hAnsi="Segoe UI" w:cs="Segoe UI"/>
-                <w:sz w:val="17"/>
-              </w:rPr>
+              <w:t xml:space="preserve">NDY: keep the seismic-restraint referral line open; reuse </w:t>
+            </w:r>
+            <w:r>
+              <w:rPr>
+                <w:rFonts w:ascii="Segoe UI" w:hAnsi="Segoe UI" w:cs="Segoe UI"/>
+                <w:sz w:val="17"/>
+              </w:rPr>
+              <w:lastRenderedPageBreak/>
+              <w:t>existing details</w:t>
+            </w:r>
+          </w:p>
+        </w:tc>
+        <w:tc>
+          <w:tcPr>
+            <w:tcW w:w="1000" w:type="pct"/>
+          </w:tcPr>
+          <w:p>
+            <w:pPr>
+              <w:pStyle w:val="Compact"/>
+              <w:rPr>
+                <w:rFonts w:ascii="Segoe UI" w:hAnsi="Segoe UI" w:cs="Segoe UI"/>
+                <w:sz w:val="17"/>
+              </w:rPr>
+            </w:pPr>
+            <w:r>
+              <w:rPr>
+                <w:rFonts w:ascii="Segoe UI" w:hAnsi="Segoe UI" w:cs="Segoe UI"/>
+                <w:sz w:val="17"/>
+              </w:rPr>
+              <w:lastRenderedPageBreak/>
               <w:t>Omar</w:t>
             </w:r>
           </w:p>
@@ -1781,7 +1790,6 @@
                 <w:rFonts w:ascii="Segoe UI" w:hAnsi="Segoe UI" w:cs="Segoe UI"/>
                 <w:sz w:val="17"/>
               </w:rPr>
-              <w:lastRenderedPageBreak/>
               <w:t>7</w:t>
             </w:r>
           </w:p>
@@ -2479,7 +2487,7 @@
                 <w:rFonts w:ascii="Segoe UI" w:hAnsi="Segoe UI" w:cs="Segoe UI"/>
                 <w:sz w:val="17"/>
               </w:rPr>
-              <w:t xml:space="preserve">Seismic assessment for </w:t>
+              <w:t xml:space="preserve">Seismic </w:t>
             </w:r>
             <w:r>
               <w:rPr>
@@ -2487,7 +2495,7 @@
                 <w:sz w:val="17"/>
               </w:rPr>
               <w:lastRenderedPageBreak/>
-              <w:t>the office-to-hotel client: NDA, ask for structural drawings, fee for the report only; pitch the same to the Coal Harbour hotel developer</w:t>
+              <w:t>assessment for the office-to-hotel client: NDA, ask for structural drawings, fee for the report only; pitch the same to the Coal Harbour hotel developer</w:t>
             </w:r>
           </w:p>
         </w:tc>
@@ -2551,7 +2559,15 @@
                 <w:rFonts w:ascii="Segoe UI" w:hAnsi="Segoe UI" w:cs="Segoe UI"/>
                 <w:sz w:val="17"/>
               </w:rPr>
-              <w:t>Report first, upgrades later</w:t>
+              <w:t xml:space="preserve">Report first, </w:t>
+            </w:r>
+            <w:r>
+              <w:rPr>
+                <w:rFonts w:ascii="Segoe UI" w:hAnsi="Segoe UI" w:cs="Segoe UI"/>
+                <w:sz w:val="17"/>
+              </w:rPr>
+              <w:lastRenderedPageBreak/>
+              <w:t>upgrades later</w:t>
             </w:r>
           </w:p>
         </w:tc>
@@ -2577,6 +2593,7 @@
                 <w:rFonts w:ascii="Segoe UI" w:hAnsi="Segoe UI" w:cs="Segoe UI"/>
                 <w:sz w:val="17"/>
               </w:rPr>
+              <w:lastRenderedPageBreak/>
               <w:t>14</w:t>
             </w:r>
           </w:p>
@@ -3904,7 +3921,7 @@
                 <w:rFonts w:ascii="Segoe UI" w:hAnsi="Segoe UI" w:cs="Segoe UI"/>
                 <w:sz w:val="17"/>
               </w:rPr>
-              <w:t>Kelowna: press Lauren (Arcadis Kelowna) for the three developer intros; “Barry Architecture” intro; follow Stephanie from Mission Group</w:t>
+              <w:t>Kelowna: press Lauren (Arcadis Kelowna) for the three developer intros; JM’s intro to Berry Architecture + Associates’ new Kelowna studio (Carlos Gamez Ruiz); follow Stephanie from Mission Group</w:t>
             </w:r>
           </w:p>
         </w:tc>
@@ -3967,7 +3984,7 @@
                 <w:rFonts w:ascii="Segoe UI" w:hAnsi="Segoe UI" w:cs="Segoe UI"/>
                 <w:sz w:val="17"/>
               </w:rPr>
-              <w:t>Mission Group #193, CRM #221</w:t>
+              <w:t>Berry #68976; Mission Group #193, CRM #221</w:t>
             </w:r>
           </w:p>
         </w:tc>
@@ -4685,7 +4702,13 @@
         <w:t>Architect</w:t>
       </w:r>
       <w:r>
-        <w:t xml:space="preserve">. Missing people: Thomas Lee, Principal or Associate Principal depending on the source (GBL); Giovanni Gunawan, Development Manager (Aquilini Development); Gregory Eeman, architect (Continuum); Peter Odegaard, Partner (MCM); Fred Lin, Development Manager (Rize); Robert Bosa (Bosa Properties founder); Ben Smith (BAM); Luciano and Ike (P&amp;W), Salim and Mariam (Arcadis), Brian Webster and Mike Balza (Solterra) unresolved. Add them through the enrichment path, not by hand. All of these are one </w:t>
+        <w:t>. Missing people: Thomas Lee, Principal or Associate Principal depending on the source (GBL); Giovanni Gunawan, Development Manager (Aquilini Development); Gregory Eeman, architect (Continuum); Peter Odegaard, Partner (MCM); Fred Lin, Development Manager (Rize); Luciano Siffredi, Project Architect (Perkins&amp;Will); Robert Bosa (Bosa Properties founder); Ben Smith (BAM); Ike (P&amp;W), Salim and Mariam (Arcadis), Brian Webster and Mike Balza (Solterra) unresolved. Add them through the enrichment path, not by hand.</w:t>
+      </w:r>
+      <w:r>
+        <w:t xml:space="preserve"> All of these are one</w:t>
+      </w:r>
+      <w:r>
+        <w:t xml:space="preserve"> </w:t>
       </w:r>
       <w:r>
         <w:rPr>
@@ -4751,17 +4774,7 @@
         <w:t>Perkins&amp;Will:</w:t>
       </w:r>
       <w:r>
-        <w:t xml:space="preserve"> surnames for </w:t>
-      </w:r>
-      <w:r>
-        <w:rPr>
-          <w:b/>
-          <w:bCs/>
-        </w:rPr>
-        <w:t>Luciano</w:t>
-      </w:r>
-      <w:r>
-        <w:t xml:space="preserve"> (moved there about a year ago) and </w:t>
+        <w:t xml:space="preserve"> a surname for </w:t>
       </w:r>
       <w:r>
         <w:rPr>
@@ -4771,7 +4784,10 @@
         <w:t>Ike</w:t>
       </w:r>
       <w:r>
-        <w:t xml:space="preserve"> (Rory’s contact), and whether the principal JM remembers is </w:t>
+        <w:t xml:space="preserve">, Rory’s contact who did the “bonus” </w:t>
+      </w:r>
+      <w:r>
+        <w:t xml:space="preserve">job; there is no Ike or Isaac among the 87 Vancouver staff on record, so it may be a nickname. And whether the principal JM remembers is </w:t>
       </w:r>
       <w:r>
         <w:rPr>
@@ -4800,10 +4816,7 @@
         <w:t>JB’s Bosa and Solterra names:</w:t>
       </w:r>
       <w:r>
-        <w:t xml:space="preserve"> </w:t>
-      </w:r>
-      <w:r>
-        <w:t>confirm Robert is Robert Bosa (founder of Bosa Properties, Colin’s father) and Dale is Dale Bosa (Colin’s brother). Still unplaced: Jason, Kevin (Solterra has a junior development manager by that name), Brian Webster, Mike Balza, “Charlie, the Wilson proposal”.</w:t>
+        <w:t xml:space="preserve"> confirm Robert is Robert Bosa (founder of Bosa Properties, Colin’s father) and Dale is Dale Bosa (Colin’s brother). Still unplaced: Jason, Kevin (Solterra has a junior development manager by that name), Brian Webster, Mike Balza, “Charlie, the Wilson proposal”.</w:t>
       </w:r>
     </w:p>
     <w:p>
@@ -4819,20 +4832,13 @@
           <w:b/>
           <w:bCs/>
         </w:rPr>
-        <w:t>“Barry Architecture”</w:t>
-      </w:r>
-      <w:r>
-        <w:t xml:space="preserve"> (Kelowna): which firm. And whether Conor’s </w:t>
-      </w:r>
-      <w:r>
-        <w:rPr>
-          <w:b/>
-          <w:bCs/>
-        </w:rPr>
-        <w:t>Lauren</w:t>
-      </w:r>
-      <w:r>
-        <w:t xml:space="preserve"> is Lauren Macaulay of Arcadis; her title is certain, her being the Kelowna Lauren rests on the brain’s record only.</w:t>
+        <w:t>Conor’s Lauren:</w:t>
+      </w:r>
+      <w:r>
+        <w:t xml:space="preserve"> </w:t>
+      </w:r>
+      <w:r>
+        <w:t>whether she is Lauren Macaulay of Arcadis; her title is certain, her being the Kelowna Lauren rests on the brain’s record only.</w:t>
       </w:r>
     </w:p>
     <w:p>
@@ -4861,10 +4867,7 @@
         <w:t>“the turn”</w:t>
       </w:r>
       <w:r>
-        <w:t xml:space="preserve"> </w:t>
-      </w:r>
-      <w:r>
-        <w:t>(Islam, undecided): project or client names.</w:t>
+        <w:t xml:space="preserve"> (Islam, undecided): project or client names.</w:t>
       </w:r>
     </w:p>
     <w:p>
@@ -4956,13 +4959,10 @@
           <w:b/>
           <w:bCs/>
         </w:rPr>
-        <w:t>Trillium:</w:t>
-      </w:r>
-      <w:r>
-        <w:t xml:space="preserve"> </w:t>
-      </w:r>
-      <w:r>
-        <w:t>Trillium Communities (#54443, Victoria seniors housing) rather than Trillium Projects (#221, a KOR client)? Who is “Sue” there?</w:t>
+        <w:t>BAM and Trillium:</w:t>
+      </w:r>
+      <w:r>
+        <w:t xml:space="preserve"> Ben Smith’s company cannot be found under “BAM”; the only Ben Smith in BC real estate on record is a proptech executive (Avesdo, ex-Rennie, ex-Polygon) with no Starlight history, so not him. Jim has his number. Is Trillium Trillium Communities (#54443, Victoria seniors housing) rather than Trillium Projects (#221, a KOR client), and who is “Sue” there?</w:t>
       </w:r>
     </w:p>
     <w:p>
@@ -4981,7 +4981,10 @@
         <w:t>Continuum:</w:t>
       </w:r>
       <w:r>
-        <w:t xml:space="preserve"> whether Ben Smith’s second name was Gregory Eeman (Architect AIBC) or someone else. The partners are Beintema and Wiens; Kapuscinski has left; Peter Fair is Denver and is not to be contacted.</w:t>
+        <w:t xml:space="preserve"> </w:t>
+      </w:r>
+      <w:r>
+        <w:t>whether Ben Smith’s second name was Gregory Eeman (Architect AIBC) or someone else. The partners are Beintema and Wiens; Kapuscinski has left; Peter Fair is Denver and is not to be contacted.</w:t>
       </w:r>
     </w:p>
     <w:p>
@@ -5380,28 +5383,28 @@
                 <w:rFonts w:ascii="Segoe UI" w:hAnsi="Segoe UI" w:cs="Segoe UI"/>
                 <w:sz w:val="17"/>
               </w:rPr>
-              <w:t>Mike Dakotis</w:t>
-            </w:r>
-          </w:p>
-        </w:tc>
-        <w:tc>
-          <w:tcPr>
-            <w:tcW w:w="1250" w:type="pct"/>
-          </w:tcPr>
-          <w:p>
-            <w:pPr>
-              <w:pStyle w:val="Compact"/>
-              <w:rPr>
-                <w:rFonts w:ascii="Segoe UI" w:hAnsi="Segoe UI" w:cs="Segoe UI"/>
-                <w:sz w:val="17"/>
-              </w:rPr>
-            </w:pPr>
-            <w:r>
-              <w:rPr>
-                <w:rFonts w:ascii="Segoe UI" w:hAnsi="Segoe UI" w:cs="Segoe UI"/>
-                <w:sz w:val="17"/>
-              </w:rPr>
-              <w:t>Michael De Cotiis, President &amp; CEO, Pinnacle International</w:t>
+              <w:t>Luciano, “used to be at Bob”</w:t>
+            </w:r>
+          </w:p>
+        </w:tc>
+        <w:tc>
+          <w:tcPr>
+            <w:tcW w:w="1250" w:type="pct"/>
+          </w:tcPr>
+          <w:p>
+            <w:pPr>
+              <w:pStyle w:val="Compact"/>
+              <w:rPr>
+                <w:rFonts w:ascii="Segoe UI" w:hAnsi="Segoe UI" w:cs="Segoe UI"/>
+                <w:sz w:val="17"/>
+              </w:rPr>
+            </w:pPr>
+            <w:r>
+              <w:rPr>
+                <w:rFonts w:ascii="Segoe UI" w:hAnsi="Segoe UI" w:cs="Segoe UI"/>
+                <w:sz w:val="17"/>
+              </w:rPr>
+              <w:t>Luciano Siffredi, Project Architect, Perkins&amp;Will; previously Boniface Oleksiuk Politano Architects</w:t>
             </w:r>
           </w:p>
         </w:tc>
@@ -5443,7 +5446,7 @@
                 <w:rFonts w:ascii="Segoe UI" w:hAnsi="Segoe UI" w:cs="Segoe UI"/>
                 <w:sz w:val="17"/>
               </w:rPr>
-              <w:t>#53665, CRM #11; web</w:t>
+              <w:t>Apollo + LinkedIn; not on file</w:t>
             </w:r>
           </w:p>
         </w:tc>
@@ -5469,28 +5472,28 @@
                 <w:rFonts w:ascii="Segoe UI" w:hAnsi="Segoe UI" w:cs="Segoe UI"/>
                 <w:sz w:val="17"/>
               </w:rPr>
-              <w:t>KRA</w:t>
-            </w:r>
-          </w:p>
-        </w:tc>
-        <w:tc>
-          <w:tcPr>
-            <w:tcW w:w="1250" w:type="pct"/>
-          </w:tcPr>
-          <w:p>
-            <w:pPr>
-              <w:pStyle w:val="Compact"/>
-              <w:rPr>
-                <w:rFonts w:ascii="Segoe UI" w:hAnsi="Segoe UI" w:cs="Segoe UI"/>
-                <w:sz w:val="17"/>
-              </w:rPr>
-            </w:pPr>
-            <w:r>
-              <w:rPr>
-                <w:rFonts w:ascii="Segoe UI" w:hAnsi="Segoe UI" w:cs="Segoe UI"/>
-                <w:sz w:val="17"/>
-              </w:rPr>
-              <w:t>Kirsten Reite Architecture</w:t>
+              <w:t>Barry Architecture (Kelowna)</w:t>
+            </w:r>
+          </w:p>
+        </w:tc>
+        <w:tc>
+          <w:tcPr>
+            <w:tcW w:w="1250" w:type="pct"/>
+          </w:tcPr>
+          <w:p>
+            <w:pPr>
+              <w:pStyle w:val="Compact"/>
+              <w:rPr>
+                <w:rFonts w:ascii="Segoe UI" w:hAnsi="Segoe UI" w:cs="Segoe UI"/>
+                <w:sz w:val="17"/>
+              </w:rPr>
+            </w:pPr>
+            <w:r>
+              <w:rPr>
+                <w:rFonts w:ascii="Segoe UI" w:hAnsi="Segoe UI" w:cs="Segoe UI"/>
+                <w:sz w:val="17"/>
+              </w:rPr>
+              <w:t>Berry Architecture + Associates, Red Deer, Kelowna studio led by Carlos Gamez Ruiz</w:t>
             </w:r>
           </w:p>
         </w:tc>
@@ -5532,7 +5535,7 @@
                 <w:rFonts w:ascii="Segoe UI" w:hAnsi="Segoe UI" w:cs="Segoe UI"/>
                 <w:sz w:val="17"/>
               </w:rPr>
-              <w:t>#71252; Islam’s 3 July lunch</w:t>
+              <w:t>#68976; web</w:t>
             </w:r>
           </w:p>
         </w:tc>
@@ -5558,28 +5561,28 @@
                 <w:rFonts w:ascii="Segoe UI" w:hAnsi="Segoe UI" w:cs="Segoe UI"/>
                 <w:sz w:val="17"/>
               </w:rPr>
-              <w:t>Gregory Inman</w:t>
-            </w:r>
-          </w:p>
-        </w:tc>
-        <w:tc>
-          <w:tcPr>
-            <w:tcW w:w="1250" w:type="pct"/>
-          </w:tcPr>
-          <w:p>
-            <w:pPr>
-              <w:pStyle w:val="Compact"/>
-              <w:rPr>
-                <w:rFonts w:ascii="Segoe UI" w:hAnsi="Segoe UI" w:cs="Segoe UI"/>
-                <w:sz w:val="17"/>
-              </w:rPr>
-            </w:pPr>
-            <w:r>
-              <w:rPr>
-                <w:rFonts w:ascii="Segoe UI" w:hAnsi="Segoe UI" w:cs="Segoe UI"/>
-                <w:sz w:val="17"/>
-              </w:rPr>
-              <w:t>Gregory Eeman, Architect AIBC, Continuum Architecture</w:t>
+              <w:t>Mike Dakotis</w:t>
+            </w:r>
+          </w:p>
+        </w:tc>
+        <w:tc>
+          <w:tcPr>
+            <w:tcW w:w="1250" w:type="pct"/>
+          </w:tcPr>
+          <w:p>
+            <w:pPr>
+              <w:pStyle w:val="Compact"/>
+              <w:rPr>
+                <w:rFonts w:ascii="Segoe UI" w:hAnsi="Segoe UI" w:cs="Segoe UI"/>
+                <w:sz w:val="17"/>
+              </w:rPr>
+            </w:pPr>
+            <w:r>
+              <w:rPr>
+                <w:rFonts w:ascii="Segoe UI" w:hAnsi="Segoe UI" w:cs="Segoe UI"/>
+                <w:sz w:val="17"/>
+              </w:rPr>
+              <w:t>Michael De Cotiis, President &amp; CEO, Pinnacle International</w:t>
             </w:r>
           </w:p>
         </w:tc>
@@ -5621,7 +5624,7 @@
                 <w:rFonts w:ascii="Segoe UI" w:hAnsi="Segoe UI" w:cs="Segoe UI"/>
                 <w:sz w:val="17"/>
               </w:rPr>
-              <w:t>Apollo + Hunter; not a partner</w:t>
+              <w:t>#53665, CRM #11; web</w:t>
             </w:r>
           </w:p>
         </w:tc>
@@ -5647,28 +5650,28 @@
                 <w:rFonts w:ascii="Segoe UI" w:hAnsi="Segoe UI" w:cs="Segoe UI"/>
                 <w:sz w:val="17"/>
               </w:rPr>
-              <w:t>Giovanni (Aquilini)</w:t>
-            </w:r>
-          </w:p>
-        </w:tc>
-        <w:tc>
-          <w:tcPr>
-            <w:tcW w:w="1250" w:type="pct"/>
-          </w:tcPr>
-          <w:p>
-            <w:pPr>
-              <w:pStyle w:val="Compact"/>
-              <w:rPr>
-                <w:rFonts w:ascii="Segoe UI" w:hAnsi="Segoe UI" w:cs="Segoe UI"/>
-                <w:sz w:val="17"/>
-              </w:rPr>
-            </w:pPr>
-            <w:r>
-              <w:rPr>
-                <w:rFonts w:ascii="Segoe UI" w:hAnsi="Segoe UI" w:cs="Segoe UI"/>
-                <w:sz w:val="17"/>
-              </w:rPr>
-              <w:t>Giovanni Gunawan, Development Manager, Aquilini Development</w:t>
+              <w:t>KRA</w:t>
+            </w:r>
+          </w:p>
+        </w:tc>
+        <w:tc>
+          <w:tcPr>
+            <w:tcW w:w="1250" w:type="pct"/>
+          </w:tcPr>
+          <w:p>
+            <w:pPr>
+              <w:pStyle w:val="Compact"/>
+              <w:rPr>
+                <w:rFonts w:ascii="Segoe UI" w:hAnsi="Segoe UI" w:cs="Segoe UI"/>
+                <w:sz w:val="17"/>
+              </w:rPr>
+            </w:pPr>
+            <w:r>
+              <w:rPr>
+                <w:rFonts w:ascii="Segoe UI" w:hAnsi="Segoe UI" w:cs="Segoe UI"/>
+                <w:sz w:val="17"/>
+              </w:rPr>
+              <w:t>Kirsten Reite Architecture</w:t>
             </w:r>
           </w:p>
         </w:tc>
@@ -5710,7 +5713,7 @@
                 <w:rFonts w:ascii="Segoe UI" w:hAnsi="Segoe UI" w:cs="Segoe UI"/>
                 <w:sz w:val="17"/>
               </w:rPr>
-              <w:t>Apollo + LinkedIn</w:t>
+              <w:t>#71252; Islam’s 3 July lunch</w:t>
             </w:r>
           </w:p>
         </w:tc>
@@ -5736,28 +5739,28 @@
                 <w:rFonts w:ascii="Segoe UI" w:hAnsi="Segoe UI" w:cs="Segoe UI"/>
                 <w:sz w:val="17"/>
               </w:rPr>
-              <w:t>Thomas Lee (GBL)</w:t>
-            </w:r>
-          </w:p>
-        </w:tc>
-        <w:tc>
-          <w:tcPr>
-            <w:tcW w:w="1250" w:type="pct"/>
-          </w:tcPr>
-          <w:p>
-            <w:pPr>
-              <w:pStyle w:val="Compact"/>
-              <w:rPr>
-                <w:rFonts w:ascii="Segoe UI" w:hAnsi="Segoe UI" w:cs="Segoe UI"/>
-                <w:sz w:val="17"/>
-              </w:rPr>
-            </w:pPr>
-            <w:r>
-              <w:rPr>
-                <w:rFonts w:ascii="Segoe UI" w:hAnsi="Segoe UI" w:cs="Segoe UI"/>
-                <w:sz w:val="17"/>
-              </w:rPr>
-              <w:t>Thomas Lee, Principal (Hunter) / Associate Principal (Apollo), GBL Architects</w:t>
+              <w:t>Gregory Inman</w:t>
+            </w:r>
+          </w:p>
+        </w:tc>
+        <w:tc>
+          <w:tcPr>
+            <w:tcW w:w="1250" w:type="pct"/>
+          </w:tcPr>
+          <w:p>
+            <w:pPr>
+              <w:pStyle w:val="Compact"/>
+              <w:rPr>
+                <w:rFonts w:ascii="Segoe UI" w:hAnsi="Segoe UI" w:cs="Segoe UI"/>
+                <w:sz w:val="17"/>
+              </w:rPr>
+            </w:pPr>
+            <w:r>
+              <w:rPr>
+                <w:rFonts w:ascii="Segoe UI" w:hAnsi="Segoe UI" w:cs="Segoe UI"/>
+                <w:sz w:val="17"/>
+              </w:rPr>
+              <w:t>Gregory Eeman, Architect AIBC, Continuum Architecture</w:t>
             </w:r>
           </w:p>
         </w:tc>
@@ -5799,7 +5802,7 @@
                 <w:rFonts w:ascii="Segoe UI" w:hAnsi="Segoe UI" w:cs="Segoe UI"/>
                 <w:sz w:val="17"/>
               </w:rPr>
-              <w:t>Apollo + Hunter</w:t>
+              <w:t>Apollo + Hunter; not a partner</w:t>
             </w:r>
           </w:p>
         </w:tc>
@@ -5825,28 +5828,28 @@
                 <w:rFonts w:ascii="Segoe UI" w:hAnsi="Segoe UI" w:cs="Segoe UI"/>
                 <w:sz w:val="17"/>
               </w:rPr>
-              <w:t>Peter Odegard</w:t>
-            </w:r>
-          </w:p>
-        </w:tc>
-        <w:tc>
-          <w:tcPr>
-            <w:tcW w:w="1250" w:type="pct"/>
-          </w:tcPr>
-          <w:p>
-            <w:pPr>
-              <w:pStyle w:val="Compact"/>
-              <w:rPr>
-                <w:rFonts w:ascii="Segoe UI" w:hAnsi="Segoe UI" w:cs="Segoe UI"/>
-                <w:sz w:val="17"/>
-              </w:rPr>
-            </w:pPr>
-            <w:r>
-              <w:rPr>
-                <w:rFonts w:ascii="Segoe UI" w:hAnsi="Segoe UI" w:cs="Segoe UI"/>
-                <w:sz w:val="17"/>
-              </w:rPr>
-              <w:t>Peter Odegaard, Partner, MCM Architects</w:t>
+              <w:t>Giovanni (Aquilini)</w:t>
+            </w:r>
+          </w:p>
+        </w:tc>
+        <w:tc>
+          <w:tcPr>
+            <w:tcW w:w="1250" w:type="pct"/>
+          </w:tcPr>
+          <w:p>
+            <w:pPr>
+              <w:pStyle w:val="Compact"/>
+              <w:rPr>
+                <w:rFonts w:ascii="Segoe UI" w:hAnsi="Segoe UI" w:cs="Segoe UI"/>
+                <w:sz w:val="17"/>
+              </w:rPr>
+            </w:pPr>
+            <w:r>
+              <w:rPr>
+                <w:rFonts w:ascii="Segoe UI" w:hAnsi="Segoe UI" w:cs="Segoe UI"/>
+                <w:sz w:val="17"/>
+              </w:rPr>
+              <w:t>Giovanni Gunawan, Development Manager, Aquilini Development</w:t>
             </w:r>
           </w:p>
         </w:tc>
@@ -5888,7 +5891,7 @@
                 <w:rFonts w:ascii="Segoe UI" w:hAnsi="Segoe UI" w:cs="Segoe UI"/>
                 <w:sz w:val="17"/>
               </w:rPr>
-              <w:t>Apollo + web</w:t>
+              <w:t>Apollo + LinkedIn</w:t>
             </w:r>
           </w:p>
         </w:tc>
@@ -5914,28 +5917,28 @@
                 <w:rFonts w:ascii="Segoe UI" w:hAnsi="Segoe UI" w:cs="Segoe UI"/>
                 <w:sz w:val="17"/>
               </w:rPr>
-              <w:t>Fred at Rise / Ruiz</w:t>
-            </w:r>
-          </w:p>
-        </w:tc>
-        <w:tc>
-          <w:tcPr>
-            <w:tcW w:w="1250" w:type="pct"/>
-          </w:tcPr>
-          <w:p>
-            <w:pPr>
-              <w:pStyle w:val="Compact"/>
-              <w:rPr>
-                <w:rFonts w:ascii="Segoe UI" w:hAnsi="Segoe UI" w:cs="Segoe UI"/>
-                <w:sz w:val="17"/>
-              </w:rPr>
-            </w:pPr>
-            <w:r>
-              <w:rPr>
-                <w:rFonts w:ascii="Segoe UI" w:hAnsi="Segoe UI" w:cs="Segoe UI"/>
-                <w:sz w:val="17"/>
-              </w:rPr>
-              <w:t>Fred Lin, Development Manager, Rize</w:t>
+              <w:t>Thomas Lee (GBL)</w:t>
+            </w:r>
+          </w:p>
+        </w:tc>
+        <w:tc>
+          <w:tcPr>
+            <w:tcW w:w="1250" w:type="pct"/>
+          </w:tcPr>
+          <w:p>
+            <w:pPr>
+              <w:pStyle w:val="Compact"/>
+              <w:rPr>
+                <w:rFonts w:ascii="Segoe UI" w:hAnsi="Segoe UI" w:cs="Segoe UI"/>
+                <w:sz w:val="17"/>
+              </w:rPr>
+            </w:pPr>
+            <w:r>
+              <w:rPr>
+                <w:rFonts w:ascii="Segoe UI" w:hAnsi="Segoe UI" w:cs="Segoe UI"/>
+                <w:sz w:val="17"/>
+              </w:rPr>
+              <w:t>Thomas Lee, Principal (Hunter) / Associate Principal (Apollo), GBL Architects</w:t>
             </w:r>
           </w:p>
         </w:tc>
@@ -6003,70 +6006,70 @@
                 <w:rFonts w:ascii="Segoe UI" w:hAnsi="Segoe UI" w:cs="Segoe UI"/>
                 <w:sz w:val="17"/>
               </w:rPr>
-              <w:t>Robert (Bosa)</w:t>
-            </w:r>
-          </w:p>
-        </w:tc>
-        <w:tc>
-          <w:tcPr>
-            <w:tcW w:w="1250" w:type="pct"/>
-          </w:tcPr>
-          <w:p>
-            <w:pPr>
-              <w:pStyle w:val="Compact"/>
-              <w:rPr>
-                <w:rFonts w:ascii="Segoe UI" w:hAnsi="Segoe UI" w:cs="Segoe UI"/>
-                <w:sz w:val="17"/>
-              </w:rPr>
-            </w:pPr>
-            <w:r>
-              <w:rPr>
-                <w:rFonts w:ascii="Segoe UI" w:hAnsi="Segoe UI" w:cs="Segoe UI"/>
-                <w:sz w:val="17"/>
-              </w:rPr>
-              <w:t>Robert Bosa, founder of Bosa Properties, Colin’s father</w:t>
-            </w:r>
-          </w:p>
-        </w:tc>
-        <w:tc>
-          <w:tcPr>
-            <w:tcW w:w="1250" w:type="pct"/>
-          </w:tcPr>
-          <w:p>
-            <w:pPr>
-              <w:pStyle w:val="Compact"/>
-              <w:rPr>
-                <w:rFonts w:ascii="Segoe UI" w:hAnsi="Segoe UI" w:cs="Segoe UI"/>
-                <w:sz w:val="17"/>
-              </w:rPr>
-            </w:pPr>
-            <w:r>
-              <w:rPr>
-                <w:rFonts w:ascii="Segoe UI" w:hAnsi="Segoe UI" w:cs="Segoe UI"/>
-                <w:sz w:val="17"/>
-              </w:rPr>
-              <w:t>Med</w:t>
-            </w:r>
-          </w:p>
-        </w:tc>
-        <w:tc>
-          <w:tcPr>
-            <w:tcW w:w="1250" w:type="pct"/>
-          </w:tcPr>
-          <w:p>
-            <w:pPr>
-              <w:pStyle w:val="Compact"/>
-              <w:rPr>
-                <w:rFonts w:ascii="Segoe UI" w:hAnsi="Segoe UI" w:cs="Segoe UI"/>
-                <w:sz w:val="17"/>
-              </w:rPr>
-            </w:pPr>
-            <w:r>
-              <w:rPr>
-                <w:rFonts w:ascii="Segoe UI" w:hAnsi="Segoe UI" w:cs="Segoe UI"/>
-                <w:sz w:val="17"/>
-              </w:rPr>
-              <w:t>web (family record); not on file</w:t>
+              <w:t>Peter Odegard</w:t>
+            </w:r>
+          </w:p>
+        </w:tc>
+        <w:tc>
+          <w:tcPr>
+            <w:tcW w:w="1250" w:type="pct"/>
+          </w:tcPr>
+          <w:p>
+            <w:pPr>
+              <w:pStyle w:val="Compact"/>
+              <w:rPr>
+                <w:rFonts w:ascii="Segoe UI" w:hAnsi="Segoe UI" w:cs="Segoe UI"/>
+                <w:sz w:val="17"/>
+              </w:rPr>
+            </w:pPr>
+            <w:r>
+              <w:rPr>
+                <w:rFonts w:ascii="Segoe UI" w:hAnsi="Segoe UI" w:cs="Segoe UI"/>
+                <w:sz w:val="17"/>
+              </w:rPr>
+              <w:t>Peter Odegaard, Partner, MCM Architects</w:t>
+            </w:r>
+          </w:p>
+        </w:tc>
+        <w:tc>
+          <w:tcPr>
+            <w:tcW w:w="1250" w:type="pct"/>
+          </w:tcPr>
+          <w:p>
+            <w:pPr>
+              <w:pStyle w:val="Compact"/>
+              <w:rPr>
+                <w:rFonts w:ascii="Segoe UI" w:hAnsi="Segoe UI" w:cs="Segoe UI"/>
+                <w:sz w:val="17"/>
+              </w:rPr>
+            </w:pPr>
+            <w:r>
+              <w:rPr>
+                <w:rFonts w:ascii="Segoe UI" w:hAnsi="Segoe UI" w:cs="Segoe UI"/>
+                <w:sz w:val="17"/>
+              </w:rPr>
+              <w:t>High</w:t>
+            </w:r>
+          </w:p>
+        </w:tc>
+        <w:tc>
+          <w:tcPr>
+            <w:tcW w:w="1250" w:type="pct"/>
+          </w:tcPr>
+          <w:p>
+            <w:pPr>
+              <w:pStyle w:val="Compact"/>
+              <w:rPr>
+                <w:rFonts w:ascii="Segoe UI" w:hAnsi="Segoe UI" w:cs="Segoe UI"/>
+                <w:sz w:val="17"/>
+              </w:rPr>
+            </w:pPr>
+            <w:r>
+              <w:rPr>
+                <w:rFonts w:ascii="Segoe UI" w:hAnsi="Segoe UI" w:cs="Segoe UI"/>
+                <w:sz w:val="17"/>
+              </w:rPr>
+              <w:t>Apollo + web</w:t>
             </w:r>
           </w:p>
         </w:tc>
@@ -6092,70 +6095,70 @@
                 <w:rFonts w:ascii="Segoe UI" w:hAnsi="Segoe UI" w:cs="Segoe UI"/>
                 <w:sz w:val="17"/>
               </w:rPr>
-              <w:t>Dale (Bosa)</w:t>
-            </w:r>
-          </w:p>
-        </w:tc>
-        <w:tc>
-          <w:tcPr>
-            <w:tcW w:w="1250" w:type="pct"/>
-          </w:tcPr>
-          <w:p>
-            <w:pPr>
-              <w:pStyle w:val="Compact"/>
-              <w:rPr>
-                <w:rFonts w:ascii="Segoe UI" w:hAnsi="Segoe UI" w:cs="Segoe UI"/>
-                <w:sz w:val="17"/>
-              </w:rPr>
-            </w:pPr>
-            <w:r>
-              <w:rPr>
-                <w:rFonts w:ascii="Segoe UI" w:hAnsi="Segoe UI" w:cs="Segoe UI"/>
-                <w:sz w:val="17"/>
-              </w:rPr>
-              <w:t>Dale Bosa, Colin’s brother</w:t>
-            </w:r>
-          </w:p>
-        </w:tc>
-        <w:tc>
-          <w:tcPr>
-            <w:tcW w:w="1250" w:type="pct"/>
-          </w:tcPr>
-          <w:p>
-            <w:pPr>
-              <w:pStyle w:val="Compact"/>
-              <w:rPr>
-                <w:rFonts w:ascii="Segoe UI" w:hAnsi="Segoe UI" w:cs="Segoe UI"/>
-                <w:sz w:val="17"/>
-              </w:rPr>
-            </w:pPr>
-            <w:r>
-              <w:rPr>
-                <w:rFonts w:ascii="Segoe UI" w:hAnsi="Segoe UI" w:cs="Segoe UI"/>
-                <w:sz w:val="17"/>
-              </w:rPr>
-              <w:t>Med</w:t>
-            </w:r>
-          </w:p>
-        </w:tc>
-        <w:tc>
-          <w:tcPr>
-            <w:tcW w:w="1250" w:type="pct"/>
-          </w:tcPr>
-          <w:p>
-            <w:pPr>
-              <w:pStyle w:val="Compact"/>
-              <w:rPr>
-                <w:rFonts w:ascii="Segoe UI" w:hAnsi="Segoe UI" w:cs="Segoe UI"/>
-                <w:sz w:val="17"/>
-              </w:rPr>
-            </w:pPr>
-            <w:r>
-              <w:rPr>
-                <w:rFonts w:ascii="Segoe UI" w:hAnsi="Segoe UI" w:cs="Segoe UI"/>
-                <w:sz w:val="17"/>
-              </w:rPr>
-              <w:t>web</w:t>
+              <w:t>Fred at Rise / Ruiz</w:t>
+            </w:r>
+          </w:p>
+        </w:tc>
+        <w:tc>
+          <w:tcPr>
+            <w:tcW w:w="1250" w:type="pct"/>
+          </w:tcPr>
+          <w:p>
+            <w:pPr>
+              <w:pStyle w:val="Compact"/>
+              <w:rPr>
+                <w:rFonts w:ascii="Segoe UI" w:hAnsi="Segoe UI" w:cs="Segoe UI"/>
+                <w:sz w:val="17"/>
+              </w:rPr>
+            </w:pPr>
+            <w:r>
+              <w:rPr>
+                <w:rFonts w:ascii="Segoe UI" w:hAnsi="Segoe UI" w:cs="Segoe UI"/>
+                <w:sz w:val="17"/>
+              </w:rPr>
+              <w:t>Fred Lin, Development Manager, Rize</w:t>
+            </w:r>
+          </w:p>
+        </w:tc>
+        <w:tc>
+          <w:tcPr>
+            <w:tcW w:w="1250" w:type="pct"/>
+          </w:tcPr>
+          <w:p>
+            <w:pPr>
+              <w:pStyle w:val="Compact"/>
+              <w:rPr>
+                <w:rFonts w:ascii="Segoe UI" w:hAnsi="Segoe UI" w:cs="Segoe UI"/>
+                <w:sz w:val="17"/>
+              </w:rPr>
+            </w:pPr>
+            <w:r>
+              <w:rPr>
+                <w:rFonts w:ascii="Segoe UI" w:hAnsi="Segoe UI" w:cs="Segoe UI"/>
+                <w:sz w:val="17"/>
+              </w:rPr>
+              <w:t>High</w:t>
+            </w:r>
+          </w:p>
+        </w:tc>
+        <w:tc>
+          <w:tcPr>
+            <w:tcW w:w="1250" w:type="pct"/>
+          </w:tcPr>
+          <w:p>
+            <w:pPr>
+              <w:pStyle w:val="Compact"/>
+              <w:rPr>
+                <w:rFonts w:ascii="Segoe UI" w:hAnsi="Segoe UI" w:cs="Segoe UI"/>
+                <w:sz w:val="17"/>
+              </w:rPr>
+            </w:pPr>
+            <w:r>
+              <w:rPr>
+                <w:rFonts w:ascii="Segoe UI" w:hAnsi="Segoe UI" w:cs="Segoe UI"/>
+                <w:sz w:val="17"/>
+              </w:rPr>
+              <w:t>Apollo + Hunter</w:t>
             </w:r>
           </w:p>
         </w:tc>
@@ -6181,70 +6184,70 @@
                 <w:rFonts w:ascii="Segoe UI" w:hAnsi="Segoe UI" w:cs="Segoe UI"/>
                 <w:sz w:val="17"/>
               </w:rPr>
-              <w:t>Acholini / Bacalini / Aquilini</w:t>
-            </w:r>
-          </w:p>
-        </w:tc>
-        <w:tc>
-          <w:tcPr>
-            <w:tcW w:w="1250" w:type="pct"/>
-          </w:tcPr>
-          <w:p>
-            <w:pPr>
-              <w:pStyle w:val="Compact"/>
-              <w:rPr>
-                <w:rFonts w:ascii="Segoe UI" w:hAnsi="Segoe UI" w:cs="Segoe UI"/>
-                <w:sz w:val="17"/>
-              </w:rPr>
-            </w:pPr>
-            <w:r>
-              <w:rPr>
-                <w:rFonts w:ascii="Segoe UI" w:hAnsi="Segoe UI" w:cs="Segoe UI"/>
-                <w:sz w:val="17"/>
-              </w:rPr>
-              <w:t>Aquilini Investment Group</w:t>
-            </w:r>
-          </w:p>
-        </w:tc>
-        <w:tc>
-          <w:tcPr>
-            <w:tcW w:w="1250" w:type="pct"/>
-          </w:tcPr>
-          <w:p>
-            <w:pPr>
-              <w:pStyle w:val="Compact"/>
-              <w:rPr>
-                <w:rFonts w:ascii="Segoe UI" w:hAnsi="Segoe UI" w:cs="Segoe UI"/>
-                <w:sz w:val="17"/>
-              </w:rPr>
-            </w:pPr>
-            <w:r>
-              <w:rPr>
-                <w:rFonts w:ascii="Segoe UI" w:hAnsi="Segoe UI" w:cs="Segoe UI"/>
-                <w:sz w:val="17"/>
-              </w:rPr>
-              <w:t>High</w:t>
-            </w:r>
-          </w:p>
-        </w:tc>
-        <w:tc>
-          <w:tcPr>
-            <w:tcW w:w="1250" w:type="pct"/>
-          </w:tcPr>
-          <w:p>
-            <w:pPr>
-              <w:pStyle w:val="Compact"/>
-              <w:rPr>
-                <w:rFonts w:ascii="Segoe UI" w:hAnsi="Segoe UI" w:cs="Segoe UI"/>
-                <w:sz w:val="17"/>
-              </w:rPr>
-            </w:pPr>
-            <w:r>
-              <w:rPr>
-                <w:rFonts w:ascii="Segoe UI" w:hAnsi="Segoe UI" w:cs="Segoe UI"/>
-                <w:sz w:val="17"/>
-              </w:rPr>
-              <w:t>#147, kp=36, CRM #238</w:t>
+              <w:t>Robert (Bosa)</w:t>
+            </w:r>
+          </w:p>
+        </w:tc>
+        <w:tc>
+          <w:tcPr>
+            <w:tcW w:w="1250" w:type="pct"/>
+          </w:tcPr>
+          <w:p>
+            <w:pPr>
+              <w:pStyle w:val="Compact"/>
+              <w:rPr>
+                <w:rFonts w:ascii="Segoe UI" w:hAnsi="Segoe UI" w:cs="Segoe UI"/>
+                <w:sz w:val="17"/>
+              </w:rPr>
+            </w:pPr>
+            <w:r>
+              <w:rPr>
+                <w:rFonts w:ascii="Segoe UI" w:hAnsi="Segoe UI" w:cs="Segoe UI"/>
+                <w:sz w:val="17"/>
+              </w:rPr>
+              <w:t>Robert Bosa, founder of Bosa Properties, Colin’s father</w:t>
+            </w:r>
+          </w:p>
+        </w:tc>
+        <w:tc>
+          <w:tcPr>
+            <w:tcW w:w="1250" w:type="pct"/>
+          </w:tcPr>
+          <w:p>
+            <w:pPr>
+              <w:pStyle w:val="Compact"/>
+              <w:rPr>
+                <w:rFonts w:ascii="Segoe UI" w:hAnsi="Segoe UI" w:cs="Segoe UI"/>
+                <w:sz w:val="17"/>
+              </w:rPr>
+            </w:pPr>
+            <w:r>
+              <w:rPr>
+                <w:rFonts w:ascii="Segoe UI" w:hAnsi="Segoe UI" w:cs="Segoe UI"/>
+                <w:sz w:val="17"/>
+              </w:rPr>
+              <w:t>Med</w:t>
+            </w:r>
+          </w:p>
+        </w:tc>
+        <w:tc>
+          <w:tcPr>
+            <w:tcW w:w="1250" w:type="pct"/>
+          </w:tcPr>
+          <w:p>
+            <w:pPr>
+              <w:pStyle w:val="Compact"/>
+              <w:rPr>
+                <w:rFonts w:ascii="Segoe UI" w:hAnsi="Segoe UI" w:cs="Segoe UI"/>
+                <w:sz w:val="17"/>
+              </w:rPr>
+            </w:pPr>
+            <w:r>
+              <w:rPr>
+                <w:rFonts w:ascii="Segoe UI" w:hAnsi="Segoe UI" w:cs="Segoe UI"/>
+                <w:sz w:val="17"/>
+              </w:rPr>
+              <w:t>web (family record); not on file</w:t>
             </w:r>
           </w:p>
         </w:tc>
@@ -6270,70 +6273,70 @@
                 <w:rFonts w:ascii="Segoe UI" w:hAnsi="Segoe UI" w:cs="Segoe UI"/>
                 <w:sz w:val="17"/>
               </w:rPr>
-              <w:t>Wiki Meverhurst</w:t>
-            </w:r>
-          </w:p>
-        </w:tc>
-        <w:tc>
-          <w:tcPr>
-            <w:tcW w:w="1250" w:type="pct"/>
-          </w:tcPr>
-          <w:p>
-            <w:pPr>
-              <w:pStyle w:val="Compact"/>
-              <w:rPr>
-                <w:rFonts w:ascii="Segoe UI" w:hAnsi="Segoe UI" w:cs="Segoe UI"/>
-                <w:sz w:val="17"/>
-              </w:rPr>
-            </w:pPr>
-            <w:r>
-              <w:rPr>
-                <w:rFonts w:ascii="Segoe UI" w:hAnsi="Segoe UI" w:cs="Segoe UI"/>
-                <w:sz w:val="17"/>
-              </w:rPr>
-              <w:t>WHM Structural Engineers (Wicke Herfst Maver)</w:t>
-            </w:r>
-          </w:p>
-        </w:tc>
-        <w:tc>
-          <w:tcPr>
-            <w:tcW w:w="1250" w:type="pct"/>
-          </w:tcPr>
-          <w:p>
-            <w:pPr>
-              <w:pStyle w:val="Compact"/>
-              <w:rPr>
-                <w:rFonts w:ascii="Segoe UI" w:hAnsi="Segoe UI" w:cs="Segoe UI"/>
-                <w:sz w:val="17"/>
-              </w:rPr>
-            </w:pPr>
-            <w:r>
-              <w:rPr>
-                <w:rFonts w:ascii="Segoe UI" w:hAnsi="Segoe UI" w:cs="Segoe UI"/>
-                <w:sz w:val="17"/>
-              </w:rPr>
-              <w:t>High</w:t>
-            </w:r>
-          </w:p>
-        </w:tc>
-        <w:tc>
-          <w:tcPr>
-            <w:tcW w:w="1250" w:type="pct"/>
-          </w:tcPr>
-          <w:p>
-            <w:pPr>
-              <w:pStyle w:val="Compact"/>
-              <w:rPr>
-                <w:rFonts w:ascii="Segoe UI" w:hAnsi="Segoe UI" w:cs="Segoe UI"/>
-                <w:sz w:val="17"/>
-              </w:rPr>
-            </w:pPr>
-            <w:r>
-              <w:rPr>
-                <w:rFonts w:ascii="Segoe UI" w:hAnsi="Segoe UI" w:cs="Segoe UI"/>
-                <w:sz w:val="17"/>
-              </w:rPr>
-              <w:t>#69332 / #77756</w:t>
+              <w:t>Dale (Bosa)</w:t>
+            </w:r>
+          </w:p>
+        </w:tc>
+        <w:tc>
+          <w:tcPr>
+            <w:tcW w:w="1250" w:type="pct"/>
+          </w:tcPr>
+          <w:p>
+            <w:pPr>
+              <w:pStyle w:val="Compact"/>
+              <w:rPr>
+                <w:rFonts w:ascii="Segoe UI" w:hAnsi="Segoe UI" w:cs="Segoe UI"/>
+                <w:sz w:val="17"/>
+              </w:rPr>
+            </w:pPr>
+            <w:r>
+              <w:rPr>
+                <w:rFonts w:ascii="Segoe UI" w:hAnsi="Segoe UI" w:cs="Segoe UI"/>
+                <w:sz w:val="17"/>
+              </w:rPr>
+              <w:t>Dale Bosa, Colin’s brother</w:t>
+            </w:r>
+          </w:p>
+        </w:tc>
+        <w:tc>
+          <w:tcPr>
+            <w:tcW w:w="1250" w:type="pct"/>
+          </w:tcPr>
+          <w:p>
+            <w:pPr>
+              <w:pStyle w:val="Compact"/>
+              <w:rPr>
+                <w:rFonts w:ascii="Segoe UI" w:hAnsi="Segoe UI" w:cs="Segoe UI"/>
+                <w:sz w:val="17"/>
+              </w:rPr>
+            </w:pPr>
+            <w:r>
+              <w:rPr>
+                <w:rFonts w:ascii="Segoe UI" w:hAnsi="Segoe UI" w:cs="Segoe UI"/>
+                <w:sz w:val="17"/>
+              </w:rPr>
+              <w:t>Med</w:t>
+            </w:r>
+          </w:p>
+        </w:tc>
+        <w:tc>
+          <w:tcPr>
+            <w:tcW w:w="1250" w:type="pct"/>
+          </w:tcPr>
+          <w:p>
+            <w:pPr>
+              <w:pStyle w:val="Compact"/>
+              <w:rPr>
+                <w:rFonts w:ascii="Segoe UI" w:hAnsi="Segoe UI" w:cs="Segoe UI"/>
+                <w:sz w:val="17"/>
+              </w:rPr>
+            </w:pPr>
+            <w:r>
+              <w:rPr>
+                <w:rFonts w:ascii="Segoe UI" w:hAnsi="Segoe UI" w:cs="Segoe UI"/>
+                <w:sz w:val="17"/>
+              </w:rPr>
+              <w:t>web</w:t>
             </w:r>
           </w:p>
         </w:tc>
@@ -6359,28 +6362,28 @@
                 <w:rFonts w:ascii="Segoe UI" w:hAnsi="Segoe UI" w:cs="Segoe UI"/>
                 <w:sz w:val="17"/>
               </w:rPr>
-              <w:t>BD (Fraser Mills)</w:t>
-            </w:r>
-          </w:p>
-        </w:tc>
-        <w:tc>
-          <w:tcPr>
-            <w:tcW w:w="1250" w:type="pct"/>
-          </w:tcPr>
-          <w:p>
-            <w:pPr>
-              <w:pStyle w:val="Compact"/>
-              <w:rPr>
-                <w:rFonts w:ascii="Segoe UI" w:hAnsi="Segoe UI" w:cs="Segoe UI"/>
-                <w:sz w:val="17"/>
-              </w:rPr>
-            </w:pPr>
-            <w:r>
-              <w:rPr>
-                <w:rFonts w:ascii="Segoe UI" w:hAnsi="Segoe UI" w:cs="Segoe UI"/>
-                <w:sz w:val="17"/>
-              </w:rPr>
-              <w:t>Beedie Development Group</w:t>
+              <w:t>Acholini / Bacalini / Aquilini</w:t>
+            </w:r>
+          </w:p>
+        </w:tc>
+        <w:tc>
+          <w:tcPr>
+            <w:tcW w:w="1250" w:type="pct"/>
+          </w:tcPr>
+          <w:p>
+            <w:pPr>
+              <w:pStyle w:val="Compact"/>
+              <w:rPr>
+                <w:rFonts w:ascii="Segoe UI" w:hAnsi="Segoe UI" w:cs="Segoe UI"/>
+                <w:sz w:val="17"/>
+              </w:rPr>
+            </w:pPr>
+            <w:r>
+              <w:rPr>
+                <w:rFonts w:ascii="Segoe UI" w:hAnsi="Segoe UI" w:cs="Segoe UI"/>
+                <w:sz w:val="17"/>
+              </w:rPr>
+              <w:t>Aquilini Investment Group</w:t>
             </w:r>
           </w:p>
         </w:tc>
@@ -6422,7 +6425,7 @@
                 <w:rFonts w:ascii="Segoe UI" w:hAnsi="Segoe UI" w:cs="Segoe UI"/>
                 <w:sz w:val="17"/>
               </w:rPr>
-              <w:t>#66, kp=20</w:t>
+              <w:t>#147, kp=36, CRM #238</w:t>
             </w:r>
           </w:p>
         </w:tc>
@@ -6448,28 +6451,28 @@
                 <w:rFonts w:ascii="Segoe UI" w:hAnsi="Segoe UI" w:cs="Segoe UI"/>
                 <w:sz w:val="17"/>
               </w:rPr>
-              <w:t>New Heatherlands</w:t>
-            </w:r>
-          </w:p>
-        </w:tc>
-        <w:tc>
-          <w:tcPr>
-            <w:tcW w:w="1250" w:type="pct"/>
-          </w:tcPr>
-          <w:p>
-            <w:pPr>
-              <w:pStyle w:val="Compact"/>
-              <w:rPr>
-                <w:rFonts w:ascii="Segoe UI" w:hAnsi="Segoe UI" w:cs="Segoe UI"/>
-                <w:sz w:val="17"/>
-              </w:rPr>
-            </w:pPr>
-            <w:r>
-              <w:rPr>
-                <w:rFonts w:ascii="Segoe UI" w:hAnsi="Segoe UI" w:cs="Segoe UI"/>
-                <w:sz w:val="17"/>
-              </w:rPr>
-              <w:t>Heather Lands (Vancouver)</w:t>
+              <w:t>Wiki Meverhurst</w:t>
+            </w:r>
+          </w:p>
+        </w:tc>
+        <w:tc>
+          <w:tcPr>
+            <w:tcW w:w="1250" w:type="pct"/>
+          </w:tcPr>
+          <w:p>
+            <w:pPr>
+              <w:pStyle w:val="Compact"/>
+              <w:rPr>
+                <w:rFonts w:ascii="Segoe UI" w:hAnsi="Segoe UI" w:cs="Segoe UI"/>
+                <w:sz w:val="17"/>
+              </w:rPr>
+            </w:pPr>
+            <w:r>
+              <w:rPr>
+                <w:rFonts w:ascii="Segoe UI" w:hAnsi="Segoe UI" w:cs="Segoe UI"/>
+                <w:sz w:val="17"/>
+              </w:rPr>
+              <w:t>WHM Structural Engineers (Wicke Herfst Maver)</w:t>
             </w:r>
           </w:p>
         </w:tc>
@@ -6511,7 +6514,7 @@
                 <w:rFonts w:ascii="Segoe UI" w:hAnsi="Segoe UI" w:cs="Segoe UI"/>
                 <w:sz w:val="17"/>
               </w:rPr>
-              <w:t>project, not an org</w:t>
+              <w:t>#69332 / #77756</w:t>
             </w:r>
           </w:p>
         </w:tc>
@@ -6537,28 +6540,28 @@
                 <w:rFonts w:ascii="Segoe UI" w:hAnsi="Segoe UI" w:cs="Segoe UI"/>
                 <w:sz w:val="17"/>
               </w:rPr>
-              <w:t>Big Mike from CDA</w:t>
-            </w:r>
-          </w:p>
-        </w:tc>
-        <w:tc>
-          <w:tcPr>
-            <w:tcW w:w="1250" w:type="pct"/>
-          </w:tcPr>
-          <w:p>
-            <w:pPr>
-              <w:pStyle w:val="Compact"/>
-              <w:rPr>
-                <w:rFonts w:ascii="Segoe UI" w:hAnsi="Segoe UI" w:cs="Segoe UI"/>
-                <w:sz w:val="17"/>
-              </w:rPr>
-            </w:pPr>
-            <w:r>
-              <w:rPr>
-                <w:rFonts w:ascii="Segoe UI" w:hAnsi="Segoe UI" w:cs="Segoe UI"/>
-                <w:sz w:val="17"/>
-              </w:rPr>
-              <w:t>Mike Alivojvodic, Principal, Chris Dikeakos Architects</w:t>
+              <w:t>BD (Fraser Mills)</w:t>
+            </w:r>
+          </w:p>
+        </w:tc>
+        <w:tc>
+          <w:tcPr>
+            <w:tcW w:w="1250" w:type="pct"/>
+          </w:tcPr>
+          <w:p>
+            <w:pPr>
+              <w:pStyle w:val="Compact"/>
+              <w:rPr>
+                <w:rFonts w:ascii="Segoe UI" w:hAnsi="Segoe UI" w:cs="Segoe UI"/>
+                <w:sz w:val="17"/>
+              </w:rPr>
+            </w:pPr>
+            <w:r>
+              <w:rPr>
+                <w:rFonts w:ascii="Segoe UI" w:hAnsi="Segoe UI" w:cs="Segoe UI"/>
+                <w:sz w:val="17"/>
+              </w:rPr>
+              <w:t>Beedie Development Group</w:t>
             </w:r>
           </w:p>
         </w:tc>
@@ -6600,7 +6603,7 @@
                 <w:rFonts w:ascii="Segoe UI" w:hAnsi="Segoe UI" w:cs="Segoe UI"/>
                 <w:sz w:val="17"/>
               </w:rPr>
-              <w:t>#7, kp=8; the only Mike on CDA’s staff list (Apollo)</w:t>
+              <w:t>#66, kp=20</w:t>
             </w:r>
           </w:p>
         </w:tc>
@@ -6626,28 +6629,28 @@
                 <w:rFonts w:ascii="Segoe UI" w:hAnsi="Segoe UI" w:cs="Segoe UI"/>
                 <w:sz w:val="17"/>
               </w:rPr>
-              <w:t>Terry (Arcadis)</w:t>
-            </w:r>
-          </w:p>
-        </w:tc>
-        <w:tc>
-          <w:tcPr>
-            <w:tcW w:w="1250" w:type="pct"/>
-          </w:tcPr>
-          <w:p>
-            <w:pPr>
-              <w:pStyle w:val="Compact"/>
-              <w:rPr>
-                <w:rFonts w:ascii="Segoe UI" w:hAnsi="Segoe UI" w:cs="Segoe UI"/>
-                <w:sz w:val="17"/>
-              </w:rPr>
-            </w:pPr>
-            <w:r>
-              <w:rPr>
-                <w:rFonts w:ascii="Segoe UI" w:hAnsi="Segoe UI" w:cs="Segoe UI"/>
-                <w:sz w:val="17"/>
-              </w:rPr>
-              <w:t>Terry Gray, Assoc. Principal, Govt &amp; Civic</w:t>
+              <w:t>New Heatherlands</w:t>
+            </w:r>
+          </w:p>
+        </w:tc>
+        <w:tc>
+          <w:tcPr>
+            <w:tcW w:w="1250" w:type="pct"/>
+          </w:tcPr>
+          <w:p>
+            <w:pPr>
+              <w:pStyle w:val="Compact"/>
+              <w:rPr>
+                <w:rFonts w:ascii="Segoe UI" w:hAnsi="Segoe UI" w:cs="Segoe UI"/>
+                <w:sz w:val="17"/>
+              </w:rPr>
+            </w:pPr>
+            <w:r>
+              <w:rPr>
+                <w:rFonts w:ascii="Segoe UI" w:hAnsi="Segoe UI" w:cs="Segoe UI"/>
+                <w:sz w:val="17"/>
+              </w:rPr>
+              <w:t>Heather Lands (Vancouver)</w:t>
             </w:r>
           </w:p>
         </w:tc>
@@ -6689,7 +6692,7 @@
                 <w:rFonts w:ascii="Segoe UI" w:hAnsi="Segoe UI" w:cs="Segoe UI"/>
                 <w:sz w:val="17"/>
               </w:rPr>
-              <w:t>Arcadis #153</w:t>
+              <w:t>project, not an org</w:t>
             </w:r>
           </w:p>
         </w:tc>
@@ -6715,28 +6718,28 @@
                 <w:rFonts w:ascii="Segoe UI" w:hAnsi="Segoe UI" w:cs="Segoe UI"/>
                 <w:sz w:val="17"/>
               </w:rPr>
-              <w:t>Gwen / Gwyn</w:t>
-            </w:r>
-          </w:p>
-        </w:tc>
-        <w:tc>
-          <w:tcPr>
-            <w:tcW w:w="1250" w:type="pct"/>
-          </w:tcPr>
-          <w:p>
-            <w:pPr>
-              <w:pStyle w:val="Compact"/>
-              <w:rPr>
-                <w:rFonts w:ascii="Segoe UI" w:hAnsi="Segoe UI" w:cs="Segoe UI"/>
-                <w:sz w:val="17"/>
-              </w:rPr>
-            </w:pPr>
-            <w:r>
-              <w:rPr>
-                <w:rFonts w:ascii="Segoe UI" w:hAnsi="Segoe UI" w:cs="Segoe UI"/>
-                <w:sz w:val="17"/>
-              </w:rPr>
-              <w:t>Gwyn Vose, Canada West Practice Group Manager, Arcadis Architects</w:t>
+              <w:t>Big Mike from CDA</w:t>
+            </w:r>
+          </w:p>
+        </w:tc>
+        <w:tc>
+          <w:tcPr>
+            <w:tcW w:w="1250" w:type="pct"/>
+          </w:tcPr>
+          <w:p>
+            <w:pPr>
+              <w:pStyle w:val="Compact"/>
+              <w:rPr>
+                <w:rFonts w:ascii="Segoe UI" w:hAnsi="Segoe UI" w:cs="Segoe UI"/>
+                <w:sz w:val="17"/>
+              </w:rPr>
+            </w:pPr>
+            <w:r>
+              <w:rPr>
+                <w:rFonts w:ascii="Segoe UI" w:hAnsi="Segoe UI" w:cs="Segoe UI"/>
+                <w:sz w:val="17"/>
+              </w:rPr>
+              <w:t>Mike Alivojvodic, Principal, Chris Dikeakos Architects</w:t>
             </w:r>
           </w:p>
         </w:tc>
@@ -6778,7 +6781,7 @@
                 <w:rFonts w:ascii="Segoe UI" w:hAnsi="Segoe UI" w:cs="Segoe UI"/>
                 <w:sz w:val="17"/>
               </w:rPr>
-              <w:t>Arcadis #153; web</w:t>
+              <w:t>#7, kp=8; the only Mike on CDA’s staff list (Apollo)</w:t>
             </w:r>
           </w:p>
         </w:tc>
@@ -6804,28 +6807,28 @@
                 <w:rFonts w:ascii="Segoe UI" w:hAnsi="Segoe UI" w:cs="Segoe UI"/>
                 <w:sz w:val="17"/>
               </w:rPr>
-              <w:t>Clement</w:t>
-            </w:r>
-          </w:p>
-        </w:tc>
-        <w:tc>
-          <w:tcPr>
-            <w:tcW w:w="1250" w:type="pct"/>
-          </w:tcPr>
-          <w:p>
-            <w:pPr>
-              <w:pStyle w:val="Compact"/>
-              <w:rPr>
-                <w:rFonts w:ascii="Segoe UI" w:hAnsi="Segoe UI" w:cs="Segoe UI"/>
-                <w:sz w:val="17"/>
-              </w:rPr>
-            </w:pPr>
-            <w:r>
-              <w:rPr>
-                <w:rFonts w:ascii="Segoe UI" w:hAnsi="Segoe UI" w:cs="Segoe UI"/>
-                <w:sz w:val="17"/>
-              </w:rPr>
-              <w:t>Clement Pun, Practice Group Director, Living</w:t>
+              <w:t>Terry (Arcadis)</w:t>
+            </w:r>
+          </w:p>
+        </w:tc>
+        <w:tc>
+          <w:tcPr>
+            <w:tcW w:w="1250" w:type="pct"/>
+          </w:tcPr>
+          <w:p>
+            <w:pPr>
+              <w:pStyle w:val="Compact"/>
+              <w:rPr>
+                <w:rFonts w:ascii="Segoe UI" w:hAnsi="Segoe UI" w:cs="Segoe UI"/>
+                <w:sz w:val="17"/>
+              </w:rPr>
+            </w:pPr>
+            <w:r>
+              <w:rPr>
+                <w:rFonts w:ascii="Segoe UI" w:hAnsi="Segoe UI" w:cs="Segoe UI"/>
+                <w:sz w:val="17"/>
+              </w:rPr>
+              <w:t>Terry Gray, Assoc. Principal, Govt &amp; Civic</w:t>
             </w:r>
           </w:p>
         </w:tc>
@@ -6893,28 +6896,28 @@
                 <w:rFonts w:ascii="Segoe UI" w:hAnsi="Segoe UI" w:cs="Segoe UI"/>
                 <w:sz w:val="17"/>
               </w:rPr>
-              <w:t>Jerry (Solterra)</w:t>
-            </w:r>
-          </w:p>
-        </w:tc>
-        <w:tc>
-          <w:tcPr>
-            <w:tcW w:w="1250" w:type="pct"/>
-          </w:tcPr>
-          <w:p>
-            <w:pPr>
-              <w:pStyle w:val="Compact"/>
-              <w:rPr>
-                <w:rFonts w:ascii="Segoe UI" w:hAnsi="Segoe UI" w:cs="Segoe UI"/>
-                <w:sz w:val="17"/>
-              </w:rPr>
-            </w:pPr>
-            <w:r>
-              <w:rPr>
-                <w:rFonts w:ascii="Segoe UI" w:hAnsi="Segoe UI" w:cs="Segoe UI"/>
-                <w:sz w:val="17"/>
-              </w:rPr>
-              <w:t>Gerry Nichele, President and CEO</w:t>
+              <w:t>Gwen / Gwyn</w:t>
+            </w:r>
+          </w:p>
+        </w:tc>
+        <w:tc>
+          <w:tcPr>
+            <w:tcW w:w="1250" w:type="pct"/>
+          </w:tcPr>
+          <w:p>
+            <w:pPr>
+              <w:pStyle w:val="Compact"/>
+              <w:rPr>
+                <w:rFonts w:ascii="Segoe UI" w:hAnsi="Segoe UI" w:cs="Segoe UI"/>
+                <w:sz w:val="17"/>
+              </w:rPr>
+            </w:pPr>
+            <w:r>
+              <w:rPr>
+                <w:rFonts w:ascii="Segoe UI" w:hAnsi="Segoe UI" w:cs="Segoe UI"/>
+                <w:sz w:val="17"/>
+              </w:rPr>
+              <w:t>Gwyn Vose, Canada West Practice Group Manager, Arcadis Architects</w:t>
             </w:r>
           </w:p>
         </w:tc>
@@ -6956,7 +6959,7 @@
                 <w:rFonts w:ascii="Segoe UI" w:hAnsi="Segoe UI" w:cs="Segoe UI"/>
                 <w:sz w:val="17"/>
               </w:rPr>
-              <w:t>Solterra #69730; web</w:t>
+              <w:t>Arcadis #153; web</w:t>
             </w:r>
           </w:p>
         </w:tc>
@@ -6982,28 +6985,28 @@
                 <w:rFonts w:ascii="Segoe UI" w:hAnsi="Segoe UI" w:cs="Segoe UI"/>
                 <w:sz w:val="17"/>
               </w:rPr>
-              <w:t>Brad from ITC</w:t>
-            </w:r>
-          </w:p>
-        </w:tc>
-        <w:tc>
-          <w:tcPr>
-            <w:tcW w:w="1250" w:type="pct"/>
-          </w:tcPr>
-          <w:p>
-            <w:pPr>
-              <w:pStyle w:val="Compact"/>
-              <w:rPr>
-                <w:rFonts w:ascii="Segoe UI" w:hAnsi="Segoe UI" w:cs="Segoe UI"/>
-                <w:sz w:val="17"/>
-              </w:rPr>
-            </w:pPr>
-            <w:r>
-              <w:rPr>
-                <w:rFonts w:ascii="Segoe UI" w:hAnsi="Segoe UI" w:cs="Segoe UI"/>
-                <w:sz w:val="17"/>
-              </w:rPr>
-              <w:t>Brad Burnett, President</w:t>
+              <w:t>Clement</w:t>
+            </w:r>
+          </w:p>
+        </w:tc>
+        <w:tc>
+          <w:tcPr>
+            <w:tcW w:w="1250" w:type="pct"/>
+          </w:tcPr>
+          <w:p>
+            <w:pPr>
+              <w:pStyle w:val="Compact"/>
+              <w:rPr>
+                <w:rFonts w:ascii="Segoe UI" w:hAnsi="Segoe UI" w:cs="Segoe UI"/>
+                <w:sz w:val="17"/>
+              </w:rPr>
+            </w:pPr>
+            <w:r>
+              <w:rPr>
+                <w:rFonts w:ascii="Segoe UI" w:hAnsi="Segoe UI" w:cs="Segoe UI"/>
+                <w:sz w:val="17"/>
+              </w:rPr>
+              <w:t>Clement Pun, Practice Group Director, Living</w:t>
             </w:r>
           </w:p>
         </w:tc>
@@ -7045,7 +7048,7 @@
                 <w:rFonts w:ascii="Segoe UI" w:hAnsi="Segoe UI" w:cs="Segoe UI"/>
                 <w:sz w:val="17"/>
               </w:rPr>
-              <w:t>ITC #70926; Apollo</w:t>
+              <w:t>Arcadis #153</w:t>
             </w:r>
           </w:p>
         </w:tc>
@@ -7071,70 +7074,70 @@
                 <w:rFonts w:ascii="Segoe UI" w:hAnsi="Segoe UI" w:cs="Segoe UI"/>
                 <w:sz w:val="17"/>
               </w:rPr>
-              <w:t>Lauren (Kelowna)</w:t>
-            </w:r>
-          </w:p>
-        </w:tc>
-        <w:tc>
-          <w:tcPr>
-            <w:tcW w:w="1250" w:type="pct"/>
-          </w:tcPr>
-          <w:p>
-            <w:pPr>
-              <w:pStyle w:val="Compact"/>
-              <w:rPr>
-                <w:rFonts w:ascii="Segoe UI" w:hAnsi="Segoe UI" w:cs="Segoe UI"/>
-                <w:sz w:val="17"/>
-              </w:rPr>
-            </w:pPr>
-            <w:r>
-              <w:rPr>
-                <w:rFonts w:ascii="Segoe UI" w:hAnsi="Segoe UI" w:cs="Segoe UI"/>
-                <w:sz w:val="17"/>
-              </w:rPr>
-              <w:t>Lauren Macaulay, Principal and Canada West Business Unit Director, Arcadis</w:t>
-            </w:r>
-          </w:p>
-        </w:tc>
-        <w:tc>
-          <w:tcPr>
-            <w:tcW w:w="1250" w:type="pct"/>
-          </w:tcPr>
-          <w:p>
-            <w:pPr>
-              <w:pStyle w:val="Compact"/>
-              <w:rPr>
-                <w:rFonts w:ascii="Segoe UI" w:hAnsi="Segoe UI" w:cs="Segoe UI"/>
-                <w:sz w:val="17"/>
-              </w:rPr>
-            </w:pPr>
-            <w:r>
-              <w:rPr>
-                <w:rFonts w:ascii="Segoe UI" w:hAnsi="Segoe UI" w:cs="Segoe UI"/>
-                <w:sz w:val="17"/>
-              </w:rPr>
-              <w:t>Med</w:t>
-            </w:r>
-          </w:p>
-        </w:tc>
-        <w:tc>
-          <w:tcPr>
-            <w:tcW w:w="1250" w:type="pct"/>
-          </w:tcPr>
-          <w:p>
-            <w:pPr>
-              <w:pStyle w:val="Compact"/>
-              <w:rPr>
-                <w:rFonts w:ascii="Segoe UI" w:hAnsi="Segoe UI" w:cs="Segoe UI"/>
-                <w:sz w:val="17"/>
-              </w:rPr>
-            </w:pPr>
-            <w:r>
-              <w:rPr>
-                <w:rFonts w:ascii="Segoe UI" w:hAnsi="Segoe UI" w:cs="Segoe UI"/>
-                <w:sz w:val="17"/>
-              </w:rPr>
-              <w:t>title verified (Apollo); Kelowna per the brain only</w:t>
+              <w:t>Jerry (Solterra)</w:t>
+            </w:r>
+          </w:p>
+        </w:tc>
+        <w:tc>
+          <w:tcPr>
+            <w:tcW w:w="1250" w:type="pct"/>
+          </w:tcPr>
+          <w:p>
+            <w:pPr>
+              <w:pStyle w:val="Compact"/>
+              <w:rPr>
+                <w:rFonts w:ascii="Segoe UI" w:hAnsi="Segoe UI" w:cs="Segoe UI"/>
+                <w:sz w:val="17"/>
+              </w:rPr>
+            </w:pPr>
+            <w:r>
+              <w:rPr>
+                <w:rFonts w:ascii="Segoe UI" w:hAnsi="Segoe UI" w:cs="Segoe UI"/>
+                <w:sz w:val="17"/>
+              </w:rPr>
+              <w:t>Gerry Nichele, President and CEO</w:t>
+            </w:r>
+          </w:p>
+        </w:tc>
+        <w:tc>
+          <w:tcPr>
+            <w:tcW w:w="1250" w:type="pct"/>
+          </w:tcPr>
+          <w:p>
+            <w:pPr>
+              <w:pStyle w:val="Compact"/>
+              <w:rPr>
+                <w:rFonts w:ascii="Segoe UI" w:hAnsi="Segoe UI" w:cs="Segoe UI"/>
+                <w:sz w:val="17"/>
+              </w:rPr>
+            </w:pPr>
+            <w:r>
+              <w:rPr>
+                <w:rFonts w:ascii="Segoe UI" w:hAnsi="Segoe UI" w:cs="Segoe UI"/>
+                <w:sz w:val="17"/>
+              </w:rPr>
+              <w:t>High</w:t>
+            </w:r>
+          </w:p>
+        </w:tc>
+        <w:tc>
+          <w:tcPr>
+            <w:tcW w:w="1250" w:type="pct"/>
+          </w:tcPr>
+          <w:p>
+            <w:pPr>
+              <w:pStyle w:val="Compact"/>
+              <w:rPr>
+                <w:rFonts w:ascii="Segoe UI" w:hAnsi="Segoe UI" w:cs="Segoe UI"/>
+                <w:sz w:val="17"/>
+              </w:rPr>
+            </w:pPr>
+            <w:r>
+              <w:rPr>
+                <w:rFonts w:ascii="Segoe UI" w:hAnsi="Segoe UI" w:cs="Segoe UI"/>
+                <w:sz w:val="17"/>
+              </w:rPr>
+              <w:t>Solterra #69730; web</w:t>
             </w:r>
           </w:p>
         </w:tc>
@@ -7160,28 +7163,28 @@
                 <w:rFonts w:ascii="Segoe UI" w:hAnsi="Segoe UI" w:cs="Segoe UI"/>
                 <w:sz w:val="17"/>
               </w:rPr>
-              <w:t>Jeremy Betema / potato</w:t>
-            </w:r>
-          </w:p>
-        </w:tc>
-        <w:tc>
-          <w:tcPr>
-            <w:tcW w:w="1250" w:type="pct"/>
-          </w:tcPr>
-          <w:p>
-            <w:pPr>
-              <w:pStyle w:val="Compact"/>
-              <w:rPr>
-                <w:rFonts w:ascii="Segoe UI" w:hAnsi="Segoe UI" w:cs="Segoe UI"/>
-                <w:sz w:val="17"/>
-              </w:rPr>
-            </w:pPr>
-            <w:r>
-              <w:rPr>
-                <w:rFonts w:ascii="Segoe UI" w:hAnsi="Segoe UI" w:cs="Segoe UI"/>
-                <w:sz w:val="17"/>
-              </w:rPr>
-              <w:t>Jeremy Beintema, Partner</w:t>
+              <w:t>Brad from ITC</w:t>
+            </w:r>
+          </w:p>
+        </w:tc>
+        <w:tc>
+          <w:tcPr>
+            <w:tcW w:w="1250" w:type="pct"/>
+          </w:tcPr>
+          <w:p>
+            <w:pPr>
+              <w:pStyle w:val="Compact"/>
+              <w:rPr>
+                <w:rFonts w:ascii="Segoe UI" w:hAnsi="Segoe UI" w:cs="Segoe UI"/>
+                <w:sz w:val="17"/>
+              </w:rPr>
+            </w:pPr>
+            <w:r>
+              <w:rPr>
+                <w:rFonts w:ascii="Segoe UI" w:hAnsi="Segoe UI" w:cs="Segoe UI"/>
+                <w:sz w:val="17"/>
+              </w:rPr>
+              <w:t>Brad Burnett, President</w:t>
             </w:r>
           </w:p>
         </w:tc>
@@ -7223,7 +7226,7 @@
                 <w:rFonts w:ascii="Segoe UI" w:hAnsi="Segoe UI" w:cs="Segoe UI"/>
                 <w:sz w:val="17"/>
               </w:rPr>
-              <w:t>Continuum #927758</w:t>
+              <w:t>ITC #70926; Apollo</w:t>
             </w:r>
           </w:p>
         </w:tc>
@@ -7249,70 +7252,70 @@
                 <w:rFonts w:ascii="Segoe UI" w:hAnsi="Segoe UI" w:cs="Segoe UI"/>
                 <w:sz w:val="17"/>
               </w:rPr>
-              <w:t>Brian Kapochewski</w:t>
-            </w:r>
-          </w:p>
-        </w:tc>
-        <w:tc>
-          <w:tcPr>
-            <w:tcW w:w="1250" w:type="pct"/>
-          </w:tcPr>
-          <w:p>
-            <w:pPr>
-              <w:pStyle w:val="Compact"/>
-              <w:rPr>
-                <w:rFonts w:ascii="Segoe UI" w:hAnsi="Segoe UI" w:cs="Segoe UI"/>
-                <w:sz w:val="17"/>
-              </w:rPr>
-            </w:pPr>
-            <w:r>
-              <w:rPr>
-                <w:rFonts w:ascii="Segoe UI" w:hAnsi="Segoe UI" w:cs="Segoe UI"/>
-                <w:sz w:val="17"/>
-              </w:rPr>
-              <w:t>Brian Kapuscinski, now BJK Architecture</w:t>
-            </w:r>
-          </w:p>
-        </w:tc>
-        <w:tc>
-          <w:tcPr>
-            <w:tcW w:w="1250" w:type="pct"/>
-          </w:tcPr>
-          <w:p>
-            <w:pPr>
-              <w:pStyle w:val="Compact"/>
-              <w:rPr>
-                <w:rFonts w:ascii="Segoe UI" w:hAnsi="Segoe UI" w:cs="Segoe UI"/>
-                <w:sz w:val="17"/>
-              </w:rPr>
-            </w:pPr>
-            <w:r>
-              <w:rPr>
-                <w:rFonts w:ascii="Segoe UI" w:hAnsi="Segoe UI" w:cs="Segoe UI"/>
-                <w:sz w:val="17"/>
-              </w:rPr>
-              <w:t>High</w:t>
-            </w:r>
-          </w:p>
-        </w:tc>
-        <w:tc>
-          <w:tcPr>
-            <w:tcW w:w="1250" w:type="pct"/>
-          </w:tcPr>
-          <w:p>
-            <w:pPr>
-              <w:pStyle w:val="Compact"/>
-              <w:rPr>
-                <w:rFonts w:ascii="Segoe UI" w:hAnsi="Segoe UI" w:cs="Segoe UI"/>
-                <w:sz w:val="17"/>
-              </w:rPr>
-            </w:pPr>
-            <w:r>
-              <w:rPr>
-                <w:rFonts w:ascii="Segoe UI" w:hAnsi="Segoe UI" w:cs="Segoe UI"/>
-                <w:sz w:val="17"/>
-              </w:rPr>
-              <w:t>#70599</w:t>
+              <w:t>Lauren (Kelowna)</w:t>
+            </w:r>
+          </w:p>
+        </w:tc>
+        <w:tc>
+          <w:tcPr>
+            <w:tcW w:w="1250" w:type="pct"/>
+          </w:tcPr>
+          <w:p>
+            <w:pPr>
+              <w:pStyle w:val="Compact"/>
+              <w:rPr>
+                <w:rFonts w:ascii="Segoe UI" w:hAnsi="Segoe UI" w:cs="Segoe UI"/>
+                <w:sz w:val="17"/>
+              </w:rPr>
+            </w:pPr>
+            <w:r>
+              <w:rPr>
+                <w:rFonts w:ascii="Segoe UI" w:hAnsi="Segoe UI" w:cs="Segoe UI"/>
+                <w:sz w:val="17"/>
+              </w:rPr>
+              <w:t>Lauren Macaulay, Principal and Canada West Business Unit Director, Arcadis</w:t>
+            </w:r>
+          </w:p>
+        </w:tc>
+        <w:tc>
+          <w:tcPr>
+            <w:tcW w:w="1250" w:type="pct"/>
+          </w:tcPr>
+          <w:p>
+            <w:pPr>
+              <w:pStyle w:val="Compact"/>
+              <w:rPr>
+                <w:rFonts w:ascii="Segoe UI" w:hAnsi="Segoe UI" w:cs="Segoe UI"/>
+                <w:sz w:val="17"/>
+              </w:rPr>
+            </w:pPr>
+            <w:r>
+              <w:rPr>
+                <w:rFonts w:ascii="Segoe UI" w:hAnsi="Segoe UI" w:cs="Segoe UI"/>
+                <w:sz w:val="17"/>
+              </w:rPr>
+              <w:t>Med</w:t>
+            </w:r>
+          </w:p>
+        </w:tc>
+        <w:tc>
+          <w:tcPr>
+            <w:tcW w:w="1250" w:type="pct"/>
+          </w:tcPr>
+          <w:p>
+            <w:pPr>
+              <w:pStyle w:val="Compact"/>
+              <w:rPr>
+                <w:rFonts w:ascii="Segoe UI" w:hAnsi="Segoe UI" w:cs="Segoe UI"/>
+                <w:sz w:val="17"/>
+              </w:rPr>
+            </w:pPr>
+            <w:r>
+              <w:rPr>
+                <w:rFonts w:ascii="Segoe UI" w:hAnsi="Segoe UI" w:cs="Segoe UI"/>
+                <w:sz w:val="17"/>
+              </w:rPr>
+              <w:t>title verified (Apollo); Kelowna per the brain only</w:t>
             </w:r>
           </w:p>
         </w:tc>
@@ -7338,28 +7341,28 @@
                 <w:rFonts w:ascii="Segoe UI" w:hAnsi="Segoe UI" w:cs="Segoe UI"/>
                 <w:sz w:val="17"/>
               </w:rPr>
-              <w:t>Tony James</w:t>
-            </w:r>
-          </w:p>
-        </w:tc>
-        <w:tc>
-          <w:tcPr>
-            <w:tcW w:w="1250" w:type="pct"/>
-          </w:tcPr>
-          <w:p>
-            <w:pPr>
-              <w:pStyle w:val="Compact"/>
-              <w:rPr>
-                <w:rFonts w:ascii="Segoe UI" w:hAnsi="Segoe UI" w:cs="Segoe UI"/>
-                <w:sz w:val="17"/>
-              </w:rPr>
-            </w:pPr>
-            <w:r>
-              <w:rPr>
-                <w:rFonts w:ascii="Segoe UI" w:hAnsi="Segoe UI" w:cs="Segoe UI"/>
-                <w:sz w:val="17"/>
-              </w:rPr>
-              <w:t>founder of KPL James, died Oct 2024</w:t>
+              <w:t>Jeremy Betema / potato</w:t>
+            </w:r>
+          </w:p>
+        </w:tc>
+        <w:tc>
+          <w:tcPr>
+            <w:tcW w:w="1250" w:type="pct"/>
+          </w:tcPr>
+          <w:p>
+            <w:pPr>
+              <w:pStyle w:val="Compact"/>
+              <w:rPr>
+                <w:rFonts w:ascii="Segoe UI" w:hAnsi="Segoe UI" w:cs="Segoe UI"/>
+                <w:sz w:val="17"/>
+              </w:rPr>
+            </w:pPr>
+            <w:r>
+              <w:rPr>
+                <w:rFonts w:ascii="Segoe UI" w:hAnsi="Segoe UI" w:cs="Segoe UI"/>
+                <w:sz w:val="17"/>
+              </w:rPr>
+              <w:t>Jeremy Beintema, Partner</w:t>
             </w:r>
           </w:p>
         </w:tc>
@@ -7401,7 +7404,7 @@
                 <w:rFonts w:ascii="Segoe UI" w:hAnsi="Segoe UI" w:cs="Segoe UI"/>
                 <w:sz w:val="17"/>
               </w:rPr>
-              <w:t>do not raise</w:t>
+              <w:t>Continuum #927758</w:t>
             </w:r>
           </w:p>
         </w:tc>
@@ -7427,28 +7430,28 @@
                 <w:rFonts w:ascii="Segoe UI" w:hAnsi="Segoe UI" w:cs="Segoe UI"/>
                 <w:sz w:val="17"/>
               </w:rPr>
-              <w:t>Ben Smith (BAM)</w:t>
-            </w:r>
-          </w:p>
-        </w:tc>
-        <w:tc>
-          <w:tcPr>
-            <w:tcW w:w="1250" w:type="pct"/>
-          </w:tcPr>
-          <w:p>
-            <w:pPr>
-              <w:pStyle w:val="Compact"/>
-              <w:rPr>
-                <w:rFonts w:ascii="Segoe UI" w:hAnsi="Segoe UI" w:cs="Segoe UI"/>
-                <w:sz w:val="17"/>
-              </w:rPr>
-            </w:pPr>
-            <w:r>
-              <w:rPr>
-                <w:rFonts w:ascii="Segoe UI" w:hAnsi="Segoe UI" w:cs="Segoe UI"/>
-                <w:sz w:val="17"/>
-              </w:rPr>
-              <w:t>ex-Starlight; BAM not on file</w:t>
+              <w:t>Brian Kapochewski</w:t>
+            </w:r>
+          </w:p>
+        </w:tc>
+        <w:tc>
+          <w:tcPr>
+            <w:tcW w:w="1250" w:type="pct"/>
+          </w:tcPr>
+          <w:p>
+            <w:pPr>
+              <w:pStyle w:val="Compact"/>
+              <w:rPr>
+                <w:rFonts w:ascii="Segoe UI" w:hAnsi="Segoe UI" w:cs="Segoe UI"/>
+                <w:sz w:val="17"/>
+              </w:rPr>
+            </w:pPr>
+            <w:r>
+              <w:rPr>
+                <w:rFonts w:ascii="Segoe UI" w:hAnsi="Segoe UI" w:cs="Segoe UI"/>
+                <w:sz w:val="17"/>
+              </w:rPr>
+              <w:t>Brian Kapuscinski, now BJK Architecture</w:t>
             </w:r>
           </w:p>
         </w:tc>
@@ -7490,7 +7493,7 @@
                 <w:rFonts w:ascii="Segoe UI" w:hAnsi="Segoe UI" w:cs="Segoe UI"/>
                 <w:sz w:val="17"/>
               </w:rPr>
-              <w:t>add</w:t>
+              <w:t>#70599</w:t>
             </w:r>
           </w:p>
         </w:tc>
@@ -7516,70 +7519,70 @@
                 <w:rFonts w:ascii="Segoe UI" w:hAnsi="Segoe UI" w:cs="Segoe UI"/>
                 <w:sz w:val="17"/>
               </w:rPr>
-              <w:t>Fred at Rise / Ruiz</w:t>
-            </w:r>
-          </w:p>
-        </w:tc>
-        <w:tc>
-          <w:tcPr>
-            <w:tcW w:w="1250" w:type="pct"/>
-          </w:tcPr>
-          <w:p>
-            <w:pPr>
-              <w:pStyle w:val="Compact"/>
-              <w:rPr>
-                <w:rFonts w:ascii="Segoe UI" w:hAnsi="Segoe UI" w:cs="Segoe UI"/>
-                <w:sz w:val="17"/>
-              </w:rPr>
-            </w:pPr>
-            <w:r>
-              <w:rPr>
-                <w:rFonts w:ascii="Segoe UI" w:hAnsi="Segoe UI" w:cs="Segoe UI"/>
-                <w:sz w:val="17"/>
-              </w:rPr>
-              <w:t>Fred at Rize Alliance Properties</w:t>
-            </w:r>
-          </w:p>
-        </w:tc>
-        <w:tc>
-          <w:tcPr>
-            <w:tcW w:w="1250" w:type="pct"/>
-          </w:tcPr>
-          <w:p>
-            <w:pPr>
-              <w:pStyle w:val="Compact"/>
-              <w:rPr>
-                <w:rFonts w:ascii="Segoe UI" w:hAnsi="Segoe UI" w:cs="Segoe UI"/>
-                <w:sz w:val="17"/>
-              </w:rPr>
-            </w:pPr>
-            <w:r>
-              <w:rPr>
-                <w:rFonts w:ascii="Segoe UI" w:hAnsi="Segoe UI" w:cs="Segoe UI"/>
-                <w:sz w:val="17"/>
-              </w:rPr>
-              <w:t>Med</w:t>
-            </w:r>
-          </w:p>
-        </w:tc>
-        <w:tc>
-          <w:tcPr>
-            <w:tcW w:w="1250" w:type="pct"/>
-          </w:tcPr>
-          <w:p>
-            <w:pPr>
-              <w:pStyle w:val="Compact"/>
-              <w:rPr>
-                <w:rFonts w:ascii="Segoe UI" w:hAnsi="Segoe UI" w:cs="Segoe UI"/>
-                <w:sz w:val="17"/>
-              </w:rPr>
-            </w:pPr>
-            <w:r>
-              <w:rPr>
-                <w:rFonts w:ascii="Segoe UI" w:hAnsi="Segoe UI" w:cs="Segoe UI"/>
-                <w:sz w:val="17"/>
-              </w:rPr>
-              <w:t>Rize #16; Fred not on file</w:t>
+              <w:t>Tony James</w:t>
+            </w:r>
+          </w:p>
+        </w:tc>
+        <w:tc>
+          <w:tcPr>
+            <w:tcW w:w="1250" w:type="pct"/>
+          </w:tcPr>
+          <w:p>
+            <w:pPr>
+              <w:pStyle w:val="Compact"/>
+              <w:rPr>
+                <w:rFonts w:ascii="Segoe UI" w:hAnsi="Segoe UI" w:cs="Segoe UI"/>
+                <w:sz w:val="17"/>
+              </w:rPr>
+            </w:pPr>
+            <w:r>
+              <w:rPr>
+                <w:rFonts w:ascii="Segoe UI" w:hAnsi="Segoe UI" w:cs="Segoe UI"/>
+                <w:sz w:val="17"/>
+              </w:rPr>
+              <w:t>founder of KPL James, died Oct 2024</w:t>
+            </w:r>
+          </w:p>
+        </w:tc>
+        <w:tc>
+          <w:tcPr>
+            <w:tcW w:w="1250" w:type="pct"/>
+          </w:tcPr>
+          <w:p>
+            <w:pPr>
+              <w:pStyle w:val="Compact"/>
+              <w:rPr>
+                <w:rFonts w:ascii="Segoe UI" w:hAnsi="Segoe UI" w:cs="Segoe UI"/>
+                <w:sz w:val="17"/>
+              </w:rPr>
+            </w:pPr>
+            <w:r>
+              <w:rPr>
+                <w:rFonts w:ascii="Segoe UI" w:hAnsi="Segoe UI" w:cs="Segoe UI"/>
+                <w:sz w:val="17"/>
+              </w:rPr>
+              <w:t>High</w:t>
+            </w:r>
+          </w:p>
+        </w:tc>
+        <w:tc>
+          <w:tcPr>
+            <w:tcW w:w="1250" w:type="pct"/>
+          </w:tcPr>
+          <w:p>
+            <w:pPr>
+              <w:pStyle w:val="Compact"/>
+              <w:rPr>
+                <w:rFonts w:ascii="Segoe UI" w:hAnsi="Segoe UI" w:cs="Segoe UI"/>
+                <w:sz w:val="17"/>
+              </w:rPr>
+            </w:pPr>
+            <w:r>
+              <w:rPr>
+                <w:rFonts w:ascii="Segoe UI" w:hAnsi="Segoe UI" w:cs="Segoe UI"/>
+                <w:sz w:val="17"/>
+              </w:rPr>
+              <w:t>do not raise</w:t>
             </w:r>
           </w:p>
         </w:tc>
@@ -7605,28 +7608,28 @@
                 <w:rFonts w:ascii="Segoe UI" w:hAnsi="Segoe UI" w:cs="Segoe UI"/>
                 <w:sz w:val="17"/>
               </w:rPr>
-              <w:t>KCM / NCM</w:t>
-            </w:r>
-          </w:p>
-        </w:tc>
-        <w:tc>
-          <w:tcPr>
-            <w:tcW w:w="1250" w:type="pct"/>
-          </w:tcPr>
-          <w:p>
-            <w:pPr>
-              <w:pStyle w:val="Compact"/>
-              <w:rPr>
-                <w:rFonts w:ascii="Segoe UI" w:hAnsi="Segoe UI" w:cs="Segoe UI"/>
-                <w:sz w:val="17"/>
-              </w:rPr>
-            </w:pPr>
-            <w:r>
-              <w:rPr>
-                <w:rFonts w:ascii="Segoe UI" w:hAnsi="Segoe UI" w:cs="Segoe UI"/>
-                <w:sz w:val="17"/>
-              </w:rPr>
-              <w:t>MCM Architects</w:t>
+              <w:t>Ben Smith (BAM)</w:t>
+            </w:r>
+          </w:p>
+        </w:tc>
+        <w:tc>
+          <w:tcPr>
+            <w:tcW w:w="1250" w:type="pct"/>
+          </w:tcPr>
+          <w:p>
+            <w:pPr>
+              <w:pStyle w:val="Compact"/>
+              <w:rPr>
+                <w:rFonts w:ascii="Segoe UI" w:hAnsi="Segoe UI" w:cs="Segoe UI"/>
+                <w:sz w:val="17"/>
+              </w:rPr>
+            </w:pPr>
+            <w:r>
+              <w:rPr>
+                <w:rFonts w:ascii="Segoe UI" w:hAnsi="Segoe UI" w:cs="Segoe UI"/>
+                <w:sz w:val="17"/>
+              </w:rPr>
+              <w:t>ex-Starlight; BAM not on file</w:t>
             </w:r>
           </w:p>
         </w:tc>
@@ -7668,7 +7671,7 @@
                 <w:rFonts w:ascii="Segoe UI" w:hAnsi="Segoe UI" w:cs="Segoe UI"/>
                 <w:sz w:val="17"/>
               </w:rPr>
-              <w:t>#77714; Odegaard confirmed there</w:t>
+              <w:t>add</w:t>
             </w:r>
           </w:p>
         </w:tc>
@@ -7694,70 +7697,70 @@
                 <w:rFonts w:ascii="Segoe UI" w:hAnsi="Segoe UI" w:cs="Segoe UI"/>
                 <w:sz w:val="17"/>
               </w:rPr>
-              <w:t>Heather Lands owner</w:t>
-            </w:r>
-          </w:p>
-        </w:tc>
-        <w:tc>
-          <w:tcPr>
-            <w:tcW w:w="1250" w:type="pct"/>
-          </w:tcPr>
-          <w:p>
-            <w:pPr>
-              <w:pStyle w:val="Compact"/>
-              <w:rPr>
-                <w:rFonts w:ascii="Segoe UI" w:hAnsi="Segoe UI" w:cs="Segoe UI"/>
-                <w:sz w:val="17"/>
-              </w:rPr>
-            </w:pPr>
-            <w:r>
-              <w:rPr>
-                <w:rFonts w:ascii="Segoe UI" w:hAnsi="Segoe UI" w:cs="Segoe UI"/>
-                <w:sz w:val="17"/>
-              </w:rPr>
-              <w:t>MST Nations with Aquilini Development (MSTA Partnership), from 2025</w:t>
-            </w:r>
-          </w:p>
-        </w:tc>
-        <w:tc>
-          <w:tcPr>
-            <w:tcW w:w="1250" w:type="pct"/>
-          </w:tcPr>
-          <w:p>
-            <w:pPr>
-              <w:pStyle w:val="Compact"/>
-              <w:rPr>
-                <w:rFonts w:ascii="Segoe UI" w:hAnsi="Segoe UI" w:cs="Segoe UI"/>
-                <w:sz w:val="17"/>
-              </w:rPr>
-            </w:pPr>
-            <w:r>
-              <w:rPr>
-                <w:rFonts w:ascii="Segoe UI" w:hAnsi="Segoe UI" w:cs="Segoe UI"/>
-                <w:sz w:val="17"/>
-              </w:rPr>
-              <w:t>High</w:t>
-            </w:r>
-          </w:p>
-        </w:tc>
-        <w:tc>
-          <w:tcPr>
-            <w:tcW w:w="1250" w:type="pct"/>
-          </w:tcPr>
-          <w:p>
-            <w:pPr>
-              <w:pStyle w:val="Compact"/>
-              <w:rPr>
-                <w:rFonts w:ascii="Segoe UI" w:hAnsi="Segoe UI" w:cs="Segoe UI"/>
-                <w:sz w:val="17"/>
-              </w:rPr>
-            </w:pPr>
-            <w:r>
-              <w:rPr>
-                <w:rFonts w:ascii="Segoe UI" w:hAnsi="Segoe UI" w:cs="Segoe UI"/>
-                <w:sz w:val="17"/>
-              </w:rPr>
-              <w:t>web</w:t>
+              <w:t>Fred at Rise / Ruiz</w:t>
+            </w:r>
+          </w:p>
+        </w:tc>
+        <w:tc>
+          <w:tcPr>
+            <w:tcW w:w="1250" w:type="pct"/>
+          </w:tcPr>
+          <w:p>
+            <w:pPr>
+              <w:pStyle w:val="Compact"/>
+              <w:rPr>
+                <w:rFonts w:ascii="Segoe UI" w:hAnsi="Segoe UI" w:cs="Segoe UI"/>
+                <w:sz w:val="17"/>
+              </w:rPr>
+            </w:pPr>
+            <w:r>
+              <w:rPr>
+                <w:rFonts w:ascii="Segoe UI" w:hAnsi="Segoe UI" w:cs="Segoe UI"/>
+                <w:sz w:val="17"/>
+              </w:rPr>
+              <w:t>Fred at Rize Alliance Properties</w:t>
+            </w:r>
+          </w:p>
+        </w:tc>
+        <w:tc>
+          <w:tcPr>
+            <w:tcW w:w="1250" w:type="pct"/>
+          </w:tcPr>
+          <w:p>
+            <w:pPr>
+              <w:pStyle w:val="Compact"/>
+              <w:rPr>
+                <w:rFonts w:ascii="Segoe UI" w:hAnsi="Segoe UI" w:cs="Segoe UI"/>
+                <w:sz w:val="17"/>
+              </w:rPr>
+            </w:pPr>
+            <w:r>
+              <w:rPr>
+                <w:rFonts w:ascii="Segoe UI" w:hAnsi="Segoe UI" w:cs="Segoe UI"/>
+                <w:sz w:val="17"/>
+              </w:rPr>
+              <w:t>Med</w:t>
+            </w:r>
+          </w:p>
+        </w:tc>
+        <w:tc>
+          <w:tcPr>
+            <w:tcW w:w="1250" w:type="pct"/>
+          </w:tcPr>
+          <w:p>
+            <w:pPr>
+              <w:pStyle w:val="Compact"/>
+              <w:rPr>
+                <w:rFonts w:ascii="Segoe UI" w:hAnsi="Segoe UI" w:cs="Segoe UI"/>
+                <w:sz w:val="17"/>
+              </w:rPr>
+            </w:pPr>
+            <w:r>
+              <w:rPr>
+                <w:rFonts w:ascii="Segoe UI" w:hAnsi="Segoe UI" w:cs="Segoe UI"/>
+                <w:sz w:val="17"/>
+              </w:rPr>
+              <w:t>Rize #16; Fred not on file</w:t>
             </w:r>
           </w:p>
         </w:tc>
@@ -7783,70 +7786,70 @@
                 <w:rFonts w:ascii="Segoe UI" w:hAnsi="Segoe UI" w:cs="Segoe UI"/>
                 <w:sz w:val="17"/>
               </w:rPr>
-              <w:t>Cambrian Marine</w:t>
-            </w:r>
-          </w:p>
-        </w:tc>
-        <w:tc>
-          <w:tcPr>
-            <w:tcW w:w="1250" w:type="pct"/>
-          </w:tcPr>
-          <w:p>
-            <w:pPr>
-              <w:pStyle w:val="Compact"/>
-              <w:rPr>
-                <w:rFonts w:ascii="Segoe UI" w:hAnsi="Segoe UI" w:cs="Segoe UI"/>
-                <w:sz w:val="17"/>
-              </w:rPr>
-            </w:pPr>
-            <w:r>
-              <w:rPr>
-                <w:rFonts w:ascii="Segoe UI" w:hAnsi="Segoe UI" w:cs="Segoe UI"/>
-                <w:sz w:val="17"/>
-              </w:rPr>
-              <w:t>Cambie and Marine (Rize tower)</w:t>
-            </w:r>
-          </w:p>
-        </w:tc>
-        <w:tc>
-          <w:tcPr>
-            <w:tcW w:w="1250" w:type="pct"/>
-          </w:tcPr>
-          <w:p>
-            <w:pPr>
-              <w:pStyle w:val="Compact"/>
-              <w:rPr>
-                <w:rFonts w:ascii="Segoe UI" w:hAnsi="Segoe UI" w:cs="Segoe UI"/>
-                <w:sz w:val="17"/>
-              </w:rPr>
-            </w:pPr>
-            <w:r>
-              <w:rPr>
-                <w:rFonts w:ascii="Segoe UI" w:hAnsi="Segoe UI" w:cs="Segoe UI"/>
-                <w:sz w:val="17"/>
-              </w:rPr>
-              <w:t>Med</w:t>
-            </w:r>
-          </w:p>
-        </w:tc>
-        <w:tc>
-          <w:tcPr>
-            <w:tcW w:w="1250" w:type="pct"/>
-          </w:tcPr>
-          <w:p>
-            <w:pPr>
-              <w:pStyle w:val="Compact"/>
-              <w:rPr>
-                <w:rFonts w:ascii="Segoe UI" w:hAnsi="Segoe UI" w:cs="Segoe UI"/>
-                <w:sz w:val="17"/>
-              </w:rPr>
-            </w:pPr>
-            <w:r>
-              <w:rPr>
-                <w:rFonts w:ascii="Segoe UI" w:hAnsi="Segoe UI" w:cs="Segoe UI"/>
-                <w:sz w:val="17"/>
-              </w:rPr>
-              <w:t>project</w:t>
+              <w:t>KCM / NCM</w:t>
+            </w:r>
+          </w:p>
+        </w:tc>
+        <w:tc>
+          <w:tcPr>
+            <w:tcW w:w="1250" w:type="pct"/>
+          </w:tcPr>
+          <w:p>
+            <w:pPr>
+              <w:pStyle w:val="Compact"/>
+              <w:rPr>
+                <w:rFonts w:ascii="Segoe UI" w:hAnsi="Segoe UI" w:cs="Segoe UI"/>
+                <w:sz w:val="17"/>
+              </w:rPr>
+            </w:pPr>
+            <w:r>
+              <w:rPr>
+                <w:rFonts w:ascii="Segoe UI" w:hAnsi="Segoe UI" w:cs="Segoe UI"/>
+                <w:sz w:val="17"/>
+              </w:rPr>
+              <w:t>MCM Architects</w:t>
+            </w:r>
+          </w:p>
+        </w:tc>
+        <w:tc>
+          <w:tcPr>
+            <w:tcW w:w="1250" w:type="pct"/>
+          </w:tcPr>
+          <w:p>
+            <w:pPr>
+              <w:pStyle w:val="Compact"/>
+              <w:rPr>
+                <w:rFonts w:ascii="Segoe UI" w:hAnsi="Segoe UI" w:cs="Segoe UI"/>
+                <w:sz w:val="17"/>
+              </w:rPr>
+            </w:pPr>
+            <w:r>
+              <w:rPr>
+                <w:rFonts w:ascii="Segoe UI" w:hAnsi="Segoe UI" w:cs="Segoe UI"/>
+                <w:sz w:val="17"/>
+              </w:rPr>
+              <w:t>High</w:t>
+            </w:r>
+          </w:p>
+        </w:tc>
+        <w:tc>
+          <w:tcPr>
+            <w:tcW w:w="1250" w:type="pct"/>
+          </w:tcPr>
+          <w:p>
+            <w:pPr>
+              <w:pStyle w:val="Compact"/>
+              <w:rPr>
+                <w:rFonts w:ascii="Segoe UI" w:hAnsi="Segoe UI" w:cs="Segoe UI"/>
+                <w:sz w:val="17"/>
+              </w:rPr>
+            </w:pPr>
+            <w:r>
+              <w:rPr>
+                <w:rFonts w:ascii="Segoe UI" w:hAnsi="Segoe UI" w:cs="Segoe UI"/>
+                <w:sz w:val="17"/>
+              </w:rPr>
+              <w:t>#77714; Odegaard confirmed there</w:t>
             </w:r>
           </w:p>
         </w:tc>
@@ -7872,28 +7875,28 @@
                 <w:rFonts w:ascii="Segoe UI" w:hAnsi="Segoe UI" w:cs="Segoe UI"/>
                 <w:sz w:val="17"/>
               </w:rPr>
-              <w:t>Cold Harbour</w:t>
-            </w:r>
-          </w:p>
-        </w:tc>
-        <w:tc>
-          <w:tcPr>
-            <w:tcW w:w="1250" w:type="pct"/>
-          </w:tcPr>
-          <w:p>
-            <w:pPr>
-              <w:pStyle w:val="Compact"/>
-              <w:rPr>
-                <w:rFonts w:ascii="Segoe UI" w:hAnsi="Segoe UI" w:cs="Segoe UI"/>
-                <w:sz w:val="17"/>
-              </w:rPr>
-            </w:pPr>
-            <w:r>
-              <w:rPr>
-                <w:rFonts w:ascii="Segoe UI" w:hAnsi="Segoe UI" w:cs="Segoe UI"/>
-                <w:sz w:val="17"/>
-              </w:rPr>
-              <w:t>Coal Harbour</w:t>
+              <w:t>Heather Lands owner</w:t>
+            </w:r>
+          </w:p>
+        </w:tc>
+        <w:tc>
+          <w:tcPr>
+            <w:tcW w:w="1250" w:type="pct"/>
+          </w:tcPr>
+          <w:p>
+            <w:pPr>
+              <w:pStyle w:val="Compact"/>
+              <w:rPr>
+                <w:rFonts w:ascii="Segoe UI" w:hAnsi="Segoe UI" w:cs="Segoe UI"/>
+                <w:sz w:val="17"/>
+              </w:rPr>
+            </w:pPr>
+            <w:r>
+              <w:rPr>
+                <w:rFonts w:ascii="Segoe UI" w:hAnsi="Segoe UI" w:cs="Segoe UI"/>
+                <w:sz w:val="17"/>
+              </w:rPr>
+              <w:t>MST Nations with Aquilini Development (MSTA Partnership), from 2025</w:t>
             </w:r>
           </w:p>
         </w:tc>
@@ -7935,7 +7938,7 @@
                 <w:rFonts w:ascii="Segoe UI" w:hAnsi="Segoe UI" w:cs="Segoe UI"/>
                 <w:sz w:val="17"/>
               </w:rPr>
-              <w:t>place</w:t>
+              <w:t>web</w:t>
             </w:r>
           </w:p>
         </w:tc>
@@ -7961,70 +7964,70 @@
                 <w:rFonts w:ascii="Segoe UI" w:hAnsi="Segoe UI" w:cs="Segoe UI"/>
                 <w:sz w:val="17"/>
               </w:rPr>
-              <w:t>Arcades</w:t>
-            </w:r>
-          </w:p>
-        </w:tc>
-        <w:tc>
-          <w:tcPr>
-            <w:tcW w:w="1250" w:type="pct"/>
-          </w:tcPr>
-          <w:p>
-            <w:pPr>
-              <w:pStyle w:val="Compact"/>
-              <w:rPr>
-                <w:rFonts w:ascii="Segoe UI" w:hAnsi="Segoe UI" w:cs="Segoe UI"/>
-                <w:sz w:val="17"/>
-              </w:rPr>
-            </w:pPr>
-            <w:r>
-              <w:rPr>
-                <w:rFonts w:ascii="Segoe UI" w:hAnsi="Segoe UI" w:cs="Segoe UI"/>
-                <w:sz w:val="17"/>
-              </w:rPr>
-              <w:t>Arcadis</w:t>
-            </w:r>
-          </w:p>
-        </w:tc>
-        <w:tc>
-          <w:tcPr>
-            <w:tcW w:w="1250" w:type="pct"/>
-          </w:tcPr>
-          <w:p>
-            <w:pPr>
-              <w:pStyle w:val="Compact"/>
-              <w:rPr>
-                <w:rFonts w:ascii="Segoe UI" w:hAnsi="Segoe UI" w:cs="Segoe UI"/>
-                <w:sz w:val="17"/>
-              </w:rPr>
-            </w:pPr>
-            <w:r>
-              <w:rPr>
-                <w:rFonts w:ascii="Segoe UI" w:hAnsi="Segoe UI" w:cs="Segoe UI"/>
-                <w:sz w:val="17"/>
-              </w:rPr>
-              <w:t>High</w:t>
-            </w:r>
-          </w:p>
-        </w:tc>
-        <w:tc>
-          <w:tcPr>
-            <w:tcW w:w="1250" w:type="pct"/>
-          </w:tcPr>
-          <w:p>
-            <w:pPr>
-              <w:pStyle w:val="Compact"/>
-              <w:rPr>
-                <w:rFonts w:ascii="Segoe UI" w:hAnsi="Segoe UI" w:cs="Segoe UI"/>
-                <w:sz w:val="17"/>
-              </w:rPr>
-            </w:pPr>
-            <w:r>
-              <w:rPr>
-                <w:rFonts w:ascii="Segoe UI" w:hAnsi="Segoe UI" w:cs="Segoe UI"/>
-                <w:sz w:val="17"/>
-              </w:rPr>
-              <w:t>#153</w:t>
+              <w:t>Cambrian Marine</w:t>
+            </w:r>
+          </w:p>
+        </w:tc>
+        <w:tc>
+          <w:tcPr>
+            <w:tcW w:w="1250" w:type="pct"/>
+          </w:tcPr>
+          <w:p>
+            <w:pPr>
+              <w:pStyle w:val="Compact"/>
+              <w:rPr>
+                <w:rFonts w:ascii="Segoe UI" w:hAnsi="Segoe UI" w:cs="Segoe UI"/>
+                <w:sz w:val="17"/>
+              </w:rPr>
+            </w:pPr>
+            <w:r>
+              <w:rPr>
+                <w:rFonts w:ascii="Segoe UI" w:hAnsi="Segoe UI" w:cs="Segoe UI"/>
+                <w:sz w:val="17"/>
+              </w:rPr>
+              <w:t>Cambie and Marine (Rize tower)</w:t>
+            </w:r>
+          </w:p>
+        </w:tc>
+        <w:tc>
+          <w:tcPr>
+            <w:tcW w:w="1250" w:type="pct"/>
+          </w:tcPr>
+          <w:p>
+            <w:pPr>
+              <w:pStyle w:val="Compact"/>
+              <w:rPr>
+                <w:rFonts w:ascii="Segoe UI" w:hAnsi="Segoe UI" w:cs="Segoe UI"/>
+                <w:sz w:val="17"/>
+              </w:rPr>
+            </w:pPr>
+            <w:r>
+              <w:rPr>
+                <w:rFonts w:ascii="Segoe UI" w:hAnsi="Segoe UI" w:cs="Segoe UI"/>
+                <w:sz w:val="17"/>
+              </w:rPr>
+              <w:t>Med</w:t>
+            </w:r>
+          </w:p>
+        </w:tc>
+        <w:tc>
+          <w:tcPr>
+            <w:tcW w:w="1250" w:type="pct"/>
+          </w:tcPr>
+          <w:p>
+            <w:pPr>
+              <w:pStyle w:val="Compact"/>
+              <w:rPr>
+                <w:rFonts w:ascii="Segoe UI" w:hAnsi="Segoe UI" w:cs="Segoe UI"/>
+                <w:sz w:val="17"/>
+              </w:rPr>
+            </w:pPr>
+            <w:r>
+              <w:rPr>
+                <w:rFonts w:ascii="Segoe UI" w:hAnsi="Segoe UI" w:cs="Segoe UI"/>
+                <w:sz w:val="17"/>
+              </w:rPr>
+              <w:t>project</w:t>
             </w:r>
           </w:p>
         </w:tc>
@@ -8050,6 +8053,184 @@
                 <w:rFonts w:ascii="Segoe UI" w:hAnsi="Segoe UI" w:cs="Segoe UI"/>
                 <w:sz w:val="17"/>
               </w:rPr>
+              <w:t>Cold Harbour</w:t>
+            </w:r>
+          </w:p>
+        </w:tc>
+        <w:tc>
+          <w:tcPr>
+            <w:tcW w:w="1250" w:type="pct"/>
+          </w:tcPr>
+          <w:p>
+            <w:pPr>
+              <w:pStyle w:val="Compact"/>
+              <w:rPr>
+                <w:rFonts w:ascii="Segoe UI" w:hAnsi="Segoe UI" w:cs="Segoe UI"/>
+                <w:sz w:val="17"/>
+              </w:rPr>
+            </w:pPr>
+            <w:r>
+              <w:rPr>
+                <w:rFonts w:ascii="Segoe UI" w:hAnsi="Segoe UI" w:cs="Segoe UI"/>
+                <w:sz w:val="17"/>
+              </w:rPr>
+              <w:t>Coal Harbour</w:t>
+            </w:r>
+          </w:p>
+        </w:tc>
+        <w:tc>
+          <w:tcPr>
+            <w:tcW w:w="1250" w:type="pct"/>
+          </w:tcPr>
+          <w:p>
+            <w:pPr>
+              <w:pStyle w:val="Compact"/>
+              <w:rPr>
+                <w:rFonts w:ascii="Segoe UI" w:hAnsi="Segoe UI" w:cs="Segoe UI"/>
+                <w:sz w:val="17"/>
+              </w:rPr>
+            </w:pPr>
+            <w:r>
+              <w:rPr>
+                <w:rFonts w:ascii="Segoe UI" w:hAnsi="Segoe UI" w:cs="Segoe UI"/>
+                <w:sz w:val="17"/>
+              </w:rPr>
+              <w:t>High</w:t>
+            </w:r>
+          </w:p>
+        </w:tc>
+        <w:tc>
+          <w:tcPr>
+            <w:tcW w:w="1250" w:type="pct"/>
+          </w:tcPr>
+          <w:p>
+            <w:pPr>
+              <w:pStyle w:val="Compact"/>
+              <w:rPr>
+                <w:rFonts w:ascii="Segoe UI" w:hAnsi="Segoe UI" w:cs="Segoe UI"/>
+                <w:sz w:val="17"/>
+              </w:rPr>
+            </w:pPr>
+            <w:r>
+              <w:rPr>
+                <w:rFonts w:ascii="Segoe UI" w:hAnsi="Segoe UI" w:cs="Segoe UI"/>
+                <w:sz w:val="17"/>
+              </w:rPr>
+              <w:t>place</w:t>
+            </w:r>
+          </w:p>
+        </w:tc>
+      </w:tr>
+      <w:tr>
+        <w:trPr>
+          <w:cantSplit/>
+        </w:trPr>
+        <w:tc>
+          <w:tcPr>
+            <w:tcW w:w="1250" w:type="pct"/>
+          </w:tcPr>
+          <w:p>
+            <w:pPr>
+              <w:pStyle w:val="Compact"/>
+              <w:rPr>
+                <w:rFonts w:ascii="Segoe UI" w:hAnsi="Segoe UI" w:cs="Segoe UI"/>
+                <w:sz w:val="17"/>
+              </w:rPr>
+            </w:pPr>
+            <w:r>
+              <w:rPr>
+                <w:rFonts w:ascii="Segoe UI" w:hAnsi="Segoe UI" w:cs="Segoe UI"/>
+                <w:sz w:val="17"/>
+              </w:rPr>
+              <w:t>Arcades</w:t>
+            </w:r>
+          </w:p>
+        </w:tc>
+        <w:tc>
+          <w:tcPr>
+            <w:tcW w:w="1250" w:type="pct"/>
+          </w:tcPr>
+          <w:p>
+            <w:pPr>
+              <w:pStyle w:val="Compact"/>
+              <w:rPr>
+                <w:rFonts w:ascii="Segoe UI" w:hAnsi="Segoe UI" w:cs="Segoe UI"/>
+                <w:sz w:val="17"/>
+              </w:rPr>
+            </w:pPr>
+            <w:r>
+              <w:rPr>
+                <w:rFonts w:ascii="Segoe UI" w:hAnsi="Segoe UI" w:cs="Segoe UI"/>
+                <w:sz w:val="17"/>
+              </w:rPr>
+              <w:t>Arcadis</w:t>
+            </w:r>
+          </w:p>
+        </w:tc>
+        <w:tc>
+          <w:tcPr>
+            <w:tcW w:w="1250" w:type="pct"/>
+          </w:tcPr>
+          <w:p>
+            <w:pPr>
+              <w:pStyle w:val="Compact"/>
+              <w:rPr>
+                <w:rFonts w:ascii="Segoe UI" w:hAnsi="Segoe UI" w:cs="Segoe UI"/>
+                <w:sz w:val="17"/>
+              </w:rPr>
+            </w:pPr>
+            <w:r>
+              <w:rPr>
+                <w:rFonts w:ascii="Segoe UI" w:hAnsi="Segoe UI" w:cs="Segoe UI"/>
+                <w:sz w:val="17"/>
+              </w:rPr>
+              <w:t>High</w:t>
+            </w:r>
+          </w:p>
+        </w:tc>
+        <w:tc>
+          <w:tcPr>
+            <w:tcW w:w="1250" w:type="pct"/>
+          </w:tcPr>
+          <w:p>
+            <w:pPr>
+              <w:pStyle w:val="Compact"/>
+              <w:rPr>
+                <w:rFonts w:ascii="Segoe UI" w:hAnsi="Segoe UI" w:cs="Segoe UI"/>
+                <w:sz w:val="17"/>
+              </w:rPr>
+            </w:pPr>
+            <w:r>
+              <w:rPr>
+                <w:rFonts w:ascii="Segoe UI" w:hAnsi="Segoe UI" w:cs="Segoe UI"/>
+                <w:sz w:val="17"/>
+              </w:rPr>
+              <w:t>#153</w:t>
+            </w:r>
+          </w:p>
+        </w:tc>
+      </w:tr>
+      <w:tr>
+        <w:trPr>
+          <w:cantSplit/>
+        </w:trPr>
+        <w:tc>
+          <w:tcPr>
+            <w:tcW w:w="1250" w:type="pct"/>
+          </w:tcPr>
+          <w:p>
+            <w:pPr>
+              <w:pStyle w:val="Compact"/>
+              <w:rPr>
+                <w:rFonts w:ascii="Segoe UI" w:hAnsi="Segoe UI" w:cs="Segoe UI"/>
+                <w:sz w:val="17"/>
+              </w:rPr>
+            </w:pPr>
+            <w:r>
+              <w:rPr>
+                <w:rFonts w:ascii="Segoe UI" w:hAnsi="Segoe UI" w:cs="Segoe UI"/>
+                <w:sz w:val="17"/>
+              </w:rPr>
               <w:t>BAM (Ben Smith)</w:t>
             </w:r>
           </w:p>
@@ -8071,7 +8252,7 @@
                 <w:rFonts w:ascii="Segoe UI" w:hAnsi="Segoe UI" w:cs="Segoe UI"/>
                 <w:sz w:val="17"/>
               </w:rPr>
-              <w:t>unresolved: no company of that name found in Apollo or on the web</w:t>
+              <w:t>unresolved: no company of that name in Apollo or on the web, and the one Ben Smith in BC real estate on record is a different person</w:t>
             </w:r>
           </w:p>
         </w:tc>
@@ -8113,7 +8294,96 @@
                 <w:rFonts w:ascii="Segoe UI" w:hAnsi="Segoe UI" w:cs="Segoe UI"/>
                 <w:sz w:val="17"/>
               </w:rPr>
-              <w:t>not on file</w:t>
+              <w:t>not on file; ask Jim</w:t>
+            </w:r>
+          </w:p>
+        </w:tc>
+      </w:tr>
+      <w:tr>
+        <w:trPr>
+          <w:cantSplit/>
+        </w:trPr>
+        <w:tc>
+          <w:tcPr>
+            <w:tcW w:w="1250" w:type="pct"/>
+          </w:tcPr>
+          <w:p>
+            <w:pPr>
+              <w:pStyle w:val="Compact"/>
+              <w:rPr>
+                <w:rFonts w:ascii="Segoe UI" w:hAnsi="Segoe UI" w:cs="Segoe UI"/>
+                <w:sz w:val="17"/>
+              </w:rPr>
+            </w:pPr>
+            <w:r>
+              <w:rPr>
+                <w:rFonts w:ascii="Segoe UI" w:hAnsi="Segoe UI" w:cs="Segoe UI"/>
+                <w:sz w:val="17"/>
+              </w:rPr>
+              <w:t>Ike (Perkins&amp;Will)</w:t>
+            </w:r>
+          </w:p>
+        </w:tc>
+        <w:tc>
+          <w:tcPr>
+            <w:tcW w:w="1250" w:type="pct"/>
+          </w:tcPr>
+          <w:p>
+            <w:pPr>
+              <w:pStyle w:val="Compact"/>
+              <w:rPr>
+                <w:rFonts w:ascii="Segoe UI" w:hAnsi="Segoe UI" w:cs="Segoe UI"/>
+                <w:sz w:val="17"/>
+              </w:rPr>
+            </w:pPr>
+            <w:r>
+              <w:rPr>
+                <w:rFonts w:ascii="Segoe UI" w:hAnsi="Segoe UI" w:cs="Segoe UI"/>
+                <w:sz w:val="17"/>
+              </w:rPr>
+              <w:t>unresolved: no Ike or Isaac among P&amp;W Vancouver’s 87 staff on record</w:t>
+            </w:r>
+          </w:p>
+        </w:tc>
+        <w:tc>
+          <w:tcPr>
+            <w:tcW w:w="1250" w:type="pct"/>
+          </w:tcPr>
+          <w:p>
+            <w:pPr>
+              <w:pStyle w:val="Compact"/>
+              <w:rPr>
+                <w:rFonts w:ascii="Segoe UI" w:hAnsi="Segoe UI" w:cs="Segoe UI"/>
+                <w:sz w:val="17"/>
+              </w:rPr>
+            </w:pPr>
+            <w:r>
+              <w:rPr>
+                <w:rFonts w:ascii="Segoe UI" w:hAnsi="Segoe UI" w:cs="Segoe UI"/>
+                <w:sz w:val="17"/>
+              </w:rPr>
+              <w:t>Low</w:t>
+            </w:r>
+          </w:p>
+        </w:tc>
+        <w:tc>
+          <w:tcPr>
+            <w:tcW w:w="1250" w:type="pct"/>
+          </w:tcPr>
+          <w:p>
+            <w:pPr>
+              <w:pStyle w:val="Compact"/>
+              <w:rPr>
+                <w:rFonts w:ascii="Segoe UI" w:hAnsi="Segoe UI" w:cs="Segoe UI"/>
+                <w:sz w:val="17"/>
+              </w:rPr>
+            </w:pPr>
+            <w:r>
+              <w:rPr>
+                <w:rFonts w:ascii="Segoe UI" w:hAnsi="Segoe UI" w:cs="Segoe UI"/>
+                <w:sz w:val="17"/>
+              </w:rPr>
+              <w:t>ask Rory</w:t>
             </w:r>
           </w:p>
         </w:tc>
@@ -8378,7 +8648,7 @@
   <w:abstractNum w:abstractNumId="0" w15:restartNumberingAfterBreak="0">
     <w:nsid w:val="0000A990"/>
     <w:multiLevelType w:val="multilevel"/>
-    <w:tmpl w:val="ADE2650C"/>
+    <w:tmpl w:val="899211C6"/>
     <w:lvl w:ilvl="0">
       <w:numFmt w:val="bullet"/>
       <w:lvlText w:val=" "/>
@@ -8455,7 +8725,7 @@
   <w:abstractNum w:abstractNumId="1" w15:restartNumberingAfterBreak="0">
     <w:nsid w:val="0000A991"/>
     <w:multiLevelType w:val="multilevel"/>
-    <w:tmpl w:val="F58E1046"/>
+    <w:tmpl w:val="5C98A3FA"/>
     <w:lvl w:ilvl="0">
       <w:numFmt w:val="bullet"/>
       <w:lvlText w:val=""/>
@@ -8559,7 +8829,7 @@
   <w:abstractNum w:abstractNumId="2" w15:restartNumberingAfterBreak="0">
     <w:nsid w:val="00A99411"/>
     <w:multiLevelType w:val="multilevel"/>
-    <w:tmpl w:val="83083CCE"/>
+    <w:tmpl w:val="56A466A0"/>
     <w:lvl w:ilvl="0">
       <w:start w:val="1"/>
       <w:numFmt w:val="decimal"/>
@@ -8642,13 +8912,13 @@
       </w:pPr>
     </w:lvl>
   </w:abstractNum>
-  <w:num w:numId="1" w16cid:durableId="1916891620">
+  <w:num w:numId="1" w16cid:durableId="446388618">
     <w:abstractNumId w:val="0"/>
   </w:num>
-  <w:num w:numId="2" w16cid:durableId="142086661">
+  <w:num w:numId="2" w16cid:durableId="461272029">
     <w:abstractNumId w:val="1"/>
   </w:num>
-  <w:num w:numId="3" w16cid:durableId="996417751">
+  <w:num w:numId="3" w16cid:durableId="588126866">
     <w:abstractNumId w:val="2"/>
     <w:lvlOverride w:ilvl="0">
       <w:startOverride w:val="1"/>
@@ -8678,7 +8948,7 @@
       <w:startOverride w:val="1"/>
     </w:lvlOverride>
   </w:num>
-  <w:num w:numId="4" w16cid:durableId="912080678">
+  <w:num w:numId="4" w16cid:durableId="744886020">
     <w:abstractNumId w:val="2"/>
     <w:lvlOverride w:ilvl="0">
       <w:startOverride w:val="1"/>
@@ -9936,7 +10206,7 @@
   <w:style w:type="table" w:styleId="TableGrid">
     <w:name w:val="Table Grid"/>
     <w:basedOn w:val="TableNormal"/>
-    <w:rsid w:val="00A170C2"/>
+    <w:rsid w:val="00AF0C2B"/>
     <w:pPr>
       <w:spacing w:after="0"/>
     </w:pPr>
@@ -9955,7 +10225,7 @@
     <w:name w:val="header"/>
     <w:basedOn w:val="Normal"/>
     <w:link w:val="HeaderChar"/>
-    <w:rsid w:val="00A170C2"/>
+    <w:rsid w:val="00AF0C2B"/>
     <w:pPr>
       <w:tabs>
         <w:tab w:val="center" w:pos="4680"/>
@@ -9968,7 +10238,7 @@
     <w:name w:val="Header Char"/>
     <w:basedOn w:val="DefaultParagraphFont"/>
     <w:link w:val="Header"/>
-    <w:rsid w:val="00A170C2"/>
+    <w:rsid w:val="00AF0C2B"/>
     <w:rPr>
       <w:rFonts w:ascii="Georgia" w:hAnsi="Georgia"/>
       <w:sz w:val="20"/>
@@ -9978,7 +10248,7 @@
     <w:name w:val="footer"/>
     <w:basedOn w:val="Normal"/>
     <w:link w:val="FooterChar"/>
-    <w:rsid w:val="00A170C2"/>
+    <w:rsid w:val="00AF0C2B"/>
     <w:pPr>
       <w:tabs>
         <w:tab w:val="center" w:pos="4680"/>
@@ -9991,7 +10261,7 @@
     <w:name w:val="Footer Char"/>
     <w:basedOn w:val="DefaultParagraphFont"/>
     <w:link w:val="Footer"/>
-    <w:rsid w:val="00A170C2"/>
+    <w:rsid w:val="00AF0C2B"/>
     <w:rPr>
       <w:rFonts w:ascii="Georgia" w:hAnsi="Georgia"/>
       <w:sz w:val="20"/>

--- a/docs/BD-Vancouver-Updates-Synopsis-2026-09-03.docx
+++ b/docs/BD-Vancouver-Updates-Synopsis-2026-09-03.docx
@@ -190,12 +190,12 @@
         <w:t>name</w:t>
       </w:r>
       <w:r>
-        <w:t>, because the audio garbled several. Section 5 lists what is still open; please answer those before anyone acts on them.</w:t>
+        <w:t>, because the audio garbled several. Section 5 is the unknowns: what was said that neither our records nor anything public can confirm. Please answer those before anyone acts on them.</w:t>
       </w:r>
     </w:p>
     <w:p>
       <w:r>
-        <w:pict w14:anchorId="24ADADFD">
+        <w:pict w14:anchorId="3E164BB6">
           <v:rect id="_x0000_i1025" style="width:0;height:1.5pt" o:hralign="center" o:hrstd="t" o:hr="t"/>
         </w:pict>
       </w:r>
@@ -241,7 +241,10 @@
         <w:t>BC Cancer Vancouver office expansion</w:t>
       </w:r>
       <w:r>
-        <w:t xml:space="preserve"> (early, still to go to Council, then out to bid — the brain already holds the CM-services and prime/architectural RFPs, opportunities 23642 and 23643), the </w:t>
+        <w:t xml:space="preserve"> </w:t>
+      </w:r>
+      <w:r>
+        <w:t xml:space="preserve">(early, still to go to Council, then out to bid — the brain already holds the CM-services and prime/architectural RFPs, opportunities 23642 and 23643), the </w:t>
       </w:r>
       <w:r>
         <w:rPr>
@@ -251,10 +254,7 @@
         <w:t>Delta Aquatic Centre</w:t>
       </w:r>
       <w:r>
-        <w:t xml:space="preserve"> </w:t>
-      </w:r>
-      <w:r>
-        <w:t xml:space="preserve">(team already set; Omar offered value-engineering or peer review as the way in) and a </w:t>
+        <w:t xml:space="preserve"> (team already set; Omar offered value-engineering or peer review as the way in) and a </w:t>
       </w:r>
       <w:r>
         <w:rPr>
@@ -323,11 +323,11 @@
         <w:t>10 September</w:t>
       </w:r>
       <w:r>
-        <w:t xml:space="preserve">; nobody has an invite. Omar is asking an architect friend, Rory will ask “Ike” (P&amp;W, did the “bonus” job), Jim is emailing P&amp;W’s Chief </w:t>
+        <w:t xml:space="preserve">; nobody has an invite. Omar is asking an architect </w:t>
       </w:r>
       <w:r>
         <w:lastRenderedPageBreak/>
-        <w:t xml:space="preserve">Marketing Officer, JM knows Luciano Siffredi (Project Architect, at P&amp;W since 2024, before that Boniface Oleksiuk Politano) and Ryan Bragg, Principal </w:t>
+        <w:t xml:space="preserve">friend, Rory will ask “Ike” (P&amp;W, did the “bonus” job), Jim is emailing P&amp;W’s Chief Marketing Officer, JM knows Luciano Siffredi (Project Architect, at P&amp;W since 2024, before that Boniface Oleksiuk Politano) and Ryan Bragg, Principal </w:t>
       </w:r>
       <w:r>
         <w:rPr>
@@ -4733,10 +4733,10 @@
       <w:pPr>
         <w:pStyle w:val="Heading2"/>
       </w:pPr>
-      <w:bookmarkStart w:id="5" w:name="Xe6818a76714e0e41ad2f7cf9a0049f41e6619b2"/>
+      <w:bookmarkStart w:id="5" w:name="X63c545ac06620832d8656ea69ee386f21849f93"/>
       <w:bookmarkEnd w:id="4"/>
       <w:r>
-        <w:t>5. Unclear — answer these before anyone acts on them</w:t>
+        <w:t>5. Unknowns — answer these before anyone acts on them</w:t>
       </w:r>
     </w:p>
     <w:p>
@@ -8648,7 +8648,7 @@
   <w:abstractNum w:abstractNumId="0" w15:restartNumberingAfterBreak="0">
     <w:nsid w:val="0000A990"/>
     <w:multiLevelType w:val="multilevel"/>
-    <w:tmpl w:val="899211C6"/>
+    <w:tmpl w:val="F65A611A"/>
     <w:lvl w:ilvl="0">
       <w:numFmt w:val="bullet"/>
       <w:lvlText w:val=" "/>
@@ -8725,7 +8725,7 @@
   <w:abstractNum w:abstractNumId="1" w15:restartNumberingAfterBreak="0">
     <w:nsid w:val="0000A991"/>
     <w:multiLevelType w:val="multilevel"/>
-    <w:tmpl w:val="5C98A3FA"/>
+    <w:tmpl w:val="E0B07B54"/>
     <w:lvl w:ilvl="0">
       <w:numFmt w:val="bullet"/>
       <w:lvlText w:val=""/>
@@ -8829,7 +8829,7 @@
   <w:abstractNum w:abstractNumId="2" w15:restartNumberingAfterBreak="0">
     <w:nsid w:val="00A99411"/>
     <w:multiLevelType w:val="multilevel"/>
-    <w:tmpl w:val="56A466A0"/>
+    <w:tmpl w:val="2E3C32E0"/>
     <w:lvl w:ilvl="0">
       <w:start w:val="1"/>
       <w:numFmt w:val="decimal"/>
@@ -8912,13 +8912,13 @@
       </w:pPr>
     </w:lvl>
   </w:abstractNum>
-  <w:num w:numId="1" w16cid:durableId="446388618">
+  <w:num w:numId="1" w16cid:durableId="1226987525">
     <w:abstractNumId w:val="0"/>
   </w:num>
-  <w:num w:numId="2" w16cid:durableId="461272029">
+  <w:num w:numId="2" w16cid:durableId="709303877">
     <w:abstractNumId w:val="1"/>
   </w:num>
-  <w:num w:numId="3" w16cid:durableId="588126866">
+  <w:num w:numId="3" w16cid:durableId="941837962">
     <w:abstractNumId w:val="2"/>
     <w:lvlOverride w:ilvl="0">
       <w:startOverride w:val="1"/>
@@ -8948,7 +8948,7 @@
       <w:startOverride w:val="1"/>
     </w:lvlOverride>
   </w:num>
-  <w:num w:numId="4" w16cid:durableId="744886020">
+  <w:num w:numId="4" w16cid:durableId="1519082071">
     <w:abstractNumId w:val="2"/>
     <w:lvlOverride w:ilvl="0">
       <w:startOverride w:val="1"/>
@@ -10206,7 +10206,7 @@
   <w:style w:type="table" w:styleId="TableGrid">
     <w:name w:val="Table Grid"/>
     <w:basedOn w:val="TableNormal"/>
-    <w:rsid w:val="00AF0C2B"/>
+    <w:rsid w:val="00AD0B45"/>
     <w:pPr>
       <w:spacing w:after="0"/>
     </w:pPr>
@@ -10225,7 +10225,7 @@
     <w:name w:val="header"/>
     <w:basedOn w:val="Normal"/>
     <w:link w:val="HeaderChar"/>
-    <w:rsid w:val="00AF0C2B"/>
+    <w:rsid w:val="00AD0B45"/>
     <w:pPr>
       <w:tabs>
         <w:tab w:val="center" w:pos="4680"/>
@@ -10238,7 +10238,7 @@
     <w:name w:val="Header Char"/>
     <w:basedOn w:val="DefaultParagraphFont"/>
     <w:link w:val="Header"/>
-    <w:rsid w:val="00AF0C2B"/>
+    <w:rsid w:val="00AD0B45"/>
     <w:rPr>
       <w:rFonts w:ascii="Georgia" w:hAnsi="Georgia"/>
       <w:sz w:val="20"/>
@@ -10248,7 +10248,7 @@
     <w:name w:val="footer"/>
     <w:basedOn w:val="Normal"/>
     <w:link w:val="FooterChar"/>
-    <w:rsid w:val="00AF0C2B"/>
+    <w:rsid w:val="00AD0B45"/>
     <w:pPr>
       <w:tabs>
         <w:tab w:val="center" w:pos="4680"/>
@@ -10261,7 +10261,7 @@
     <w:name w:val="Footer Char"/>
     <w:basedOn w:val="DefaultParagraphFont"/>
     <w:link w:val="Footer"/>
-    <w:rsid w:val="00AF0C2B"/>
+    <w:rsid w:val="00AD0B45"/>
     <w:rPr>
       <w:rFonts w:ascii="Georgia" w:hAnsi="Georgia"/>
       <w:sz w:val="20"/>

--- a/docs/BD-Vancouver-Updates-Synopsis-2026-09-03.docx
+++ b/docs/BD-Vancouver-Updates-Synopsis-2026-09-03.docx
@@ -125,7 +125,7 @@
         <w:t xml:space="preserve"> </w:t>
       </w:r>
       <w:r>
-        <w:t>against the BD brain, Apollo, Hunter and the public web; the resolutions and what each rests on are in §6, and §5 says what is still open.</w:t>
+        <w:t>against the BD brain, Apollo, Hunter, the public web, and a second listen to the recording itself (faster-whisper large-v3-turbo over the eleven name-critical windows, once without and once with a vocabulary hint); the resolutions and what each rests on are in §6, and §5 says what is still open.</w:t>
       </w:r>
     </w:p>
     <w:p>
@@ -195,7 +195,7 @@
     </w:p>
     <w:p>
       <w:r>
-        <w:pict w14:anchorId="3E164BB6">
+        <w:pict w14:anchorId="5D75F242">
           <v:rect id="_x0000_i1025" style="width:0;height:1.5pt" o:hralign="center" o:hrstd="t" o:hr="t"/>
         </w:pict>
       </w:r>
@@ -231,7 +231,20 @@
         <w:t>(Colliers Project Leaders, #70132 — name not given, see §5)</w:t>
       </w:r>
       <w:r>
-        <w:t xml:space="preserve"> is moving from tenant-improvement work into owner’s-representative roles and will have a say in team selection on three public jobs: the </w:t>
+        <w:t xml:space="preserve"> is moving from tenant-improvement work into owner’s-representative roles and will have a say in team selection on four public jobs: a </w:t>
+      </w:r>
+      <w:r>
+        <w:rPr>
+          <w:b/>
+          <w:bCs/>
+        </w:rPr>
+        <w:t>Surrey arena</w:t>
+      </w:r>
+      <w:r>
+        <w:t xml:space="preserve"> </w:t>
+      </w:r>
+      <w:r>
+        <w:t xml:space="preserve">(early; Colliers is bidding to be owner’s rep), the </w:t>
       </w:r>
       <w:r>
         <w:rPr>
@@ -241,10 +254,7 @@
         <w:t>BC Cancer Vancouver office expansion</w:t>
       </w:r>
       <w:r>
-        <w:t xml:space="preserve"> </w:t>
-      </w:r>
-      <w:r>
-        <w:t xml:space="preserve">(early, still to go to Council, then out to bid — the brain already holds the CM-services and prime/architectural RFPs, opportunities 23642 and 23643), the </w:t>
+        <w:t xml:space="preserve"> (early, still to go to Council, then out to bid — the brain already holds the CM-services and prime/architectural RFPs, opportunities 23642 and 23643), the </w:t>
       </w:r>
       <w:r>
         <w:rPr>
@@ -285,7 +295,11 @@
         <w:t xml:space="preserve"> We are not yet on the Fraser Health list; the window closes before November and the “you’re on” </w:t>
       </w:r>
       <w:r>
-        <w:t xml:space="preserve">notice could come any day, so the architects we would team with should be warmed now. The K-12 seismic (SMP) list still needs the EGBC SRG course — Omar is taking it next week; after that an NDA opens their project database. JB has, after considerable pain, got KOR onto </w:t>
+        <w:t xml:space="preserve">notice could come any day, so the architects we would team with should be warmed now. The K-12 seismic (SMP) list still needs the EGBC SRG course — Omar is taking it next week; after that an NDA opens their project database. </w:t>
+      </w:r>
+      <w:r>
+        <w:lastRenderedPageBreak/>
+        <w:t xml:space="preserve">JB has, after considerable pain, got KOR onto </w:t>
       </w:r>
       <w:r>
         <w:rPr>
@@ -323,11 +337,7 @@
         <w:t>10 September</w:t>
       </w:r>
       <w:r>
-        <w:t xml:space="preserve">; nobody has an invite. Omar is asking an architect </w:t>
-      </w:r>
-      <w:r>
-        <w:lastRenderedPageBreak/>
-        <w:t xml:space="preserve">friend, Rory will ask “Ike” (P&amp;W, did the “bonus” job), Jim is emailing P&amp;W’s Chief Marketing Officer, JM knows Luciano Siffredi (Project Architect, at P&amp;W since 2024, before that Boniface Oleksiuk Politano) and Ryan Bragg, Principal </w:t>
+        <w:t xml:space="preserve">; nobody has an invite. Omar is asking an architect friend, Rory will ask “Ike” (P&amp;W, did the “bonus” job), Jim is emailing P&amp;W’s Chief Marketing Officer, JM knows Luciano Siffredi (Project Architect, at P&amp;W since 2024, before that Boniface Oleksiuk Politano) and Ryan Bragg, Principal </w:t>
       </w:r>
       <w:r>
         <w:rPr>
@@ -543,7 +553,11 @@
         <w:t xml:space="preserve"> </w:t>
       </w:r>
       <w:r>
-        <w:t xml:space="preserve">(Victoria, #927758): Jeremy Beintema (Partner) and Gregory Eeman (Architect AIBC). The partners are Beintema and Wil Wiens. Ian’s intel: Continuum is the 2020 rebrand of KPL James (Victoria’s oldest practice); founder Tony James died in October 2024, do not raise it. San Diego: a referral to a three-tower owner produced a US$1M proposal that turned out to be leverage against an incumbent; a wood-frame RFP in San Diego goes in this week. </w:t>
+        <w:t xml:space="preserve">(Victoria, #927758): Jeremy Beintema (Partner) and Gregory Eeman (Architect AIBC). The partners are Beintema and Wil Wiens. Ian’s intel: Continuum is the 2020 rebrand of KPL James (Victoria’s oldest practice); founder Tony James died in October 2024, do not raise it. San Diego: a referral to </w:t>
+      </w:r>
+      <w:r>
+        <w:lastRenderedPageBreak/>
+        <w:t xml:space="preserve">a three-tower owner produced a US$1M proposal that turned out to be leverage against an incumbent; a wood-frame RFP in San Diego goes in this week. </w:t>
       </w:r>
       <w:r>
         <w:rPr>
@@ -568,7 +582,6 @@
           <w:b/>
           <w:bCs/>
         </w:rPr>
-        <w:lastRenderedPageBreak/>
         <w:t>Other pursuits.</w:t>
       </w:r>
       <w:r>
@@ -668,27 +681,17 @@
         <w:t xml:space="preserve"> </w:t>
       </w:r>
       <w:r>
-        <w:t xml:space="preserve">(Conor): met four groups; Mission Group (#193) then lost the contact, Stephanie, two weeks later; Berry Architecture + Associates (#68976, Red Deer firm, new Kelowna studio led by Carlos Gamez Ruiz) needs JM’s intro; </w:t>
+        <w:t xml:space="preserve">(Conor): met four groups; Mission Group (#193) then lost the contact, Stefan Hertel (Development Manager; the brain already carries his affiliation as retired), two weeks later; Berry Architecture + Associates (#68976, Red Deer firm, new Kelowna studio led by Carlos Gamez Ruiz) needs JM’s intro; </w:t>
       </w:r>
       <w:r>
         <w:rPr>
           <w:b/>
           <w:bCs/>
         </w:rPr>
-        <w:t>Lauren</w:t>
-      </w:r>
-      <w:r>
-        <w:t xml:space="preserve"> (Lauren Macaulay, Principal, Arcadis Kelowna </w:t>
-      </w:r>
-      <w:r>
-        <w:rPr>
-          <w:i/>
-          <w:iCs/>
-        </w:rPr>
-        <w:t>[conf: Med]</w:t>
-      </w:r>
-      <w:r>
-        <w:t xml:space="preserve">) owes three developer intros and JM was her first client, so press her. JM to phone Brad Burnett at </w:t>
+        <w:t>Lauren Macaulay</w:t>
+      </w:r>
+      <w:r>
+        <w:t xml:space="preserve"> (Principal, Arcadis Kelowna; Conor says “Arcadis, I met with Lauren”) owes three developer intros and JM was her first client, so press her. JM to phone Brad Burnett at </w:t>
       </w:r>
       <w:r>
         <w:rPr>
@@ -698,7 +701,10 @@
         <w:t>ITC</w:t>
       </w:r>
       <w:r>
-        <w:t xml:space="preserve"> (#70926), Omar’s repeated ask. Lost: GEC wood frame (Edmonton), “the turn” undecided, “Kent Arroyo” townhouses </w:t>
+        <w:t xml:space="preserve"> </w:t>
+      </w:r>
+      <w:r>
+        <w:t xml:space="preserve">(#70926), Omar’s repeated ask. Lost: GEC wood frame (Edmonton), “the turn” undecided, “Kent Arroyo” townhouses </w:t>
       </w:r>
       <w:r>
         <w:rPr>
@@ -876,6 +882,7 @@
       <w:bookmarkStart w:id="3" w:name="action-items"/>
       <w:bookmarkEnd w:id="2"/>
       <w:r>
+        <w:lastRenderedPageBreak/>
         <w:t>3. Action items</w:t>
       </w:r>
     </w:p>
@@ -1115,15 +1122,7 @@
                 <w:rFonts w:ascii="Segoe UI" w:hAnsi="Segoe UI" w:cs="Segoe UI"/>
                 <w:sz w:val="17"/>
               </w:rPr>
-              <w:t xml:space="preserve">Set up the lunch/dinner with the civic </w:t>
-            </w:r>
-            <w:r>
-              <w:rPr>
-                <w:rFonts w:ascii="Segoe UI" w:hAnsi="Segoe UI" w:cs="Segoe UI"/>
-                <w:sz w:val="17"/>
-              </w:rPr>
-              <w:lastRenderedPageBreak/>
-              <w:t>recreation director via the Colliers contact; approach her private-sector lead with a concrete “what’s in it for you”</w:t>
+              <w:t>Set up the lunch/dinner with the civic recreation director via the Colliers contact; approach her private-sector lead with a concrete “what’s in it for you”</w:t>
             </w:r>
           </w:p>
         </w:tc>
@@ -1147,7 +1146,6 @@
                 <w:rFonts w:ascii="Segoe UI" w:hAnsi="Segoe UI" w:cs="Segoe UI"/>
                 <w:sz w:val="17"/>
               </w:rPr>
-              <w:lastRenderedPageBreak/>
               <w:t>Omar</w:t>
             </w:r>
           </w:p>
@@ -1196,15 +1194,7 @@
                 <w:rFonts w:ascii="Segoe UI" w:hAnsi="Segoe UI" w:cs="Segoe UI"/>
                 <w:sz w:val="17"/>
               </w:rPr>
-              <w:t xml:space="preserve">Colliers Project Leaders #70132. BC </w:t>
-            </w:r>
-            <w:r>
-              <w:rPr>
-                <w:rFonts w:ascii="Segoe UI" w:hAnsi="Segoe UI" w:cs="Segoe UI"/>
-                <w:sz w:val="17"/>
-              </w:rPr>
-              <w:lastRenderedPageBreak/>
-              <w:t>Cancer prime RFP is already opportunity 23643</w:t>
+              <w:t>Colliers Project Leaders #70132. BC Cancer prime RFP is already opportunity 23643</w:t>
             </w:r>
           </w:p>
         </w:tc>
@@ -1230,7 +1220,6 @@
                 <w:rFonts w:ascii="Segoe UI" w:hAnsi="Segoe UI" w:cs="Segoe UI"/>
                 <w:sz w:val="17"/>
               </w:rPr>
-              <w:lastRenderedPageBreak/>
               <w:t>2</w:t>
             </w:r>
           </w:p>
@@ -1671,6 +1660,7 @@
                 <w:rFonts w:ascii="Segoe UI" w:hAnsi="Segoe UI" w:cs="Segoe UI"/>
                 <w:sz w:val="17"/>
               </w:rPr>
+              <w:lastRenderedPageBreak/>
               <w:t>6</w:t>
             </w:r>
           </w:p>
@@ -1692,36 +1682,27 @@
                 <w:rFonts w:ascii="Segoe UI" w:hAnsi="Segoe UI" w:cs="Segoe UI"/>
                 <w:sz w:val="17"/>
               </w:rPr>
-              <w:t xml:space="preserve">NDY: keep the seismic-restraint referral line open; reuse </w:t>
-            </w:r>
-            <w:r>
-              <w:rPr>
-                <w:rFonts w:ascii="Segoe UI" w:hAnsi="Segoe UI" w:cs="Segoe UI"/>
-                <w:sz w:val="17"/>
-              </w:rPr>
-              <w:lastRenderedPageBreak/>
-              <w:t>existing details</w:t>
-            </w:r>
-          </w:p>
-        </w:tc>
-        <w:tc>
-          <w:tcPr>
-            <w:tcW w:w="1000" w:type="pct"/>
-          </w:tcPr>
-          <w:p>
-            <w:pPr>
-              <w:pStyle w:val="Compact"/>
-              <w:rPr>
-                <w:rFonts w:ascii="Segoe UI" w:hAnsi="Segoe UI" w:cs="Segoe UI"/>
-                <w:sz w:val="17"/>
-              </w:rPr>
-            </w:pPr>
-            <w:r>
-              <w:rPr>
-                <w:rFonts w:ascii="Segoe UI" w:hAnsi="Segoe UI" w:cs="Segoe UI"/>
-                <w:sz w:val="17"/>
-              </w:rPr>
-              <w:lastRenderedPageBreak/>
+              <w:t>NDY: keep the seismic-restraint referral line open; reuse existing details</w:t>
+            </w:r>
+          </w:p>
+        </w:tc>
+        <w:tc>
+          <w:tcPr>
+            <w:tcW w:w="1000" w:type="pct"/>
+          </w:tcPr>
+          <w:p>
+            <w:pPr>
+              <w:pStyle w:val="Compact"/>
+              <w:rPr>
+                <w:rFonts w:ascii="Segoe UI" w:hAnsi="Segoe UI" w:cs="Segoe UI"/>
+                <w:sz w:val="17"/>
+              </w:rPr>
+            </w:pPr>
+            <w:r>
+              <w:rPr>
+                <w:rFonts w:ascii="Segoe UI" w:hAnsi="Segoe UI" w:cs="Segoe UI"/>
+                <w:sz w:val="17"/>
+              </w:rPr>
               <w:t>Omar</w:t>
             </w:r>
           </w:p>
@@ -1937,7 +1918,7 @@
                 <w:rFonts w:ascii="Segoe UI" w:hAnsi="Segoe UI" w:cs="Segoe UI"/>
                 <w:sz w:val="17"/>
               </w:rPr>
-              <w:t>Solterra: one-on-one with Gerry Nichele, President and CEO, the decision maker</w:t>
+              <w:t>Solterra: one-on-one with Gerry Nichele, President, the decision maker</w:t>
             </w:r>
           </w:p>
         </w:tc>
@@ -2000,7 +1981,7 @@
                 <w:rFonts w:ascii="Segoe UI" w:hAnsi="Segoe UI" w:cs="Segoe UI"/>
                 <w:sz w:val="17"/>
               </w:rPr>
-              <w:t>Solterra Development #69730 kp=53. Other names in §5</w:t>
+              <w:t>Solterra Development #69730 kp=53. Also there: Mike Bosa (Vice President; JB did a free cabin scheme for him), Brian Webster, Kevin. The live item is the Wilson Avenue proposal, 6004–6018 Wilson Ave, Metrotown, a 36-storey tower with townhouses</w:t>
             </w:r>
           </w:p>
         </w:tc>
@@ -2047,27 +2028,36 @@
                 <w:rFonts w:ascii="Segoe UI" w:hAnsi="Segoe UI" w:cs="Segoe UI"/>
                 <w:sz w:val="17"/>
               </w:rPr>
-              <w:t>Stantec Vancouver structural group: overflow/specialty pitch</w:t>
-            </w:r>
-          </w:p>
-        </w:tc>
-        <w:tc>
-          <w:tcPr>
-            <w:tcW w:w="1000" w:type="pct"/>
-          </w:tcPr>
-          <w:p>
-            <w:pPr>
-              <w:pStyle w:val="Compact"/>
-              <w:rPr>
-                <w:rFonts w:ascii="Segoe UI" w:hAnsi="Segoe UI" w:cs="Segoe UI"/>
-                <w:sz w:val="17"/>
-              </w:rPr>
-            </w:pPr>
-            <w:r>
-              <w:rPr>
-                <w:rFonts w:ascii="Segoe UI" w:hAnsi="Segoe UI" w:cs="Segoe UI"/>
-                <w:sz w:val="17"/>
-              </w:rPr>
+              <w:t xml:space="preserve">Stantec Vancouver structural group: </w:t>
+            </w:r>
+            <w:r>
+              <w:rPr>
+                <w:rFonts w:ascii="Segoe UI" w:hAnsi="Segoe UI" w:cs="Segoe UI"/>
+                <w:sz w:val="17"/>
+              </w:rPr>
+              <w:lastRenderedPageBreak/>
+              <w:t>overflow/specialty pitch</w:t>
+            </w:r>
+          </w:p>
+        </w:tc>
+        <w:tc>
+          <w:tcPr>
+            <w:tcW w:w="1000" w:type="pct"/>
+          </w:tcPr>
+          <w:p>
+            <w:pPr>
+              <w:pStyle w:val="Compact"/>
+              <w:rPr>
+                <w:rFonts w:ascii="Segoe UI" w:hAnsi="Segoe UI" w:cs="Segoe UI"/>
+                <w:sz w:val="17"/>
+              </w:rPr>
+            </w:pPr>
+            <w:r>
+              <w:rPr>
+                <w:rFonts w:ascii="Segoe UI" w:hAnsi="Segoe UI" w:cs="Segoe UI"/>
+                <w:sz w:val="17"/>
+              </w:rPr>
+              <w:lastRenderedPageBreak/>
               <w:t>Omar + Islam</w:t>
             </w:r>
           </w:p>
@@ -2487,36 +2477,27 @@
                 <w:rFonts w:ascii="Segoe UI" w:hAnsi="Segoe UI" w:cs="Segoe UI"/>
                 <w:sz w:val="17"/>
               </w:rPr>
-              <w:t xml:space="preserve">Seismic </w:t>
-            </w:r>
-            <w:r>
-              <w:rPr>
-                <w:rFonts w:ascii="Segoe UI" w:hAnsi="Segoe UI" w:cs="Segoe UI"/>
-                <w:sz w:val="17"/>
-              </w:rPr>
-              <w:lastRenderedPageBreak/>
-              <w:t>assessment for the office-to-hotel client: NDA, ask for structural drawings, fee for the report only; pitch the same to the Coal Harbour hotel developer</w:t>
-            </w:r>
-          </w:p>
-        </w:tc>
-        <w:tc>
-          <w:tcPr>
-            <w:tcW w:w="1000" w:type="pct"/>
-          </w:tcPr>
-          <w:p>
-            <w:pPr>
-              <w:pStyle w:val="Compact"/>
-              <w:rPr>
-                <w:rFonts w:ascii="Segoe UI" w:hAnsi="Segoe UI" w:cs="Segoe UI"/>
-                <w:sz w:val="17"/>
-              </w:rPr>
-            </w:pPr>
-            <w:r>
-              <w:rPr>
-                <w:rFonts w:ascii="Segoe UI" w:hAnsi="Segoe UI" w:cs="Segoe UI"/>
-                <w:sz w:val="17"/>
-              </w:rPr>
-              <w:lastRenderedPageBreak/>
+              <w:t>Seismic assessment for the office-to-hotel client: NDA, ask for structural drawings, fee for the report only; pitch the same to the Coal Harbour hotel developer</w:t>
+            </w:r>
+          </w:p>
+        </w:tc>
+        <w:tc>
+          <w:tcPr>
+            <w:tcW w:w="1000" w:type="pct"/>
+          </w:tcPr>
+          <w:p>
+            <w:pPr>
+              <w:pStyle w:val="Compact"/>
+              <w:rPr>
+                <w:rFonts w:ascii="Segoe UI" w:hAnsi="Segoe UI" w:cs="Segoe UI"/>
+                <w:sz w:val="17"/>
+              </w:rPr>
+            </w:pPr>
+            <w:r>
+              <w:rPr>
+                <w:rFonts w:ascii="Segoe UI" w:hAnsi="Segoe UI" w:cs="Segoe UI"/>
+                <w:sz w:val="17"/>
+              </w:rPr>
               <w:t>Omar</w:t>
             </w:r>
           </w:p>
@@ -2559,15 +2540,7 @@
                 <w:rFonts w:ascii="Segoe UI" w:hAnsi="Segoe UI" w:cs="Segoe UI"/>
                 <w:sz w:val="17"/>
               </w:rPr>
-              <w:t xml:space="preserve">Report first, </w:t>
-            </w:r>
-            <w:r>
-              <w:rPr>
-                <w:rFonts w:ascii="Segoe UI" w:hAnsi="Segoe UI" w:cs="Segoe UI"/>
-                <w:sz w:val="17"/>
-              </w:rPr>
-              <w:lastRenderedPageBreak/>
-              <w:t>upgrades later</w:t>
+              <w:t>Report first, upgrades later</w:t>
             </w:r>
           </w:p>
         </w:tc>
@@ -2593,7 +2566,6 @@
                 <w:rFonts w:ascii="Segoe UI" w:hAnsi="Segoe UI" w:cs="Segoe UI"/>
                 <w:sz w:val="17"/>
               </w:rPr>
-              <w:lastRenderedPageBreak/>
               <w:t>14</w:t>
             </w:r>
           </w:p>
@@ -3921,7 +3893,7 @@
                 <w:rFonts w:ascii="Segoe UI" w:hAnsi="Segoe UI" w:cs="Segoe UI"/>
                 <w:sz w:val="17"/>
               </w:rPr>
-              <w:t>Kelowna: press Lauren (Arcadis Kelowna) for the three developer intros; JM’s intro to Berry Architecture + Associates’ new Kelowna studio (Carlos Gamez Ruiz); follow Stephanie from Mission Group</w:t>
+              <w:t>Kelowna: press Lauren Macaulay (Arcadis Kelowna) for the three developer intros; JM’s intro to Berry Architecture + Associates’ new Kelowna studio (Carlos Gamez Ruiz); follow Stefan Hertel from Mission Group to his new firm</w:t>
             </w:r>
           </w:p>
         </w:tc>
@@ -3984,7 +3956,7 @@
                 <w:rFonts w:ascii="Segoe UI" w:hAnsi="Segoe UI" w:cs="Segoe UI"/>
                 <w:sz w:val="17"/>
               </w:rPr>
-              <w:t>Berry #68976; Mission Group #193, CRM #221</w:t>
+              <w:t>Berry #68976; Mission Group #193, CRM #465</w:t>
             </w:r>
           </w:p>
         </w:tc>
@@ -4476,10 +4448,10 @@
         <w:t>A gatekeeper needs a queue.</w:t>
       </w:r>
       <w:r>
-        <w:t xml:space="preserve"> Omar as (co-)gatekeeper implies a triage view: new inbound, owned, next action due, stale. The June </w:t>
-      </w:r>
-      <w:r>
-        <w:t>“lock each lead to one owner” rule is still a rule in prose; the coordination problem Ian described (three people calling one architect) is exactly what an owner lock prevents.</w:t>
+        <w:t xml:space="preserve"> Omar as (co-)gatekeeper implies a triage view: new inbound, owned, next action due, stale. The June “lock each lead to one owner” </w:t>
+      </w:r>
+      <w:r>
+        <w:t>rule is still a rule in prose; the coordination problem Ian described (three people calling one architect) is exactly what an owner lock prevents.</w:t>
       </w:r>
     </w:p>
     <w:p>
@@ -4813,10 +4785,30 @@
           <w:b/>
           <w:bCs/>
         </w:rPr>
-        <w:t>JB’s Bosa and Solterra names:</w:t>
-      </w:r>
-      <w:r>
-        <w:t xml:space="preserve"> confirm Robert is Robert Bosa (founder of Bosa Properties, Colin’s father) and Dale is Dale Bosa (Colin’s brother). Still unplaced: Jason, Kevin (Solterra has a junior development manager by that name), Brian Webster, Mike Balza, “Charlie, the Wilson proposal”.</w:t>
+        <w:t>JB’s Bosa names:</w:t>
+      </w:r>
+      <w:r>
+        <w:t xml:space="preserve"> confirm Robert is Robert Bosa (founder of Bosa Properties, Colin’s father) and Dale is Dale Bosa (Colin’s brother). Still unplaced: </w:t>
+      </w:r>
+      <w:r>
+        <w:rPr>
+          <w:b/>
+          <w:bCs/>
+        </w:rPr>
+        <w:t>Jason</w:t>
+      </w:r>
+      <w:r>
+        <w:t xml:space="preserve">, who advised JB on Colin’s habits, and </w:t>
+      </w:r>
+      <w:r>
+        <w:rPr>
+          <w:b/>
+          <w:bCs/>
+        </w:rPr>
+        <w:t>Kevin</w:t>
+      </w:r>
+      <w:r>
+        <w:t xml:space="preserve"> at Solterra (surname).</w:t>
       </w:r>
     </w:p>
     <w:p>
@@ -4832,13 +4824,10 @@
           <w:b/>
           <w:bCs/>
         </w:rPr>
-        <w:t>Conor’s Lauren:</w:t>
-      </w:r>
-      <w:r>
-        <w:t xml:space="preserve"> </w:t>
-      </w:r>
-      <w:r>
-        <w:t>whether she is Lauren Macaulay of Arcadis; her title is certain, her being the Kelowna Lauren rests on the brain’s record only.</w:t>
+        <w:t>Stefan Hertel</w:t>
+      </w:r>
+      <w:r>
+        <w:t xml:space="preserve"> (ex Development Manager, Mission Group): where he went. Conor: “maybe he’ll take us with him wherever he ends up.”</w:t>
       </w:r>
     </w:p>
     <w:p>
@@ -4867,7 +4856,7 @@
         <w:t>“the turn”</w:t>
       </w:r>
       <w:r>
-        <w:t xml:space="preserve"> (Islam, undecided): project or client names.</w:t>
+        <w:t xml:space="preserve"> (Islam, undecided): project or client names. Two re-listens could not recover the first; the second is said clearly as “the turn”.</w:t>
       </w:r>
     </w:p>
     <w:p>
@@ -4943,7 +4932,10 @@
         <w:t>Fraser Mills tryout:</w:t>
       </w:r>
       <w:r>
-        <w:t xml:space="preserve"> which three teams; JM’s “three towers in West Van” are Uplands, a different job.</w:t>
+        <w:t xml:space="preserve"> which three teams; JM’s </w:t>
+      </w:r>
+      <w:r>
+        <w:t>“three towers in West Van” are Uplands, a different job.</w:t>
       </w:r>
     </w:p>
     <w:p>
@@ -4962,7 +4954,10 @@
         <w:t>BAM and Trillium:</w:t>
       </w:r>
       <w:r>
-        <w:t xml:space="preserve"> Ben Smith’s company cannot be found under “BAM”; the only Ben Smith in BC real estate on record is a proptech executive (Avesdo, ex-Rennie, ex-Polygon) with no Starlight history, so not him. Jim has his number. Is Trillium Trillium Communities (#54443, Victoria seniors housing) rather than Trillium Projects (#221, a KOR client), and who is “Sue” there?</w:t>
+        <w:t xml:space="preserve"> Jim clearly says “a new development group called BAM”, but nothing under that name can be found, and the only Ben Smith in BC real estate on record is a proptech executive with no Starlight history, so not him. Jim has his number. Is Trillium Trillium Communities (#54443, Victoria seniors housing) rather than Trillium Projects (#221, a KOR client)? “Sue” survives two re-listens (“Trillium, which is Sue there we gave the proposals to”</w:t>
+      </w:r>
+      <w:r>
+        <w:t>), so either a person at Trillium or a slurred “who”.</w:t>
       </w:r>
     </w:p>
     <w:p>
@@ -4981,10 +4976,7 @@
         <w:t>Continuum:</w:t>
       </w:r>
       <w:r>
-        <w:t xml:space="preserve"> </w:t>
-      </w:r>
-      <w:r>
-        <w:t>whether Ben Smith’s second name was Gregory Eeman (Architect AIBC) or someone else. The partners are Beintema and Wiens; Kapuscinski has left; Peter Fair is Denver and is not to be contacted.</w:t>
+        <w:t xml:space="preserve"> whether Ben Smith’s second name was Gregory Eeman (Architect AIBC) or someone else. The partners are Beintema and Wiens; Kapuscinski has left; Peter Fair is Denver and is not to be contacted.</w:t>
       </w:r>
     </w:p>
     <w:p>
@@ -5383,7 +5375,7 @@
                 <w:rFonts w:ascii="Segoe UI" w:hAnsi="Segoe UI" w:cs="Segoe UI"/>
                 <w:sz w:val="17"/>
               </w:rPr>
-              <w:t>Luciano, “used to be at Bob”</w:t>
+              <w:t>Luciano</w:t>
             </w:r>
           </w:p>
         </w:tc>
@@ -7095,7 +7087,7 @@
                 <w:rFonts w:ascii="Segoe UI" w:hAnsi="Segoe UI" w:cs="Segoe UI"/>
                 <w:sz w:val="17"/>
               </w:rPr>
-              <w:t>Gerry Nichele, President and CEO</w:t>
+              <w:t>Gerry Nichele, President</w:t>
             </w:r>
           </w:p>
         </w:tc>
@@ -7137,7 +7129,7 @@
                 <w:rFonts w:ascii="Segoe UI" w:hAnsi="Segoe UI" w:cs="Segoe UI"/>
                 <w:sz w:val="17"/>
               </w:rPr>
-              <w:t>Solterra #69730; web</w:t>
+              <w:t>Solterra #69730; audio hears “Nacelli”; web</w:t>
             </w:r>
           </w:p>
         </w:tc>
@@ -7163,28 +7155,28 @@
                 <w:rFonts w:ascii="Segoe UI" w:hAnsi="Segoe UI" w:cs="Segoe UI"/>
                 <w:sz w:val="17"/>
               </w:rPr>
-              <w:t>Brad from ITC</w:t>
-            </w:r>
-          </w:p>
-        </w:tc>
-        <w:tc>
-          <w:tcPr>
-            <w:tcW w:w="1250" w:type="pct"/>
-          </w:tcPr>
-          <w:p>
-            <w:pPr>
-              <w:pStyle w:val="Compact"/>
-              <w:rPr>
-                <w:rFonts w:ascii="Segoe UI" w:hAnsi="Segoe UI" w:cs="Segoe UI"/>
-                <w:sz w:val="17"/>
-              </w:rPr>
-            </w:pPr>
-            <w:r>
-              <w:rPr>
-                <w:rFonts w:ascii="Segoe UI" w:hAnsi="Segoe UI" w:cs="Segoe UI"/>
-                <w:sz w:val="17"/>
-              </w:rPr>
-              <w:t>Brad Burnett, President</w:t>
+              <w:t>Mike Balza</w:t>
+            </w:r>
+          </w:p>
+        </w:tc>
+        <w:tc>
+          <w:tcPr>
+            <w:tcW w:w="1250" w:type="pct"/>
+          </w:tcPr>
+          <w:p>
+            <w:pPr>
+              <w:pStyle w:val="Compact"/>
+              <w:rPr>
+                <w:rFonts w:ascii="Segoe UI" w:hAnsi="Segoe UI" w:cs="Segoe UI"/>
+                <w:sz w:val="17"/>
+              </w:rPr>
+            </w:pPr>
+            <w:r>
+              <w:rPr>
+                <w:rFonts w:ascii="Segoe UI" w:hAnsi="Segoe UI" w:cs="Segoe UI"/>
+                <w:sz w:val="17"/>
+              </w:rPr>
+              <w:t>Mike Bosa, Vice President, Solterra</w:t>
             </w:r>
           </w:p>
         </w:tc>
@@ -7226,7 +7218,7 @@
                 <w:rFonts w:ascii="Segoe UI" w:hAnsi="Segoe UI" w:cs="Segoe UI"/>
                 <w:sz w:val="17"/>
               </w:rPr>
-              <w:t>ITC #70926; Apollo</w:t>
+              <w:t>audio hears “Bosa”; web</w:t>
             </w:r>
           </w:p>
         </w:tc>
@@ -7252,70 +7244,70 @@
                 <w:rFonts w:ascii="Segoe UI" w:hAnsi="Segoe UI" w:cs="Segoe UI"/>
                 <w:sz w:val="17"/>
               </w:rPr>
-              <w:t>Lauren (Kelowna)</w:t>
-            </w:r>
-          </w:p>
-        </w:tc>
-        <w:tc>
-          <w:tcPr>
-            <w:tcW w:w="1250" w:type="pct"/>
-          </w:tcPr>
-          <w:p>
-            <w:pPr>
-              <w:pStyle w:val="Compact"/>
-              <w:rPr>
-                <w:rFonts w:ascii="Segoe UI" w:hAnsi="Segoe UI" w:cs="Segoe UI"/>
-                <w:sz w:val="17"/>
-              </w:rPr>
-            </w:pPr>
-            <w:r>
-              <w:rPr>
-                <w:rFonts w:ascii="Segoe UI" w:hAnsi="Segoe UI" w:cs="Segoe UI"/>
-                <w:sz w:val="17"/>
-              </w:rPr>
-              <w:t>Lauren Macaulay, Principal and Canada West Business Unit Director, Arcadis</w:t>
-            </w:r>
-          </w:p>
-        </w:tc>
-        <w:tc>
-          <w:tcPr>
-            <w:tcW w:w="1250" w:type="pct"/>
-          </w:tcPr>
-          <w:p>
-            <w:pPr>
-              <w:pStyle w:val="Compact"/>
-              <w:rPr>
-                <w:rFonts w:ascii="Segoe UI" w:hAnsi="Segoe UI" w:cs="Segoe UI"/>
-                <w:sz w:val="17"/>
-              </w:rPr>
-            </w:pPr>
-            <w:r>
-              <w:rPr>
-                <w:rFonts w:ascii="Segoe UI" w:hAnsi="Segoe UI" w:cs="Segoe UI"/>
-                <w:sz w:val="17"/>
-              </w:rPr>
-              <w:t>Med</w:t>
-            </w:r>
-          </w:p>
-        </w:tc>
-        <w:tc>
-          <w:tcPr>
-            <w:tcW w:w="1250" w:type="pct"/>
-          </w:tcPr>
-          <w:p>
-            <w:pPr>
-              <w:pStyle w:val="Compact"/>
-              <w:rPr>
-                <w:rFonts w:ascii="Segoe UI" w:hAnsi="Segoe UI" w:cs="Segoe UI"/>
-                <w:sz w:val="17"/>
-              </w:rPr>
-            </w:pPr>
-            <w:r>
-              <w:rPr>
-                <w:rFonts w:ascii="Segoe UI" w:hAnsi="Segoe UI" w:cs="Segoe UI"/>
-                <w:sz w:val="17"/>
-              </w:rPr>
-              <w:t>title verified (Apollo); Kelowna per the brain only</w:t>
+              <w:t>Charlie, the Wilson proposal</w:t>
+            </w:r>
+          </w:p>
+        </w:tc>
+        <w:tc>
+          <w:tcPr>
+            <w:tcW w:w="1250" w:type="pct"/>
+          </w:tcPr>
+          <w:p>
+            <w:pPr>
+              <w:pStyle w:val="Compact"/>
+              <w:rPr>
+                <w:rFonts w:ascii="Segoe UI" w:hAnsi="Segoe UI" w:cs="Segoe UI"/>
+                <w:sz w:val="17"/>
+              </w:rPr>
+            </w:pPr>
+            <w:r>
+              <w:rPr>
+                <w:rFonts w:ascii="Segoe UI" w:hAnsi="Segoe UI" w:cs="Segoe UI"/>
+                <w:sz w:val="17"/>
+              </w:rPr>
+              <w:t>the Wilson Avenue proposal: Solterra’s 6004–6018 Wilson Ave, Metrotown, 36 storeys</w:t>
+            </w:r>
+          </w:p>
+        </w:tc>
+        <w:tc>
+          <w:tcPr>
+            <w:tcW w:w="1250" w:type="pct"/>
+          </w:tcPr>
+          <w:p>
+            <w:pPr>
+              <w:pStyle w:val="Compact"/>
+              <w:rPr>
+                <w:rFonts w:ascii="Segoe UI" w:hAnsi="Segoe UI" w:cs="Segoe UI"/>
+                <w:sz w:val="17"/>
+              </w:rPr>
+            </w:pPr>
+            <w:r>
+              <w:rPr>
+                <w:rFonts w:ascii="Segoe UI" w:hAnsi="Segoe UI" w:cs="Segoe UI"/>
+                <w:sz w:val="17"/>
+              </w:rPr>
+              <w:t>High</w:t>
+            </w:r>
+          </w:p>
+        </w:tc>
+        <w:tc>
+          <w:tcPr>
+            <w:tcW w:w="1250" w:type="pct"/>
+          </w:tcPr>
+          <w:p>
+            <w:pPr>
+              <w:pStyle w:val="Compact"/>
+              <w:rPr>
+                <w:rFonts w:ascii="Segoe UI" w:hAnsi="Segoe UI" w:cs="Segoe UI"/>
+                <w:sz w:val="17"/>
+              </w:rPr>
+            </w:pPr>
+            <w:r>
+              <w:rPr>
+                <w:rFonts w:ascii="Segoe UI" w:hAnsi="Segoe UI" w:cs="Segoe UI"/>
+                <w:sz w:val="17"/>
+              </w:rPr>
+              <w:t>audio; web</w:t>
             </w:r>
           </w:p>
         </w:tc>
@@ -7341,70 +7333,70 @@
                 <w:rFonts w:ascii="Segoe UI" w:hAnsi="Segoe UI" w:cs="Segoe UI"/>
                 <w:sz w:val="17"/>
               </w:rPr>
-              <w:t>Jeremy Betema / potato</w:t>
-            </w:r>
-          </w:p>
-        </w:tc>
-        <w:tc>
-          <w:tcPr>
-            <w:tcW w:w="1250" w:type="pct"/>
-          </w:tcPr>
-          <w:p>
-            <w:pPr>
-              <w:pStyle w:val="Compact"/>
-              <w:rPr>
-                <w:rFonts w:ascii="Segoe UI" w:hAnsi="Segoe UI" w:cs="Segoe UI"/>
-                <w:sz w:val="17"/>
-              </w:rPr>
-            </w:pPr>
-            <w:r>
-              <w:rPr>
-                <w:rFonts w:ascii="Segoe UI" w:hAnsi="Segoe UI" w:cs="Segoe UI"/>
-                <w:sz w:val="17"/>
-              </w:rPr>
-              <w:t>Jeremy Beintema, Partner</w:t>
-            </w:r>
-          </w:p>
-        </w:tc>
-        <w:tc>
-          <w:tcPr>
-            <w:tcW w:w="1250" w:type="pct"/>
-          </w:tcPr>
-          <w:p>
-            <w:pPr>
-              <w:pStyle w:val="Compact"/>
-              <w:rPr>
-                <w:rFonts w:ascii="Segoe UI" w:hAnsi="Segoe UI" w:cs="Segoe UI"/>
-                <w:sz w:val="17"/>
-              </w:rPr>
-            </w:pPr>
-            <w:r>
-              <w:rPr>
-                <w:rFonts w:ascii="Segoe UI" w:hAnsi="Segoe UI" w:cs="Segoe UI"/>
-                <w:sz w:val="17"/>
-              </w:rPr>
-              <w:t>High</w:t>
-            </w:r>
-          </w:p>
-        </w:tc>
-        <w:tc>
-          <w:tcPr>
-            <w:tcW w:w="1250" w:type="pct"/>
-          </w:tcPr>
-          <w:p>
-            <w:pPr>
-              <w:pStyle w:val="Compact"/>
-              <w:rPr>
-                <w:rFonts w:ascii="Segoe UI" w:hAnsi="Segoe UI" w:cs="Segoe UI"/>
-                <w:sz w:val="17"/>
-              </w:rPr>
-            </w:pPr>
-            <w:r>
-              <w:rPr>
-                <w:rFonts w:ascii="Segoe UI" w:hAnsi="Segoe UI" w:cs="Segoe UI"/>
-                <w:sz w:val="17"/>
-              </w:rPr>
-              <w:t>Continuum #927758</w:t>
+              <w:t>Arana (0:03)</w:t>
+            </w:r>
+          </w:p>
+        </w:tc>
+        <w:tc>
+          <w:tcPr>
+            <w:tcW w:w="1250" w:type="pct"/>
+          </w:tcPr>
+          <w:p>
+            <w:pPr>
+              <w:pStyle w:val="Compact"/>
+              <w:rPr>
+                <w:rFonts w:ascii="Segoe UI" w:hAnsi="Segoe UI" w:cs="Segoe UI"/>
+                <w:sz w:val="17"/>
+              </w:rPr>
+            </w:pPr>
+            <w:r>
+              <w:rPr>
+                <w:rFonts w:ascii="Segoe UI" w:hAnsi="Segoe UI" w:cs="Segoe UI"/>
+                <w:sz w:val="17"/>
+              </w:rPr>
+              <w:t>“arena”: a Surrey arena Colliers is bidding to be owner’s rep on</w:t>
+            </w:r>
+          </w:p>
+        </w:tc>
+        <w:tc>
+          <w:tcPr>
+            <w:tcW w:w="1250" w:type="pct"/>
+          </w:tcPr>
+          <w:p>
+            <w:pPr>
+              <w:pStyle w:val="Compact"/>
+              <w:rPr>
+                <w:rFonts w:ascii="Segoe UI" w:hAnsi="Segoe UI" w:cs="Segoe UI"/>
+                <w:sz w:val="17"/>
+              </w:rPr>
+            </w:pPr>
+            <w:r>
+              <w:rPr>
+                <w:rFonts w:ascii="Segoe UI" w:hAnsi="Segoe UI" w:cs="Segoe UI"/>
+                <w:sz w:val="17"/>
+              </w:rPr>
+              <w:t>Med</w:t>
+            </w:r>
+          </w:p>
+        </w:tc>
+        <w:tc>
+          <w:tcPr>
+            <w:tcW w:w="1250" w:type="pct"/>
+          </w:tcPr>
+          <w:p>
+            <w:pPr>
+              <w:pStyle w:val="Compact"/>
+              <w:rPr>
+                <w:rFonts w:ascii="Segoe UI" w:hAnsi="Segoe UI" w:cs="Segoe UI"/>
+                <w:sz w:val="17"/>
+              </w:rPr>
+            </w:pPr>
+            <w:r>
+              <w:rPr>
+                <w:rFonts w:ascii="Segoe UI" w:hAnsi="Segoe UI" w:cs="Segoe UI"/>
+                <w:sz w:val="17"/>
+              </w:rPr>
+              <w:t>audio</w:t>
             </w:r>
           </w:p>
         </w:tc>
@@ -7430,28 +7422,28 @@
                 <w:rFonts w:ascii="Segoe UI" w:hAnsi="Segoe UI" w:cs="Segoe UI"/>
                 <w:sz w:val="17"/>
               </w:rPr>
-              <w:t>Brian Kapochewski</w:t>
-            </w:r>
-          </w:p>
-        </w:tc>
-        <w:tc>
-          <w:tcPr>
-            <w:tcW w:w="1250" w:type="pct"/>
-          </w:tcPr>
-          <w:p>
-            <w:pPr>
-              <w:pStyle w:val="Compact"/>
-              <w:rPr>
-                <w:rFonts w:ascii="Segoe UI" w:hAnsi="Segoe UI" w:cs="Segoe UI"/>
-                <w:sz w:val="17"/>
-              </w:rPr>
-            </w:pPr>
-            <w:r>
-              <w:rPr>
-                <w:rFonts w:ascii="Segoe UI" w:hAnsi="Segoe UI" w:cs="Segoe UI"/>
-                <w:sz w:val="17"/>
-              </w:rPr>
-              <w:t>Brian Kapuscinski, now BJK Architecture</w:t>
+              <w:t>used to be at Bob</w:t>
+            </w:r>
+          </w:p>
+        </w:tc>
+        <w:tc>
+          <w:tcPr>
+            <w:tcW w:w="1250" w:type="pct"/>
+          </w:tcPr>
+          <w:p>
+            <w:pPr>
+              <w:pStyle w:val="Compact"/>
+              <w:rPr>
+                <w:rFonts w:ascii="Segoe UI" w:hAnsi="Segoe UI" w:cs="Segoe UI"/>
+                <w:sz w:val="17"/>
+              </w:rPr>
+            </w:pPr>
+            <w:r>
+              <w:rPr>
+                <w:rFonts w:ascii="Segoe UI" w:hAnsi="Segoe UI" w:cs="Segoe UI"/>
+                <w:sz w:val="17"/>
+              </w:rPr>
+              <w:t>BOP, Boniface Oleksiuk Politano Architects</w:t>
             </w:r>
           </w:p>
         </w:tc>
@@ -7493,7 +7485,7 @@
                 <w:rFonts w:ascii="Segoe UI" w:hAnsi="Segoe UI" w:cs="Segoe UI"/>
                 <w:sz w:val="17"/>
               </w:rPr>
-              <w:t>#70599</w:t>
+              <w:t>audio; Apollo history</w:t>
             </w:r>
           </w:p>
         </w:tc>
@@ -7519,28 +7511,28 @@
                 <w:rFonts w:ascii="Segoe UI" w:hAnsi="Segoe UI" w:cs="Segoe UI"/>
                 <w:sz w:val="17"/>
               </w:rPr>
-              <w:t>Tony James</w:t>
-            </w:r>
-          </w:p>
-        </w:tc>
-        <w:tc>
-          <w:tcPr>
-            <w:tcW w:w="1250" w:type="pct"/>
-          </w:tcPr>
-          <w:p>
-            <w:pPr>
-              <w:pStyle w:val="Compact"/>
-              <w:rPr>
-                <w:rFonts w:ascii="Segoe UI" w:hAnsi="Segoe UI" w:cs="Segoe UI"/>
-                <w:sz w:val="17"/>
-              </w:rPr>
-            </w:pPr>
-            <w:r>
-              <w:rPr>
-                <w:rFonts w:ascii="Segoe UI" w:hAnsi="Segoe UI" w:cs="Segoe UI"/>
-                <w:sz w:val="17"/>
-              </w:rPr>
-              <w:t>founder of KPL James, died Oct 2024</w:t>
+              <w:t>Brad from ITC</w:t>
+            </w:r>
+          </w:p>
+        </w:tc>
+        <w:tc>
+          <w:tcPr>
+            <w:tcW w:w="1250" w:type="pct"/>
+          </w:tcPr>
+          <w:p>
+            <w:pPr>
+              <w:pStyle w:val="Compact"/>
+              <w:rPr>
+                <w:rFonts w:ascii="Segoe UI" w:hAnsi="Segoe UI" w:cs="Segoe UI"/>
+                <w:sz w:val="17"/>
+              </w:rPr>
+            </w:pPr>
+            <w:r>
+              <w:rPr>
+                <w:rFonts w:ascii="Segoe UI" w:hAnsi="Segoe UI" w:cs="Segoe UI"/>
+                <w:sz w:val="17"/>
+              </w:rPr>
+              <w:t>Brad Burnett, President</w:t>
             </w:r>
           </w:p>
         </w:tc>
@@ -7582,7 +7574,7 @@
                 <w:rFonts w:ascii="Segoe UI" w:hAnsi="Segoe UI" w:cs="Segoe UI"/>
                 <w:sz w:val="17"/>
               </w:rPr>
-              <w:t>do not raise</w:t>
+              <w:t>ITC #70926; Apollo</w:t>
             </w:r>
           </w:p>
         </w:tc>
@@ -7608,28 +7600,28 @@
                 <w:rFonts w:ascii="Segoe UI" w:hAnsi="Segoe UI" w:cs="Segoe UI"/>
                 <w:sz w:val="17"/>
               </w:rPr>
-              <w:t>Ben Smith (BAM)</w:t>
-            </w:r>
-          </w:p>
-        </w:tc>
-        <w:tc>
-          <w:tcPr>
-            <w:tcW w:w="1250" w:type="pct"/>
-          </w:tcPr>
-          <w:p>
-            <w:pPr>
-              <w:pStyle w:val="Compact"/>
-              <w:rPr>
-                <w:rFonts w:ascii="Segoe UI" w:hAnsi="Segoe UI" w:cs="Segoe UI"/>
-                <w:sz w:val="17"/>
-              </w:rPr>
-            </w:pPr>
-            <w:r>
-              <w:rPr>
-                <w:rFonts w:ascii="Segoe UI" w:hAnsi="Segoe UI" w:cs="Segoe UI"/>
-                <w:sz w:val="17"/>
-              </w:rPr>
-              <w:t>ex-Starlight; BAM not on file</w:t>
+              <w:t>Lauren (Kelowna)</w:t>
+            </w:r>
+          </w:p>
+        </w:tc>
+        <w:tc>
+          <w:tcPr>
+            <w:tcW w:w="1250" w:type="pct"/>
+          </w:tcPr>
+          <w:p>
+            <w:pPr>
+              <w:pStyle w:val="Compact"/>
+              <w:rPr>
+                <w:rFonts w:ascii="Segoe UI" w:hAnsi="Segoe UI" w:cs="Segoe UI"/>
+                <w:sz w:val="17"/>
+              </w:rPr>
+            </w:pPr>
+            <w:r>
+              <w:rPr>
+                <w:rFonts w:ascii="Segoe UI" w:hAnsi="Segoe UI" w:cs="Segoe UI"/>
+                <w:sz w:val="17"/>
+              </w:rPr>
+              <w:t>Lauren Macaulay, Principal and Canada West Business Unit Director, Arcadis Kelowna</w:t>
             </w:r>
           </w:p>
         </w:tc>
@@ -7671,7 +7663,7 @@
                 <w:rFonts w:ascii="Segoe UI" w:hAnsi="Segoe UI" w:cs="Segoe UI"/>
                 <w:sz w:val="17"/>
               </w:rPr>
-              <w:t>add</w:t>
+              <w:t>Apollo; audio: Conor says “Arcadis, I met with Lauren”</w:t>
             </w:r>
           </w:p>
         </w:tc>
@@ -7697,70 +7689,70 @@
                 <w:rFonts w:ascii="Segoe UI" w:hAnsi="Segoe UI" w:cs="Segoe UI"/>
                 <w:sz w:val="17"/>
               </w:rPr>
-              <w:t>Fred at Rise / Ruiz</w:t>
-            </w:r>
-          </w:p>
-        </w:tc>
-        <w:tc>
-          <w:tcPr>
-            <w:tcW w:w="1250" w:type="pct"/>
-          </w:tcPr>
-          <w:p>
-            <w:pPr>
-              <w:pStyle w:val="Compact"/>
-              <w:rPr>
-                <w:rFonts w:ascii="Segoe UI" w:hAnsi="Segoe UI" w:cs="Segoe UI"/>
-                <w:sz w:val="17"/>
-              </w:rPr>
-            </w:pPr>
-            <w:r>
-              <w:rPr>
-                <w:rFonts w:ascii="Segoe UI" w:hAnsi="Segoe UI" w:cs="Segoe UI"/>
-                <w:sz w:val="17"/>
-              </w:rPr>
-              <w:t>Fred at Rize Alliance Properties</w:t>
-            </w:r>
-          </w:p>
-        </w:tc>
-        <w:tc>
-          <w:tcPr>
-            <w:tcW w:w="1250" w:type="pct"/>
-          </w:tcPr>
-          <w:p>
-            <w:pPr>
-              <w:pStyle w:val="Compact"/>
-              <w:rPr>
-                <w:rFonts w:ascii="Segoe UI" w:hAnsi="Segoe UI" w:cs="Segoe UI"/>
-                <w:sz w:val="17"/>
-              </w:rPr>
-            </w:pPr>
-            <w:r>
-              <w:rPr>
-                <w:rFonts w:ascii="Segoe UI" w:hAnsi="Segoe UI" w:cs="Segoe UI"/>
-                <w:sz w:val="17"/>
-              </w:rPr>
-              <w:t>Med</w:t>
-            </w:r>
-          </w:p>
-        </w:tc>
-        <w:tc>
-          <w:tcPr>
-            <w:tcW w:w="1250" w:type="pct"/>
-          </w:tcPr>
-          <w:p>
-            <w:pPr>
-              <w:pStyle w:val="Compact"/>
-              <w:rPr>
-                <w:rFonts w:ascii="Segoe UI" w:hAnsi="Segoe UI" w:cs="Segoe UI"/>
-                <w:sz w:val="17"/>
-              </w:rPr>
-            </w:pPr>
-            <w:r>
-              <w:rPr>
-                <w:rFonts w:ascii="Segoe UI" w:hAnsi="Segoe UI" w:cs="Segoe UI"/>
-                <w:sz w:val="17"/>
-              </w:rPr>
-              <w:t>Rize #16; Fred not on file</w:t>
+              <w:t>Stephanie (Mission Group)</w:t>
+            </w:r>
+          </w:p>
+        </w:tc>
+        <w:tc>
+          <w:tcPr>
+            <w:tcW w:w="1250" w:type="pct"/>
+          </w:tcPr>
+          <w:p>
+            <w:pPr>
+              <w:pStyle w:val="Compact"/>
+              <w:rPr>
+                <w:rFonts w:ascii="Segoe UI" w:hAnsi="Segoe UI" w:cs="Segoe UI"/>
+                <w:sz w:val="17"/>
+              </w:rPr>
+            </w:pPr>
+            <w:r>
+              <w:rPr>
+                <w:rFonts w:ascii="Segoe UI" w:hAnsi="Segoe UI" w:cs="Segoe UI"/>
+                <w:sz w:val="17"/>
+              </w:rPr>
+              <w:t>Stefan Hertel, Development Manager, Mission Group (left)</w:t>
+            </w:r>
+          </w:p>
+        </w:tc>
+        <w:tc>
+          <w:tcPr>
+            <w:tcW w:w="1250" w:type="pct"/>
+          </w:tcPr>
+          <w:p>
+            <w:pPr>
+              <w:pStyle w:val="Compact"/>
+              <w:rPr>
+                <w:rFonts w:ascii="Segoe UI" w:hAnsi="Segoe UI" w:cs="Segoe UI"/>
+                <w:sz w:val="17"/>
+              </w:rPr>
+            </w:pPr>
+            <w:r>
+              <w:rPr>
+                <w:rFonts w:ascii="Segoe UI" w:hAnsi="Segoe UI" w:cs="Segoe UI"/>
+                <w:sz w:val="17"/>
+              </w:rPr>
+              <w:t>High</w:t>
+            </w:r>
+          </w:p>
+        </w:tc>
+        <w:tc>
+          <w:tcPr>
+            <w:tcW w:w="1250" w:type="pct"/>
+          </w:tcPr>
+          <w:p>
+            <w:pPr>
+              <w:pStyle w:val="Compact"/>
+              <w:rPr>
+                <w:rFonts w:ascii="Segoe UI" w:hAnsi="Segoe UI" w:cs="Segoe UI"/>
+                <w:sz w:val="17"/>
+              </w:rPr>
+            </w:pPr>
+            <w:r>
+              <w:rPr>
+                <w:rFonts w:ascii="Segoe UI" w:hAnsi="Segoe UI" w:cs="Segoe UI"/>
+                <w:sz w:val="17"/>
+              </w:rPr>
+              <w:t>audio, both passes; brain person 3945, affiliation retired</w:t>
             </w:r>
           </w:p>
         </w:tc>
@@ -7849,7 +7841,7 @@
                 <w:rFonts w:ascii="Segoe UI" w:hAnsi="Segoe UI" w:cs="Segoe UI"/>
                 <w:sz w:val="17"/>
               </w:rPr>
-              <w:t>#77714; Odegaard confirmed there</w:t>
+              <w:t>audio hears “MCM”; #77714</w:t>
             </w:r>
           </w:p>
         </w:tc>
@@ -7875,28 +7867,28 @@
                 <w:rFonts w:ascii="Segoe UI" w:hAnsi="Segoe UI" w:cs="Segoe UI"/>
                 <w:sz w:val="17"/>
               </w:rPr>
-              <w:t>Heather Lands owner</w:t>
-            </w:r>
-          </w:p>
-        </w:tc>
-        <w:tc>
-          <w:tcPr>
-            <w:tcW w:w="1250" w:type="pct"/>
-          </w:tcPr>
-          <w:p>
-            <w:pPr>
-              <w:pStyle w:val="Compact"/>
-              <w:rPr>
-                <w:rFonts w:ascii="Segoe UI" w:hAnsi="Segoe UI" w:cs="Segoe UI"/>
-                <w:sz w:val="17"/>
-              </w:rPr>
-            </w:pPr>
-            <w:r>
-              <w:rPr>
-                <w:rFonts w:ascii="Segoe UI" w:hAnsi="Segoe UI" w:cs="Segoe UI"/>
-                <w:sz w:val="17"/>
-              </w:rPr>
-              <w:t>MST Nations with Aquilini Development (MSTA Partnership), from 2025</w:t>
+              <w:t>Cambrian Marine</w:t>
+            </w:r>
+          </w:p>
+        </w:tc>
+        <w:tc>
+          <w:tcPr>
+            <w:tcW w:w="1250" w:type="pct"/>
+          </w:tcPr>
+          <w:p>
+            <w:pPr>
+              <w:pStyle w:val="Compact"/>
+              <w:rPr>
+                <w:rFonts w:ascii="Segoe UI" w:hAnsi="Segoe UI" w:cs="Segoe UI"/>
+                <w:sz w:val="17"/>
+              </w:rPr>
+            </w:pPr>
+            <w:r>
+              <w:rPr>
+                <w:rFonts w:ascii="Segoe UI" w:hAnsi="Segoe UI" w:cs="Segoe UI"/>
+                <w:sz w:val="17"/>
+              </w:rPr>
+              <w:t>Cambie and Marine, Rize’s stalled tower</w:t>
             </w:r>
           </w:p>
         </w:tc>
@@ -7938,7 +7930,7 @@
                 <w:rFonts w:ascii="Segoe UI" w:hAnsi="Segoe UI" w:cs="Segoe UI"/>
                 <w:sz w:val="17"/>
               </w:rPr>
-              <w:t>web</w:t>
+              <w:t>audio hears “Cambry and Marine”</w:t>
             </w:r>
           </w:p>
         </w:tc>
@@ -7964,70 +7956,77 @@
                 <w:rFonts w:ascii="Segoe UI" w:hAnsi="Segoe UI" w:cs="Segoe UI"/>
                 <w:sz w:val="17"/>
               </w:rPr>
-              <w:t>Cambrian Marine</w:t>
-            </w:r>
-          </w:p>
-        </w:tc>
-        <w:tc>
-          <w:tcPr>
-            <w:tcW w:w="1250" w:type="pct"/>
-          </w:tcPr>
-          <w:p>
-            <w:pPr>
-              <w:pStyle w:val="Compact"/>
-              <w:rPr>
-                <w:rFonts w:ascii="Segoe UI" w:hAnsi="Segoe UI" w:cs="Segoe UI"/>
-                <w:sz w:val="17"/>
-              </w:rPr>
-            </w:pPr>
-            <w:r>
-              <w:rPr>
-                <w:rFonts w:ascii="Segoe UI" w:hAnsi="Segoe UI" w:cs="Segoe UI"/>
-                <w:sz w:val="17"/>
-              </w:rPr>
-              <w:t>Cambie and Marine (Rize tower)</w:t>
-            </w:r>
-          </w:p>
-        </w:tc>
-        <w:tc>
-          <w:tcPr>
-            <w:tcW w:w="1250" w:type="pct"/>
-          </w:tcPr>
-          <w:p>
-            <w:pPr>
-              <w:pStyle w:val="Compact"/>
-              <w:rPr>
-                <w:rFonts w:ascii="Segoe UI" w:hAnsi="Segoe UI" w:cs="Segoe UI"/>
-                <w:sz w:val="17"/>
-              </w:rPr>
-            </w:pPr>
-            <w:r>
-              <w:rPr>
-                <w:rFonts w:ascii="Segoe UI" w:hAnsi="Segoe UI" w:cs="Segoe UI"/>
-                <w:sz w:val="17"/>
-              </w:rPr>
-              <w:t>Med</w:t>
-            </w:r>
-          </w:p>
-        </w:tc>
-        <w:tc>
-          <w:tcPr>
-            <w:tcW w:w="1250" w:type="pct"/>
-          </w:tcPr>
-          <w:p>
-            <w:pPr>
-              <w:pStyle w:val="Compact"/>
-              <w:rPr>
-                <w:rFonts w:ascii="Segoe UI" w:hAnsi="Segoe UI" w:cs="Segoe UI"/>
-                <w:sz w:val="17"/>
-              </w:rPr>
-            </w:pPr>
-            <w:r>
-              <w:rPr>
-                <w:rFonts w:ascii="Segoe UI" w:hAnsi="Segoe UI" w:cs="Segoe UI"/>
-                <w:sz w:val="17"/>
-              </w:rPr>
-              <w:t>project</w:t>
+              <w:t>Gregory Inman</w:t>
+            </w:r>
+          </w:p>
+        </w:tc>
+        <w:tc>
+          <w:tcPr>
+            <w:tcW w:w="1250" w:type="pct"/>
+          </w:tcPr>
+          <w:p>
+            <w:pPr>
+              <w:pStyle w:val="Compact"/>
+              <w:rPr>
+                <w:rFonts w:ascii="Segoe UI" w:hAnsi="Segoe UI" w:cs="Segoe UI"/>
+                <w:sz w:val="17"/>
+              </w:rPr>
+            </w:pPr>
+            <w:r>
+              <w:rPr>
+                <w:rFonts w:ascii="Segoe UI" w:hAnsi="Segoe UI" w:cs="Segoe UI"/>
+                <w:sz w:val="17"/>
+              </w:rPr>
+              <w:t>Gregory Eeman</w:t>
+            </w:r>
+          </w:p>
+        </w:tc>
+        <w:tc>
+          <w:tcPr>
+            <w:tcW w:w="1250" w:type="pct"/>
+          </w:tcPr>
+          <w:p>
+            <w:pPr>
+              <w:pStyle w:val="Compact"/>
+              <w:rPr>
+                <w:rFonts w:ascii="Segoe UI" w:hAnsi="Segoe UI" w:cs="Segoe UI"/>
+                <w:sz w:val="17"/>
+              </w:rPr>
+            </w:pPr>
+            <w:r>
+              <w:rPr>
+                <w:rFonts w:ascii="Segoe UI" w:hAnsi="Segoe UI" w:cs="Segoe UI"/>
+                <w:sz w:val="17"/>
+              </w:rPr>
+              <w:t>High</w:t>
+            </w:r>
+          </w:p>
+        </w:tc>
+        <w:tc>
+          <w:tcPr>
+            <w:tcW w:w="1250" w:type="pct"/>
+          </w:tcPr>
+          <w:p>
+            <w:pPr>
+              <w:pStyle w:val="Compact"/>
+              <w:rPr>
+                <w:rFonts w:ascii="Segoe UI" w:hAnsi="Segoe UI" w:cs="Segoe UI"/>
+                <w:sz w:val="17"/>
+              </w:rPr>
+            </w:pPr>
+            <w:r>
+              <w:rPr>
+                <w:rFonts w:ascii="Segoe UI" w:hAnsi="Segoe UI" w:cs="Segoe UI"/>
+                <w:sz w:val="17"/>
+              </w:rPr>
+              <w:t>audio hears “Amon”</w:t>
+            </w:r>
+            <w:r>
+              <w:rPr>
+                <w:rFonts w:ascii="Segoe UI" w:hAnsi="Segoe UI" w:cs="Segoe UI"/>
+                <w:sz w:val="17"/>
+              </w:rPr>
+              <w:t>, the Belgian pronunciation; Apollo + Hunter</w:t>
             </w:r>
           </w:p>
         </w:tc>
@@ -8053,28 +8052,28 @@
                 <w:rFonts w:ascii="Segoe UI" w:hAnsi="Segoe UI" w:cs="Segoe UI"/>
                 <w:sz w:val="17"/>
               </w:rPr>
-              <w:t>Cold Harbour</w:t>
-            </w:r>
-          </w:p>
-        </w:tc>
-        <w:tc>
-          <w:tcPr>
-            <w:tcW w:w="1250" w:type="pct"/>
-          </w:tcPr>
-          <w:p>
-            <w:pPr>
-              <w:pStyle w:val="Compact"/>
-              <w:rPr>
-                <w:rFonts w:ascii="Segoe UI" w:hAnsi="Segoe UI" w:cs="Segoe UI"/>
-                <w:sz w:val="17"/>
-              </w:rPr>
-            </w:pPr>
-            <w:r>
-              <w:rPr>
-                <w:rFonts w:ascii="Segoe UI" w:hAnsi="Segoe UI" w:cs="Segoe UI"/>
-                <w:sz w:val="17"/>
-              </w:rPr>
-              <w:t>Coal Harbour</w:t>
+              <w:t>Jeremy Betema / potato</w:t>
+            </w:r>
+          </w:p>
+        </w:tc>
+        <w:tc>
+          <w:tcPr>
+            <w:tcW w:w="1250" w:type="pct"/>
+          </w:tcPr>
+          <w:p>
+            <w:pPr>
+              <w:pStyle w:val="Compact"/>
+              <w:rPr>
+                <w:rFonts w:ascii="Segoe UI" w:hAnsi="Segoe UI" w:cs="Segoe UI"/>
+                <w:sz w:val="17"/>
+              </w:rPr>
+            </w:pPr>
+            <w:r>
+              <w:rPr>
+                <w:rFonts w:ascii="Segoe UI" w:hAnsi="Segoe UI" w:cs="Segoe UI"/>
+                <w:sz w:val="17"/>
+              </w:rPr>
+              <w:t>Jeremy Beintema, Partner</w:t>
             </w:r>
           </w:p>
         </w:tc>
@@ -8116,7 +8115,7 @@
                 <w:rFonts w:ascii="Segoe UI" w:hAnsi="Segoe UI" w:cs="Segoe UI"/>
                 <w:sz w:val="17"/>
               </w:rPr>
-              <w:t>place</w:t>
+              <w:t>Continuum #927758</w:t>
             </w:r>
           </w:p>
         </w:tc>
@@ -8142,28 +8141,28 @@
                 <w:rFonts w:ascii="Segoe UI" w:hAnsi="Segoe UI" w:cs="Segoe UI"/>
                 <w:sz w:val="17"/>
               </w:rPr>
-              <w:t>Arcades</w:t>
-            </w:r>
-          </w:p>
-        </w:tc>
-        <w:tc>
-          <w:tcPr>
-            <w:tcW w:w="1250" w:type="pct"/>
-          </w:tcPr>
-          <w:p>
-            <w:pPr>
-              <w:pStyle w:val="Compact"/>
-              <w:rPr>
-                <w:rFonts w:ascii="Segoe UI" w:hAnsi="Segoe UI" w:cs="Segoe UI"/>
-                <w:sz w:val="17"/>
-              </w:rPr>
-            </w:pPr>
-            <w:r>
-              <w:rPr>
-                <w:rFonts w:ascii="Segoe UI" w:hAnsi="Segoe UI" w:cs="Segoe UI"/>
-                <w:sz w:val="17"/>
-              </w:rPr>
-              <w:t>Arcadis</w:t>
+              <w:t>Brian Kapochewski</w:t>
+            </w:r>
+          </w:p>
+        </w:tc>
+        <w:tc>
+          <w:tcPr>
+            <w:tcW w:w="1250" w:type="pct"/>
+          </w:tcPr>
+          <w:p>
+            <w:pPr>
+              <w:pStyle w:val="Compact"/>
+              <w:rPr>
+                <w:rFonts w:ascii="Segoe UI" w:hAnsi="Segoe UI" w:cs="Segoe UI"/>
+                <w:sz w:val="17"/>
+              </w:rPr>
+            </w:pPr>
+            <w:r>
+              <w:rPr>
+                <w:rFonts w:ascii="Segoe UI" w:hAnsi="Segoe UI" w:cs="Segoe UI"/>
+                <w:sz w:val="17"/>
+              </w:rPr>
+              <w:t>Brian Kapuscinski, now BJK Architecture</w:t>
             </w:r>
           </w:p>
         </w:tc>
@@ -8205,7 +8204,7 @@
                 <w:rFonts w:ascii="Segoe UI" w:hAnsi="Segoe UI" w:cs="Segoe UI"/>
                 <w:sz w:val="17"/>
               </w:rPr>
-              <w:t>#153</w:t>
+              <w:t>#70599</w:t>
             </w:r>
           </w:p>
         </w:tc>
@@ -8231,70 +8230,70 @@
                 <w:rFonts w:ascii="Segoe UI" w:hAnsi="Segoe UI" w:cs="Segoe UI"/>
                 <w:sz w:val="17"/>
               </w:rPr>
-              <w:t>BAM (Ben Smith)</w:t>
-            </w:r>
-          </w:p>
-        </w:tc>
-        <w:tc>
-          <w:tcPr>
-            <w:tcW w:w="1250" w:type="pct"/>
-          </w:tcPr>
-          <w:p>
-            <w:pPr>
-              <w:pStyle w:val="Compact"/>
-              <w:rPr>
-                <w:rFonts w:ascii="Segoe UI" w:hAnsi="Segoe UI" w:cs="Segoe UI"/>
-                <w:sz w:val="17"/>
-              </w:rPr>
-            </w:pPr>
-            <w:r>
-              <w:rPr>
-                <w:rFonts w:ascii="Segoe UI" w:hAnsi="Segoe UI" w:cs="Segoe UI"/>
-                <w:sz w:val="17"/>
-              </w:rPr>
-              <w:t>unresolved: no company of that name in Apollo or on the web, and the one Ben Smith in BC real estate on record is a different person</w:t>
-            </w:r>
-          </w:p>
-        </w:tc>
-        <w:tc>
-          <w:tcPr>
-            <w:tcW w:w="1250" w:type="pct"/>
-          </w:tcPr>
-          <w:p>
-            <w:pPr>
-              <w:pStyle w:val="Compact"/>
-              <w:rPr>
-                <w:rFonts w:ascii="Segoe UI" w:hAnsi="Segoe UI" w:cs="Segoe UI"/>
-                <w:sz w:val="17"/>
-              </w:rPr>
-            </w:pPr>
-            <w:r>
-              <w:rPr>
-                <w:rFonts w:ascii="Segoe UI" w:hAnsi="Segoe UI" w:cs="Segoe UI"/>
-                <w:sz w:val="17"/>
-              </w:rPr>
-              <w:t>Low</w:t>
-            </w:r>
-          </w:p>
-        </w:tc>
-        <w:tc>
-          <w:tcPr>
-            <w:tcW w:w="1250" w:type="pct"/>
-          </w:tcPr>
-          <w:p>
-            <w:pPr>
-              <w:pStyle w:val="Compact"/>
-              <w:rPr>
-                <w:rFonts w:ascii="Segoe UI" w:hAnsi="Segoe UI" w:cs="Segoe UI"/>
-                <w:sz w:val="17"/>
-              </w:rPr>
-            </w:pPr>
-            <w:r>
-              <w:rPr>
-                <w:rFonts w:ascii="Segoe UI" w:hAnsi="Segoe UI" w:cs="Segoe UI"/>
-                <w:sz w:val="17"/>
-              </w:rPr>
-              <w:t>not on file; ask Jim</w:t>
+              <w:t>Tony James</w:t>
+            </w:r>
+          </w:p>
+        </w:tc>
+        <w:tc>
+          <w:tcPr>
+            <w:tcW w:w="1250" w:type="pct"/>
+          </w:tcPr>
+          <w:p>
+            <w:pPr>
+              <w:pStyle w:val="Compact"/>
+              <w:rPr>
+                <w:rFonts w:ascii="Segoe UI" w:hAnsi="Segoe UI" w:cs="Segoe UI"/>
+                <w:sz w:val="17"/>
+              </w:rPr>
+            </w:pPr>
+            <w:r>
+              <w:rPr>
+                <w:rFonts w:ascii="Segoe UI" w:hAnsi="Segoe UI" w:cs="Segoe UI"/>
+                <w:sz w:val="17"/>
+              </w:rPr>
+              <w:t>founder of KPL James, died Oct 2024</w:t>
+            </w:r>
+          </w:p>
+        </w:tc>
+        <w:tc>
+          <w:tcPr>
+            <w:tcW w:w="1250" w:type="pct"/>
+          </w:tcPr>
+          <w:p>
+            <w:pPr>
+              <w:pStyle w:val="Compact"/>
+              <w:rPr>
+                <w:rFonts w:ascii="Segoe UI" w:hAnsi="Segoe UI" w:cs="Segoe UI"/>
+                <w:sz w:val="17"/>
+              </w:rPr>
+            </w:pPr>
+            <w:r>
+              <w:rPr>
+                <w:rFonts w:ascii="Segoe UI" w:hAnsi="Segoe UI" w:cs="Segoe UI"/>
+                <w:sz w:val="17"/>
+              </w:rPr>
+              <w:t>High</w:t>
+            </w:r>
+          </w:p>
+        </w:tc>
+        <w:tc>
+          <w:tcPr>
+            <w:tcW w:w="1250" w:type="pct"/>
+          </w:tcPr>
+          <w:p>
+            <w:pPr>
+              <w:pStyle w:val="Compact"/>
+              <w:rPr>
+                <w:rFonts w:ascii="Segoe UI" w:hAnsi="Segoe UI" w:cs="Segoe UI"/>
+                <w:sz w:val="17"/>
+              </w:rPr>
+            </w:pPr>
+            <w:r>
+              <w:rPr>
+                <w:rFonts w:ascii="Segoe UI" w:hAnsi="Segoe UI" w:cs="Segoe UI"/>
+                <w:sz w:val="17"/>
+              </w:rPr>
+              <w:t>do not raise</w:t>
             </w:r>
           </w:p>
         </w:tc>
@@ -8320,6 +8319,540 @@
                 <w:rFonts w:ascii="Segoe UI" w:hAnsi="Segoe UI" w:cs="Segoe UI"/>
                 <w:sz w:val="17"/>
               </w:rPr>
+              <w:t>Ben Smith (BAM)</w:t>
+            </w:r>
+          </w:p>
+        </w:tc>
+        <w:tc>
+          <w:tcPr>
+            <w:tcW w:w="1250" w:type="pct"/>
+          </w:tcPr>
+          <w:p>
+            <w:pPr>
+              <w:pStyle w:val="Compact"/>
+              <w:rPr>
+                <w:rFonts w:ascii="Segoe UI" w:hAnsi="Segoe UI" w:cs="Segoe UI"/>
+                <w:sz w:val="17"/>
+              </w:rPr>
+            </w:pPr>
+            <w:r>
+              <w:rPr>
+                <w:rFonts w:ascii="Segoe UI" w:hAnsi="Segoe UI" w:cs="Segoe UI"/>
+                <w:sz w:val="17"/>
+              </w:rPr>
+              <w:t>ex-Starlight; BAM not on file</w:t>
+            </w:r>
+          </w:p>
+        </w:tc>
+        <w:tc>
+          <w:tcPr>
+            <w:tcW w:w="1250" w:type="pct"/>
+          </w:tcPr>
+          <w:p>
+            <w:pPr>
+              <w:pStyle w:val="Compact"/>
+              <w:rPr>
+                <w:rFonts w:ascii="Segoe UI" w:hAnsi="Segoe UI" w:cs="Segoe UI"/>
+                <w:sz w:val="17"/>
+              </w:rPr>
+            </w:pPr>
+            <w:r>
+              <w:rPr>
+                <w:rFonts w:ascii="Segoe UI" w:hAnsi="Segoe UI" w:cs="Segoe UI"/>
+                <w:sz w:val="17"/>
+              </w:rPr>
+              <w:t>High</w:t>
+            </w:r>
+          </w:p>
+        </w:tc>
+        <w:tc>
+          <w:tcPr>
+            <w:tcW w:w="1250" w:type="pct"/>
+          </w:tcPr>
+          <w:p>
+            <w:pPr>
+              <w:pStyle w:val="Compact"/>
+              <w:rPr>
+                <w:rFonts w:ascii="Segoe UI" w:hAnsi="Segoe UI" w:cs="Segoe UI"/>
+                <w:sz w:val="17"/>
+              </w:rPr>
+            </w:pPr>
+            <w:r>
+              <w:rPr>
+                <w:rFonts w:ascii="Segoe UI" w:hAnsi="Segoe UI" w:cs="Segoe UI"/>
+                <w:sz w:val="17"/>
+              </w:rPr>
+              <w:t>add</w:t>
+            </w:r>
+          </w:p>
+        </w:tc>
+      </w:tr>
+      <w:tr>
+        <w:trPr>
+          <w:cantSplit/>
+        </w:trPr>
+        <w:tc>
+          <w:tcPr>
+            <w:tcW w:w="1250" w:type="pct"/>
+          </w:tcPr>
+          <w:p>
+            <w:pPr>
+              <w:pStyle w:val="Compact"/>
+              <w:rPr>
+                <w:rFonts w:ascii="Segoe UI" w:hAnsi="Segoe UI" w:cs="Segoe UI"/>
+                <w:sz w:val="17"/>
+              </w:rPr>
+            </w:pPr>
+            <w:r>
+              <w:rPr>
+                <w:rFonts w:ascii="Segoe UI" w:hAnsi="Segoe UI" w:cs="Segoe UI"/>
+                <w:sz w:val="17"/>
+              </w:rPr>
+              <w:t>Fred at Rise / Ruiz</w:t>
+            </w:r>
+          </w:p>
+        </w:tc>
+        <w:tc>
+          <w:tcPr>
+            <w:tcW w:w="1250" w:type="pct"/>
+          </w:tcPr>
+          <w:p>
+            <w:pPr>
+              <w:pStyle w:val="Compact"/>
+              <w:rPr>
+                <w:rFonts w:ascii="Segoe UI" w:hAnsi="Segoe UI" w:cs="Segoe UI"/>
+                <w:sz w:val="17"/>
+              </w:rPr>
+            </w:pPr>
+            <w:r>
+              <w:rPr>
+                <w:rFonts w:ascii="Segoe UI" w:hAnsi="Segoe UI" w:cs="Segoe UI"/>
+                <w:sz w:val="17"/>
+              </w:rPr>
+              <w:t>Fred at Rize Alliance Properties</w:t>
+            </w:r>
+          </w:p>
+        </w:tc>
+        <w:tc>
+          <w:tcPr>
+            <w:tcW w:w="1250" w:type="pct"/>
+          </w:tcPr>
+          <w:p>
+            <w:pPr>
+              <w:pStyle w:val="Compact"/>
+              <w:rPr>
+                <w:rFonts w:ascii="Segoe UI" w:hAnsi="Segoe UI" w:cs="Segoe UI"/>
+                <w:sz w:val="17"/>
+              </w:rPr>
+            </w:pPr>
+            <w:r>
+              <w:rPr>
+                <w:rFonts w:ascii="Segoe UI" w:hAnsi="Segoe UI" w:cs="Segoe UI"/>
+                <w:sz w:val="17"/>
+              </w:rPr>
+              <w:t>Med</w:t>
+            </w:r>
+          </w:p>
+        </w:tc>
+        <w:tc>
+          <w:tcPr>
+            <w:tcW w:w="1250" w:type="pct"/>
+          </w:tcPr>
+          <w:p>
+            <w:pPr>
+              <w:pStyle w:val="Compact"/>
+              <w:rPr>
+                <w:rFonts w:ascii="Segoe UI" w:hAnsi="Segoe UI" w:cs="Segoe UI"/>
+                <w:sz w:val="17"/>
+              </w:rPr>
+            </w:pPr>
+            <w:r>
+              <w:rPr>
+                <w:rFonts w:ascii="Segoe UI" w:hAnsi="Segoe UI" w:cs="Segoe UI"/>
+                <w:sz w:val="17"/>
+              </w:rPr>
+              <w:t>Rize #16; Fred not on file</w:t>
+            </w:r>
+          </w:p>
+        </w:tc>
+      </w:tr>
+      <w:tr>
+        <w:trPr>
+          <w:cantSplit/>
+        </w:trPr>
+        <w:tc>
+          <w:tcPr>
+            <w:tcW w:w="1250" w:type="pct"/>
+          </w:tcPr>
+          <w:p>
+            <w:pPr>
+              <w:pStyle w:val="Compact"/>
+              <w:rPr>
+                <w:rFonts w:ascii="Segoe UI" w:hAnsi="Segoe UI" w:cs="Segoe UI"/>
+                <w:sz w:val="17"/>
+              </w:rPr>
+            </w:pPr>
+            <w:r>
+              <w:rPr>
+                <w:rFonts w:ascii="Segoe UI" w:hAnsi="Segoe UI" w:cs="Segoe UI"/>
+                <w:sz w:val="17"/>
+              </w:rPr>
+              <w:t>Heather Lands owner</w:t>
+            </w:r>
+          </w:p>
+        </w:tc>
+        <w:tc>
+          <w:tcPr>
+            <w:tcW w:w="1250" w:type="pct"/>
+          </w:tcPr>
+          <w:p>
+            <w:pPr>
+              <w:pStyle w:val="Compact"/>
+              <w:rPr>
+                <w:rFonts w:ascii="Segoe UI" w:hAnsi="Segoe UI" w:cs="Segoe UI"/>
+                <w:sz w:val="17"/>
+              </w:rPr>
+            </w:pPr>
+            <w:r>
+              <w:rPr>
+                <w:rFonts w:ascii="Segoe UI" w:hAnsi="Segoe UI" w:cs="Segoe UI"/>
+                <w:sz w:val="17"/>
+              </w:rPr>
+              <w:t>MST Nations with Aquilini Development (MSTA Partnership), from 2025</w:t>
+            </w:r>
+          </w:p>
+        </w:tc>
+        <w:tc>
+          <w:tcPr>
+            <w:tcW w:w="1250" w:type="pct"/>
+          </w:tcPr>
+          <w:p>
+            <w:pPr>
+              <w:pStyle w:val="Compact"/>
+              <w:rPr>
+                <w:rFonts w:ascii="Segoe UI" w:hAnsi="Segoe UI" w:cs="Segoe UI"/>
+                <w:sz w:val="17"/>
+              </w:rPr>
+            </w:pPr>
+            <w:r>
+              <w:rPr>
+                <w:rFonts w:ascii="Segoe UI" w:hAnsi="Segoe UI" w:cs="Segoe UI"/>
+                <w:sz w:val="17"/>
+              </w:rPr>
+              <w:t>High</w:t>
+            </w:r>
+          </w:p>
+        </w:tc>
+        <w:tc>
+          <w:tcPr>
+            <w:tcW w:w="1250" w:type="pct"/>
+          </w:tcPr>
+          <w:p>
+            <w:pPr>
+              <w:pStyle w:val="Compact"/>
+              <w:rPr>
+                <w:rFonts w:ascii="Segoe UI" w:hAnsi="Segoe UI" w:cs="Segoe UI"/>
+                <w:sz w:val="17"/>
+              </w:rPr>
+            </w:pPr>
+            <w:r>
+              <w:rPr>
+                <w:rFonts w:ascii="Segoe UI" w:hAnsi="Segoe UI" w:cs="Segoe UI"/>
+                <w:sz w:val="17"/>
+              </w:rPr>
+              <w:t>web</w:t>
+            </w:r>
+          </w:p>
+        </w:tc>
+      </w:tr>
+      <w:tr>
+        <w:trPr>
+          <w:cantSplit/>
+        </w:trPr>
+        <w:tc>
+          <w:tcPr>
+            <w:tcW w:w="1250" w:type="pct"/>
+          </w:tcPr>
+          <w:p>
+            <w:pPr>
+              <w:pStyle w:val="Compact"/>
+              <w:rPr>
+                <w:rFonts w:ascii="Segoe UI" w:hAnsi="Segoe UI" w:cs="Segoe UI"/>
+                <w:sz w:val="17"/>
+              </w:rPr>
+            </w:pPr>
+            <w:r>
+              <w:rPr>
+                <w:rFonts w:ascii="Segoe UI" w:hAnsi="Segoe UI" w:cs="Segoe UI"/>
+                <w:sz w:val="17"/>
+              </w:rPr>
+              <w:t>Cold Harbour</w:t>
+            </w:r>
+          </w:p>
+        </w:tc>
+        <w:tc>
+          <w:tcPr>
+            <w:tcW w:w="1250" w:type="pct"/>
+          </w:tcPr>
+          <w:p>
+            <w:pPr>
+              <w:pStyle w:val="Compact"/>
+              <w:rPr>
+                <w:rFonts w:ascii="Segoe UI" w:hAnsi="Segoe UI" w:cs="Segoe UI"/>
+                <w:sz w:val="17"/>
+              </w:rPr>
+            </w:pPr>
+            <w:r>
+              <w:rPr>
+                <w:rFonts w:ascii="Segoe UI" w:hAnsi="Segoe UI" w:cs="Segoe UI"/>
+                <w:sz w:val="17"/>
+              </w:rPr>
+              <w:t>Coal Harbour</w:t>
+            </w:r>
+          </w:p>
+        </w:tc>
+        <w:tc>
+          <w:tcPr>
+            <w:tcW w:w="1250" w:type="pct"/>
+          </w:tcPr>
+          <w:p>
+            <w:pPr>
+              <w:pStyle w:val="Compact"/>
+              <w:rPr>
+                <w:rFonts w:ascii="Segoe UI" w:hAnsi="Segoe UI" w:cs="Segoe UI"/>
+                <w:sz w:val="17"/>
+              </w:rPr>
+            </w:pPr>
+            <w:r>
+              <w:rPr>
+                <w:rFonts w:ascii="Segoe UI" w:hAnsi="Segoe UI" w:cs="Segoe UI"/>
+                <w:sz w:val="17"/>
+              </w:rPr>
+              <w:t>High</w:t>
+            </w:r>
+          </w:p>
+        </w:tc>
+        <w:tc>
+          <w:tcPr>
+            <w:tcW w:w="1250" w:type="pct"/>
+          </w:tcPr>
+          <w:p>
+            <w:pPr>
+              <w:pStyle w:val="Compact"/>
+              <w:rPr>
+                <w:rFonts w:ascii="Segoe UI" w:hAnsi="Segoe UI" w:cs="Segoe UI"/>
+                <w:sz w:val="17"/>
+              </w:rPr>
+            </w:pPr>
+            <w:r>
+              <w:rPr>
+                <w:rFonts w:ascii="Segoe UI" w:hAnsi="Segoe UI" w:cs="Segoe UI"/>
+                <w:sz w:val="17"/>
+              </w:rPr>
+              <w:t>place</w:t>
+            </w:r>
+          </w:p>
+        </w:tc>
+      </w:tr>
+      <w:tr>
+        <w:trPr>
+          <w:cantSplit/>
+        </w:trPr>
+        <w:tc>
+          <w:tcPr>
+            <w:tcW w:w="1250" w:type="pct"/>
+          </w:tcPr>
+          <w:p>
+            <w:pPr>
+              <w:pStyle w:val="Compact"/>
+              <w:rPr>
+                <w:rFonts w:ascii="Segoe UI" w:hAnsi="Segoe UI" w:cs="Segoe UI"/>
+                <w:sz w:val="17"/>
+              </w:rPr>
+            </w:pPr>
+            <w:r>
+              <w:rPr>
+                <w:rFonts w:ascii="Segoe UI" w:hAnsi="Segoe UI" w:cs="Segoe UI"/>
+                <w:sz w:val="17"/>
+              </w:rPr>
+              <w:t>Arcades</w:t>
+            </w:r>
+          </w:p>
+        </w:tc>
+        <w:tc>
+          <w:tcPr>
+            <w:tcW w:w="1250" w:type="pct"/>
+          </w:tcPr>
+          <w:p>
+            <w:pPr>
+              <w:pStyle w:val="Compact"/>
+              <w:rPr>
+                <w:rFonts w:ascii="Segoe UI" w:hAnsi="Segoe UI" w:cs="Segoe UI"/>
+                <w:sz w:val="17"/>
+              </w:rPr>
+            </w:pPr>
+            <w:r>
+              <w:rPr>
+                <w:rFonts w:ascii="Segoe UI" w:hAnsi="Segoe UI" w:cs="Segoe UI"/>
+                <w:sz w:val="17"/>
+              </w:rPr>
+              <w:t>Arcadis</w:t>
+            </w:r>
+          </w:p>
+        </w:tc>
+        <w:tc>
+          <w:tcPr>
+            <w:tcW w:w="1250" w:type="pct"/>
+          </w:tcPr>
+          <w:p>
+            <w:pPr>
+              <w:pStyle w:val="Compact"/>
+              <w:rPr>
+                <w:rFonts w:ascii="Segoe UI" w:hAnsi="Segoe UI" w:cs="Segoe UI"/>
+                <w:sz w:val="17"/>
+              </w:rPr>
+            </w:pPr>
+            <w:r>
+              <w:rPr>
+                <w:rFonts w:ascii="Segoe UI" w:hAnsi="Segoe UI" w:cs="Segoe UI"/>
+                <w:sz w:val="17"/>
+              </w:rPr>
+              <w:t>High</w:t>
+            </w:r>
+          </w:p>
+        </w:tc>
+        <w:tc>
+          <w:tcPr>
+            <w:tcW w:w="1250" w:type="pct"/>
+          </w:tcPr>
+          <w:p>
+            <w:pPr>
+              <w:pStyle w:val="Compact"/>
+              <w:rPr>
+                <w:rFonts w:ascii="Segoe UI" w:hAnsi="Segoe UI" w:cs="Segoe UI"/>
+                <w:sz w:val="17"/>
+              </w:rPr>
+            </w:pPr>
+            <w:r>
+              <w:rPr>
+                <w:rFonts w:ascii="Segoe UI" w:hAnsi="Segoe UI" w:cs="Segoe UI"/>
+                <w:sz w:val="17"/>
+              </w:rPr>
+              <w:t>#153</w:t>
+            </w:r>
+          </w:p>
+        </w:tc>
+      </w:tr>
+      <w:tr>
+        <w:trPr>
+          <w:cantSplit/>
+        </w:trPr>
+        <w:tc>
+          <w:tcPr>
+            <w:tcW w:w="1250" w:type="pct"/>
+          </w:tcPr>
+          <w:p>
+            <w:pPr>
+              <w:pStyle w:val="Compact"/>
+              <w:rPr>
+                <w:rFonts w:ascii="Segoe UI" w:hAnsi="Segoe UI" w:cs="Segoe UI"/>
+                <w:sz w:val="17"/>
+              </w:rPr>
+            </w:pPr>
+            <w:r>
+              <w:rPr>
+                <w:rFonts w:ascii="Segoe UI" w:hAnsi="Segoe UI" w:cs="Segoe UI"/>
+                <w:sz w:val="17"/>
+              </w:rPr>
+              <w:t>BAM (Ben Smith)</w:t>
+            </w:r>
+          </w:p>
+        </w:tc>
+        <w:tc>
+          <w:tcPr>
+            <w:tcW w:w="1250" w:type="pct"/>
+          </w:tcPr>
+          <w:p>
+            <w:pPr>
+              <w:pStyle w:val="Compact"/>
+              <w:rPr>
+                <w:rFonts w:ascii="Segoe UI" w:hAnsi="Segoe UI" w:cs="Segoe UI"/>
+                <w:sz w:val="17"/>
+              </w:rPr>
+            </w:pPr>
+            <w:r>
+              <w:rPr>
+                <w:rFonts w:ascii="Segoe UI" w:hAnsi="Segoe UI" w:cs="Segoe UI"/>
+                <w:sz w:val="17"/>
+              </w:rPr>
+              <w:t>unresolved: no company of that name in Apollo or on the web, and the one Ben Smith in BC real estate on record is a different person</w:t>
+            </w:r>
+          </w:p>
+        </w:tc>
+        <w:tc>
+          <w:tcPr>
+            <w:tcW w:w="1250" w:type="pct"/>
+          </w:tcPr>
+          <w:p>
+            <w:pPr>
+              <w:pStyle w:val="Compact"/>
+              <w:rPr>
+                <w:rFonts w:ascii="Segoe UI" w:hAnsi="Segoe UI" w:cs="Segoe UI"/>
+                <w:sz w:val="17"/>
+              </w:rPr>
+            </w:pPr>
+            <w:r>
+              <w:rPr>
+                <w:rFonts w:ascii="Segoe UI" w:hAnsi="Segoe UI" w:cs="Segoe UI"/>
+                <w:sz w:val="17"/>
+              </w:rPr>
+              <w:t>Low</w:t>
+            </w:r>
+          </w:p>
+        </w:tc>
+        <w:tc>
+          <w:tcPr>
+            <w:tcW w:w="1250" w:type="pct"/>
+          </w:tcPr>
+          <w:p>
+            <w:pPr>
+              <w:pStyle w:val="Compact"/>
+              <w:rPr>
+                <w:rFonts w:ascii="Segoe UI" w:hAnsi="Segoe UI" w:cs="Segoe UI"/>
+                <w:sz w:val="17"/>
+              </w:rPr>
+            </w:pPr>
+            <w:r>
+              <w:rPr>
+                <w:rFonts w:ascii="Segoe UI" w:hAnsi="Segoe UI" w:cs="Segoe UI"/>
+                <w:sz w:val="17"/>
+              </w:rPr>
+              <w:t>not on file; ask Jim</w:t>
+            </w:r>
+          </w:p>
+        </w:tc>
+      </w:tr>
+      <w:tr>
+        <w:trPr>
+          <w:cantSplit/>
+        </w:trPr>
+        <w:tc>
+          <w:tcPr>
+            <w:tcW w:w="1250" w:type="pct"/>
+          </w:tcPr>
+          <w:p>
+            <w:pPr>
+              <w:pStyle w:val="Compact"/>
+              <w:rPr>
+                <w:rFonts w:ascii="Segoe UI" w:hAnsi="Segoe UI" w:cs="Segoe UI"/>
+                <w:sz w:val="17"/>
+              </w:rPr>
+            </w:pPr>
+            <w:r>
+              <w:rPr>
+                <w:rFonts w:ascii="Segoe UI" w:hAnsi="Segoe UI" w:cs="Segoe UI"/>
+                <w:sz w:val="17"/>
+              </w:rPr>
               <w:t>Ike (Perkins&amp;Will)</w:t>
             </w:r>
           </w:p>
@@ -8388,10 +8921,2478 @@
           </w:p>
         </w:tc>
       </w:tr>
+    </w:tbl>
+    <w:p>
+      <w:pPr>
+        <w:pStyle w:val="Heading2"/>
+      </w:pPr>
+      <w:bookmarkStart w:id="7" w:name="loaded-into-the-crm"/>
+      <w:bookmarkEnd w:id="6"/>
+      <w:r>
+        <w:t>7. Loaded into the CRM</w:t>
+      </w:r>
+    </w:p>
+    <w:p>
+      <w:pPr>
+        <w:pStyle w:val="FirstParagraph"/>
+      </w:pPr>
+      <w:r>
+        <w:t xml:space="preserve">Script: </w:t>
+      </w:r>
+      <w:r>
+        <w:rPr>
+          <w:rStyle w:val="VerbatimChar"/>
+        </w:rPr>
+        <w:t>docs/BD-Vancouver-Updates-CRM-Load-2026-09-03.sql</w:t>
+      </w:r>
+      <w:r>
+        <w:t xml:space="preserve">, run 7 September. Idempotent: each row carries </w:t>
+      </w:r>
+      <w:r>
+        <w:rPr>
+          <w:rStyle w:val="VerbatimChar"/>
+        </w:rPr>
+        <w:t>ExternalSourceKey</w:t>
+      </w:r>
+      <w:r>
+        <w:t xml:space="preserve"> </w:t>
+      </w:r>
+      <w:r>
+        <w:rPr>
+          <w:rStyle w:val="VerbatimChar"/>
+        </w:rPr>
+        <w:t>BDV-2026-09-03:&lt;orgId&gt;</w:t>
+      </w:r>
+      <w:r>
+        <w:t>, so re-running inserts nothing twice.</w:t>
+      </w:r>
+    </w:p>
+    <w:tbl>
+      <w:tblPr>
+        <w:tblStyle w:val="TableGrid"/>
+        <w:tblW w:w="5000" w:type="pct"/>
+        <w:tblBorders>
+          <w:top w:val="single" w:sz="8" w:space="0" w:color="1F3B5F"/>
+          <w:left w:val="none" w:sz="0" w:space="0" w:color="auto"/>
+          <w:bottom w:val="single" w:sz="4" w:space="0" w:color="D1D9E2"/>
+          <w:right w:val="none" w:sz="0" w:space="0" w:color="auto"/>
+          <w:insideH w:val="single" w:sz="2" w:space="0" w:color="D1D9E2"/>
+          <w:insideV w:val="none" w:sz="0" w:space="0" w:color="auto"/>
+        </w:tblBorders>
+        <w:tblCellMar>
+          <w:top w:w="80" w:type="dxa"/>
+          <w:left w:w="120" w:type="dxa"/>
+          <w:bottom w:w="80" w:type="dxa"/>
+          <w:right w:w="120" w:type="dxa"/>
+        </w:tblCellMar>
+        <w:tblLook w:val="04A0" w:firstRow="1" w:lastRow="0" w:firstColumn="1" w:lastColumn="0" w:noHBand="0" w:noVBand="1"/>
+      </w:tblPr>
+      <w:tblGrid>
+        <w:gridCol w:w="2620"/>
+        <w:gridCol w:w="2620"/>
+        <w:gridCol w:w="2620"/>
+        <w:gridCol w:w="2620"/>
+      </w:tblGrid>
+      <w:tr>
+        <w:trPr>
+          <w:cantSplit/>
+          <w:tblHeader/>
+        </w:trPr>
+        <w:tc>
+          <w:tcPr>
+            <w:tcW w:w="1250" w:type="pct"/>
+            <w:tcBorders>
+              <w:top w:val="single" w:sz="8" w:space="0" w:color="1F3B5F"/>
+              <w:bottom w:val="single" w:sz="12" w:space="0" w:color="1F3B5F"/>
+            </w:tcBorders>
+          </w:tcPr>
+          <w:p>
+            <w:pPr>
+              <w:pStyle w:val="Compact"/>
+              <w:rPr>
+                <w:rFonts w:ascii="Segoe UI" w:hAnsi="Segoe UI" w:cs="Segoe UI"/>
+                <w:b/>
+                <w:caps/>
+                <w:color w:val="1F3B5F"/>
+                <w:sz w:val="17"/>
+              </w:rPr>
+            </w:pPr>
+            <w:r>
+              <w:rPr>
+                <w:rFonts w:ascii="Segoe UI" w:hAnsi="Segoe UI" w:cs="Segoe UI"/>
+                <w:b/>
+                <w:caps/>
+                <w:color w:val="1F3B5F"/>
+                <w:sz w:val="17"/>
+              </w:rPr>
+              <w:t>Engagement</w:t>
+            </w:r>
+          </w:p>
+        </w:tc>
+        <w:tc>
+          <w:tcPr>
+            <w:tcW w:w="1250" w:type="pct"/>
+            <w:tcBorders>
+              <w:top w:val="single" w:sz="8" w:space="0" w:color="1F3B5F"/>
+              <w:bottom w:val="single" w:sz="12" w:space="0" w:color="1F3B5F"/>
+            </w:tcBorders>
+          </w:tcPr>
+          <w:p>
+            <w:pPr>
+              <w:pStyle w:val="Compact"/>
+              <w:rPr>
+                <w:rFonts w:ascii="Segoe UI" w:hAnsi="Segoe UI" w:cs="Segoe UI"/>
+                <w:b/>
+                <w:caps/>
+                <w:color w:val="1F3B5F"/>
+                <w:sz w:val="17"/>
+              </w:rPr>
+            </w:pPr>
+            <w:r>
+              <w:rPr>
+                <w:rFonts w:ascii="Segoe UI" w:hAnsi="Segoe UI" w:cs="Segoe UI"/>
+                <w:b/>
+                <w:caps/>
+                <w:color w:val="1F3B5F"/>
+                <w:sz w:val="17"/>
+              </w:rPr>
+              <w:t>Org</w:t>
+            </w:r>
+          </w:p>
+        </w:tc>
+        <w:tc>
+          <w:tcPr>
+            <w:tcW w:w="1250" w:type="pct"/>
+            <w:tcBorders>
+              <w:top w:val="single" w:sz="8" w:space="0" w:color="1F3B5F"/>
+              <w:bottom w:val="single" w:sz="12" w:space="0" w:color="1F3B5F"/>
+            </w:tcBorders>
+          </w:tcPr>
+          <w:p>
+            <w:pPr>
+              <w:pStyle w:val="Compact"/>
+              <w:rPr>
+                <w:rFonts w:ascii="Segoe UI" w:hAnsi="Segoe UI" w:cs="Segoe UI"/>
+                <w:b/>
+                <w:caps/>
+                <w:color w:val="1F3B5F"/>
+                <w:sz w:val="17"/>
+              </w:rPr>
+            </w:pPr>
+            <w:r>
+              <w:rPr>
+                <w:rFonts w:ascii="Segoe UI" w:hAnsi="Segoe UI" w:cs="Segoe UI"/>
+                <w:b/>
+                <w:caps/>
+                <w:color w:val="1F3B5F"/>
+                <w:sz w:val="17"/>
+              </w:rPr>
+              <w:t>Owner</w:t>
+            </w:r>
+          </w:p>
+        </w:tc>
+        <w:tc>
+          <w:tcPr>
+            <w:tcW w:w="1250" w:type="pct"/>
+            <w:tcBorders>
+              <w:top w:val="single" w:sz="8" w:space="0" w:color="1F3B5F"/>
+              <w:bottom w:val="single" w:sz="12" w:space="0" w:color="1F3B5F"/>
+            </w:tcBorders>
+          </w:tcPr>
+          <w:p>
+            <w:pPr>
+              <w:pStyle w:val="Compact"/>
+              <w:rPr>
+                <w:rFonts w:ascii="Segoe UI" w:hAnsi="Segoe UI" w:cs="Segoe UI"/>
+                <w:b/>
+                <w:caps/>
+                <w:color w:val="1F3B5F"/>
+                <w:sz w:val="17"/>
+              </w:rPr>
+            </w:pPr>
+            <w:r>
+              <w:rPr>
+                <w:rFonts w:ascii="Segoe UI" w:hAnsi="Segoe UI" w:cs="Segoe UI"/>
+                <w:b/>
+                <w:caps/>
+                <w:color w:val="1F3B5F"/>
+                <w:sz w:val="17"/>
+              </w:rPr>
+              <w:t>Next action due</w:t>
+            </w:r>
+          </w:p>
+        </w:tc>
+      </w:tr>
+      <w:tr>
+        <w:trPr>
+          <w:cantSplit/>
+        </w:trPr>
+        <w:tc>
+          <w:tcPr>
+            <w:tcW w:w="1250" w:type="pct"/>
+            <w:tcBorders>
+              <w:top w:val="single" w:sz="12" w:space="0" w:color="1F3B5F"/>
+            </w:tcBorders>
+          </w:tcPr>
+          <w:p>
+            <w:pPr>
+              <w:pStyle w:val="Compact"/>
+              <w:rPr>
+                <w:rFonts w:ascii="Segoe UI" w:hAnsi="Segoe UI" w:cs="Segoe UI"/>
+                <w:sz w:val="17"/>
+              </w:rPr>
+            </w:pPr>
+            <w:r>
+              <w:rPr>
+                <w:rFonts w:ascii="Segoe UI" w:hAnsi="Segoe UI" w:cs="Segoe UI"/>
+                <w:sz w:val="17"/>
+              </w:rPr>
+              <w:t>11 (existing)</w:t>
+            </w:r>
+          </w:p>
+        </w:tc>
+        <w:tc>
+          <w:tcPr>
+            <w:tcW w:w="1250" w:type="pct"/>
+            <w:tcBorders>
+              <w:top w:val="single" w:sz="12" w:space="0" w:color="1F3B5F"/>
+            </w:tcBorders>
+          </w:tcPr>
+          <w:p>
+            <w:pPr>
+              <w:pStyle w:val="Compact"/>
+              <w:rPr>
+                <w:rFonts w:ascii="Segoe UI" w:hAnsi="Segoe UI" w:cs="Segoe UI"/>
+                <w:sz w:val="17"/>
+              </w:rPr>
+            </w:pPr>
+            <w:r>
+              <w:rPr>
+                <w:rFonts w:ascii="Segoe UI" w:hAnsi="Segoe UI" w:cs="Segoe UI"/>
+                <w:sz w:val="17"/>
+              </w:rPr>
+              <w:t>Pinnacle International</w:t>
+            </w:r>
+          </w:p>
+        </w:tc>
+        <w:tc>
+          <w:tcPr>
+            <w:tcW w:w="1250" w:type="pct"/>
+            <w:tcBorders>
+              <w:top w:val="single" w:sz="12" w:space="0" w:color="1F3B5F"/>
+            </w:tcBorders>
+          </w:tcPr>
+          <w:p>
+            <w:pPr>
+              <w:pStyle w:val="Compact"/>
+              <w:rPr>
+                <w:rFonts w:ascii="Segoe UI" w:hAnsi="Segoe UI" w:cs="Segoe UI"/>
+                <w:sz w:val="17"/>
+              </w:rPr>
+            </w:pPr>
+            <w:r>
+              <w:rPr>
+                <w:rFonts w:ascii="Segoe UI" w:hAnsi="Segoe UI" w:cs="Segoe UI"/>
+                <w:sz w:val="17"/>
+              </w:rPr>
+              <w:t>Jim</w:t>
+            </w:r>
+          </w:p>
+        </w:tc>
+        <w:tc>
+          <w:tcPr>
+            <w:tcW w:w="1250" w:type="pct"/>
+            <w:tcBorders>
+              <w:top w:val="single" w:sz="12" w:space="0" w:color="1F3B5F"/>
+            </w:tcBorders>
+          </w:tcPr>
+          <w:p>
+            <w:pPr>
+              <w:pStyle w:val="Compact"/>
+              <w:rPr>
+                <w:rFonts w:ascii="Segoe UI" w:hAnsi="Segoe UI" w:cs="Segoe UI"/>
+                <w:sz w:val="17"/>
+              </w:rPr>
+            </w:pPr>
+            <w:r>
+              <w:rPr>
+                <w:rFonts w:ascii="Segoe UI" w:hAnsi="Segoe UI" w:cs="Segoe UI"/>
+                <w:sz w:val="17"/>
+              </w:rPr>
+              <w:t>9 Sept, call Michael De Cotiis</w:t>
+            </w:r>
+          </w:p>
+        </w:tc>
+      </w:tr>
+      <w:tr>
+        <w:trPr>
+          <w:cantSplit/>
+        </w:trPr>
+        <w:tc>
+          <w:tcPr>
+            <w:tcW w:w="1250" w:type="pct"/>
+          </w:tcPr>
+          <w:p>
+            <w:pPr>
+              <w:pStyle w:val="Compact"/>
+              <w:rPr>
+                <w:rFonts w:ascii="Segoe UI" w:hAnsi="Segoe UI" w:cs="Segoe UI"/>
+                <w:sz w:val="17"/>
+              </w:rPr>
+            </w:pPr>
+            <w:r>
+              <w:rPr>
+                <w:rFonts w:ascii="Segoe UI" w:hAnsi="Segoe UI" w:cs="Segoe UI"/>
+                <w:sz w:val="17"/>
+              </w:rPr>
+              <w:t>91 (existing)</w:t>
+            </w:r>
+          </w:p>
+        </w:tc>
+        <w:tc>
+          <w:tcPr>
+            <w:tcW w:w="1250" w:type="pct"/>
+          </w:tcPr>
+          <w:p>
+            <w:pPr>
+              <w:pStyle w:val="Compact"/>
+              <w:rPr>
+                <w:rFonts w:ascii="Segoe UI" w:hAnsi="Segoe UI" w:cs="Segoe UI"/>
+                <w:sz w:val="17"/>
+              </w:rPr>
+            </w:pPr>
+            <w:r>
+              <w:rPr>
+                <w:rFonts w:ascii="Segoe UI" w:hAnsi="Segoe UI" w:cs="Segoe UI"/>
+                <w:sz w:val="17"/>
+              </w:rPr>
+              <w:t>Graham Construction</w:t>
+            </w:r>
+          </w:p>
+        </w:tc>
+        <w:tc>
+          <w:tcPr>
+            <w:tcW w:w="1250" w:type="pct"/>
+          </w:tcPr>
+          <w:p>
+            <w:pPr>
+              <w:pStyle w:val="Compact"/>
+              <w:rPr>
+                <w:rFonts w:ascii="Segoe UI" w:hAnsi="Segoe UI" w:cs="Segoe UI"/>
+                <w:sz w:val="17"/>
+              </w:rPr>
+            </w:pPr>
+            <w:r>
+              <w:rPr>
+                <w:rFonts w:ascii="Segoe UI" w:hAnsi="Segoe UI" w:cs="Segoe UI"/>
+                <w:sz w:val="17"/>
+              </w:rPr>
+              <w:t>Omar, + Conor</w:t>
+            </w:r>
+          </w:p>
+        </w:tc>
+        <w:tc>
+          <w:tcPr>
+            <w:tcW w:w="1250" w:type="pct"/>
+          </w:tcPr>
+          <w:p>
+            <w:pPr>
+              <w:pStyle w:val="Compact"/>
+              <w:rPr>
+                <w:rFonts w:ascii="Segoe UI" w:hAnsi="Segoe UI" w:cs="Segoe UI"/>
+                <w:sz w:val="17"/>
+              </w:rPr>
+            </w:pPr>
+            <w:r>
+              <w:rPr>
+                <w:rFonts w:ascii="Segoe UI" w:hAnsi="Segoe UI" w:cs="Segoe UI"/>
+                <w:sz w:val="17"/>
+              </w:rPr>
+              <w:t>1 Oct, client-appreciation night</w:t>
+            </w:r>
+          </w:p>
+        </w:tc>
+      </w:tr>
+      <w:tr>
+        <w:trPr>
+          <w:cantSplit/>
+        </w:trPr>
+        <w:tc>
+          <w:tcPr>
+            <w:tcW w:w="1250" w:type="pct"/>
+          </w:tcPr>
+          <w:p>
+            <w:pPr>
+              <w:pStyle w:val="Compact"/>
+              <w:rPr>
+                <w:rFonts w:ascii="Segoe UI" w:hAnsi="Segoe UI" w:cs="Segoe UI"/>
+                <w:sz w:val="17"/>
+              </w:rPr>
+            </w:pPr>
+            <w:r>
+              <w:rPr>
+                <w:rFonts w:ascii="Segoe UI" w:hAnsi="Segoe UI" w:cs="Segoe UI"/>
+                <w:sz w:val="17"/>
+              </w:rPr>
+              <w:t>447</w:t>
+            </w:r>
+          </w:p>
+        </w:tc>
+        <w:tc>
+          <w:tcPr>
+            <w:tcW w:w="1250" w:type="pct"/>
+          </w:tcPr>
+          <w:p>
+            <w:pPr>
+              <w:pStyle w:val="Compact"/>
+              <w:rPr>
+                <w:rFonts w:ascii="Segoe UI" w:hAnsi="Segoe UI" w:cs="Segoe UI"/>
+                <w:sz w:val="17"/>
+              </w:rPr>
+            </w:pPr>
+            <w:r>
+              <w:rPr>
+                <w:rFonts w:ascii="Segoe UI" w:hAnsi="Segoe UI" w:cs="Segoe UI"/>
+                <w:sz w:val="17"/>
+              </w:rPr>
+              <w:t>Colliers Project Leaders</w:t>
+            </w:r>
+          </w:p>
+        </w:tc>
+        <w:tc>
+          <w:tcPr>
+            <w:tcW w:w="1250" w:type="pct"/>
+          </w:tcPr>
+          <w:p>
+            <w:pPr>
+              <w:pStyle w:val="Compact"/>
+              <w:rPr>
+                <w:rFonts w:ascii="Segoe UI" w:hAnsi="Segoe UI" w:cs="Segoe UI"/>
+                <w:sz w:val="17"/>
+              </w:rPr>
+            </w:pPr>
+            <w:r>
+              <w:rPr>
+                <w:rFonts w:ascii="Segoe UI" w:hAnsi="Segoe UI" w:cs="Segoe UI"/>
+                <w:sz w:val="17"/>
+              </w:rPr>
+              <w:t>Omar</w:t>
+            </w:r>
+          </w:p>
+        </w:tc>
+        <w:tc>
+          <w:tcPr>
+            <w:tcW w:w="1250" w:type="pct"/>
+          </w:tcPr>
+          <w:p>
+            <w:pPr>
+              <w:pStyle w:val="Compact"/>
+              <w:rPr>
+                <w:rFonts w:ascii="Segoe UI" w:hAnsi="Segoe UI" w:cs="Segoe UI"/>
+                <w:sz w:val="17"/>
+              </w:rPr>
+            </w:pPr>
+            <w:r>
+              <w:rPr>
+                <w:rFonts w:ascii="Segoe UI" w:hAnsi="Segoe UI" w:cs="Segoe UI"/>
+                <w:sz w:val="17"/>
+              </w:rPr>
+              <w:t>19 Sept</w:t>
+            </w:r>
+          </w:p>
+        </w:tc>
+      </w:tr>
+      <w:tr>
+        <w:trPr>
+          <w:cantSplit/>
+        </w:trPr>
+        <w:tc>
+          <w:tcPr>
+            <w:tcW w:w="1250" w:type="pct"/>
+          </w:tcPr>
+          <w:p>
+            <w:pPr>
+              <w:pStyle w:val="Compact"/>
+              <w:rPr>
+                <w:rFonts w:ascii="Segoe UI" w:hAnsi="Segoe UI" w:cs="Segoe UI"/>
+                <w:sz w:val="17"/>
+              </w:rPr>
+            </w:pPr>
+            <w:r>
+              <w:rPr>
+                <w:rFonts w:ascii="Segoe UI" w:hAnsi="Segoe UI" w:cs="Segoe UI"/>
+                <w:sz w:val="17"/>
+              </w:rPr>
+              <w:t>448</w:t>
+            </w:r>
+          </w:p>
+        </w:tc>
+        <w:tc>
+          <w:tcPr>
+            <w:tcW w:w="1250" w:type="pct"/>
+          </w:tcPr>
+          <w:p>
+            <w:pPr>
+              <w:pStyle w:val="Compact"/>
+              <w:rPr>
+                <w:rFonts w:ascii="Segoe UI" w:hAnsi="Segoe UI" w:cs="Segoe UI"/>
+                <w:sz w:val="17"/>
+              </w:rPr>
+            </w:pPr>
+            <w:r>
+              <w:rPr>
+                <w:rFonts w:ascii="Segoe UI" w:hAnsi="Segoe UI" w:cs="Segoe UI"/>
+                <w:sz w:val="17"/>
+              </w:rPr>
+              <w:t>Kirsten Reite Architecture</w:t>
+            </w:r>
+          </w:p>
+        </w:tc>
+        <w:tc>
+          <w:tcPr>
+            <w:tcW w:w="1250" w:type="pct"/>
+          </w:tcPr>
+          <w:p>
+            <w:pPr>
+              <w:pStyle w:val="Compact"/>
+              <w:rPr>
+                <w:rFonts w:ascii="Segoe UI" w:hAnsi="Segoe UI" w:cs="Segoe UI"/>
+                <w:sz w:val="17"/>
+              </w:rPr>
+            </w:pPr>
+            <w:r>
+              <w:rPr>
+                <w:rFonts w:ascii="Segoe UI" w:hAnsi="Segoe UI" w:cs="Segoe UI"/>
+                <w:sz w:val="17"/>
+              </w:rPr>
+              <w:t>Islam</w:t>
+            </w:r>
+          </w:p>
+        </w:tc>
+        <w:tc>
+          <w:tcPr>
+            <w:tcW w:w="1250" w:type="pct"/>
+          </w:tcPr>
+          <w:p>
+            <w:pPr>
+              <w:pStyle w:val="Compact"/>
+              <w:rPr>
+                <w:rFonts w:ascii="Segoe UI" w:hAnsi="Segoe UI" w:cs="Segoe UI"/>
+                <w:sz w:val="17"/>
+              </w:rPr>
+            </w:pPr>
+            <w:r>
+              <w:rPr>
+                <w:rFonts w:ascii="Segoe UI" w:hAnsi="Segoe UI" w:cs="Segoe UI"/>
+                <w:sz w:val="17"/>
+              </w:rPr>
+              <w:t>19 Sept</w:t>
+            </w:r>
+          </w:p>
+        </w:tc>
+      </w:tr>
+      <w:tr>
+        <w:trPr>
+          <w:cantSplit/>
+        </w:trPr>
+        <w:tc>
+          <w:tcPr>
+            <w:tcW w:w="1250" w:type="pct"/>
+          </w:tcPr>
+          <w:p>
+            <w:pPr>
+              <w:pStyle w:val="Compact"/>
+              <w:rPr>
+                <w:rFonts w:ascii="Segoe UI" w:hAnsi="Segoe UI" w:cs="Segoe UI"/>
+                <w:sz w:val="17"/>
+              </w:rPr>
+            </w:pPr>
+            <w:r>
+              <w:rPr>
+                <w:rFonts w:ascii="Segoe UI" w:hAnsi="Segoe UI" w:cs="Segoe UI"/>
+                <w:sz w:val="17"/>
+              </w:rPr>
+              <w:t>449</w:t>
+            </w:r>
+          </w:p>
+        </w:tc>
+        <w:tc>
+          <w:tcPr>
+            <w:tcW w:w="1250" w:type="pct"/>
+          </w:tcPr>
+          <w:p>
+            <w:pPr>
+              <w:pStyle w:val="Compact"/>
+              <w:rPr>
+                <w:rFonts w:ascii="Segoe UI" w:hAnsi="Segoe UI" w:cs="Segoe UI"/>
+                <w:sz w:val="17"/>
+              </w:rPr>
+            </w:pPr>
+            <w:r>
+              <w:rPr>
+                <w:rFonts w:ascii="Segoe UI" w:hAnsi="Segoe UI" w:cs="Segoe UI"/>
+                <w:sz w:val="17"/>
+              </w:rPr>
+              <w:t>Perkins&amp;Will</w:t>
+            </w:r>
+          </w:p>
+        </w:tc>
+        <w:tc>
+          <w:tcPr>
+            <w:tcW w:w="1250" w:type="pct"/>
+          </w:tcPr>
+          <w:p>
+            <w:pPr>
+              <w:pStyle w:val="Compact"/>
+              <w:rPr>
+                <w:rFonts w:ascii="Segoe UI" w:hAnsi="Segoe UI" w:cs="Segoe UI"/>
+                <w:sz w:val="17"/>
+              </w:rPr>
+            </w:pPr>
+            <w:r>
+              <w:rPr>
+                <w:rFonts w:ascii="Segoe UI" w:hAnsi="Segoe UI" w:cs="Segoe UI"/>
+                <w:sz w:val="17"/>
+              </w:rPr>
+              <w:t>Omar, + Rory, Jim</w:t>
+            </w:r>
+          </w:p>
+        </w:tc>
+        <w:tc>
+          <w:tcPr>
+            <w:tcW w:w="1250" w:type="pct"/>
+          </w:tcPr>
+          <w:p>
+            <w:pPr>
+              <w:pStyle w:val="Compact"/>
+              <w:rPr>
+                <w:rFonts w:ascii="Segoe UI" w:hAnsi="Segoe UI" w:cs="Segoe UI"/>
+                <w:sz w:val="17"/>
+              </w:rPr>
+            </w:pPr>
+            <w:r>
+              <w:rPr>
+                <w:rFonts w:ascii="Segoe UI" w:hAnsi="Segoe UI" w:cs="Segoe UI"/>
+                <w:sz w:val="17"/>
+              </w:rPr>
+              <w:t>10 Sept</w:t>
+            </w:r>
+          </w:p>
+        </w:tc>
+      </w:tr>
+      <w:tr>
+        <w:trPr>
+          <w:cantSplit/>
+        </w:trPr>
+        <w:tc>
+          <w:tcPr>
+            <w:tcW w:w="1250" w:type="pct"/>
+          </w:tcPr>
+          <w:p>
+            <w:pPr>
+              <w:pStyle w:val="Compact"/>
+              <w:rPr>
+                <w:rFonts w:ascii="Segoe UI" w:hAnsi="Segoe UI" w:cs="Segoe UI"/>
+                <w:sz w:val="17"/>
+              </w:rPr>
+            </w:pPr>
+            <w:r>
+              <w:rPr>
+                <w:rFonts w:ascii="Segoe UI" w:hAnsi="Segoe UI" w:cs="Segoe UI"/>
+                <w:sz w:val="17"/>
+              </w:rPr>
+              <w:t>450</w:t>
+            </w:r>
+          </w:p>
+        </w:tc>
+        <w:tc>
+          <w:tcPr>
+            <w:tcW w:w="1250" w:type="pct"/>
+          </w:tcPr>
+          <w:p>
+            <w:pPr>
+              <w:pStyle w:val="Compact"/>
+              <w:rPr>
+                <w:rFonts w:ascii="Segoe UI" w:hAnsi="Segoe UI" w:cs="Segoe UI"/>
+                <w:sz w:val="17"/>
+              </w:rPr>
+            </w:pPr>
+            <w:r>
+              <w:rPr>
+                <w:rFonts w:ascii="Segoe UI" w:hAnsi="Segoe UI" w:cs="Segoe UI"/>
+                <w:sz w:val="17"/>
+              </w:rPr>
+              <w:t>Bosa Properties</w:t>
+            </w:r>
+          </w:p>
+        </w:tc>
+        <w:tc>
+          <w:tcPr>
+            <w:tcW w:w="1250" w:type="pct"/>
+          </w:tcPr>
+          <w:p>
+            <w:pPr>
+              <w:pStyle w:val="Compact"/>
+              <w:rPr>
+                <w:rFonts w:ascii="Segoe UI" w:hAnsi="Segoe UI" w:cs="Segoe UI"/>
+                <w:sz w:val="17"/>
+              </w:rPr>
+            </w:pPr>
+            <w:r>
+              <w:rPr>
+                <w:rFonts w:ascii="Segoe UI" w:hAnsi="Segoe UI" w:cs="Segoe UI"/>
+                <w:sz w:val="17"/>
+              </w:rPr>
+              <w:t>JB</w:t>
+            </w:r>
+          </w:p>
+        </w:tc>
+        <w:tc>
+          <w:tcPr>
+            <w:tcW w:w="1250" w:type="pct"/>
+          </w:tcPr>
+          <w:p>
+            <w:pPr>
+              <w:pStyle w:val="Compact"/>
+              <w:rPr>
+                <w:rFonts w:ascii="Segoe UI" w:hAnsi="Segoe UI" w:cs="Segoe UI"/>
+                <w:sz w:val="17"/>
+              </w:rPr>
+            </w:pPr>
+            <w:r>
+              <w:rPr>
+                <w:rFonts w:ascii="Segoe UI" w:hAnsi="Segoe UI" w:cs="Segoe UI"/>
+                <w:sz w:val="17"/>
+              </w:rPr>
+              <w:t>26 Sept</w:t>
+            </w:r>
+          </w:p>
+        </w:tc>
+      </w:tr>
+      <w:tr>
+        <w:trPr>
+          <w:cantSplit/>
+        </w:trPr>
+        <w:tc>
+          <w:tcPr>
+            <w:tcW w:w="1250" w:type="pct"/>
+          </w:tcPr>
+          <w:p>
+            <w:pPr>
+              <w:pStyle w:val="Compact"/>
+              <w:rPr>
+                <w:rFonts w:ascii="Segoe UI" w:hAnsi="Segoe UI" w:cs="Segoe UI"/>
+                <w:sz w:val="17"/>
+              </w:rPr>
+            </w:pPr>
+            <w:r>
+              <w:rPr>
+                <w:rFonts w:ascii="Segoe UI" w:hAnsi="Segoe UI" w:cs="Segoe UI"/>
+                <w:sz w:val="17"/>
+              </w:rPr>
+              <w:t>451</w:t>
+            </w:r>
+          </w:p>
+        </w:tc>
+        <w:tc>
+          <w:tcPr>
+            <w:tcW w:w="1250" w:type="pct"/>
+          </w:tcPr>
+          <w:p>
+            <w:pPr>
+              <w:pStyle w:val="Compact"/>
+              <w:rPr>
+                <w:rFonts w:ascii="Segoe UI" w:hAnsi="Segoe UI" w:cs="Segoe UI"/>
+                <w:sz w:val="17"/>
+              </w:rPr>
+            </w:pPr>
+            <w:r>
+              <w:rPr>
+                <w:rFonts w:ascii="Segoe UI" w:hAnsi="Segoe UI" w:cs="Segoe UI"/>
+                <w:sz w:val="17"/>
+              </w:rPr>
+              <w:t>Solterra Development</w:t>
+            </w:r>
+          </w:p>
+        </w:tc>
+        <w:tc>
+          <w:tcPr>
+            <w:tcW w:w="1250" w:type="pct"/>
+          </w:tcPr>
+          <w:p>
+            <w:pPr>
+              <w:pStyle w:val="Compact"/>
+              <w:rPr>
+                <w:rFonts w:ascii="Segoe UI" w:hAnsi="Segoe UI" w:cs="Segoe UI"/>
+                <w:sz w:val="17"/>
+              </w:rPr>
+            </w:pPr>
+            <w:r>
+              <w:rPr>
+                <w:rFonts w:ascii="Segoe UI" w:hAnsi="Segoe UI" w:cs="Segoe UI"/>
+                <w:sz w:val="17"/>
+              </w:rPr>
+              <w:t>JB</w:t>
+            </w:r>
+          </w:p>
+        </w:tc>
+        <w:tc>
+          <w:tcPr>
+            <w:tcW w:w="1250" w:type="pct"/>
+          </w:tcPr>
+          <w:p>
+            <w:pPr>
+              <w:pStyle w:val="Compact"/>
+              <w:rPr>
+                <w:rFonts w:ascii="Segoe UI" w:hAnsi="Segoe UI" w:cs="Segoe UI"/>
+                <w:sz w:val="17"/>
+              </w:rPr>
+            </w:pPr>
+            <w:r>
+              <w:rPr>
+                <w:rFonts w:ascii="Segoe UI" w:hAnsi="Segoe UI" w:cs="Segoe UI"/>
+                <w:sz w:val="17"/>
+              </w:rPr>
+              <w:t>12 Sept</w:t>
+            </w:r>
+          </w:p>
+        </w:tc>
+      </w:tr>
+      <w:tr>
+        <w:trPr>
+          <w:cantSplit/>
+        </w:trPr>
+        <w:tc>
+          <w:tcPr>
+            <w:tcW w:w="1250" w:type="pct"/>
+          </w:tcPr>
+          <w:p>
+            <w:pPr>
+              <w:pStyle w:val="Compact"/>
+              <w:rPr>
+                <w:rFonts w:ascii="Segoe UI" w:hAnsi="Segoe UI" w:cs="Segoe UI"/>
+                <w:sz w:val="17"/>
+              </w:rPr>
+            </w:pPr>
+            <w:r>
+              <w:rPr>
+                <w:rFonts w:ascii="Segoe UI" w:hAnsi="Segoe UI" w:cs="Segoe UI"/>
+                <w:sz w:val="17"/>
+              </w:rPr>
+              <w:t>452</w:t>
+            </w:r>
+          </w:p>
+        </w:tc>
+        <w:tc>
+          <w:tcPr>
+            <w:tcW w:w="1250" w:type="pct"/>
+          </w:tcPr>
+          <w:p>
+            <w:pPr>
+              <w:pStyle w:val="Compact"/>
+              <w:rPr>
+                <w:rFonts w:ascii="Segoe UI" w:hAnsi="Segoe UI" w:cs="Segoe UI"/>
+                <w:sz w:val="17"/>
+              </w:rPr>
+            </w:pPr>
+            <w:r>
+              <w:rPr>
+                <w:rFonts w:ascii="Segoe UI" w:hAnsi="Segoe UI" w:cs="Segoe UI"/>
+                <w:sz w:val="17"/>
+              </w:rPr>
+              <w:t>Stantec</w:t>
+            </w:r>
+          </w:p>
+        </w:tc>
+        <w:tc>
+          <w:tcPr>
+            <w:tcW w:w="1250" w:type="pct"/>
+          </w:tcPr>
+          <w:p>
+            <w:pPr>
+              <w:pStyle w:val="Compact"/>
+              <w:rPr>
+                <w:rFonts w:ascii="Segoe UI" w:hAnsi="Segoe UI" w:cs="Segoe UI"/>
+                <w:sz w:val="17"/>
+              </w:rPr>
+            </w:pPr>
+            <w:r>
+              <w:rPr>
+                <w:rFonts w:ascii="Segoe UI" w:hAnsi="Segoe UI" w:cs="Segoe UI"/>
+                <w:sz w:val="17"/>
+              </w:rPr>
+              <w:t>Omar, + Islam</w:t>
+            </w:r>
+          </w:p>
+        </w:tc>
+        <w:tc>
+          <w:tcPr>
+            <w:tcW w:w="1250" w:type="pct"/>
+          </w:tcPr>
+          <w:p>
+            <w:pPr>
+              <w:pStyle w:val="Compact"/>
+              <w:rPr>
+                <w:rFonts w:ascii="Segoe UI" w:hAnsi="Segoe UI" w:cs="Segoe UI"/>
+                <w:sz w:val="17"/>
+              </w:rPr>
+            </w:pPr>
+            <w:r>
+              <w:rPr>
+                <w:rFonts w:ascii="Segoe UI" w:hAnsi="Segoe UI" w:cs="Segoe UI"/>
+                <w:sz w:val="17"/>
+              </w:rPr>
+              <w:t>30 Sept</w:t>
+            </w:r>
+          </w:p>
+        </w:tc>
+      </w:tr>
+      <w:tr>
+        <w:trPr>
+          <w:cantSplit/>
+        </w:trPr>
+        <w:tc>
+          <w:tcPr>
+            <w:tcW w:w="1250" w:type="pct"/>
+          </w:tcPr>
+          <w:p>
+            <w:pPr>
+              <w:pStyle w:val="Compact"/>
+              <w:rPr>
+                <w:rFonts w:ascii="Segoe UI" w:hAnsi="Segoe UI" w:cs="Segoe UI"/>
+                <w:sz w:val="17"/>
+              </w:rPr>
+            </w:pPr>
+            <w:r>
+              <w:rPr>
+                <w:rFonts w:ascii="Segoe UI" w:hAnsi="Segoe UI" w:cs="Segoe UI"/>
+                <w:sz w:val="17"/>
+              </w:rPr>
+              <w:t>453</w:t>
+            </w:r>
+          </w:p>
+        </w:tc>
+        <w:tc>
+          <w:tcPr>
+            <w:tcW w:w="1250" w:type="pct"/>
+          </w:tcPr>
+          <w:p>
+            <w:pPr>
+              <w:pStyle w:val="Compact"/>
+              <w:rPr>
+                <w:rFonts w:ascii="Segoe UI" w:hAnsi="Segoe UI" w:cs="Segoe UI"/>
+                <w:sz w:val="17"/>
+              </w:rPr>
+            </w:pPr>
+            <w:r>
+              <w:rPr>
+                <w:rFonts w:ascii="Segoe UI" w:hAnsi="Segoe UI" w:cs="Segoe UI"/>
+                <w:sz w:val="17"/>
+              </w:rPr>
+              <w:t>Vancouver Fraser Port Authority</w:t>
+            </w:r>
+          </w:p>
+        </w:tc>
+        <w:tc>
+          <w:tcPr>
+            <w:tcW w:w="1250" w:type="pct"/>
+          </w:tcPr>
+          <w:p>
+            <w:pPr>
+              <w:pStyle w:val="Compact"/>
+              <w:rPr>
+                <w:rFonts w:ascii="Segoe UI" w:hAnsi="Segoe UI" w:cs="Segoe UI"/>
+                <w:sz w:val="17"/>
+              </w:rPr>
+            </w:pPr>
+            <w:r>
+              <w:rPr>
+                <w:rFonts w:ascii="Segoe UI" w:hAnsi="Segoe UI" w:cs="Segoe UI"/>
+                <w:sz w:val="17"/>
+              </w:rPr>
+              <w:t>JM, + Omar, Ian</w:t>
+            </w:r>
+          </w:p>
+        </w:tc>
+        <w:tc>
+          <w:tcPr>
+            <w:tcW w:w="1250" w:type="pct"/>
+          </w:tcPr>
+          <w:p>
+            <w:pPr>
+              <w:pStyle w:val="Compact"/>
+              <w:rPr>
+                <w:rFonts w:ascii="Segoe UI" w:hAnsi="Segoe UI" w:cs="Segoe UI"/>
+                <w:sz w:val="17"/>
+              </w:rPr>
+            </w:pPr>
+            <w:r>
+              <w:rPr>
+                <w:rFonts w:ascii="Segoe UI" w:hAnsi="Segoe UI" w:cs="Segoe UI"/>
+                <w:sz w:val="17"/>
+              </w:rPr>
+              <w:t>19 Sept</w:t>
+            </w:r>
+          </w:p>
+        </w:tc>
+      </w:tr>
+      <w:tr>
+        <w:trPr>
+          <w:cantSplit/>
+        </w:trPr>
+        <w:tc>
+          <w:tcPr>
+            <w:tcW w:w="1250" w:type="pct"/>
+          </w:tcPr>
+          <w:p>
+            <w:pPr>
+              <w:pStyle w:val="Compact"/>
+              <w:rPr>
+                <w:rFonts w:ascii="Segoe UI" w:hAnsi="Segoe UI" w:cs="Segoe UI"/>
+                <w:sz w:val="17"/>
+              </w:rPr>
+            </w:pPr>
+            <w:r>
+              <w:rPr>
+                <w:rFonts w:ascii="Segoe UI" w:hAnsi="Segoe UI" w:cs="Segoe UI"/>
+                <w:sz w:val="17"/>
+              </w:rPr>
+              <w:t>454</w:t>
+            </w:r>
+          </w:p>
+        </w:tc>
+        <w:tc>
+          <w:tcPr>
+            <w:tcW w:w="1250" w:type="pct"/>
+          </w:tcPr>
+          <w:p>
+            <w:pPr>
+              <w:pStyle w:val="Compact"/>
+              <w:rPr>
+                <w:rFonts w:ascii="Segoe UI" w:hAnsi="Segoe UI" w:cs="Segoe UI"/>
+                <w:sz w:val="17"/>
+              </w:rPr>
+            </w:pPr>
+            <w:r>
+              <w:rPr>
+                <w:rFonts w:ascii="Segoe UI" w:hAnsi="Segoe UI" w:cs="Segoe UI"/>
+                <w:sz w:val="17"/>
+              </w:rPr>
+              <w:t>Aquilini Investment Group</w:t>
+            </w:r>
+          </w:p>
+        </w:tc>
+        <w:tc>
+          <w:tcPr>
+            <w:tcW w:w="1250" w:type="pct"/>
+          </w:tcPr>
+          <w:p>
+            <w:pPr>
+              <w:pStyle w:val="Compact"/>
+              <w:rPr>
+                <w:rFonts w:ascii="Segoe UI" w:hAnsi="Segoe UI" w:cs="Segoe UI"/>
+                <w:sz w:val="17"/>
+              </w:rPr>
+            </w:pPr>
+            <w:r>
+              <w:rPr>
+                <w:rFonts w:ascii="Segoe UI" w:hAnsi="Segoe UI" w:cs="Segoe UI"/>
+                <w:sz w:val="17"/>
+              </w:rPr>
+              <w:t>Jim, + JM, Omar</w:t>
+            </w:r>
+          </w:p>
+        </w:tc>
+        <w:tc>
+          <w:tcPr>
+            <w:tcW w:w="1250" w:type="pct"/>
+          </w:tcPr>
+          <w:p>
+            <w:pPr>
+              <w:pStyle w:val="Compact"/>
+              <w:rPr>
+                <w:rFonts w:ascii="Segoe UI" w:hAnsi="Segoe UI" w:cs="Segoe UI"/>
+                <w:sz w:val="17"/>
+              </w:rPr>
+            </w:pPr>
+            <w:r>
+              <w:rPr>
+                <w:rFonts w:ascii="Segoe UI" w:hAnsi="Segoe UI" w:cs="Segoe UI"/>
+                <w:sz w:val="17"/>
+              </w:rPr>
+              <w:t>30 Sept</w:t>
+            </w:r>
+          </w:p>
+        </w:tc>
+      </w:tr>
+      <w:tr>
+        <w:trPr>
+          <w:cantSplit/>
+        </w:trPr>
+        <w:tc>
+          <w:tcPr>
+            <w:tcW w:w="1250" w:type="pct"/>
+          </w:tcPr>
+          <w:p>
+            <w:pPr>
+              <w:pStyle w:val="Compact"/>
+              <w:rPr>
+                <w:rFonts w:ascii="Segoe UI" w:hAnsi="Segoe UI" w:cs="Segoe UI"/>
+                <w:sz w:val="17"/>
+              </w:rPr>
+            </w:pPr>
+            <w:r>
+              <w:rPr>
+                <w:rFonts w:ascii="Segoe UI" w:hAnsi="Segoe UI" w:cs="Segoe UI"/>
+                <w:sz w:val="17"/>
+              </w:rPr>
+              <w:t>455</w:t>
+            </w:r>
+          </w:p>
+        </w:tc>
+        <w:tc>
+          <w:tcPr>
+            <w:tcW w:w="1250" w:type="pct"/>
+          </w:tcPr>
+          <w:p>
+            <w:pPr>
+              <w:pStyle w:val="Compact"/>
+              <w:rPr>
+                <w:rFonts w:ascii="Segoe UI" w:hAnsi="Segoe UI" w:cs="Segoe UI"/>
+                <w:sz w:val="17"/>
+              </w:rPr>
+            </w:pPr>
+            <w:r>
+              <w:rPr>
+                <w:rFonts w:ascii="Segoe UI" w:hAnsi="Segoe UI" w:cs="Segoe UI"/>
+                <w:sz w:val="17"/>
+              </w:rPr>
+              <w:t>GBL Architects</w:t>
+            </w:r>
+          </w:p>
+        </w:tc>
+        <w:tc>
+          <w:tcPr>
+            <w:tcW w:w="1250" w:type="pct"/>
+          </w:tcPr>
+          <w:p>
+            <w:pPr>
+              <w:pStyle w:val="Compact"/>
+              <w:rPr>
+                <w:rFonts w:ascii="Segoe UI" w:hAnsi="Segoe UI" w:cs="Segoe UI"/>
+                <w:sz w:val="17"/>
+              </w:rPr>
+            </w:pPr>
+            <w:r>
+              <w:rPr>
+                <w:rFonts w:ascii="Segoe UI" w:hAnsi="Segoe UI" w:cs="Segoe UI"/>
+                <w:sz w:val="17"/>
+              </w:rPr>
+              <w:t>Jim</w:t>
+            </w:r>
+          </w:p>
+        </w:tc>
+        <w:tc>
+          <w:tcPr>
+            <w:tcW w:w="1250" w:type="pct"/>
+          </w:tcPr>
+          <w:p>
+            <w:pPr>
+              <w:pStyle w:val="Compact"/>
+              <w:rPr>
+                <w:rFonts w:ascii="Segoe UI" w:hAnsi="Segoe UI" w:cs="Segoe UI"/>
+                <w:sz w:val="17"/>
+              </w:rPr>
+            </w:pPr>
+            <w:r>
+              <w:rPr>
+                <w:rFonts w:ascii="Segoe UI" w:hAnsi="Segoe UI" w:cs="Segoe UI"/>
+                <w:sz w:val="17"/>
+              </w:rPr>
+              <w:t>30 Sept</w:t>
+            </w:r>
+          </w:p>
+        </w:tc>
+      </w:tr>
+      <w:tr>
+        <w:trPr>
+          <w:cantSplit/>
+        </w:trPr>
+        <w:tc>
+          <w:tcPr>
+            <w:tcW w:w="1250" w:type="pct"/>
+          </w:tcPr>
+          <w:p>
+            <w:pPr>
+              <w:pStyle w:val="Compact"/>
+              <w:rPr>
+                <w:rFonts w:ascii="Segoe UI" w:hAnsi="Segoe UI" w:cs="Segoe UI"/>
+                <w:sz w:val="17"/>
+              </w:rPr>
+            </w:pPr>
+            <w:r>
+              <w:rPr>
+                <w:rFonts w:ascii="Segoe UI" w:hAnsi="Segoe UI" w:cs="Segoe UI"/>
+                <w:sz w:val="17"/>
+              </w:rPr>
+              <w:t>456</w:t>
+            </w:r>
+          </w:p>
+        </w:tc>
+        <w:tc>
+          <w:tcPr>
+            <w:tcW w:w="1250" w:type="pct"/>
+          </w:tcPr>
+          <w:p>
+            <w:pPr>
+              <w:pStyle w:val="Compact"/>
+              <w:rPr>
+                <w:rFonts w:ascii="Segoe UI" w:hAnsi="Segoe UI" w:cs="Segoe UI"/>
+                <w:sz w:val="17"/>
+              </w:rPr>
+            </w:pPr>
+            <w:r>
+              <w:rPr>
+                <w:rFonts w:ascii="Segoe UI" w:hAnsi="Segoe UI" w:cs="Segoe UI"/>
+                <w:sz w:val="17"/>
+              </w:rPr>
+              <w:t>Beedie Development Group</w:t>
+            </w:r>
+          </w:p>
+        </w:tc>
+        <w:tc>
+          <w:tcPr>
+            <w:tcW w:w="1250" w:type="pct"/>
+          </w:tcPr>
+          <w:p>
+            <w:pPr>
+              <w:pStyle w:val="Compact"/>
+              <w:rPr>
+                <w:rFonts w:ascii="Segoe UI" w:hAnsi="Segoe UI" w:cs="Segoe UI"/>
+                <w:sz w:val="17"/>
+              </w:rPr>
+            </w:pPr>
+            <w:r>
+              <w:rPr>
+                <w:rFonts w:ascii="Segoe UI" w:hAnsi="Segoe UI" w:cs="Segoe UI"/>
+                <w:sz w:val="17"/>
+              </w:rPr>
+              <w:t>JM</w:t>
+            </w:r>
+          </w:p>
+        </w:tc>
+        <w:tc>
+          <w:tcPr>
+            <w:tcW w:w="1250" w:type="pct"/>
+          </w:tcPr>
+          <w:p>
+            <w:pPr>
+              <w:pStyle w:val="Compact"/>
+              <w:rPr>
+                <w:rFonts w:ascii="Segoe UI" w:hAnsi="Segoe UI" w:cs="Segoe UI"/>
+                <w:sz w:val="17"/>
+              </w:rPr>
+            </w:pPr>
+            <w:r>
+              <w:rPr>
+                <w:rFonts w:ascii="Segoe UI" w:hAnsi="Segoe UI" w:cs="Segoe UI"/>
+                <w:sz w:val="17"/>
+              </w:rPr>
+              <w:t>12 Sept</w:t>
+            </w:r>
+          </w:p>
+        </w:tc>
+      </w:tr>
+      <w:tr>
+        <w:trPr>
+          <w:cantSplit/>
+        </w:trPr>
+        <w:tc>
+          <w:tcPr>
+            <w:tcW w:w="1250" w:type="pct"/>
+          </w:tcPr>
+          <w:p>
+            <w:pPr>
+              <w:pStyle w:val="Compact"/>
+              <w:rPr>
+                <w:rFonts w:ascii="Segoe UI" w:hAnsi="Segoe UI" w:cs="Segoe UI"/>
+                <w:sz w:val="17"/>
+              </w:rPr>
+            </w:pPr>
+            <w:r>
+              <w:rPr>
+                <w:rFonts w:ascii="Segoe UI" w:hAnsi="Segoe UI" w:cs="Segoe UI"/>
+                <w:sz w:val="17"/>
+              </w:rPr>
+              <w:t>457</w:t>
+            </w:r>
+          </w:p>
+        </w:tc>
+        <w:tc>
+          <w:tcPr>
+            <w:tcW w:w="1250" w:type="pct"/>
+          </w:tcPr>
+          <w:p>
+            <w:pPr>
+              <w:pStyle w:val="Compact"/>
+              <w:rPr>
+                <w:rFonts w:ascii="Segoe UI" w:hAnsi="Segoe UI" w:cs="Segoe UI"/>
+                <w:sz w:val="17"/>
+              </w:rPr>
+            </w:pPr>
+            <w:r>
+              <w:rPr>
+                <w:rFonts w:ascii="Segoe UI" w:hAnsi="Segoe UI" w:cs="Segoe UI"/>
+                <w:sz w:val="17"/>
+              </w:rPr>
+              <w:t>Continuum Architecture</w:t>
+            </w:r>
+          </w:p>
+        </w:tc>
+        <w:tc>
+          <w:tcPr>
+            <w:tcW w:w="1250" w:type="pct"/>
+          </w:tcPr>
+          <w:p>
+            <w:pPr>
+              <w:pStyle w:val="Compact"/>
+              <w:rPr>
+                <w:rFonts w:ascii="Segoe UI" w:hAnsi="Segoe UI" w:cs="Segoe UI"/>
+                <w:sz w:val="17"/>
+              </w:rPr>
+            </w:pPr>
+            <w:r>
+              <w:rPr>
+                <w:rFonts w:ascii="Segoe UI" w:hAnsi="Segoe UI" w:cs="Segoe UI"/>
+                <w:sz w:val="17"/>
+              </w:rPr>
+              <w:t>Rory, + Jim</w:t>
+            </w:r>
+          </w:p>
+        </w:tc>
+        <w:tc>
+          <w:tcPr>
+            <w:tcW w:w="1250" w:type="pct"/>
+          </w:tcPr>
+          <w:p>
+            <w:pPr>
+              <w:pStyle w:val="Compact"/>
+              <w:rPr>
+                <w:rFonts w:ascii="Segoe UI" w:hAnsi="Segoe UI" w:cs="Segoe UI"/>
+                <w:sz w:val="17"/>
+              </w:rPr>
+            </w:pPr>
+            <w:r>
+              <w:rPr>
+                <w:rFonts w:ascii="Segoe UI" w:hAnsi="Segoe UI" w:cs="Segoe UI"/>
+                <w:sz w:val="17"/>
+              </w:rPr>
+              <w:t>19 Sept</w:t>
+            </w:r>
+          </w:p>
+        </w:tc>
+      </w:tr>
+      <w:tr>
+        <w:trPr>
+          <w:cantSplit/>
+        </w:trPr>
+        <w:tc>
+          <w:tcPr>
+            <w:tcW w:w="1250" w:type="pct"/>
+          </w:tcPr>
+          <w:p>
+            <w:pPr>
+              <w:pStyle w:val="Compact"/>
+              <w:rPr>
+                <w:rFonts w:ascii="Segoe UI" w:hAnsi="Segoe UI" w:cs="Segoe UI"/>
+                <w:sz w:val="17"/>
+              </w:rPr>
+            </w:pPr>
+            <w:r>
+              <w:rPr>
+                <w:rFonts w:ascii="Segoe UI" w:hAnsi="Segoe UI" w:cs="Segoe UI"/>
+                <w:sz w:val="17"/>
+              </w:rPr>
+              <w:t>458</w:t>
+            </w:r>
+          </w:p>
+        </w:tc>
+        <w:tc>
+          <w:tcPr>
+            <w:tcW w:w="1250" w:type="pct"/>
+          </w:tcPr>
+          <w:p>
+            <w:pPr>
+              <w:pStyle w:val="Compact"/>
+              <w:rPr>
+                <w:rFonts w:ascii="Segoe UI" w:hAnsi="Segoe UI" w:cs="Segoe UI"/>
+                <w:sz w:val="17"/>
+              </w:rPr>
+            </w:pPr>
+            <w:r>
+              <w:rPr>
+                <w:rFonts w:ascii="Segoe UI" w:hAnsi="Segoe UI" w:cs="Segoe UI"/>
+                <w:sz w:val="17"/>
+              </w:rPr>
+              <w:t>Trillium Communities</w:t>
+            </w:r>
+          </w:p>
+        </w:tc>
+        <w:tc>
+          <w:tcPr>
+            <w:tcW w:w="1250" w:type="pct"/>
+          </w:tcPr>
+          <w:p>
+            <w:pPr>
+              <w:pStyle w:val="Compact"/>
+              <w:rPr>
+                <w:rFonts w:ascii="Segoe UI" w:hAnsi="Segoe UI" w:cs="Segoe UI"/>
+                <w:sz w:val="17"/>
+              </w:rPr>
+            </w:pPr>
+            <w:r>
+              <w:rPr>
+                <w:rFonts w:ascii="Segoe UI" w:hAnsi="Segoe UI" w:cs="Segoe UI"/>
+                <w:sz w:val="17"/>
+              </w:rPr>
+              <w:t>Jim, + Rory</w:t>
+            </w:r>
+          </w:p>
+        </w:tc>
+        <w:tc>
+          <w:tcPr>
+            <w:tcW w:w="1250" w:type="pct"/>
+          </w:tcPr>
+          <w:p>
+            <w:pPr>
+              <w:pStyle w:val="Compact"/>
+              <w:rPr>
+                <w:rFonts w:ascii="Segoe UI" w:hAnsi="Segoe UI" w:cs="Segoe UI"/>
+                <w:sz w:val="17"/>
+              </w:rPr>
+            </w:pPr>
+            <w:r>
+              <w:rPr>
+                <w:rFonts w:ascii="Segoe UI" w:hAnsi="Segoe UI" w:cs="Segoe UI"/>
+                <w:sz w:val="17"/>
+              </w:rPr>
+              <w:t>19 Sept</w:t>
+            </w:r>
+          </w:p>
+        </w:tc>
+      </w:tr>
+      <w:tr>
+        <w:trPr>
+          <w:cantSplit/>
+        </w:trPr>
+        <w:tc>
+          <w:tcPr>
+            <w:tcW w:w="1250" w:type="pct"/>
+          </w:tcPr>
+          <w:p>
+            <w:pPr>
+              <w:pStyle w:val="Compact"/>
+              <w:rPr>
+                <w:rFonts w:ascii="Segoe UI" w:hAnsi="Segoe UI" w:cs="Segoe UI"/>
+                <w:sz w:val="17"/>
+              </w:rPr>
+            </w:pPr>
+            <w:r>
+              <w:rPr>
+                <w:rFonts w:ascii="Segoe UI" w:hAnsi="Segoe UI" w:cs="Segoe UI"/>
+                <w:sz w:val="17"/>
+              </w:rPr>
+              <w:t>459</w:t>
+            </w:r>
+          </w:p>
+        </w:tc>
+        <w:tc>
+          <w:tcPr>
+            <w:tcW w:w="1250" w:type="pct"/>
+          </w:tcPr>
+          <w:p>
+            <w:pPr>
+              <w:pStyle w:val="Compact"/>
+              <w:rPr>
+                <w:rFonts w:ascii="Segoe UI" w:hAnsi="Segoe UI" w:cs="Segoe UI"/>
+                <w:sz w:val="17"/>
+              </w:rPr>
+            </w:pPr>
+            <w:r>
+              <w:rPr>
+                <w:rFonts w:ascii="Segoe UI" w:hAnsi="Segoe UI" w:cs="Segoe UI"/>
+                <w:sz w:val="17"/>
+              </w:rPr>
+              <w:t>MVE + Partners</w:t>
+            </w:r>
+          </w:p>
+        </w:tc>
+        <w:tc>
+          <w:tcPr>
+            <w:tcW w:w="1250" w:type="pct"/>
+          </w:tcPr>
+          <w:p>
+            <w:pPr>
+              <w:pStyle w:val="Compact"/>
+              <w:rPr>
+                <w:rFonts w:ascii="Segoe UI" w:hAnsi="Segoe UI" w:cs="Segoe UI"/>
+                <w:sz w:val="17"/>
+              </w:rPr>
+            </w:pPr>
+            <w:r>
+              <w:rPr>
+                <w:rFonts w:ascii="Segoe UI" w:hAnsi="Segoe UI" w:cs="Segoe UI"/>
+                <w:sz w:val="17"/>
+              </w:rPr>
+              <w:t>Jim, + JM</w:t>
+            </w:r>
+          </w:p>
+        </w:tc>
+        <w:tc>
+          <w:tcPr>
+            <w:tcW w:w="1250" w:type="pct"/>
+          </w:tcPr>
+          <w:p>
+            <w:pPr>
+              <w:pStyle w:val="Compact"/>
+              <w:rPr>
+                <w:rFonts w:ascii="Segoe UI" w:hAnsi="Segoe UI" w:cs="Segoe UI"/>
+                <w:sz w:val="17"/>
+              </w:rPr>
+            </w:pPr>
+            <w:r>
+              <w:rPr>
+                <w:rFonts w:ascii="Segoe UI" w:hAnsi="Segoe UI" w:cs="Segoe UI"/>
+                <w:sz w:val="17"/>
+              </w:rPr>
+              <w:t>19 Sept</w:t>
+            </w:r>
+          </w:p>
+        </w:tc>
+      </w:tr>
+      <w:tr>
+        <w:trPr>
+          <w:cantSplit/>
+        </w:trPr>
+        <w:tc>
+          <w:tcPr>
+            <w:tcW w:w="1250" w:type="pct"/>
+          </w:tcPr>
+          <w:p>
+            <w:pPr>
+              <w:pStyle w:val="Compact"/>
+              <w:rPr>
+                <w:rFonts w:ascii="Segoe UI" w:hAnsi="Segoe UI" w:cs="Segoe UI"/>
+                <w:sz w:val="17"/>
+              </w:rPr>
+            </w:pPr>
+            <w:r>
+              <w:rPr>
+                <w:rFonts w:ascii="Segoe UI" w:hAnsi="Segoe UI" w:cs="Segoe UI"/>
+                <w:sz w:val="17"/>
+              </w:rPr>
+              <w:t>460</w:t>
+            </w:r>
+          </w:p>
+        </w:tc>
+        <w:tc>
+          <w:tcPr>
+            <w:tcW w:w="1250" w:type="pct"/>
+          </w:tcPr>
+          <w:p>
+            <w:pPr>
+              <w:pStyle w:val="Compact"/>
+              <w:rPr>
+                <w:rFonts w:ascii="Segoe UI" w:hAnsi="Segoe UI" w:cs="Segoe UI"/>
+                <w:sz w:val="17"/>
+              </w:rPr>
+            </w:pPr>
+            <w:r>
+              <w:rPr>
+                <w:rFonts w:ascii="Segoe UI" w:hAnsi="Segoe UI" w:cs="Segoe UI"/>
+                <w:sz w:val="17"/>
+              </w:rPr>
+              <w:t>Chris Dikeakos Architects</w:t>
+            </w:r>
+          </w:p>
+        </w:tc>
+        <w:tc>
+          <w:tcPr>
+            <w:tcW w:w="1250" w:type="pct"/>
+          </w:tcPr>
+          <w:p>
+            <w:pPr>
+              <w:pStyle w:val="Compact"/>
+              <w:rPr>
+                <w:rFonts w:ascii="Segoe UI" w:hAnsi="Segoe UI" w:cs="Segoe UI"/>
+                <w:sz w:val="17"/>
+              </w:rPr>
+            </w:pPr>
+            <w:r>
+              <w:rPr>
+                <w:rFonts w:ascii="Segoe UI" w:hAnsi="Segoe UI" w:cs="Segoe UI"/>
+                <w:sz w:val="17"/>
+              </w:rPr>
+              <w:t>Omar, + Jim</w:t>
+            </w:r>
+          </w:p>
+        </w:tc>
+        <w:tc>
+          <w:tcPr>
+            <w:tcW w:w="1250" w:type="pct"/>
+          </w:tcPr>
+          <w:p>
+            <w:pPr>
+              <w:pStyle w:val="Compact"/>
+              <w:rPr>
+                <w:rFonts w:ascii="Segoe UI" w:hAnsi="Segoe UI" w:cs="Segoe UI"/>
+                <w:sz w:val="17"/>
+              </w:rPr>
+            </w:pPr>
+            <w:r>
+              <w:rPr>
+                <w:rFonts w:ascii="Segoe UI" w:hAnsi="Segoe UI" w:cs="Segoe UI"/>
+                <w:sz w:val="17"/>
+              </w:rPr>
+              <w:t>11 Sept</w:t>
+            </w:r>
+          </w:p>
+        </w:tc>
+      </w:tr>
+      <w:tr>
+        <w:trPr>
+          <w:cantSplit/>
+        </w:trPr>
+        <w:tc>
+          <w:tcPr>
+            <w:tcW w:w="1250" w:type="pct"/>
+          </w:tcPr>
+          <w:p>
+            <w:pPr>
+              <w:pStyle w:val="Compact"/>
+              <w:rPr>
+                <w:rFonts w:ascii="Segoe UI" w:hAnsi="Segoe UI" w:cs="Segoe UI"/>
+                <w:sz w:val="17"/>
+              </w:rPr>
+            </w:pPr>
+            <w:r>
+              <w:rPr>
+                <w:rFonts w:ascii="Segoe UI" w:hAnsi="Segoe UI" w:cs="Segoe UI"/>
+                <w:sz w:val="17"/>
+              </w:rPr>
+              <w:t>461</w:t>
+            </w:r>
+          </w:p>
+        </w:tc>
+        <w:tc>
+          <w:tcPr>
+            <w:tcW w:w="1250" w:type="pct"/>
+          </w:tcPr>
+          <w:p>
+            <w:pPr>
+              <w:pStyle w:val="Compact"/>
+              <w:rPr>
+                <w:rFonts w:ascii="Segoe UI" w:hAnsi="Segoe UI" w:cs="Segoe UI"/>
+                <w:sz w:val="17"/>
+              </w:rPr>
+            </w:pPr>
+            <w:r>
+              <w:rPr>
+                <w:rFonts w:ascii="Segoe UI" w:hAnsi="Segoe UI" w:cs="Segoe UI"/>
+                <w:sz w:val="17"/>
+              </w:rPr>
+              <w:t>Arcadis (Vancouver)</w:t>
+            </w:r>
+          </w:p>
+        </w:tc>
+        <w:tc>
+          <w:tcPr>
+            <w:tcW w:w="1250" w:type="pct"/>
+          </w:tcPr>
+          <w:p>
+            <w:pPr>
+              <w:pStyle w:val="Compact"/>
+              <w:rPr>
+                <w:rFonts w:ascii="Segoe UI" w:hAnsi="Segoe UI" w:cs="Segoe UI"/>
+                <w:sz w:val="17"/>
+              </w:rPr>
+            </w:pPr>
+            <w:r>
+              <w:rPr>
+                <w:rFonts w:ascii="Segoe UI" w:hAnsi="Segoe UI" w:cs="Segoe UI"/>
+                <w:sz w:val="17"/>
+              </w:rPr>
+              <w:t>JM</w:t>
+            </w:r>
+          </w:p>
+        </w:tc>
+        <w:tc>
+          <w:tcPr>
+            <w:tcW w:w="1250" w:type="pct"/>
+          </w:tcPr>
+          <w:p>
+            <w:pPr>
+              <w:pStyle w:val="Compact"/>
+              <w:rPr>
+                <w:rFonts w:ascii="Segoe UI" w:hAnsi="Segoe UI" w:cs="Segoe UI"/>
+                <w:sz w:val="17"/>
+              </w:rPr>
+            </w:pPr>
+            <w:r>
+              <w:rPr>
+                <w:rFonts w:ascii="Segoe UI" w:hAnsi="Segoe UI" w:cs="Segoe UI"/>
+                <w:sz w:val="17"/>
+              </w:rPr>
+              <w:t>19 Sept</w:t>
+            </w:r>
+          </w:p>
+        </w:tc>
+      </w:tr>
+      <w:tr>
+        <w:trPr>
+          <w:cantSplit/>
+        </w:trPr>
+        <w:tc>
+          <w:tcPr>
+            <w:tcW w:w="1250" w:type="pct"/>
+          </w:tcPr>
+          <w:p>
+            <w:pPr>
+              <w:pStyle w:val="Compact"/>
+              <w:rPr>
+                <w:rFonts w:ascii="Segoe UI" w:hAnsi="Segoe UI" w:cs="Segoe UI"/>
+                <w:sz w:val="17"/>
+              </w:rPr>
+            </w:pPr>
+            <w:r>
+              <w:rPr>
+                <w:rFonts w:ascii="Segoe UI" w:hAnsi="Segoe UI" w:cs="Segoe UI"/>
+                <w:sz w:val="17"/>
+              </w:rPr>
+              <w:t>462</w:t>
+            </w:r>
+          </w:p>
+        </w:tc>
+        <w:tc>
+          <w:tcPr>
+            <w:tcW w:w="1250" w:type="pct"/>
+          </w:tcPr>
+          <w:p>
+            <w:pPr>
+              <w:pStyle w:val="Compact"/>
+              <w:rPr>
+                <w:rFonts w:ascii="Segoe UI" w:hAnsi="Segoe UI" w:cs="Segoe UI"/>
+                <w:sz w:val="17"/>
+              </w:rPr>
+            </w:pPr>
+            <w:r>
+              <w:rPr>
+                <w:rFonts w:ascii="Segoe UI" w:hAnsi="Segoe UI" w:cs="Segoe UI"/>
+                <w:sz w:val="17"/>
+              </w:rPr>
+              <w:t>MCM Architects</w:t>
+            </w:r>
+          </w:p>
+        </w:tc>
+        <w:tc>
+          <w:tcPr>
+            <w:tcW w:w="1250" w:type="pct"/>
+          </w:tcPr>
+          <w:p>
+            <w:pPr>
+              <w:pStyle w:val="Compact"/>
+              <w:rPr>
+                <w:rFonts w:ascii="Segoe UI" w:hAnsi="Segoe UI" w:cs="Segoe UI"/>
+                <w:sz w:val="17"/>
+              </w:rPr>
+            </w:pPr>
+            <w:r>
+              <w:rPr>
+                <w:rFonts w:ascii="Segoe UI" w:hAnsi="Segoe UI" w:cs="Segoe UI"/>
+                <w:sz w:val="17"/>
+              </w:rPr>
+              <w:t>JM</w:t>
+            </w:r>
+          </w:p>
+        </w:tc>
+        <w:tc>
+          <w:tcPr>
+            <w:tcW w:w="1250" w:type="pct"/>
+          </w:tcPr>
+          <w:p>
+            <w:pPr>
+              <w:pStyle w:val="Compact"/>
+              <w:rPr>
+                <w:rFonts w:ascii="Segoe UI" w:hAnsi="Segoe UI" w:cs="Segoe UI"/>
+                <w:sz w:val="17"/>
+              </w:rPr>
+            </w:pPr>
+            <w:r>
+              <w:rPr>
+                <w:rFonts w:ascii="Segoe UI" w:hAnsi="Segoe UI" w:cs="Segoe UI"/>
+                <w:sz w:val="17"/>
+              </w:rPr>
+              <w:t>15 Oct</w:t>
+            </w:r>
+          </w:p>
+        </w:tc>
+      </w:tr>
+      <w:tr>
+        <w:trPr>
+          <w:cantSplit/>
+        </w:trPr>
+        <w:tc>
+          <w:tcPr>
+            <w:tcW w:w="1250" w:type="pct"/>
+          </w:tcPr>
+          <w:p>
+            <w:pPr>
+              <w:pStyle w:val="Compact"/>
+              <w:rPr>
+                <w:rFonts w:ascii="Segoe UI" w:hAnsi="Segoe UI" w:cs="Segoe UI"/>
+                <w:sz w:val="17"/>
+              </w:rPr>
+            </w:pPr>
+            <w:r>
+              <w:rPr>
+                <w:rFonts w:ascii="Segoe UI" w:hAnsi="Segoe UI" w:cs="Segoe UI"/>
+                <w:sz w:val="17"/>
+              </w:rPr>
+              <w:t>463</w:t>
+            </w:r>
+          </w:p>
+        </w:tc>
+        <w:tc>
+          <w:tcPr>
+            <w:tcW w:w="1250" w:type="pct"/>
+          </w:tcPr>
+          <w:p>
+            <w:pPr>
+              <w:pStyle w:val="Compact"/>
+              <w:rPr>
+                <w:rFonts w:ascii="Segoe UI" w:hAnsi="Segoe UI" w:cs="Segoe UI"/>
+                <w:sz w:val="17"/>
+              </w:rPr>
+            </w:pPr>
+            <w:r>
+              <w:rPr>
+                <w:rFonts w:ascii="Segoe UI" w:hAnsi="Segoe UI" w:cs="Segoe UI"/>
+                <w:sz w:val="17"/>
+              </w:rPr>
+              <w:t>Anthem Properties</w:t>
+            </w:r>
+          </w:p>
+        </w:tc>
+        <w:tc>
+          <w:tcPr>
+            <w:tcW w:w="1250" w:type="pct"/>
+          </w:tcPr>
+          <w:p>
+            <w:pPr>
+              <w:pStyle w:val="Compact"/>
+              <w:rPr>
+                <w:rFonts w:ascii="Segoe UI" w:hAnsi="Segoe UI" w:cs="Segoe UI"/>
+                <w:sz w:val="17"/>
+              </w:rPr>
+            </w:pPr>
+            <w:r>
+              <w:rPr>
+                <w:rFonts w:ascii="Segoe UI" w:hAnsi="Segoe UI" w:cs="Segoe UI"/>
+                <w:sz w:val="17"/>
+              </w:rPr>
+              <w:t>JM, + Islam</w:t>
+            </w:r>
+          </w:p>
+        </w:tc>
+        <w:tc>
+          <w:tcPr>
+            <w:tcW w:w="1250" w:type="pct"/>
+          </w:tcPr>
+          <w:p>
+            <w:pPr>
+              <w:pStyle w:val="Compact"/>
+              <w:rPr>
+                <w:rFonts w:ascii="Segoe UI" w:hAnsi="Segoe UI" w:cs="Segoe UI"/>
+                <w:sz w:val="17"/>
+              </w:rPr>
+            </w:pPr>
+            <w:r>
+              <w:rPr>
+                <w:rFonts w:ascii="Segoe UI" w:hAnsi="Segoe UI" w:cs="Segoe UI"/>
+                <w:sz w:val="17"/>
+              </w:rPr>
+              <w:t>26 Sept</w:t>
+            </w:r>
+          </w:p>
+        </w:tc>
+      </w:tr>
+      <w:tr>
+        <w:trPr>
+          <w:cantSplit/>
+        </w:trPr>
+        <w:tc>
+          <w:tcPr>
+            <w:tcW w:w="1250" w:type="pct"/>
+          </w:tcPr>
+          <w:p>
+            <w:pPr>
+              <w:pStyle w:val="Compact"/>
+              <w:rPr>
+                <w:rFonts w:ascii="Segoe UI" w:hAnsi="Segoe UI" w:cs="Segoe UI"/>
+                <w:sz w:val="17"/>
+              </w:rPr>
+            </w:pPr>
+            <w:r>
+              <w:rPr>
+                <w:rFonts w:ascii="Segoe UI" w:hAnsi="Segoe UI" w:cs="Segoe UI"/>
+                <w:sz w:val="17"/>
+              </w:rPr>
+              <w:t>464</w:t>
+            </w:r>
+          </w:p>
+        </w:tc>
+        <w:tc>
+          <w:tcPr>
+            <w:tcW w:w="1250" w:type="pct"/>
+          </w:tcPr>
+          <w:p>
+            <w:pPr>
+              <w:pStyle w:val="Compact"/>
+              <w:rPr>
+                <w:rFonts w:ascii="Segoe UI" w:hAnsi="Segoe UI" w:cs="Segoe UI"/>
+                <w:sz w:val="17"/>
+              </w:rPr>
+            </w:pPr>
+            <w:r>
+              <w:rPr>
+                <w:rFonts w:ascii="Segoe UI" w:hAnsi="Segoe UI" w:cs="Segoe UI"/>
+                <w:sz w:val="17"/>
+              </w:rPr>
+              <w:t>GGA Architecture</w:t>
+            </w:r>
+          </w:p>
+        </w:tc>
+        <w:tc>
+          <w:tcPr>
+            <w:tcW w:w="1250" w:type="pct"/>
+          </w:tcPr>
+          <w:p>
+            <w:pPr>
+              <w:pStyle w:val="Compact"/>
+              <w:rPr>
+                <w:rFonts w:ascii="Segoe UI" w:hAnsi="Segoe UI" w:cs="Segoe UI"/>
+                <w:sz w:val="17"/>
+              </w:rPr>
+            </w:pPr>
+            <w:r>
+              <w:rPr>
+                <w:rFonts w:ascii="Segoe UI" w:hAnsi="Segoe UI" w:cs="Segoe UI"/>
+                <w:sz w:val="17"/>
+              </w:rPr>
+              <w:t>JM, + Islam</w:t>
+            </w:r>
+          </w:p>
+        </w:tc>
+        <w:tc>
+          <w:tcPr>
+            <w:tcW w:w="1250" w:type="pct"/>
+          </w:tcPr>
+          <w:p>
+            <w:pPr>
+              <w:pStyle w:val="Compact"/>
+              <w:rPr>
+                <w:rFonts w:ascii="Segoe UI" w:hAnsi="Segoe UI" w:cs="Segoe UI"/>
+                <w:sz w:val="17"/>
+              </w:rPr>
+            </w:pPr>
+            <w:r>
+              <w:rPr>
+                <w:rFonts w:ascii="Segoe UI" w:hAnsi="Segoe UI" w:cs="Segoe UI"/>
+                <w:sz w:val="17"/>
+              </w:rPr>
+              <w:t>26 Sept</w:t>
+            </w:r>
+          </w:p>
+        </w:tc>
+      </w:tr>
+      <w:tr>
+        <w:trPr>
+          <w:cantSplit/>
+        </w:trPr>
+        <w:tc>
+          <w:tcPr>
+            <w:tcW w:w="1250" w:type="pct"/>
+          </w:tcPr>
+          <w:p>
+            <w:pPr>
+              <w:pStyle w:val="Compact"/>
+              <w:rPr>
+                <w:rFonts w:ascii="Segoe UI" w:hAnsi="Segoe UI" w:cs="Segoe UI"/>
+                <w:sz w:val="17"/>
+              </w:rPr>
+            </w:pPr>
+            <w:r>
+              <w:rPr>
+                <w:rFonts w:ascii="Segoe UI" w:hAnsi="Segoe UI" w:cs="Segoe UI"/>
+                <w:sz w:val="17"/>
+              </w:rPr>
+              <w:t>465</w:t>
+            </w:r>
+          </w:p>
+        </w:tc>
+        <w:tc>
+          <w:tcPr>
+            <w:tcW w:w="1250" w:type="pct"/>
+          </w:tcPr>
+          <w:p>
+            <w:pPr>
+              <w:pStyle w:val="Compact"/>
+              <w:rPr>
+                <w:rFonts w:ascii="Segoe UI" w:hAnsi="Segoe UI" w:cs="Segoe UI"/>
+                <w:sz w:val="17"/>
+              </w:rPr>
+            </w:pPr>
+            <w:r>
+              <w:rPr>
+                <w:rFonts w:ascii="Segoe UI" w:hAnsi="Segoe UI" w:cs="Segoe UI"/>
+                <w:sz w:val="17"/>
+              </w:rPr>
+              <w:t>Mission Group</w:t>
+            </w:r>
+          </w:p>
+        </w:tc>
+        <w:tc>
+          <w:tcPr>
+            <w:tcW w:w="1250" w:type="pct"/>
+          </w:tcPr>
+          <w:p>
+            <w:pPr>
+              <w:pStyle w:val="Compact"/>
+              <w:rPr>
+                <w:rFonts w:ascii="Segoe UI" w:hAnsi="Segoe UI" w:cs="Segoe UI"/>
+                <w:sz w:val="17"/>
+              </w:rPr>
+            </w:pPr>
+            <w:r>
+              <w:rPr>
+                <w:rFonts w:ascii="Segoe UI" w:hAnsi="Segoe UI" w:cs="Segoe UI"/>
+                <w:sz w:val="17"/>
+              </w:rPr>
+              <w:t>Conor</w:t>
+            </w:r>
+          </w:p>
+        </w:tc>
+        <w:tc>
+          <w:tcPr>
+            <w:tcW w:w="1250" w:type="pct"/>
+          </w:tcPr>
+          <w:p>
+            <w:pPr>
+              <w:pStyle w:val="Compact"/>
+              <w:rPr>
+                <w:rFonts w:ascii="Segoe UI" w:hAnsi="Segoe UI" w:cs="Segoe UI"/>
+                <w:sz w:val="17"/>
+              </w:rPr>
+            </w:pPr>
+            <w:r>
+              <w:rPr>
+                <w:rFonts w:ascii="Segoe UI" w:hAnsi="Segoe UI" w:cs="Segoe UI"/>
+                <w:sz w:val="17"/>
+              </w:rPr>
+              <w:t>30 Sept</w:t>
+            </w:r>
+          </w:p>
+        </w:tc>
+      </w:tr>
+      <w:tr>
+        <w:trPr>
+          <w:cantSplit/>
+        </w:trPr>
+        <w:tc>
+          <w:tcPr>
+            <w:tcW w:w="1250" w:type="pct"/>
+          </w:tcPr>
+          <w:p>
+            <w:pPr>
+              <w:pStyle w:val="Compact"/>
+              <w:rPr>
+                <w:rFonts w:ascii="Segoe UI" w:hAnsi="Segoe UI" w:cs="Segoe UI"/>
+                <w:sz w:val="17"/>
+              </w:rPr>
+            </w:pPr>
+            <w:r>
+              <w:rPr>
+                <w:rFonts w:ascii="Segoe UI" w:hAnsi="Segoe UI" w:cs="Segoe UI"/>
+                <w:sz w:val="17"/>
+              </w:rPr>
+              <w:t>466</w:t>
+            </w:r>
+          </w:p>
+        </w:tc>
+        <w:tc>
+          <w:tcPr>
+            <w:tcW w:w="1250" w:type="pct"/>
+          </w:tcPr>
+          <w:p>
+            <w:pPr>
+              <w:pStyle w:val="Compact"/>
+              <w:rPr>
+                <w:rFonts w:ascii="Segoe UI" w:hAnsi="Segoe UI" w:cs="Segoe UI"/>
+                <w:sz w:val="17"/>
+              </w:rPr>
+            </w:pPr>
+            <w:r>
+              <w:rPr>
+                <w:rFonts w:ascii="Segoe UI" w:hAnsi="Segoe UI" w:cs="Segoe UI"/>
+                <w:sz w:val="17"/>
+              </w:rPr>
+              <w:t>Berry Architecture + Associates</w:t>
+            </w:r>
+          </w:p>
+        </w:tc>
+        <w:tc>
+          <w:tcPr>
+            <w:tcW w:w="1250" w:type="pct"/>
+          </w:tcPr>
+          <w:p>
+            <w:pPr>
+              <w:pStyle w:val="Compact"/>
+              <w:rPr>
+                <w:rFonts w:ascii="Segoe UI" w:hAnsi="Segoe UI" w:cs="Segoe UI"/>
+                <w:sz w:val="17"/>
+              </w:rPr>
+            </w:pPr>
+            <w:r>
+              <w:rPr>
+                <w:rFonts w:ascii="Segoe UI" w:hAnsi="Segoe UI" w:cs="Segoe UI"/>
+                <w:sz w:val="17"/>
+              </w:rPr>
+              <w:t>Conor, + JM</w:t>
+            </w:r>
+          </w:p>
+        </w:tc>
+        <w:tc>
+          <w:tcPr>
+            <w:tcW w:w="1250" w:type="pct"/>
+          </w:tcPr>
+          <w:p>
+            <w:pPr>
+              <w:pStyle w:val="Compact"/>
+              <w:rPr>
+                <w:rFonts w:ascii="Segoe UI" w:hAnsi="Segoe UI" w:cs="Segoe UI"/>
+                <w:sz w:val="17"/>
+              </w:rPr>
+            </w:pPr>
+            <w:r>
+              <w:rPr>
+                <w:rFonts w:ascii="Segoe UI" w:hAnsi="Segoe UI" w:cs="Segoe UI"/>
+                <w:sz w:val="17"/>
+              </w:rPr>
+              <w:t>30 Sept</w:t>
+            </w:r>
+          </w:p>
+        </w:tc>
+      </w:tr>
+      <w:tr>
+        <w:trPr>
+          <w:cantSplit/>
+        </w:trPr>
+        <w:tc>
+          <w:tcPr>
+            <w:tcW w:w="1250" w:type="pct"/>
+          </w:tcPr>
+          <w:p>
+            <w:pPr>
+              <w:pStyle w:val="Compact"/>
+              <w:rPr>
+                <w:rFonts w:ascii="Segoe UI" w:hAnsi="Segoe UI" w:cs="Segoe UI"/>
+                <w:sz w:val="17"/>
+              </w:rPr>
+            </w:pPr>
+            <w:r>
+              <w:rPr>
+                <w:rFonts w:ascii="Segoe UI" w:hAnsi="Segoe UI" w:cs="Segoe UI"/>
+                <w:sz w:val="17"/>
+              </w:rPr>
+              <w:t>467</w:t>
+            </w:r>
+          </w:p>
+        </w:tc>
+        <w:tc>
+          <w:tcPr>
+            <w:tcW w:w="1250" w:type="pct"/>
+          </w:tcPr>
+          <w:p>
+            <w:pPr>
+              <w:pStyle w:val="Compact"/>
+              <w:rPr>
+                <w:rFonts w:ascii="Segoe UI" w:hAnsi="Segoe UI" w:cs="Segoe UI"/>
+                <w:sz w:val="17"/>
+              </w:rPr>
+            </w:pPr>
+            <w:r>
+              <w:rPr>
+                <w:rFonts w:ascii="Segoe UI" w:hAnsi="Segoe UI" w:cs="Segoe UI"/>
+                <w:sz w:val="17"/>
+              </w:rPr>
+              <w:t>ITC Construction Group</w:t>
+            </w:r>
+          </w:p>
+        </w:tc>
+        <w:tc>
+          <w:tcPr>
+            <w:tcW w:w="1250" w:type="pct"/>
+          </w:tcPr>
+          <w:p>
+            <w:pPr>
+              <w:pStyle w:val="Compact"/>
+              <w:rPr>
+                <w:rFonts w:ascii="Segoe UI" w:hAnsi="Segoe UI" w:cs="Segoe UI"/>
+                <w:sz w:val="17"/>
+              </w:rPr>
+            </w:pPr>
+            <w:r>
+              <w:rPr>
+                <w:rFonts w:ascii="Segoe UI" w:hAnsi="Segoe UI" w:cs="Segoe UI"/>
+                <w:sz w:val="17"/>
+              </w:rPr>
+              <w:t>JM</w:t>
+            </w:r>
+          </w:p>
+        </w:tc>
+        <w:tc>
+          <w:tcPr>
+            <w:tcW w:w="1250" w:type="pct"/>
+          </w:tcPr>
+          <w:p>
+            <w:pPr>
+              <w:pStyle w:val="Compact"/>
+              <w:rPr>
+                <w:rFonts w:ascii="Segoe UI" w:hAnsi="Segoe UI" w:cs="Segoe UI"/>
+                <w:sz w:val="17"/>
+              </w:rPr>
+            </w:pPr>
+            <w:r>
+              <w:rPr>
+                <w:rFonts w:ascii="Segoe UI" w:hAnsi="Segoe UI" w:cs="Segoe UI"/>
+                <w:sz w:val="17"/>
+              </w:rPr>
+              <w:t>12 Sept</w:t>
+            </w:r>
+          </w:p>
+        </w:tc>
+      </w:tr>
+      <w:tr>
+        <w:trPr>
+          <w:cantSplit/>
+        </w:trPr>
+        <w:tc>
+          <w:tcPr>
+            <w:tcW w:w="1250" w:type="pct"/>
+          </w:tcPr>
+          <w:p>
+            <w:pPr>
+              <w:pStyle w:val="Compact"/>
+              <w:rPr>
+                <w:rFonts w:ascii="Segoe UI" w:hAnsi="Segoe UI" w:cs="Segoe UI"/>
+                <w:sz w:val="17"/>
+              </w:rPr>
+            </w:pPr>
+            <w:r>
+              <w:rPr>
+                <w:rFonts w:ascii="Segoe UI" w:hAnsi="Segoe UI" w:cs="Segoe UI"/>
+                <w:sz w:val="17"/>
+              </w:rPr>
+              <w:t>468</w:t>
+            </w:r>
+          </w:p>
+        </w:tc>
+        <w:tc>
+          <w:tcPr>
+            <w:tcW w:w="1250" w:type="pct"/>
+          </w:tcPr>
+          <w:p>
+            <w:pPr>
+              <w:pStyle w:val="Compact"/>
+              <w:rPr>
+                <w:rFonts w:ascii="Segoe UI" w:hAnsi="Segoe UI" w:cs="Segoe UI"/>
+                <w:sz w:val="17"/>
+              </w:rPr>
+            </w:pPr>
+            <w:r>
+              <w:rPr>
+                <w:rFonts w:ascii="Segoe UI" w:hAnsi="Segoe UI" w:cs="Segoe UI"/>
+                <w:sz w:val="17"/>
+              </w:rPr>
+              <w:t>Rize Alliance Properties</w:t>
+            </w:r>
+          </w:p>
+        </w:tc>
+        <w:tc>
+          <w:tcPr>
+            <w:tcW w:w="1250" w:type="pct"/>
+          </w:tcPr>
+          <w:p>
+            <w:pPr>
+              <w:pStyle w:val="Compact"/>
+              <w:rPr>
+                <w:rFonts w:ascii="Segoe UI" w:hAnsi="Segoe UI" w:cs="Segoe UI"/>
+                <w:sz w:val="17"/>
+              </w:rPr>
+            </w:pPr>
+            <w:r>
+              <w:rPr>
+                <w:rFonts w:ascii="Segoe UI" w:hAnsi="Segoe UI" w:cs="Segoe UI"/>
+                <w:sz w:val="17"/>
+              </w:rPr>
+              <w:t>Rory</w:t>
+            </w:r>
+          </w:p>
+        </w:tc>
+        <w:tc>
+          <w:tcPr>
+            <w:tcW w:w="1250" w:type="pct"/>
+          </w:tcPr>
+          <w:p>
+            <w:pPr>
+              <w:pStyle w:val="Compact"/>
+              <w:rPr>
+                <w:rFonts w:ascii="Segoe UI" w:hAnsi="Segoe UI" w:cs="Segoe UI"/>
+                <w:sz w:val="17"/>
+              </w:rPr>
+            </w:pPr>
+            <w:r>
+              <w:rPr>
+                <w:rFonts w:ascii="Segoe UI" w:hAnsi="Segoe UI" w:cs="Segoe UI"/>
+                <w:sz w:val="17"/>
+              </w:rPr>
+              <w:t>1 Dec</w:t>
+            </w:r>
+          </w:p>
+        </w:tc>
+      </w:tr>
+      <w:tr>
+        <w:trPr>
+          <w:cantSplit/>
+        </w:trPr>
+        <w:tc>
+          <w:tcPr>
+            <w:tcW w:w="1250" w:type="pct"/>
+          </w:tcPr>
+          <w:p>
+            <w:pPr>
+              <w:pStyle w:val="Compact"/>
+              <w:rPr>
+                <w:rFonts w:ascii="Segoe UI" w:hAnsi="Segoe UI" w:cs="Segoe UI"/>
+                <w:sz w:val="17"/>
+              </w:rPr>
+            </w:pPr>
+            <w:r>
+              <w:rPr>
+                <w:rFonts w:ascii="Segoe UI" w:hAnsi="Segoe UI" w:cs="Segoe UI"/>
+                <w:sz w:val="17"/>
+              </w:rPr>
+              <w:t>469</w:t>
+            </w:r>
+          </w:p>
+        </w:tc>
+        <w:tc>
+          <w:tcPr>
+            <w:tcW w:w="1250" w:type="pct"/>
+          </w:tcPr>
+          <w:p>
+            <w:pPr>
+              <w:pStyle w:val="Compact"/>
+              <w:rPr>
+                <w:rFonts w:ascii="Segoe UI" w:hAnsi="Segoe UI" w:cs="Segoe UI"/>
+                <w:sz w:val="17"/>
+              </w:rPr>
+            </w:pPr>
+            <w:r>
+              <w:rPr>
+                <w:rFonts w:ascii="Segoe UI" w:hAnsi="Segoe UI" w:cs="Segoe UI"/>
+                <w:sz w:val="17"/>
+              </w:rPr>
+              <w:t>Fraser Health Authority</w:t>
+            </w:r>
+          </w:p>
+        </w:tc>
+        <w:tc>
+          <w:tcPr>
+            <w:tcW w:w="1250" w:type="pct"/>
+          </w:tcPr>
+          <w:p>
+            <w:pPr>
+              <w:pStyle w:val="Compact"/>
+              <w:rPr>
+                <w:rFonts w:ascii="Segoe UI" w:hAnsi="Segoe UI" w:cs="Segoe UI"/>
+                <w:sz w:val="17"/>
+              </w:rPr>
+            </w:pPr>
+            <w:r>
+              <w:rPr>
+                <w:rFonts w:ascii="Segoe UI" w:hAnsi="Segoe UI" w:cs="Segoe UI"/>
+                <w:sz w:val="17"/>
+              </w:rPr>
+              <w:t>unassigned, + John</w:t>
+            </w:r>
+          </w:p>
+        </w:tc>
+        <w:tc>
+          <w:tcPr>
+            <w:tcW w:w="1250" w:type="pct"/>
+          </w:tcPr>
+          <w:p>
+            <w:pPr>
+              <w:pStyle w:val="Compact"/>
+              <w:rPr>
+                <w:rFonts w:ascii="Segoe UI" w:hAnsi="Segoe UI" w:cs="Segoe UI"/>
+                <w:sz w:val="17"/>
+              </w:rPr>
+            </w:pPr>
+            <w:r>
+              <w:rPr>
+                <w:rFonts w:ascii="Segoe UI" w:hAnsi="Segoe UI" w:cs="Segoe UI"/>
+                <w:sz w:val="17"/>
+              </w:rPr>
+              <w:t>15 Oct</w:t>
+            </w:r>
+          </w:p>
+        </w:tc>
+      </w:tr>
+    </w:tbl>
+    <w:p>
+      <w:pPr>
+        <w:pStyle w:val="BodyText"/>
+      </w:pPr>
+      <w:r>
+        <w:t xml:space="preserve">Not loaded, and why: </w:t>
+      </w:r>
+      <w:r>
+        <w:rPr>
+          <w:b/>
+          <w:bCs/>
+        </w:rPr>
+        <w:t>NDY</w:t>
+      </w:r>
+      <w:r>
+        <w:t xml:space="preserve"> (not in the brain; the new </w:t>
+      </w:r>
+      <w:r>
+        <w:rPr>
+          <w:rStyle w:val="VerbatimChar"/>
+        </w:rPr>
+        <w:t>--create</w:t>
+      </w:r>
+      <w:r>
+        <w:t xml:space="preserve"> verb failed on its first real use </w:t>
+      </w:r>
+      <w:r>
+        <w:t>with a SQL memory-grant error, see the duplicate-sweep notes); Omar’s office-to-hotel client and the Coal Harbour hotel developer (firms not named); the San Diego wood-frame RFP client (not named); the K-12 seismic list (a qualification, not a pursuit).</w:t>
+      </w:r>
       <w:bookmarkEnd w:id="0"/>
-      <w:bookmarkEnd w:id="6"/>
-    </w:tbl>
-    <w:p/>
+      <w:bookmarkEnd w:id="7"/>
+    </w:p>
     <w:sectPr>
       <w:headerReference w:type="even" r:id="rId7"/>
       <w:headerReference w:type="default" r:id="rId8"/>
@@ -8648,7 +11649,7 @@
   <w:abstractNum w:abstractNumId="0" w15:restartNumberingAfterBreak="0">
     <w:nsid w:val="0000A990"/>
     <w:multiLevelType w:val="multilevel"/>
-    <w:tmpl w:val="F65A611A"/>
+    <w:tmpl w:val="6E52C0D0"/>
     <w:lvl w:ilvl="0">
       <w:numFmt w:val="bullet"/>
       <w:lvlText w:val=" "/>
@@ -8725,7 +11726,7 @@
   <w:abstractNum w:abstractNumId="1" w15:restartNumberingAfterBreak="0">
     <w:nsid w:val="0000A991"/>
     <w:multiLevelType w:val="multilevel"/>
-    <w:tmpl w:val="E0B07B54"/>
+    <w:tmpl w:val="58AE91EE"/>
     <w:lvl w:ilvl="0">
       <w:numFmt w:val="bullet"/>
       <w:lvlText w:val=""/>
@@ -8829,7 +11830,7 @@
   <w:abstractNum w:abstractNumId="2" w15:restartNumberingAfterBreak="0">
     <w:nsid w:val="00A99411"/>
     <w:multiLevelType w:val="multilevel"/>
-    <w:tmpl w:val="2E3C32E0"/>
+    <w:tmpl w:val="3B3E4D46"/>
     <w:lvl w:ilvl="0">
       <w:start w:val="1"/>
       <w:numFmt w:val="decimal"/>
@@ -8912,13 +11913,13 @@
       </w:pPr>
     </w:lvl>
   </w:abstractNum>
-  <w:num w:numId="1" w16cid:durableId="1226987525">
+  <w:num w:numId="1" w16cid:durableId="102116290">
     <w:abstractNumId w:val="0"/>
   </w:num>
-  <w:num w:numId="2" w16cid:durableId="709303877">
+  <w:num w:numId="2" w16cid:durableId="965113761">
     <w:abstractNumId w:val="1"/>
   </w:num>
-  <w:num w:numId="3" w16cid:durableId="941837962">
+  <w:num w:numId="3" w16cid:durableId="1755397863">
     <w:abstractNumId w:val="2"/>
     <w:lvlOverride w:ilvl="0">
       <w:startOverride w:val="1"/>
@@ -8948,7 +11949,7 @@
       <w:startOverride w:val="1"/>
     </w:lvlOverride>
   </w:num>
-  <w:num w:numId="4" w16cid:durableId="1519082071">
+  <w:num w:numId="4" w16cid:durableId="1540627508">
     <w:abstractNumId w:val="2"/>
     <w:lvlOverride w:ilvl="0">
       <w:startOverride w:val="1"/>
@@ -10206,7 +13207,7 @@
   <w:style w:type="table" w:styleId="TableGrid">
     <w:name w:val="Table Grid"/>
     <w:basedOn w:val="TableNormal"/>
-    <w:rsid w:val="00AD0B45"/>
+    <w:rsid w:val="00463227"/>
     <w:pPr>
       <w:spacing w:after="0"/>
     </w:pPr>
@@ -10225,7 +13226,7 @@
     <w:name w:val="header"/>
     <w:basedOn w:val="Normal"/>
     <w:link w:val="HeaderChar"/>
-    <w:rsid w:val="00AD0B45"/>
+    <w:rsid w:val="00463227"/>
     <w:pPr>
       <w:tabs>
         <w:tab w:val="center" w:pos="4680"/>
@@ -10238,7 +13239,7 @@
     <w:name w:val="Header Char"/>
     <w:basedOn w:val="DefaultParagraphFont"/>
     <w:link w:val="Header"/>
-    <w:rsid w:val="00AD0B45"/>
+    <w:rsid w:val="00463227"/>
     <w:rPr>
       <w:rFonts w:ascii="Georgia" w:hAnsi="Georgia"/>
       <w:sz w:val="20"/>
@@ -10248,7 +13249,7 @@
     <w:name w:val="footer"/>
     <w:basedOn w:val="Normal"/>
     <w:link w:val="FooterChar"/>
-    <w:rsid w:val="00AD0B45"/>
+    <w:rsid w:val="00463227"/>
     <w:pPr>
       <w:tabs>
         <w:tab w:val="center" w:pos="4680"/>
@@ -10261,7 +13262,7 @@
     <w:name w:val="Footer Char"/>
     <w:basedOn w:val="DefaultParagraphFont"/>
     <w:link w:val="Footer"/>
-    <w:rsid w:val="00AD0B45"/>
+    <w:rsid w:val="00463227"/>
     <w:rPr>
       <w:rFonts w:ascii="Georgia" w:hAnsi="Georgia"/>
       <w:sz w:val="20"/>

--- a/docs/BD-Vancouver-Updates-Synopsis-2026-09-03.docx
+++ b/docs/BD-Vancouver-Updates-Synopsis-2026-09-03.docx
@@ -195,7 +195,7 @@
     </w:p>
     <w:p>
       <w:r>
-        <w:pict w14:anchorId="5D75F242">
+        <w:pict w14:anchorId="2FFF5866">
           <v:rect id="_x0000_i1025" style="width:0;height:1.5pt" o:hralign="center" o:hrstd="t" o:hr="t"/>
         </w:pict>
       </w:r>
@@ -1855,7 +1855,7 @@
                 <w:rFonts w:ascii="Segoe UI" w:hAnsi="Segoe UI" w:cs="Segoe UI"/>
                 <w:sz w:val="17"/>
               </w:rPr>
-              <w:t xml:space="preserve">Colin is a family man, lunch not dinner. Robert is most likely Robert Bosa, founder of Bosa Properties and Colin’s father; “Dale” is Dale Bosa, Colin’s brother </w:t>
+              <w:t xml:space="preserve">Lunch not dinner, on Jason Stuart’s advice that Colin is a family man. Robert is most likely Robert Bosa, founder of Bosa Properties and Colin’s father; “Dale” is Dale Bosa, Colin’s brother </w:t>
             </w:r>
             <w:r>
               <w:rPr>
@@ -1981,7 +1981,15 @@
                 <w:rFonts w:ascii="Segoe UI" w:hAnsi="Segoe UI" w:cs="Segoe UI"/>
                 <w:sz w:val="17"/>
               </w:rPr>
-              <w:t>Solterra Development #69730 kp=53. Also there: Mike Bosa (Vice President; JB did a free cabin scheme for him), Brian Webster, Kevin. The live item is the Wilson Avenue proposal, 6004–6018 Wilson Ave, Metrotown, a 36-storey tower with townhouses</w:t>
+              <w:t xml:space="preserve">Solterra Development #69730 kp=53. Also there: Mike Bosa (Vice President; JB did a free cabin scheme for him) and Brian Webster; our Kevin Wurmlinger is the other channel in. The live item is the Wilson Avenue proposal, 6004–6018 Wilson Ave, Metrotown, a 36-storey </w:t>
+            </w:r>
+            <w:r>
+              <w:rPr>
+                <w:rFonts w:ascii="Segoe UI" w:hAnsi="Segoe UI" w:cs="Segoe UI"/>
+                <w:sz w:val="17"/>
+              </w:rPr>
+              <w:lastRenderedPageBreak/>
+              <w:t>tower with townhouses</w:t>
             </w:r>
           </w:p>
         </w:tc>
@@ -2007,6 +2015,7 @@
                 <w:rFonts w:ascii="Segoe UI" w:hAnsi="Segoe UI" w:cs="Segoe UI"/>
                 <w:sz w:val="17"/>
               </w:rPr>
+              <w:lastRenderedPageBreak/>
               <w:t>9</w:t>
             </w:r>
           </w:p>
@@ -2028,36 +2037,27 @@
                 <w:rFonts w:ascii="Segoe UI" w:hAnsi="Segoe UI" w:cs="Segoe UI"/>
                 <w:sz w:val="17"/>
               </w:rPr>
-              <w:t xml:space="preserve">Stantec Vancouver structural group: </w:t>
-            </w:r>
-            <w:r>
-              <w:rPr>
-                <w:rFonts w:ascii="Segoe UI" w:hAnsi="Segoe UI" w:cs="Segoe UI"/>
-                <w:sz w:val="17"/>
-              </w:rPr>
-              <w:lastRenderedPageBreak/>
-              <w:t>overflow/specialty pitch</w:t>
-            </w:r>
-          </w:p>
-        </w:tc>
-        <w:tc>
-          <w:tcPr>
-            <w:tcW w:w="1000" w:type="pct"/>
-          </w:tcPr>
-          <w:p>
-            <w:pPr>
-              <w:pStyle w:val="Compact"/>
-              <w:rPr>
-                <w:rFonts w:ascii="Segoe UI" w:hAnsi="Segoe UI" w:cs="Segoe UI"/>
-                <w:sz w:val="17"/>
-              </w:rPr>
-            </w:pPr>
-            <w:r>
-              <w:rPr>
-                <w:rFonts w:ascii="Segoe UI" w:hAnsi="Segoe UI" w:cs="Segoe UI"/>
-                <w:sz w:val="17"/>
-              </w:rPr>
-              <w:lastRenderedPageBreak/>
+              <w:t>Stantec Vancouver structural group: overflow/specialty pitch</w:t>
+            </w:r>
+          </w:p>
+        </w:tc>
+        <w:tc>
+          <w:tcPr>
+            <w:tcW w:w="1000" w:type="pct"/>
+          </w:tcPr>
+          <w:p>
+            <w:pPr>
+              <w:pStyle w:val="Compact"/>
+              <w:rPr>
+                <w:rFonts w:ascii="Segoe UI" w:hAnsi="Segoe UI" w:cs="Segoe UI"/>
+                <w:sz w:val="17"/>
+              </w:rPr>
+            </w:pPr>
+            <w:r>
+              <w:rPr>
+                <w:rFonts w:ascii="Segoe UI" w:hAnsi="Segoe UI" w:cs="Segoe UI"/>
+                <w:sz w:val="17"/>
+              </w:rPr>
               <w:t>Omar + Islam</w:t>
             </w:r>
           </w:p>
@@ -4788,27 +4788,7 @@
         <w:t>JB’s Bosa names:</w:t>
       </w:r>
       <w:r>
-        <w:t xml:space="preserve"> confirm Robert is Robert Bosa (founder of Bosa Properties, Colin’s father) and Dale is Dale Bosa (Colin’s brother). Still unplaced: </w:t>
-      </w:r>
-      <w:r>
-        <w:rPr>
-          <w:b/>
-          <w:bCs/>
-        </w:rPr>
-        <w:t>Jason</w:t>
-      </w:r>
-      <w:r>
-        <w:t xml:space="preserve">, who advised JB on Colin’s habits, and </w:t>
-      </w:r>
-      <w:r>
-        <w:rPr>
-          <w:b/>
-          <w:bCs/>
-        </w:rPr>
-        <w:t>Kevin</w:t>
-      </w:r>
-      <w:r>
-        <w:t xml:space="preserve"> at Solterra (surname).</w:t>
+        <w:t xml:space="preserve"> confirm Robert is Robert Bosa (founder of Bosa Properties, Colin’s father) and Dale is Dale Bosa (Colin’s brother).</w:t>
       </w:r>
     </w:p>
     <w:p>
@@ -4856,7 +4836,10 @@
         <w:t>“the turn”</w:t>
       </w:r>
       <w:r>
-        <w:t xml:space="preserve"> (Islam, undecided): project or client names. Two re-listens could not recover the first; the second is said clearly as “the turn”.</w:t>
+        <w:t xml:space="preserve"> </w:t>
+      </w:r>
+      <w:r>
+        <w:t>(Islam, undecided): project or client names. Two re-listens could not recover the first; the second is said clearly as “the turn”.</w:t>
       </w:r>
     </w:p>
     <w:p>
@@ -4932,10 +4915,10 @@
         <w:t>Fraser Mills tryout:</w:t>
       </w:r>
       <w:r>
-        <w:t xml:space="preserve"> which three teams; JM’s </w:t>
-      </w:r>
-      <w:r>
-        <w:t>“three towers in West Van” are Uplands, a different job.</w:t>
+        <w:t xml:space="preserve"> which three teams; JM’s “three towers in West Van” </w:t>
+      </w:r>
+      <w:r>
+        <w:t>are Uplands, a different job.</w:t>
       </w:r>
     </w:p>
     <w:p>
@@ -7244,28 +7227,28 @@
                 <w:rFonts w:ascii="Segoe UI" w:hAnsi="Segoe UI" w:cs="Segoe UI"/>
                 <w:sz w:val="17"/>
               </w:rPr>
-              <w:t>Charlie, the Wilson proposal</w:t>
-            </w:r>
-          </w:p>
-        </w:tc>
-        <w:tc>
-          <w:tcPr>
-            <w:tcW w:w="1250" w:type="pct"/>
-          </w:tcPr>
-          <w:p>
-            <w:pPr>
-              <w:pStyle w:val="Compact"/>
-              <w:rPr>
-                <w:rFonts w:ascii="Segoe UI" w:hAnsi="Segoe UI" w:cs="Segoe UI"/>
-                <w:sz w:val="17"/>
-              </w:rPr>
-            </w:pPr>
-            <w:r>
-              <w:rPr>
-                <w:rFonts w:ascii="Segoe UI" w:hAnsi="Segoe UI" w:cs="Segoe UI"/>
-                <w:sz w:val="17"/>
-              </w:rPr>
-              <w:t>the Wilson Avenue proposal: Solterra’s 6004–6018 Wilson Ave, Metrotown, 36 storeys</w:t>
+              <w:t>Jason (advised JB on Colin)</w:t>
+            </w:r>
+          </w:p>
+        </w:tc>
+        <w:tc>
+          <w:tcPr>
+            <w:tcW w:w="1250" w:type="pct"/>
+          </w:tcPr>
+          <w:p>
+            <w:pPr>
+              <w:pStyle w:val="Compact"/>
+              <w:rPr>
+                <w:rFonts w:ascii="Segoe UI" w:hAnsi="Segoe UI" w:cs="Segoe UI"/>
+                <w:sz w:val="17"/>
+              </w:rPr>
+            </w:pPr>
+            <w:r>
+              <w:rPr>
+                <w:rFonts w:ascii="Segoe UI" w:hAnsi="Segoe UI" w:cs="Segoe UI"/>
+                <w:sz w:val="17"/>
+              </w:rPr>
+              <w:t>Jason Stuart, KOR</w:t>
             </w:r>
           </w:p>
         </w:tc>
@@ -7307,7 +7290,7 @@
                 <w:rFonts w:ascii="Segoe UI" w:hAnsi="Segoe UI" w:cs="Segoe UI"/>
                 <w:sz w:val="17"/>
               </w:rPr>
-              <w:t>audio; web</w:t>
+              <w:t>Ian; June notes use “Jason” for him</w:t>
             </w:r>
           </w:p>
         </w:tc>
@@ -7333,70 +7316,70 @@
                 <w:rFonts w:ascii="Segoe UI" w:hAnsi="Segoe UI" w:cs="Segoe UI"/>
                 <w:sz w:val="17"/>
               </w:rPr>
-              <w:t>Arana (0:03)</w:t>
-            </w:r>
-          </w:p>
-        </w:tc>
-        <w:tc>
-          <w:tcPr>
-            <w:tcW w:w="1250" w:type="pct"/>
-          </w:tcPr>
-          <w:p>
-            <w:pPr>
-              <w:pStyle w:val="Compact"/>
-              <w:rPr>
-                <w:rFonts w:ascii="Segoe UI" w:hAnsi="Segoe UI" w:cs="Segoe UI"/>
-                <w:sz w:val="17"/>
-              </w:rPr>
-            </w:pPr>
-            <w:r>
-              <w:rPr>
-                <w:rFonts w:ascii="Segoe UI" w:hAnsi="Segoe UI" w:cs="Segoe UI"/>
-                <w:sz w:val="17"/>
-              </w:rPr>
-              <w:t>“arena”: a Surrey arena Colliers is bidding to be owner’s rep on</w:t>
-            </w:r>
-          </w:p>
-        </w:tc>
-        <w:tc>
-          <w:tcPr>
-            <w:tcW w:w="1250" w:type="pct"/>
-          </w:tcPr>
-          <w:p>
-            <w:pPr>
-              <w:pStyle w:val="Compact"/>
-              <w:rPr>
-                <w:rFonts w:ascii="Segoe UI" w:hAnsi="Segoe UI" w:cs="Segoe UI"/>
-                <w:sz w:val="17"/>
-              </w:rPr>
-            </w:pPr>
-            <w:r>
-              <w:rPr>
-                <w:rFonts w:ascii="Segoe UI" w:hAnsi="Segoe UI" w:cs="Segoe UI"/>
-                <w:sz w:val="17"/>
-              </w:rPr>
-              <w:t>Med</w:t>
-            </w:r>
-          </w:p>
-        </w:tc>
-        <w:tc>
-          <w:tcPr>
-            <w:tcW w:w="1250" w:type="pct"/>
-          </w:tcPr>
-          <w:p>
-            <w:pPr>
-              <w:pStyle w:val="Compact"/>
-              <w:rPr>
-                <w:rFonts w:ascii="Segoe UI" w:hAnsi="Segoe UI" w:cs="Segoe UI"/>
-                <w:sz w:val="17"/>
-              </w:rPr>
-            </w:pPr>
-            <w:r>
-              <w:rPr>
-                <w:rFonts w:ascii="Segoe UI" w:hAnsi="Segoe UI" w:cs="Segoe UI"/>
-                <w:sz w:val="17"/>
-              </w:rPr>
-              <w:t>audio</w:t>
+              <w:t>Kevin (JB “can reach out to”)</w:t>
+            </w:r>
+          </w:p>
+        </w:tc>
+        <w:tc>
+          <w:tcPr>
+            <w:tcW w:w="1250" w:type="pct"/>
+          </w:tcPr>
+          <w:p>
+            <w:pPr>
+              <w:pStyle w:val="Compact"/>
+              <w:rPr>
+                <w:rFonts w:ascii="Segoe UI" w:hAnsi="Segoe UI" w:cs="Segoe UI"/>
+                <w:sz w:val="17"/>
+              </w:rPr>
+            </w:pPr>
+            <w:r>
+              <w:rPr>
+                <w:rFonts w:ascii="Segoe UI" w:hAnsi="Segoe UI" w:cs="Segoe UI"/>
+                <w:sz w:val="17"/>
+              </w:rPr>
+              <w:t>Kevin Wurmlinger, KOR</w:t>
+            </w:r>
+          </w:p>
+        </w:tc>
+        <w:tc>
+          <w:tcPr>
+            <w:tcW w:w="1250" w:type="pct"/>
+          </w:tcPr>
+          <w:p>
+            <w:pPr>
+              <w:pStyle w:val="Compact"/>
+              <w:rPr>
+                <w:rFonts w:ascii="Segoe UI" w:hAnsi="Segoe UI" w:cs="Segoe UI"/>
+                <w:sz w:val="17"/>
+              </w:rPr>
+            </w:pPr>
+            <w:r>
+              <w:rPr>
+                <w:rFonts w:ascii="Segoe UI" w:hAnsi="Segoe UI" w:cs="Segoe UI"/>
+                <w:sz w:val="17"/>
+              </w:rPr>
+              <w:t>High</w:t>
+            </w:r>
+          </w:p>
+        </w:tc>
+        <w:tc>
+          <w:tcPr>
+            <w:tcW w:w="1250" w:type="pct"/>
+          </w:tcPr>
+          <w:p>
+            <w:pPr>
+              <w:pStyle w:val="Compact"/>
+              <w:rPr>
+                <w:rFonts w:ascii="Segoe UI" w:hAnsi="Segoe UI" w:cs="Segoe UI"/>
+                <w:sz w:val="17"/>
+              </w:rPr>
+            </w:pPr>
+            <w:r>
+              <w:rPr>
+                <w:rFonts w:ascii="Segoe UI" w:hAnsi="Segoe UI" w:cs="Segoe UI"/>
+                <w:sz w:val="17"/>
+              </w:rPr>
+              <w:t>Ian; June notes use “Kevin” for him</w:t>
             </w:r>
           </w:p>
         </w:tc>
@@ -7422,28 +7405,28 @@
                 <w:rFonts w:ascii="Segoe UI" w:hAnsi="Segoe UI" w:cs="Segoe UI"/>
                 <w:sz w:val="17"/>
               </w:rPr>
-              <w:t>used to be at Bob</w:t>
-            </w:r>
-          </w:p>
-        </w:tc>
-        <w:tc>
-          <w:tcPr>
-            <w:tcW w:w="1250" w:type="pct"/>
-          </w:tcPr>
-          <w:p>
-            <w:pPr>
-              <w:pStyle w:val="Compact"/>
-              <w:rPr>
-                <w:rFonts w:ascii="Segoe UI" w:hAnsi="Segoe UI" w:cs="Segoe UI"/>
-                <w:sz w:val="17"/>
-              </w:rPr>
-            </w:pPr>
-            <w:r>
-              <w:rPr>
-                <w:rFonts w:ascii="Segoe UI" w:hAnsi="Segoe UI" w:cs="Segoe UI"/>
-                <w:sz w:val="17"/>
-              </w:rPr>
-              <w:t>BOP, Boniface Oleksiuk Politano Architects</w:t>
+              <w:t>Charlie, the Wilson proposal</w:t>
+            </w:r>
+          </w:p>
+        </w:tc>
+        <w:tc>
+          <w:tcPr>
+            <w:tcW w:w="1250" w:type="pct"/>
+          </w:tcPr>
+          <w:p>
+            <w:pPr>
+              <w:pStyle w:val="Compact"/>
+              <w:rPr>
+                <w:rFonts w:ascii="Segoe UI" w:hAnsi="Segoe UI" w:cs="Segoe UI"/>
+                <w:sz w:val="17"/>
+              </w:rPr>
+            </w:pPr>
+            <w:r>
+              <w:rPr>
+                <w:rFonts w:ascii="Segoe UI" w:hAnsi="Segoe UI" w:cs="Segoe UI"/>
+                <w:sz w:val="17"/>
+              </w:rPr>
+              <w:t>the Wilson Avenue proposal: Solterra’s 6004–6018 Wilson Ave, Metrotown, 36 storeys</w:t>
             </w:r>
           </w:p>
         </w:tc>
@@ -7485,7 +7468,7 @@
                 <w:rFonts w:ascii="Segoe UI" w:hAnsi="Segoe UI" w:cs="Segoe UI"/>
                 <w:sz w:val="17"/>
               </w:rPr>
-              <w:t>audio; Apollo history</w:t>
+              <w:t>audio; web</w:t>
             </w:r>
           </w:p>
         </w:tc>
@@ -7511,70 +7494,70 @@
                 <w:rFonts w:ascii="Segoe UI" w:hAnsi="Segoe UI" w:cs="Segoe UI"/>
                 <w:sz w:val="17"/>
               </w:rPr>
-              <w:t>Brad from ITC</w:t>
-            </w:r>
-          </w:p>
-        </w:tc>
-        <w:tc>
-          <w:tcPr>
-            <w:tcW w:w="1250" w:type="pct"/>
-          </w:tcPr>
-          <w:p>
-            <w:pPr>
-              <w:pStyle w:val="Compact"/>
-              <w:rPr>
-                <w:rFonts w:ascii="Segoe UI" w:hAnsi="Segoe UI" w:cs="Segoe UI"/>
-                <w:sz w:val="17"/>
-              </w:rPr>
-            </w:pPr>
-            <w:r>
-              <w:rPr>
-                <w:rFonts w:ascii="Segoe UI" w:hAnsi="Segoe UI" w:cs="Segoe UI"/>
-                <w:sz w:val="17"/>
-              </w:rPr>
-              <w:t>Brad Burnett, President</w:t>
-            </w:r>
-          </w:p>
-        </w:tc>
-        <w:tc>
-          <w:tcPr>
-            <w:tcW w:w="1250" w:type="pct"/>
-          </w:tcPr>
-          <w:p>
-            <w:pPr>
-              <w:pStyle w:val="Compact"/>
-              <w:rPr>
-                <w:rFonts w:ascii="Segoe UI" w:hAnsi="Segoe UI" w:cs="Segoe UI"/>
-                <w:sz w:val="17"/>
-              </w:rPr>
-            </w:pPr>
-            <w:r>
-              <w:rPr>
-                <w:rFonts w:ascii="Segoe UI" w:hAnsi="Segoe UI" w:cs="Segoe UI"/>
-                <w:sz w:val="17"/>
-              </w:rPr>
-              <w:t>High</w:t>
-            </w:r>
-          </w:p>
-        </w:tc>
-        <w:tc>
-          <w:tcPr>
-            <w:tcW w:w="1250" w:type="pct"/>
-          </w:tcPr>
-          <w:p>
-            <w:pPr>
-              <w:pStyle w:val="Compact"/>
-              <w:rPr>
-                <w:rFonts w:ascii="Segoe UI" w:hAnsi="Segoe UI" w:cs="Segoe UI"/>
-                <w:sz w:val="17"/>
-              </w:rPr>
-            </w:pPr>
-            <w:r>
-              <w:rPr>
-                <w:rFonts w:ascii="Segoe UI" w:hAnsi="Segoe UI" w:cs="Segoe UI"/>
-                <w:sz w:val="17"/>
-              </w:rPr>
-              <w:t>ITC #70926; Apollo</w:t>
+              <w:t>Arana (0:03)</w:t>
+            </w:r>
+          </w:p>
+        </w:tc>
+        <w:tc>
+          <w:tcPr>
+            <w:tcW w:w="1250" w:type="pct"/>
+          </w:tcPr>
+          <w:p>
+            <w:pPr>
+              <w:pStyle w:val="Compact"/>
+              <w:rPr>
+                <w:rFonts w:ascii="Segoe UI" w:hAnsi="Segoe UI" w:cs="Segoe UI"/>
+                <w:sz w:val="17"/>
+              </w:rPr>
+            </w:pPr>
+            <w:r>
+              <w:rPr>
+                <w:rFonts w:ascii="Segoe UI" w:hAnsi="Segoe UI" w:cs="Segoe UI"/>
+                <w:sz w:val="17"/>
+              </w:rPr>
+              <w:t>“arena”: a Surrey arena Colliers is bidding to be owner’s rep on</w:t>
+            </w:r>
+          </w:p>
+        </w:tc>
+        <w:tc>
+          <w:tcPr>
+            <w:tcW w:w="1250" w:type="pct"/>
+          </w:tcPr>
+          <w:p>
+            <w:pPr>
+              <w:pStyle w:val="Compact"/>
+              <w:rPr>
+                <w:rFonts w:ascii="Segoe UI" w:hAnsi="Segoe UI" w:cs="Segoe UI"/>
+                <w:sz w:val="17"/>
+              </w:rPr>
+            </w:pPr>
+            <w:r>
+              <w:rPr>
+                <w:rFonts w:ascii="Segoe UI" w:hAnsi="Segoe UI" w:cs="Segoe UI"/>
+                <w:sz w:val="17"/>
+              </w:rPr>
+              <w:t>Med</w:t>
+            </w:r>
+          </w:p>
+        </w:tc>
+        <w:tc>
+          <w:tcPr>
+            <w:tcW w:w="1250" w:type="pct"/>
+          </w:tcPr>
+          <w:p>
+            <w:pPr>
+              <w:pStyle w:val="Compact"/>
+              <w:rPr>
+                <w:rFonts w:ascii="Segoe UI" w:hAnsi="Segoe UI" w:cs="Segoe UI"/>
+                <w:sz w:val="17"/>
+              </w:rPr>
+            </w:pPr>
+            <w:r>
+              <w:rPr>
+                <w:rFonts w:ascii="Segoe UI" w:hAnsi="Segoe UI" w:cs="Segoe UI"/>
+                <w:sz w:val="17"/>
+              </w:rPr>
+              <w:t>audio</w:t>
             </w:r>
           </w:p>
         </w:tc>
@@ -7600,28 +7583,28 @@
                 <w:rFonts w:ascii="Segoe UI" w:hAnsi="Segoe UI" w:cs="Segoe UI"/>
                 <w:sz w:val="17"/>
               </w:rPr>
-              <w:t>Lauren (Kelowna)</w:t>
-            </w:r>
-          </w:p>
-        </w:tc>
-        <w:tc>
-          <w:tcPr>
-            <w:tcW w:w="1250" w:type="pct"/>
-          </w:tcPr>
-          <w:p>
-            <w:pPr>
-              <w:pStyle w:val="Compact"/>
-              <w:rPr>
-                <w:rFonts w:ascii="Segoe UI" w:hAnsi="Segoe UI" w:cs="Segoe UI"/>
-                <w:sz w:val="17"/>
-              </w:rPr>
-            </w:pPr>
-            <w:r>
-              <w:rPr>
-                <w:rFonts w:ascii="Segoe UI" w:hAnsi="Segoe UI" w:cs="Segoe UI"/>
-                <w:sz w:val="17"/>
-              </w:rPr>
-              <w:t>Lauren Macaulay, Principal and Canada West Business Unit Director, Arcadis Kelowna</w:t>
+              <w:t>used to be at Bob</w:t>
+            </w:r>
+          </w:p>
+        </w:tc>
+        <w:tc>
+          <w:tcPr>
+            <w:tcW w:w="1250" w:type="pct"/>
+          </w:tcPr>
+          <w:p>
+            <w:pPr>
+              <w:pStyle w:val="Compact"/>
+              <w:rPr>
+                <w:rFonts w:ascii="Segoe UI" w:hAnsi="Segoe UI" w:cs="Segoe UI"/>
+                <w:sz w:val="17"/>
+              </w:rPr>
+            </w:pPr>
+            <w:r>
+              <w:rPr>
+                <w:rFonts w:ascii="Segoe UI" w:hAnsi="Segoe UI" w:cs="Segoe UI"/>
+                <w:sz w:val="17"/>
+              </w:rPr>
+              <w:t>BOP, Boniface Oleksiuk Politano Architects</w:t>
             </w:r>
           </w:p>
         </w:tc>
@@ -7663,7 +7646,7 @@
                 <w:rFonts w:ascii="Segoe UI" w:hAnsi="Segoe UI" w:cs="Segoe UI"/>
                 <w:sz w:val="17"/>
               </w:rPr>
-              <w:t>Apollo; audio: Conor says “Arcadis, I met with Lauren”</w:t>
+              <w:t>audio; Apollo history</w:t>
             </w:r>
           </w:p>
         </w:tc>
@@ -7689,28 +7672,28 @@
                 <w:rFonts w:ascii="Segoe UI" w:hAnsi="Segoe UI" w:cs="Segoe UI"/>
                 <w:sz w:val="17"/>
               </w:rPr>
-              <w:t>Stephanie (Mission Group)</w:t>
-            </w:r>
-          </w:p>
-        </w:tc>
-        <w:tc>
-          <w:tcPr>
-            <w:tcW w:w="1250" w:type="pct"/>
-          </w:tcPr>
-          <w:p>
-            <w:pPr>
-              <w:pStyle w:val="Compact"/>
-              <w:rPr>
-                <w:rFonts w:ascii="Segoe UI" w:hAnsi="Segoe UI" w:cs="Segoe UI"/>
-                <w:sz w:val="17"/>
-              </w:rPr>
-            </w:pPr>
-            <w:r>
-              <w:rPr>
-                <w:rFonts w:ascii="Segoe UI" w:hAnsi="Segoe UI" w:cs="Segoe UI"/>
-                <w:sz w:val="17"/>
-              </w:rPr>
-              <w:t>Stefan Hertel, Development Manager, Mission Group (left)</w:t>
+              <w:t>Brad from ITC</w:t>
+            </w:r>
+          </w:p>
+        </w:tc>
+        <w:tc>
+          <w:tcPr>
+            <w:tcW w:w="1250" w:type="pct"/>
+          </w:tcPr>
+          <w:p>
+            <w:pPr>
+              <w:pStyle w:val="Compact"/>
+              <w:rPr>
+                <w:rFonts w:ascii="Segoe UI" w:hAnsi="Segoe UI" w:cs="Segoe UI"/>
+                <w:sz w:val="17"/>
+              </w:rPr>
+            </w:pPr>
+            <w:r>
+              <w:rPr>
+                <w:rFonts w:ascii="Segoe UI" w:hAnsi="Segoe UI" w:cs="Segoe UI"/>
+                <w:sz w:val="17"/>
+              </w:rPr>
+              <w:t>Brad Burnett, President</w:t>
             </w:r>
           </w:p>
         </w:tc>
@@ -7752,7 +7735,7 @@
                 <w:rFonts w:ascii="Segoe UI" w:hAnsi="Segoe UI" w:cs="Segoe UI"/>
                 <w:sz w:val="17"/>
               </w:rPr>
-              <w:t>audio, both passes; brain person 3945, affiliation retired</w:t>
+              <w:t>ITC #70926; Apollo</w:t>
             </w:r>
           </w:p>
         </w:tc>
@@ -7778,28 +7761,28 @@
                 <w:rFonts w:ascii="Segoe UI" w:hAnsi="Segoe UI" w:cs="Segoe UI"/>
                 <w:sz w:val="17"/>
               </w:rPr>
-              <w:t>KCM / NCM</w:t>
-            </w:r>
-          </w:p>
-        </w:tc>
-        <w:tc>
-          <w:tcPr>
-            <w:tcW w:w="1250" w:type="pct"/>
-          </w:tcPr>
-          <w:p>
-            <w:pPr>
-              <w:pStyle w:val="Compact"/>
-              <w:rPr>
-                <w:rFonts w:ascii="Segoe UI" w:hAnsi="Segoe UI" w:cs="Segoe UI"/>
-                <w:sz w:val="17"/>
-              </w:rPr>
-            </w:pPr>
-            <w:r>
-              <w:rPr>
-                <w:rFonts w:ascii="Segoe UI" w:hAnsi="Segoe UI" w:cs="Segoe UI"/>
-                <w:sz w:val="17"/>
-              </w:rPr>
-              <w:t>MCM Architects</w:t>
+              <w:t>Lauren (Kelowna)</w:t>
+            </w:r>
+          </w:p>
+        </w:tc>
+        <w:tc>
+          <w:tcPr>
+            <w:tcW w:w="1250" w:type="pct"/>
+          </w:tcPr>
+          <w:p>
+            <w:pPr>
+              <w:pStyle w:val="Compact"/>
+              <w:rPr>
+                <w:rFonts w:ascii="Segoe UI" w:hAnsi="Segoe UI" w:cs="Segoe UI"/>
+                <w:sz w:val="17"/>
+              </w:rPr>
+            </w:pPr>
+            <w:r>
+              <w:rPr>
+                <w:rFonts w:ascii="Segoe UI" w:hAnsi="Segoe UI" w:cs="Segoe UI"/>
+                <w:sz w:val="17"/>
+              </w:rPr>
+              <w:t>Lauren Macaulay, Principal and Canada West Business Unit Director, Arcadis Kelowna</w:t>
             </w:r>
           </w:p>
         </w:tc>
@@ -7841,7 +7824,7 @@
                 <w:rFonts w:ascii="Segoe UI" w:hAnsi="Segoe UI" w:cs="Segoe UI"/>
                 <w:sz w:val="17"/>
               </w:rPr>
-              <w:t>audio hears “MCM”; #77714</w:t>
+              <w:t>Apollo; audio: Conor says “Arcadis, I met with Lauren”</w:t>
             </w:r>
           </w:p>
         </w:tc>
@@ -7867,28 +7850,28 @@
                 <w:rFonts w:ascii="Segoe UI" w:hAnsi="Segoe UI" w:cs="Segoe UI"/>
                 <w:sz w:val="17"/>
               </w:rPr>
-              <w:t>Cambrian Marine</w:t>
-            </w:r>
-          </w:p>
-        </w:tc>
-        <w:tc>
-          <w:tcPr>
-            <w:tcW w:w="1250" w:type="pct"/>
-          </w:tcPr>
-          <w:p>
-            <w:pPr>
-              <w:pStyle w:val="Compact"/>
-              <w:rPr>
-                <w:rFonts w:ascii="Segoe UI" w:hAnsi="Segoe UI" w:cs="Segoe UI"/>
-                <w:sz w:val="17"/>
-              </w:rPr>
-            </w:pPr>
-            <w:r>
-              <w:rPr>
-                <w:rFonts w:ascii="Segoe UI" w:hAnsi="Segoe UI" w:cs="Segoe UI"/>
-                <w:sz w:val="17"/>
-              </w:rPr>
-              <w:t>Cambie and Marine, Rize’s stalled tower</w:t>
+              <w:t>Stephanie (Mission Group)</w:t>
+            </w:r>
+          </w:p>
+        </w:tc>
+        <w:tc>
+          <w:tcPr>
+            <w:tcW w:w="1250" w:type="pct"/>
+          </w:tcPr>
+          <w:p>
+            <w:pPr>
+              <w:pStyle w:val="Compact"/>
+              <w:rPr>
+                <w:rFonts w:ascii="Segoe UI" w:hAnsi="Segoe UI" w:cs="Segoe UI"/>
+                <w:sz w:val="17"/>
+              </w:rPr>
+            </w:pPr>
+            <w:r>
+              <w:rPr>
+                <w:rFonts w:ascii="Segoe UI" w:hAnsi="Segoe UI" w:cs="Segoe UI"/>
+                <w:sz w:val="17"/>
+              </w:rPr>
+              <w:t>Stefan Hertel, Development Manager, Mission Group (left)</w:t>
             </w:r>
           </w:p>
         </w:tc>
@@ -7930,7 +7913,7 @@
                 <w:rFonts w:ascii="Segoe UI" w:hAnsi="Segoe UI" w:cs="Segoe UI"/>
                 <w:sz w:val="17"/>
               </w:rPr>
-              <w:t>audio hears “Cambry and Marine”</w:t>
+              <w:t>audio, both passes; brain person 3945, affiliation retired</w:t>
             </w:r>
           </w:p>
         </w:tc>
@@ -7956,6 +7939,191 @@
                 <w:rFonts w:ascii="Segoe UI" w:hAnsi="Segoe UI" w:cs="Segoe UI"/>
                 <w:sz w:val="17"/>
               </w:rPr>
+              <w:t>KCM / NCM</w:t>
+            </w:r>
+          </w:p>
+        </w:tc>
+        <w:tc>
+          <w:tcPr>
+            <w:tcW w:w="1250" w:type="pct"/>
+          </w:tcPr>
+          <w:p>
+            <w:pPr>
+              <w:pStyle w:val="Compact"/>
+              <w:rPr>
+                <w:rFonts w:ascii="Segoe UI" w:hAnsi="Segoe UI" w:cs="Segoe UI"/>
+                <w:sz w:val="17"/>
+              </w:rPr>
+            </w:pPr>
+            <w:r>
+              <w:rPr>
+                <w:rFonts w:ascii="Segoe UI" w:hAnsi="Segoe UI" w:cs="Segoe UI"/>
+                <w:sz w:val="17"/>
+              </w:rPr>
+              <w:t>MCM Architects</w:t>
+            </w:r>
+          </w:p>
+        </w:tc>
+        <w:tc>
+          <w:tcPr>
+            <w:tcW w:w="1250" w:type="pct"/>
+          </w:tcPr>
+          <w:p>
+            <w:pPr>
+              <w:pStyle w:val="Compact"/>
+              <w:rPr>
+                <w:rFonts w:ascii="Segoe UI" w:hAnsi="Segoe UI" w:cs="Segoe UI"/>
+                <w:sz w:val="17"/>
+              </w:rPr>
+            </w:pPr>
+            <w:r>
+              <w:rPr>
+                <w:rFonts w:ascii="Segoe UI" w:hAnsi="Segoe UI" w:cs="Segoe UI"/>
+                <w:sz w:val="17"/>
+              </w:rPr>
+              <w:t>High</w:t>
+            </w:r>
+          </w:p>
+        </w:tc>
+        <w:tc>
+          <w:tcPr>
+            <w:tcW w:w="1250" w:type="pct"/>
+          </w:tcPr>
+          <w:p>
+            <w:pPr>
+              <w:pStyle w:val="Compact"/>
+              <w:rPr>
+                <w:rFonts w:ascii="Segoe UI" w:hAnsi="Segoe UI" w:cs="Segoe UI"/>
+                <w:sz w:val="17"/>
+              </w:rPr>
+            </w:pPr>
+            <w:r>
+              <w:rPr>
+                <w:rFonts w:ascii="Segoe UI" w:hAnsi="Segoe UI" w:cs="Segoe UI"/>
+                <w:sz w:val="17"/>
+              </w:rPr>
+              <w:t>audio hears “MCM”</w:t>
+            </w:r>
+            <w:r>
+              <w:rPr>
+                <w:rFonts w:ascii="Segoe UI" w:hAnsi="Segoe UI" w:cs="Segoe UI"/>
+                <w:sz w:val="17"/>
+              </w:rPr>
+              <w:t>; #77714</w:t>
+            </w:r>
+          </w:p>
+        </w:tc>
+      </w:tr>
+      <w:tr>
+        <w:trPr>
+          <w:cantSplit/>
+        </w:trPr>
+        <w:tc>
+          <w:tcPr>
+            <w:tcW w:w="1250" w:type="pct"/>
+          </w:tcPr>
+          <w:p>
+            <w:pPr>
+              <w:pStyle w:val="Compact"/>
+              <w:rPr>
+                <w:rFonts w:ascii="Segoe UI" w:hAnsi="Segoe UI" w:cs="Segoe UI"/>
+                <w:sz w:val="17"/>
+              </w:rPr>
+            </w:pPr>
+            <w:r>
+              <w:rPr>
+                <w:rFonts w:ascii="Segoe UI" w:hAnsi="Segoe UI" w:cs="Segoe UI"/>
+                <w:sz w:val="17"/>
+              </w:rPr>
+              <w:t>Cambrian Marine</w:t>
+            </w:r>
+          </w:p>
+        </w:tc>
+        <w:tc>
+          <w:tcPr>
+            <w:tcW w:w="1250" w:type="pct"/>
+          </w:tcPr>
+          <w:p>
+            <w:pPr>
+              <w:pStyle w:val="Compact"/>
+              <w:rPr>
+                <w:rFonts w:ascii="Segoe UI" w:hAnsi="Segoe UI" w:cs="Segoe UI"/>
+                <w:sz w:val="17"/>
+              </w:rPr>
+            </w:pPr>
+            <w:r>
+              <w:rPr>
+                <w:rFonts w:ascii="Segoe UI" w:hAnsi="Segoe UI" w:cs="Segoe UI"/>
+                <w:sz w:val="17"/>
+              </w:rPr>
+              <w:t>Cambie and Marine, Rize’s stalled tower</w:t>
+            </w:r>
+          </w:p>
+        </w:tc>
+        <w:tc>
+          <w:tcPr>
+            <w:tcW w:w="1250" w:type="pct"/>
+          </w:tcPr>
+          <w:p>
+            <w:pPr>
+              <w:pStyle w:val="Compact"/>
+              <w:rPr>
+                <w:rFonts w:ascii="Segoe UI" w:hAnsi="Segoe UI" w:cs="Segoe UI"/>
+                <w:sz w:val="17"/>
+              </w:rPr>
+            </w:pPr>
+            <w:r>
+              <w:rPr>
+                <w:rFonts w:ascii="Segoe UI" w:hAnsi="Segoe UI" w:cs="Segoe UI"/>
+                <w:sz w:val="17"/>
+              </w:rPr>
+              <w:t>High</w:t>
+            </w:r>
+          </w:p>
+        </w:tc>
+        <w:tc>
+          <w:tcPr>
+            <w:tcW w:w="1250" w:type="pct"/>
+          </w:tcPr>
+          <w:p>
+            <w:pPr>
+              <w:pStyle w:val="Compact"/>
+              <w:rPr>
+                <w:rFonts w:ascii="Segoe UI" w:hAnsi="Segoe UI" w:cs="Segoe UI"/>
+                <w:sz w:val="17"/>
+              </w:rPr>
+            </w:pPr>
+            <w:r>
+              <w:rPr>
+                <w:rFonts w:ascii="Segoe UI" w:hAnsi="Segoe UI" w:cs="Segoe UI"/>
+                <w:sz w:val="17"/>
+              </w:rPr>
+              <w:t>audio hears “Cambry and Marine”</w:t>
+            </w:r>
+          </w:p>
+        </w:tc>
+      </w:tr>
+      <w:tr>
+        <w:trPr>
+          <w:cantSplit/>
+        </w:trPr>
+        <w:tc>
+          <w:tcPr>
+            <w:tcW w:w="1250" w:type="pct"/>
+          </w:tcPr>
+          <w:p>
+            <w:pPr>
+              <w:pStyle w:val="Compact"/>
+              <w:rPr>
+                <w:rFonts w:ascii="Segoe UI" w:hAnsi="Segoe UI" w:cs="Segoe UI"/>
+                <w:sz w:val="17"/>
+              </w:rPr>
+            </w:pPr>
+            <w:r>
+              <w:rPr>
+                <w:rFonts w:ascii="Segoe UI" w:hAnsi="Segoe UI" w:cs="Segoe UI"/>
+                <w:sz w:val="17"/>
+              </w:rPr>
               <w:t>Gregory Inman</w:t>
             </w:r>
           </w:p>
@@ -8019,14 +8187,7 @@
                 <w:rFonts w:ascii="Segoe UI" w:hAnsi="Segoe UI" w:cs="Segoe UI"/>
                 <w:sz w:val="17"/>
               </w:rPr>
-              <w:t>audio hears “Amon”</w:t>
-            </w:r>
-            <w:r>
-              <w:rPr>
-                <w:rFonts w:ascii="Segoe UI" w:hAnsi="Segoe UI" w:cs="Segoe UI"/>
-                <w:sz w:val="17"/>
-              </w:rPr>
-              <w:t>, the Belgian pronunciation; Apollo + Hunter</w:t>
+              <w:t>audio hears “Amon”, the Belgian pronunciation; Apollo + Hunter</w:t>
             </w:r>
           </w:p>
         </w:tc>
@@ -11385,10 +11546,7 @@
         <w:t>--create</w:t>
       </w:r>
       <w:r>
-        <w:t xml:space="preserve"> verb failed on its first real use </w:t>
-      </w:r>
-      <w:r>
-        <w:t>with a SQL memory-grant error, see the duplicate-sweep notes); Omar’s office-to-hotel client and the Coal Harbour hotel developer (firms not named); the San Diego wood-frame RFP client (not named); the K-12 seismic list (a qualification, not a pursuit).</w:t>
+        <w:t xml:space="preserve"> verb failed on its first real use with a SQL memory-grant error, see the duplicate-sweep notes); Omar’s office-to-hotel client and the Coal Harbour hotel developer (firms not named); the San Diego wood-frame RFP client (not named); the K-12 seismic list (a qualification, not a pursuit).</w:t>
       </w:r>
       <w:bookmarkEnd w:id="0"/>
       <w:bookmarkEnd w:id="7"/>
@@ -11649,7 +11807,7 @@
   <w:abstractNum w:abstractNumId="0" w15:restartNumberingAfterBreak="0">
     <w:nsid w:val="0000A990"/>
     <w:multiLevelType w:val="multilevel"/>
-    <w:tmpl w:val="6E52C0D0"/>
+    <w:tmpl w:val="99A4C848"/>
     <w:lvl w:ilvl="0">
       <w:numFmt w:val="bullet"/>
       <w:lvlText w:val=" "/>
@@ -11726,7 +11884,7 @@
   <w:abstractNum w:abstractNumId="1" w15:restartNumberingAfterBreak="0">
     <w:nsid w:val="0000A991"/>
     <w:multiLevelType w:val="multilevel"/>
-    <w:tmpl w:val="58AE91EE"/>
+    <w:tmpl w:val="07548BC0"/>
     <w:lvl w:ilvl="0">
       <w:numFmt w:val="bullet"/>
       <w:lvlText w:val=""/>
@@ -11830,7 +11988,7 @@
   <w:abstractNum w:abstractNumId="2" w15:restartNumberingAfterBreak="0">
     <w:nsid w:val="00A99411"/>
     <w:multiLevelType w:val="multilevel"/>
-    <w:tmpl w:val="3B3E4D46"/>
+    <w:tmpl w:val="2A74246C"/>
     <w:lvl w:ilvl="0">
       <w:start w:val="1"/>
       <w:numFmt w:val="decimal"/>
@@ -11913,13 +12071,13 @@
       </w:pPr>
     </w:lvl>
   </w:abstractNum>
-  <w:num w:numId="1" w16cid:durableId="102116290">
+  <w:num w:numId="1" w16cid:durableId="336003178">
     <w:abstractNumId w:val="0"/>
   </w:num>
-  <w:num w:numId="2" w16cid:durableId="965113761">
+  <w:num w:numId="2" w16cid:durableId="1820613327">
     <w:abstractNumId w:val="1"/>
   </w:num>
-  <w:num w:numId="3" w16cid:durableId="1755397863">
+  <w:num w:numId="3" w16cid:durableId="578952659">
     <w:abstractNumId w:val="2"/>
     <w:lvlOverride w:ilvl="0">
       <w:startOverride w:val="1"/>
@@ -11949,7 +12107,7 @@
       <w:startOverride w:val="1"/>
     </w:lvlOverride>
   </w:num>
-  <w:num w:numId="4" w16cid:durableId="1540627508">
+  <w:num w:numId="4" w16cid:durableId="1943685733">
     <w:abstractNumId w:val="2"/>
     <w:lvlOverride w:ilvl="0">
       <w:startOverride w:val="1"/>
@@ -13207,7 +13365,7 @@
   <w:style w:type="table" w:styleId="TableGrid">
     <w:name w:val="Table Grid"/>
     <w:basedOn w:val="TableNormal"/>
-    <w:rsid w:val="00463227"/>
+    <w:rsid w:val="004715ED"/>
     <w:pPr>
       <w:spacing w:after="0"/>
     </w:pPr>
@@ -13226,7 +13384,7 @@
     <w:name w:val="header"/>
     <w:basedOn w:val="Normal"/>
     <w:link w:val="HeaderChar"/>
-    <w:rsid w:val="00463227"/>
+    <w:rsid w:val="004715ED"/>
     <w:pPr>
       <w:tabs>
         <w:tab w:val="center" w:pos="4680"/>
@@ -13239,7 +13397,7 @@
     <w:name w:val="Header Char"/>
     <w:basedOn w:val="DefaultParagraphFont"/>
     <w:link w:val="Header"/>
-    <w:rsid w:val="00463227"/>
+    <w:rsid w:val="004715ED"/>
     <w:rPr>
       <w:rFonts w:ascii="Georgia" w:hAnsi="Georgia"/>
       <w:sz w:val="20"/>
@@ -13249,7 +13407,7 @@
     <w:name w:val="footer"/>
     <w:basedOn w:val="Normal"/>
     <w:link w:val="FooterChar"/>
-    <w:rsid w:val="00463227"/>
+    <w:rsid w:val="004715ED"/>
     <w:pPr>
       <w:tabs>
         <w:tab w:val="center" w:pos="4680"/>
@@ -13262,7 +13420,7 @@
     <w:name w:val="Footer Char"/>
     <w:basedOn w:val="DefaultParagraphFont"/>
     <w:link w:val="Footer"/>
-    <w:rsid w:val="00463227"/>
+    <w:rsid w:val="004715ED"/>
     <w:rPr>
       <w:rFonts w:ascii="Georgia" w:hAnsi="Georgia"/>
       <w:sz w:val="20"/>

--- a/docs/BD-Vancouver-Updates-Synopsis-2026-09-03.docx
+++ b/docs/BD-Vancouver-Updates-Synopsis-2026-09-03.docx
@@ -195,7 +195,7 @@
     </w:p>
     <w:p>
       <w:r>
-        <w:pict w14:anchorId="2FFF5866">
+        <w:pict w14:anchorId="4ECC1A49">
           <v:rect id="_x0000_i1025" style="width:0;height:1.5pt" o:hralign="center" o:hrstd="t" o:hr="t"/>
         </w:pict>
       </w:r>
@@ -487,7 +487,7 @@
         <w:t>Heather Lands</w:t>
       </w:r>
       <w:r>
-        <w:t xml:space="preserve">; KOR has Block B; Aquilini has said KOR gets a shot at Block A (growing into a large tower). Aquilini wants an A-team it can hand most of its work to. Giovanni at Aquilini asked “can you design without transfers”, which Jim is turning into a </w:t>
+        <w:t xml:space="preserve">; KOR has Block B (Parcel B, 620 West 35th: three GBL towers of 24, 20 and 12 storeys, 612 homes); Aquilini has said KOR gets a shot at Block A (growing into a large tower). Aquilini wants an A-team it can hand most of its work to. Giovanni at Aquilini asked “can you design without transfers”, which Jim is turning into a </w:t>
       </w:r>
       <w:r>
         <w:rPr>
@@ -553,11 +553,11 @@
         <w:t xml:space="preserve"> </w:t>
       </w:r>
       <w:r>
-        <w:t xml:space="preserve">(Victoria, #927758): Jeremy Beintema (Partner) and Gregory Eeman (Architect AIBC). The partners are Beintema and Wil Wiens. Ian’s intel: Continuum is the 2020 rebrand of KPL James (Victoria’s oldest practice); founder Tony James died in October 2024, do not raise it. San Diego: a referral to </w:t>
+        <w:t xml:space="preserve">(Victoria, #927758): Jeremy Beintema (Partner) and Gregory Eeman (Architect AIBC). The partners are Beintema and Wil Wiens. Ian’s intel: Continuum is the 2020 rebrand of KPL James (Victoria’s oldest </w:t>
       </w:r>
       <w:r>
         <w:lastRenderedPageBreak/>
-        <w:t xml:space="preserve">a three-tower owner produced a US$1M proposal that turned out to be leverage against an incumbent; a wood-frame RFP in San Diego goes in this week. </w:t>
+        <w:t xml:space="preserve">practice); founder Tony James died in October 2024, do not raise it. San Diego: a referral to a three-tower owner produced a US$1M proposal that turned out to be leverage against an incumbent; a wood-frame RFP in San Diego goes in this week. </w:t>
       </w:r>
       <w:r>
         <w:rPr>
@@ -2388,7 +2388,7 @@
                 <w:rFonts w:ascii="Segoe UI" w:hAnsi="Segoe UI" w:cs="Segoe UI"/>
                 <w:sz w:val="17"/>
               </w:rPr>
-              <w:t>John (June owner; which John was not said)</w:t>
+              <w:t>Omar (reported it; Ian: the notice could come any day)</w:t>
             </w:r>
           </w:p>
         </w:tc>
@@ -2430,7 +2430,7 @@
                 <w:rFonts w:ascii="Segoe UI" w:hAnsi="Segoe UI" w:cs="Segoe UI"/>
                 <w:sz w:val="17"/>
               </w:rPr>
-              <w:t>June item 2</w:t>
+              <w:t>June item 2 was John’s contact</w:t>
             </w:r>
           </w:p>
         </w:tc>
@@ -4893,10 +4893,13 @@
           <w:b/>
           <w:bCs/>
         </w:rPr>
-        <w:t>Heather Lands:</w:t>
-      </w:r>
-      <w:r>
-        <w:t xml:space="preserve"> which of GBL’s three south-parcel buildings (25, 18 and 6 storeys at 620 West 35th) is KOR’s Block B, and whether WHM holds A and C.</w:t>
+        <w:t>BAM:</w:t>
+      </w:r>
+      <w:r>
+        <w:t xml:space="preserve"> Jim clearly says “a new development group called BAM”</w:t>
+      </w:r>
+      <w:r>
+        <w:t>, but nothing under that name can be found, and the only Ben Smith in BC real estate on record is a proptech executive with no Starlight history, so not him. Jim has his number. Trillium is Trillium Communities (#54443): head office Victoria, seniors’ communities across the Island and the Lower Mainland, which matches “Trillium has a lot of property”. “Sue” survives two re-listens but is not on Trillium’s leadership page; either a person there or a slurred “who”.</w:t>
       </w:r>
     </w:p>
     <w:p>
@@ -4912,73 +4915,21 @@
           <w:b/>
           <w:bCs/>
         </w:rPr>
-        <w:t>Fraser Mills tryout:</w:t>
-      </w:r>
-      <w:r>
-        <w:t xml:space="preserve"> which three teams; JM’s “three towers in West Van” </w:t>
-      </w:r>
-      <w:r>
-        <w:t>are Uplands, a different job.</w:t>
+        <w:t>Continuum:</w:t>
+      </w:r>
+      <w:r>
+        <w:t xml:space="preserve"> </w:t>
+      </w:r>
+      <w:r>
+        <w:t>whether Ben Smith’s second name was Gregory Eeman (Architect AIBC) or someone else. The partners are Beintema and Wiens; Kapuscinski has left; Peter Fair is Denver and is not to be contacted.</w:t>
       </w:r>
     </w:p>
     <w:p>
       <w:pPr>
-        <w:pStyle w:val="Compact"/>
-        <w:numPr>
-          <w:ilvl w:val="0"/>
-          <w:numId w:val="4"/>
-        </w:numPr>
+        <w:pStyle w:val="FirstParagraph"/>
       </w:pPr>
       <w:r>
-        <w:rPr>
-          <w:b/>
-          <w:bCs/>
-        </w:rPr>
-        <w:t>BAM and Trillium:</w:t>
-      </w:r>
-      <w:r>
-        <w:t xml:space="preserve"> Jim clearly says “a new development group called BAM”, but nothing under that name can be found, and the only Ben Smith in BC real estate on record is a proptech executive with no Starlight history, so not him. Jim has his number. Is Trillium Trillium Communities (#54443, Victoria seniors housing) rather than Trillium Projects (#221, a KOR client)? “Sue” survives two re-listens (“Trillium, which is Sue there we gave the proposals to”</w:t>
-      </w:r>
-      <w:r>
-        <w:t>), so either a person at Trillium or a slurred “who”.</w:t>
-      </w:r>
-    </w:p>
-    <w:p>
-      <w:pPr>
-        <w:pStyle w:val="Compact"/>
-        <w:numPr>
-          <w:ilvl w:val="0"/>
-          <w:numId w:val="4"/>
-        </w:numPr>
-      </w:pPr>
-      <w:r>
-        <w:rPr>
-          <w:b/>
-          <w:bCs/>
-        </w:rPr>
-        <w:t>Continuum:</w:t>
-      </w:r>
-      <w:r>
-        <w:t xml:space="preserve"> whether Ben Smith’s second name was Gregory Eeman (Architect AIBC) or someone else. The partners are Beintema and Wiens; Kapuscinski has left; Peter Fair is Denver and is not to be contacted.</w:t>
-      </w:r>
-    </w:p>
-    <w:p>
-      <w:pPr>
-        <w:pStyle w:val="Compact"/>
-        <w:numPr>
-          <w:ilvl w:val="0"/>
-          <w:numId w:val="4"/>
-        </w:numPr>
-      </w:pPr>
-      <w:r>
-        <w:rPr>
-          <w:b/>
-          <w:bCs/>
-        </w:rPr>
-        <w:t>Fraser Health list:</w:t>
-      </w:r>
-      <w:r>
-        <w:t xml:space="preserve"> who owns it now and the actual closing date.</w:t>
+        <w:t>Closed since the first draft: Heather Lands Block B is Parcel B at 620 West 35th, GBL’s three towers of 24, 20 and 12 storeys (612 homes; the 25/18/6-storey set is Parcel F, RH Architects). WHM on Blocks A and C is Jim’s own statement, not a question for the room. The Fraser Mills teams are JM’s action item 9, not an unknown. The Fraser Health list is Omar’s (item 12). Jason and Kevin are Jason Stuart and Kevin Wurmlinger.</w:t>
       </w:r>
     </w:p>
     <w:p>
@@ -7405,28 +7356,28 @@
                 <w:rFonts w:ascii="Segoe UI" w:hAnsi="Segoe UI" w:cs="Segoe UI"/>
                 <w:sz w:val="17"/>
               </w:rPr>
-              <w:t>Charlie, the Wilson proposal</w:t>
-            </w:r>
-          </w:p>
-        </w:tc>
-        <w:tc>
-          <w:tcPr>
-            <w:tcW w:w="1250" w:type="pct"/>
-          </w:tcPr>
-          <w:p>
-            <w:pPr>
-              <w:pStyle w:val="Compact"/>
-              <w:rPr>
-                <w:rFonts w:ascii="Segoe UI" w:hAnsi="Segoe UI" w:cs="Segoe UI"/>
-                <w:sz w:val="17"/>
-              </w:rPr>
-            </w:pPr>
-            <w:r>
-              <w:rPr>
-                <w:rFonts w:ascii="Segoe UI" w:hAnsi="Segoe UI" w:cs="Segoe UI"/>
-                <w:sz w:val="17"/>
-              </w:rPr>
-              <w:t>the Wilson Avenue proposal: Solterra’s 6004–6018 Wilson Ave, Metrotown, 36 storeys</w:t>
+              <w:t>Trillium (Jim, Island seniors housing)</w:t>
+            </w:r>
+          </w:p>
+        </w:tc>
+        <w:tc>
+          <w:tcPr>
+            <w:tcW w:w="1250" w:type="pct"/>
+          </w:tcPr>
+          <w:p>
+            <w:pPr>
+              <w:pStyle w:val="Compact"/>
+              <w:rPr>
+                <w:rFonts w:ascii="Segoe UI" w:hAnsi="Segoe UI" w:cs="Segoe UI"/>
+                <w:sz w:val="17"/>
+              </w:rPr>
+            </w:pPr>
+            <w:r>
+              <w:rPr>
+                <w:rFonts w:ascii="Segoe UI" w:hAnsi="Segoe UI" w:cs="Segoe UI"/>
+                <w:sz w:val="17"/>
+              </w:rPr>
+              <w:t>Trillium Communities #54443, Victoria</w:t>
             </w:r>
           </w:p>
         </w:tc>
@@ -7468,7 +7419,7 @@
                 <w:rFonts w:ascii="Segoe UI" w:hAnsi="Segoe UI" w:cs="Segoe UI"/>
                 <w:sz w:val="17"/>
               </w:rPr>
-              <w:t>audio; web</w:t>
+              <w:t>web: head office Victoria, communities Island + Lower Mainland</w:t>
             </w:r>
           </w:p>
         </w:tc>
@@ -7494,70 +7445,70 @@
                 <w:rFonts w:ascii="Segoe UI" w:hAnsi="Segoe UI" w:cs="Segoe UI"/>
                 <w:sz w:val="17"/>
               </w:rPr>
-              <w:t>Arana (0:03)</w:t>
-            </w:r>
-          </w:p>
-        </w:tc>
-        <w:tc>
-          <w:tcPr>
-            <w:tcW w:w="1250" w:type="pct"/>
-          </w:tcPr>
-          <w:p>
-            <w:pPr>
-              <w:pStyle w:val="Compact"/>
-              <w:rPr>
-                <w:rFonts w:ascii="Segoe UI" w:hAnsi="Segoe UI" w:cs="Segoe UI"/>
-                <w:sz w:val="17"/>
-              </w:rPr>
-            </w:pPr>
-            <w:r>
-              <w:rPr>
-                <w:rFonts w:ascii="Segoe UI" w:hAnsi="Segoe UI" w:cs="Segoe UI"/>
-                <w:sz w:val="17"/>
-              </w:rPr>
-              <w:t>“arena”: a Surrey arena Colliers is bidding to be owner’s rep on</w:t>
-            </w:r>
-          </w:p>
-        </w:tc>
-        <w:tc>
-          <w:tcPr>
-            <w:tcW w:w="1250" w:type="pct"/>
-          </w:tcPr>
-          <w:p>
-            <w:pPr>
-              <w:pStyle w:val="Compact"/>
-              <w:rPr>
-                <w:rFonts w:ascii="Segoe UI" w:hAnsi="Segoe UI" w:cs="Segoe UI"/>
-                <w:sz w:val="17"/>
-              </w:rPr>
-            </w:pPr>
-            <w:r>
-              <w:rPr>
-                <w:rFonts w:ascii="Segoe UI" w:hAnsi="Segoe UI" w:cs="Segoe UI"/>
-                <w:sz w:val="17"/>
-              </w:rPr>
-              <w:t>Med</w:t>
-            </w:r>
-          </w:p>
-        </w:tc>
-        <w:tc>
-          <w:tcPr>
-            <w:tcW w:w="1250" w:type="pct"/>
-          </w:tcPr>
-          <w:p>
-            <w:pPr>
-              <w:pStyle w:val="Compact"/>
-              <w:rPr>
-                <w:rFonts w:ascii="Segoe UI" w:hAnsi="Segoe UI" w:cs="Segoe UI"/>
-                <w:sz w:val="17"/>
-              </w:rPr>
-            </w:pPr>
-            <w:r>
-              <w:rPr>
-                <w:rFonts w:ascii="Segoe UI" w:hAnsi="Segoe UI" w:cs="Segoe UI"/>
-                <w:sz w:val="17"/>
-              </w:rPr>
-              <w:t>audio</w:t>
+              <w:t>Block B (Jim, Heather Lands)</w:t>
+            </w:r>
+          </w:p>
+        </w:tc>
+        <w:tc>
+          <w:tcPr>
+            <w:tcW w:w="1250" w:type="pct"/>
+          </w:tcPr>
+          <w:p>
+            <w:pPr>
+              <w:pStyle w:val="Compact"/>
+              <w:rPr>
+                <w:rFonts w:ascii="Segoe UI" w:hAnsi="Segoe UI" w:cs="Segoe UI"/>
+                <w:sz w:val="17"/>
+              </w:rPr>
+            </w:pPr>
+            <w:r>
+              <w:rPr>
+                <w:rFonts w:ascii="Segoe UI" w:hAnsi="Segoe UI" w:cs="Segoe UI"/>
+                <w:sz w:val="17"/>
+              </w:rPr>
+              <w:t>Parcel B, 620 West 35th: GBL towers 24/20/12 storeys</w:t>
+            </w:r>
+          </w:p>
+        </w:tc>
+        <w:tc>
+          <w:tcPr>
+            <w:tcW w:w="1250" w:type="pct"/>
+          </w:tcPr>
+          <w:p>
+            <w:pPr>
+              <w:pStyle w:val="Compact"/>
+              <w:rPr>
+                <w:rFonts w:ascii="Segoe UI" w:hAnsi="Segoe UI" w:cs="Segoe UI"/>
+                <w:sz w:val="17"/>
+              </w:rPr>
+            </w:pPr>
+            <w:r>
+              <w:rPr>
+                <w:rFonts w:ascii="Segoe UI" w:hAnsi="Segoe UI" w:cs="Segoe UI"/>
+                <w:sz w:val="17"/>
+              </w:rPr>
+              <w:t>High</w:t>
+            </w:r>
+          </w:p>
+        </w:tc>
+        <w:tc>
+          <w:tcPr>
+            <w:tcW w:w="1250" w:type="pct"/>
+          </w:tcPr>
+          <w:p>
+            <w:pPr>
+              <w:pStyle w:val="Compact"/>
+              <w:rPr>
+                <w:rFonts w:ascii="Segoe UI" w:hAnsi="Segoe UI" w:cs="Segoe UI"/>
+                <w:sz w:val="17"/>
+              </w:rPr>
+            </w:pPr>
+            <w:r>
+              <w:rPr>
+                <w:rFonts w:ascii="Segoe UI" w:hAnsi="Segoe UI" w:cs="Segoe UI"/>
+                <w:sz w:val="17"/>
+              </w:rPr>
+              <w:t>Storeys, Nov 2024</w:t>
             </w:r>
           </w:p>
         </w:tc>
@@ -7583,28 +7534,28 @@
                 <w:rFonts w:ascii="Segoe UI" w:hAnsi="Segoe UI" w:cs="Segoe UI"/>
                 <w:sz w:val="17"/>
               </w:rPr>
-              <w:t>used to be at Bob</w:t>
-            </w:r>
-          </w:p>
-        </w:tc>
-        <w:tc>
-          <w:tcPr>
-            <w:tcW w:w="1250" w:type="pct"/>
-          </w:tcPr>
-          <w:p>
-            <w:pPr>
-              <w:pStyle w:val="Compact"/>
-              <w:rPr>
-                <w:rFonts w:ascii="Segoe UI" w:hAnsi="Segoe UI" w:cs="Segoe UI"/>
-                <w:sz w:val="17"/>
-              </w:rPr>
-            </w:pPr>
-            <w:r>
-              <w:rPr>
-                <w:rFonts w:ascii="Segoe UI" w:hAnsi="Segoe UI" w:cs="Segoe UI"/>
-                <w:sz w:val="17"/>
-              </w:rPr>
-              <w:t>BOP, Boniface Oleksiuk Politano Architects</w:t>
+              <w:t>Charlie, the Wilson proposal</w:t>
+            </w:r>
+          </w:p>
+        </w:tc>
+        <w:tc>
+          <w:tcPr>
+            <w:tcW w:w="1250" w:type="pct"/>
+          </w:tcPr>
+          <w:p>
+            <w:pPr>
+              <w:pStyle w:val="Compact"/>
+              <w:rPr>
+                <w:rFonts w:ascii="Segoe UI" w:hAnsi="Segoe UI" w:cs="Segoe UI"/>
+                <w:sz w:val="17"/>
+              </w:rPr>
+            </w:pPr>
+            <w:r>
+              <w:rPr>
+                <w:rFonts w:ascii="Segoe UI" w:hAnsi="Segoe UI" w:cs="Segoe UI"/>
+                <w:sz w:val="17"/>
+              </w:rPr>
+              <w:t>the Wilson Avenue proposal: Solterra’s 6004–6018 Wilson Ave, Metrotown, 36 storeys</w:t>
             </w:r>
           </w:p>
         </w:tc>
@@ -7646,7 +7597,7 @@
                 <w:rFonts w:ascii="Segoe UI" w:hAnsi="Segoe UI" w:cs="Segoe UI"/>
                 <w:sz w:val="17"/>
               </w:rPr>
-              <w:t>audio; Apollo history</w:t>
+              <w:t>audio; web</w:t>
             </w:r>
           </w:p>
         </w:tc>
@@ -7672,70 +7623,70 @@
                 <w:rFonts w:ascii="Segoe UI" w:hAnsi="Segoe UI" w:cs="Segoe UI"/>
                 <w:sz w:val="17"/>
               </w:rPr>
-              <w:t>Brad from ITC</w:t>
-            </w:r>
-          </w:p>
-        </w:tc>
-        <w:tc>
-          <w:tcPr>
-            <w:tcW w:w="1250" w:type="pct"/>
-          </w:tcPr>
-          <w:p>
-            <w:pPr>
-              <w:pStyle w:val="Compact"/>
-              <w:rPr>
-                <w:rFonts w:ascii="Segoe UI" w:hAnsi="Segoe UI" w:cs="Segoe UI"/>
-                <w:sz w:val="17"/>
-              </w:rPr>
-            </w:pPr>
-            <w:r>
-              <w:rPr>
-                <w:rFonts w:ascii="Segoe UI" w:hAnsi="Segoe UI" w:cs="Segoe UI"/>
-                <w:sz w:val="17"/>
-              </w:rPr>
-              <w:t>Brad Burnett, President</w:t>
-            </w:r>
-          </w:p>
-        </w:tc>
-        <w:tc>
-          <w:tcPr>
-            <w:tcW w:w="1250" w:type="pct"/>
-          </w:tcPr>
-          <w:p>
-            <w:pPr>
-              <w:pStyle w:val="Compact"/>
-              <w:rPr>
-                <w:rFonts w:ascii="Segoe UI" w:hAnsi="Segoe UI" w:cs="Segoe UI"/>
-                <w:sz w:val="17"/>
-              </w:rPr>
-            </w:pPr>
-            <w:r>
-              <w:rPr>
-                <w:rFonts w:ascii="Segoe UI" w:hAnsi="Segoe UI" w:cs="Segoe UI"/>
-                <w:sz w:val="17"/>
-              </w:rPr>
-              <w:t>High</w:t>
-            </w:r>
-          </w:p>
-        </w:tc>
-        <w:tc>
-          <w:tcPr>
-            <w:tcW w:w="1250" w:type="pct"/>
-          </w:tcPr>
-          <w:p>
-            <w:pPr>
-              <w:pStyle w:val="Compact"/>
-              <w:rPr>
-                <w:rFonts w:ascii="Segoe UI" w:hAnsi="Segoe UI" w:cs="Segoe UI"/>
-                <w:sz w:val="17"/>
-              </w:rPr>
-            </w:pPr>
-            <w:r>
-              <w:rPr>
-                <w:rFonts w:ascii="Segoe UI" w:hAnsi="Segoe UI" w:cs="Segoe UI"/>
-                <w:sz w:val="17"/>
-              </w:rPr>
-              <w:t>ITC #70926; Apollo</w:t>
+              <w:t>Arana (0:03)</w:t>
+            </w:r>
+          </w:p>
+        </w:tc>
+        <w:tc>
+          <w:tcPr>
+            <w:tcW w:w="1250" w:type="pct"/>
+          </w:tcPr>
+          <w:p>
+            <w:pPr>
+              <w:pStyle w:val="Compact"/>
+              <w:rPr>
+                <w:rFonts w:ascii="Segoe UI" w:hAnsi="Segoe UI" w:cs="Segoe UI"/>
+                <w:sz w:val="17"/>
+              </w:rPr>
+            </w:pPr>
+            <w:r>
+              <w:rPr>
+                <w:rFonts w:ascii="Segoe UI" w:hAnsi="Segoe UI" w:cs="Segoe UI"/>
+                <w:sz w:val="17"/>
+              </w:rPr>
+              <w:t>“arena”: a Surrey arena Colliers is bidding to be owner’s rep on</w:t>
+            </w:r>
+          </w:p>
+        </w:tc>
+        <w:tc>
+          <w:tcPr>
+            <w:tcW w:w="1250" w:type="pct"/>
+          </w:tcPr>
+          <w:p>
+            <w:pPr>
+              <w:pStyle w:val="Compact"/>
+              <w:rPr>
+                <w:rFonts w:ascii="Segoe UI" w:hAnsi="Segoe UI" w:cs="Segoe UI"/>
+                <w:sz w:val="17"/>
+              </w:rPr>
+            </w:pPr>
+            <w:r>
+              <w:rPr>
+                <w:rFonts w:ascii="Segoe UI" w:hAnsi="Segoe UI" w:cs="Segoe UI"/>
+                <w:sz w:val="17"/>
+              </w:rPr>
+              <w:t>Med</w:t>
+            </w:r>
+          </w:p>
+        </w:tc>
+        <w:tc>
+          <w:tcPr>
+            <w:tcW w:w="1250" w:type="pct"/>
+          </w:tcPr>
+          <w:p>
+            <w:pPr>
+              <w:pStyle w:val="Compact"/>
+              <w:rPr>
+                <w:rFonts w:ascii="Segoe UI" w:hAnsi="Segoe UI" w:cs="Segoe UI"/>
+                <w:sz w:val="17"/>
+              </w:rPr>
+            </w:pPr>
+            <w:r>
+              <w:rPr>
+                <w:rFonts w:ascii="Segoe UI" w:hAnsi="Segoe UI" w:cs="Segoe UI"/>
+                <w:sz w:val="17"/>
+              </w:rPr>
+              <w:t>audio</w:t>
             </w:r>
           </w:p>
         </w:tc>
@@ -7761,28 +7712,28 @@
                 <w:rFonts w:ascii="Segoe UI" w:hAnsi="Segoe UI" w:cs="Segoe UI"/>
                 <w:sz w:val="17"/>
               </w:rPr>
-              <w:t>Lauren (Kelowna)</w:t>
-            </w:r>
-          </w:p>
-        </w:tc>
-        <w:tc>
-          <w:tcPr>
-            <w:tcW w:w="1250" w:type="pct"/>
-          </w:tcPr>
-          <w:p>
-            <w:pPr>
-              <w:pStyle w:val="Compact"/>
-              <w:rPr>
-                <w:rFonts w:ascii="Segoe UI" w:hAnsi="Segoe UI" w:cs="Segoe UI"/>
-                <w:sz w:val="17"/>
-              </w:rPr>
-            </w:pPr>
-            <w:r>
-              <w:rPr>
-                <w:rFonts w:ascii="Segoe UI" w:hAnsi="Segoe UI" w:cs="Segoe UI"/>
-                <w:sz w:val="17"/>
-              </w:rPr>
-              <w:t>Lauren Macaulay, Principal and Canada West Business Unit Director, Arcadis Kelowna</w:t>
+              <w:t>used to be at Bob</w:t>
+            </w:r>
+          </w:p>
+        </w:tc>
+        <w:tc>
+          <w:tcPr>
+            <w:tcW w:w="1250" w:type="pct"/>
+          </w:tcPr>
+          <w:p>
+            <w:pPr>
+              <w:pStyle w:val="Compact"/>
+              <w:rPr>
+                <w:rFonts w:ascii="Segoe UI" w:hAnsi="Segoe UI" w:cs="Segoe UI"/>
+                <w:sz w:val="17"/>
+              </w:rPr>
+            </w:pPr>
+            <w:r>
+              <w:rPr>
+                <w:rFonts w:ascii="Segoe UI" w:hAnsi="Segoe UI" w:cs="Segoe UI"/>
+                <w:sz w:val="17"/>
+              </w:rPr>
+              <w:t>BOP, Boniface Oleksiuk Politano Architects</w:t>
             </w:r>
           </w:p>
         </w:tc>
@@ -7824,7 +7775,7 @@
                 <w:rFonts w:ascii="Segoe UI" w:hAnsi="Segoe UI" w:cs="Segoe UI"/>
                 <w:sz w:val="17"/>
               </w:rPr>
-              <w:t>Apollo; audio: Conor says “Arcadis, I met with Lauren”</w:t>
+              <w:t>audio; Apollo history</w:t>
             </w:r>
           </w:p>
         </w:tc>
@@ -7850,28 +7801,28 @@
                 <w:rFonts w:ascii="Segoe UI" w:hAnsi="Segoe UI" w:cs="Segoe UI"/>
                 <w:sz w:val="17"/>
               </w:rPr>
-              <w:t>Stephanie (Mission Group)</w:t>
-            </w:r>
-          </w:p>
-        </w:tc>
-        <w:tc>
-          <w:tcPr>
-            <w:tcW w:w="1250" w:type="pct"/>
-          </w:tcPr>
-          <w:p>
-            <w:pPr>
-              <w:pStyle w:val="Compact"/>
-              <w:rPr>
-                <w:rFonts w:ascii="Segoe UI" w:hAnsi="Segoe UI" w:cs="Segoe UI"/>
-                <w:sz w:val="17"/>
-              </w:rPr>
-            </w:pPr>
-            <w:r>
-              <w:rPr>
-                <w:rFonts w:ascii="Segoe UI" w:hAnsi="Segoe UI" w:cs="Segoe UI"/>
-                <w:sz w:val="17"/>
-              </w:rPr>
-              <w:t>Stefan Hertel, Development Manager, Mission Group (left)</w:t>
+              <w:t>Brad from ITC</w:t>
+            </w:r>
+          </w:p>
+        </w:tc>
+        <w:tc>
+          <w:tcPr>
+            <w:tcW w:w="1250" w:type="pct"/>
+          </w:tcPr>
+          <w:p>
+            <w:pPr>
+              <w:pStyle w:val="Compact"/>
+              <w:rPr>
+                <w:rFonts w:ascii="Segoe UI" w:hAnsi="Segoe UI" w:cs="Segoe UI"/>
+                <w:sz w:val="17"/>
+              </w:rPr>
+            </w:pPr>
+            <w:r>
+              <w:rPr>
+                <w:rFonts w:ascii="Segoe UI" w:hAnsi="Segoe UI" w:cs="Segoe UI"/>
+                <w:sz w:val="17"/>
+              </w:rPr>
+              <w:t>Brad Burnett, President</w:t>
             </w:r>
           </w:p>
         </w:tc>
@@ -7913,7 +7864,7 @@
                 <w:rFonts w:ascii="Segoe UI" w:hAnsi="Segoe UI" w:cs="Segoe UI"/>
                 <w:sz w:val="17"/>
               </w:rPr>
-              <w:t>audio, both passes; brain person 3945, affiliation retired</w:t>
+              <w:t>ITC #70926; Apollo</w:t>
             </w:r>
           </w:p>
         </w:tc>
@@ -7939,28 +7890,28 @@
                 <w:rFonts w:ascii="Segoe UI" w:hAnsi="Segoe UI" w:cs="Segoe UI"/>
                 <w:sz w:val="17"/>
               </w:rPr>
-              <w:t>KCM / NCM</w:t>
-            </w:r>
-          </w:p>
-        </w:tc>
-        <w:tc>
-          <w:tcPr>
-            <w:tcW w:w="1250" w:type="pct"/>
-          </w:tcPr>
-          <w:p>
-            <w:pPr>
-              <w:pStyle w:val="Compact"/>
-              <w:rPr>
-                <w:rFonts w:ascii="Segoe UI" w:hAnsi="Segoe UI" w:cs="Segoe UI"/>
-                <w:sz w:val="17"/>
-              </w:rPr>
-            </w:pPr>
-            <w:r>
-              <w:rPr>
-                <w:rFonts w:ascii="Segoe UI" w:hAnsi="Segoe UI" w:cs="Segoe UI"/>
-                <w:sz w:val="17"/>
-              </w:rPr>
-              <w:t>MCM Architects</w:t>
+              <w:t>Lauren (Kelowna)</w:t>
+            </w:r>
+          </w:p>
+        </w:tc>
+        <w:tc>
+          <w:tcPr>
+            <w:tcW w:w="1250" w:type="pct"/>
+          </w:tcPr>
+          <w:p>
+            <w:pPr>
+              <w:pStyle w:val="Compact"/>
+              <w:rPr>
+                <w:rFonts w:ascii="Segoe UI" w:hAnsi="Segoe UI" w:cs="Segoe UI"/>
+                <w:sz w:val="17"/>
+              </w:rPr>
+            </w:pPr>
+            <w:r>
+              <w:rPr>
+                <w:rFonts w:ascii="Segoe UI" w:hAnsi="Segoe UI" w:cs="Segoe UI"/>
+                <w:sz w:val="17"/>
+              </w:rPr>
+              <w:t>Lauren Macaulay, Principal and Canada West Business Unit Director, Arcadis Kelowna</w:t>
             </w:r>
           </w:p>
         </w:tc>
@@ -8002,14 +7953,7 @@
                 <w:rFonts w:ascii="Segoe UI" w:hAnsi="Segoe UI" w:cs="Segoe UI"/>
                 <w:sz w:val="17"/>
               </w:rPr>
-              <w:t>audio hears “MCM”</w:t>
-            </w:r>
-            <w:r>
-              <w:rPr>
-                <w:rFonts w:ascii="Segoe UI" w:hAnsi="Segoe UI" w:cs="Segoe UI"/>
-                <w:sz w:val="17"/>
-              </w:rPr>
-              <w:t>; #77714</w:t>
+              <w:t>Apollo; audio: Conor says “Arcadis, I met with Lauren”</w:t>
             </w:r>
           </w:p>
         </w:tc>
@@ -8035,6 +7979,184 @@
                 <w:rFonts w:ascii="Segoe UI" w:hAnsi="Segoe UI" w:cs="Segoe UI"/>
                 <w:sz w:val="17"/>
               </w:rPr>
+              <w:t>Stephanie (Mission Group)</w:t>
+            </w:r>
+          </w:p>
+        </w:tc>
+        <w:tc>
+          <w:tcPr>
+            <w:tcW w:w="1250" w:type="pct"/>
+          </w:tcPr>
+          <w:p>
+            <w:pPr>
+              <w:pStyle w:val="Compact"/>
+              <w:rPr>
+                <w:rFonts w:ascii="Segoe UI" w:hAnsi="Segoe UI" w:cs="Segoe UI"/>
+                <w:sz w:val="17"/>
+              </w:rPr>
+            </w:pPr>
+            <w:r>
+              <w:rPr>
+                <w:rFonts w:ascii="Segoe UI" w:hAnsi="Segoe UI" w:cs="Segoe UI"/>
+                <w:sz w:val="17"/>
+              </w:rPr>
+              <w:t>Stefan Hertel, Development Manager, Mission Group (left)</w:t>
+            </w:r>
+          </w:p>
+        </w:tc>
+        <w:tc>
+          <w:tcPr>
+            <w:tcW w:w="1250" w:type="pct"/>
+          </w:tcPr>
+          <w:p>
+            <w:pPr>
+              <w:pStyle w:val="Compact"/>
+              <w:rPr>
+                <w:rFonts w:ascii="Segoe UI" w:hAnsi="Segoe UI" w:cs="Segoe UI"/>
+                <w:sz w:val="17"/>
+              </w:rPr>
+            </w:pPr>
+            <w:r>
+              <w:rPr>
+                <w:rFonts w:ascii="Segoe UI" w:hAnsi="Segoe UI" w:cs="Segoe UI"/>
+                <w:sz w:val="17"/>
+              </w:rPr>
+              <w:t>High</w:t>
+            </w:r>
+          </w:p>
+        </w:tc>
+        <w:tc>
+          <w:tcPr>
+            <w:tcW w:w="1250" w:type="pct"/>
+          </w:tcPr>
+          <w:p>
+            <w:pPr>
+              <w:pStyle w:val="Compact"/>
+              <w:rPr>
+                <w:rFonts w:ascii="Segoe UI" w:hAnsi="Segoe UI" w:cs="Segoe UI"/>
+                <w:sz w:val="17"/>
+              </w:rPr>
+            </w:pPr>
+            <w:r>
+              <w:rPr>
+                <w:rFonts w:ascii="Segoe UI" w:hAnsi="Segoe UI" w:cs="Segoe UI"/>
+                <w:sz w:val="17"/>
+              </w:rPr>
+              <w:t>audio, both passes; brain person 3945, affiliation retired</w:t>
+            </w:r>
+          </w:p>
+        </w:tc>
+      </w:tr>
+      <w:tr>
+        <w:trPr>
+          <w:cantSplit/>
+        </w:trPr>
+        <w:tc>
+          <w:tcPr>
+            <w:tcW w:w="1250" w:type="pct"/>
+          </w:tcPr>
+          <w:p>
+            <w:pPr>
+              <w:pStyle w:val="Compact"/>
+              <w:rPr>
+                <w:rFonts w:ascii="Segoe UI" w:hAnsi="Segoe UI" w:cs="Segoe UI"/>
+                <w:sz w:val="17"/>
+              </w:rPr>
+            </w:pPr>
+            <w:r>
+              <w:rPr>
+                <w:rFonts w:ascii="Segoe UI" w:hAnsi="Segoe UI" w:cs="Segoe UI"/>
+                <w:sz w:val="17"/>
+              </w:rPr>
+              <w:t>KCM / NCM</w:t>
+            </w:r>
+          </w:p>
+        </w:tc>
+        <w:tc>
+          <w:tcPr>
+            <w:tcW w:w="1250" w:type="pct"/>
+          </w:tcPr>
+          <w:p>
+            <w:pPr>
+              <w:pStyle w:val="Compact"/>
+              <w:rPr>
+                <w:rFonts w:ascii="Segoe UI" w:hAnsi="Segoe UI" w:cs="Segoe UI"/>
+                <w:sz w:val="17"/>
+              </w:rPr>
+            </w:pPr>
+            <w:r>
+              <w:rPr>
+                <w:rFonts w:ascii="Segoe UI" w:hAnsi="Segoe UI" w:cs="Segoe UI"/>
+                <w:sz w:val="17"/>
+              </w:rPr>
+              <w:t>MCM Architects</w:t>
+            </w:r>
+          </w:p>
+        </w:tc>
+        <w:tc>
+          <w:tcPr>
+            <w:tcW w:w="1250" w:type="pct"/>
+          </w:tcPr>
+          <w:p>
+            <w:pPr>
+              <w:pStyle w:val="Compact"/>
+              <w:rPr>
+                <w:rFonts w:ascii="Segoe UI" w:hAnsi="Segoe UI" w:cs="Segoe UI"/>
+                <w:sz w:val="17"/>
+              </w:rPr>
+            </w:pPr>
+            <w:r>
+              <w:rPr>
+                <w:rFonts w:ascii="Segoe UI" w:hAnsi="Segoe UI" w:cs="Segoe UI"/>
+                <w:sz w:val="17"/>
+              </w:rPr>
+              <w:t>High</w:t>
+            </w:r>
+          </w:p>
+        </w:tc>
+        <w:tc>
+          <w:tcPr>
+            <w:tcW w:w="1250" w:type="pct"/>
+          </w:tcPr>
+          <w:p>
+            <w:pPr>
+              <w:pStyle w:val="Compact"/>
+              <w:rPr>
+                <w:rFonts w:ascii="Segoe UI" w:hAnsi="Segoe UI" w:cs="Segoe UI"/>
+                <w:sz w:val="17"/>
+              </w:rPr>
+            </w:pPr>
+            <w:r>
+              <w:rPr>
+                <w:rFonts w:ascii="Segoe UI" w:hAnsi="Segoe UI" w:cs="Segoe UI"/>
+                <w:sz w:val="17"/>
+              </w:rPr>
+              <w:t>audio hears “MCM”; #77714</w:t>
+            </w:r>
+          </w:p>
+        </w:tc>
+      </w:tr>
+      <w:tr>
+        <w:trPr>
+          <w:cantSplit/>
+        </w:trPr>
+        <w:tc>
+          <w:tcPr>
+            <w:tcW w:w="1250" w:type="pct"/>
+          </w:tcPr>
+          <w:p>
+            <w:pPr>
+              <w:pStyle w:val="Compact"/>
+              <w:rPr>
+                <w:rFonts w:ascii="Segoe UI" w:hAnsi="Segoe UI" w:cs="Segoe UI"/>
+                <w:sz w:val="17"/>
+              </w:rPr>
+            </w:pPr>
+            <w:r>
+              <w:rPr>
+                <w:rFonts w:ascii="Segoe UI" w:hAnsi="Segoe UI" w:cs="Segoe UI"/>
+                <w:sz w:val="17"/>
+              </w:rPr>
               <w:t>Cambrian Marine</w:t>
             </w:r>
           </w:p>
@@ -8098,7 +8220,14 @@
                 <w:rFonts w:ascii="Segoe UI" w:hAnsi="Segoe UI" w:cs="Segoe UI"/>
                 <w:sz w:val="17"/>
               </w:rPr>
-              <w:t>audio hears “Cambry and Marine”</w:t>
+              <w:t xml:space="preserve">audio hears </w:t>
+            </w:r>
+            <w:r>
+              <w:rPr>
+                <w:rFonts w:ascii="Segoe UI" w:hAnsi="Segoe UI" w:cs="Segoe UI"/>
+                <w:sz w:val="17"/>
+              </w:rPr>
+              <w:t>“Cambry and Marine”</w:t>
             </w:r>
           </w:p>
         </w:tc>
@@ -11495,7 +11624,7 @@
                 <w:rFonts w:ascii="Segoe UI" w:hAnsi="Segoe UI" w:cs="Segoe UI"/>
                 <w:sz w:val="17"/>
               </w:rPr>
-              <w:t>unassigned, + John</w:t>
+              <w:t>Omar, + John</w:t>
             </w:r>
           </w:p>
         </w:tc>
@@ -11546,7 +11675,10 @@
         <w:t>--create</w:t>
       </w:r>
       <w:r>
-        <w:t xml:space="preserve"> verb failed on its first real use with a SQL memory-grant error, see the duplicate-sweep notes); Omar’s office-to-hotel client and the Coal Harbour hotel developer (firms not named); the San Diego wood-frame RFP client (not named); the K-12 seismic list (a qualification, not a pursuit).</w:t>
+        <w:t xml:space="preserve"> </w:t>
+      </w:r>
+      <w:r>
+        <w:t>verb failed on its first real use with a SQL memory-grant error, see the duplicate-sweep notes); Omar’s office-to-hotel client and the Coal Harbour hotel developer (firms not named); the San Diego wood-frame RFP client (not named); the K-12 seismic list (a qualification, not a pursuit).</w:t>
       </w:r>
       <w:bookmarkEnd w:id="0"/>
       <w:bookmarkEnd w:id="7"/>
@@ -11807,7 +11939,7 @@
   <w:abstractNum w:abstractNumId="0" w15:restartNumberingAfterBreak="0">
     <w:nsid w:val="0000A990"/>
     <w:multiLevelType w:val="multilevel"/>
-    <w:tmpl w:val="99A4C848"/>
+    <w:tmpl w:val="1A8002B4"/>
     <w:lvl w:ilvl="0">
       <w:numFmt w:val="bullet"/>
       <w:lvlText w:val=" "/>
@@ -11884,7 +12016,7 @@
   <w:abstractNum w:abstractNumId="1" w15:restartNumberingAfterBreak="0">
     <w:nsid w:val="0000A991"/>
     <w:multiLevelType w:val="multilevel"/>
-    <w:tmpl w:val="07548BC0"/>
+    <w:tmpl w:val="0C464B56"/>
     <w:lvl w:ilvl="0">
       <w:numFmt w:val="bullet"/>
       <w:lvlText w:val=""/>
@@ -11988,7 +12120,7 @@
   <w:abstractNum w:abstractNumId="2" w15:restartNumberingAfterBreak="0">
     <w:nsid w:val="00A99411"/>
     <w:multiLevelType w:val="multilevel"/>
-    <w:tmpl w:val="2A74246C"/>
+    <w:tmpl w:val="C9F8EA90"/>
     <w:lvl w:ilvl="0">
       <w:start w:val="1"/>
       <w:numFmt w:val="decimal"/>
@@ -12071,13 +12203,13 @@
       </w:pPr>
     </w:lvl>
   </w:abstractNum>
-  <w:num w:numId="1" w16cid:durableId="336003178">
+  <w:num w:numId="1" w16cid:durableId="1326543761">
     <w:abstractNumId w:val="0"/>
   </w:num>
-  <w:num w:numId="2" w16cid:durableId="1820613327">
+  <w:num w:numId="2" w16cid:durableId="1920288935">
     <w:abstractNumId w:val="1"/>
   </w:num>
-  <w:num w:numId="3" w16cid:durableId="578952659">
+  <w:num w:numId="3" w16cid:durableId="2040547593">
     <w:abstractNumId w:val="2"/>
     <w:lvlOverride w:ilvl="0">
       <w:startOverride w:val="1"/>
@@ -12107,7 +12239,7 @@
       <w:startOverride w:val="1"/>
     </w:lvlOverride>
   </w:num>
-  <w:num w:numId="4" w16cid:durableId="1943685733">
+  <w:num w:numId="4" w16cid:durableId="1538813075">
     <w:abstractNumId w:val="2"/>
     <w:lvlOverride w:ilvl="0">
       <w:startOverride w:val="1"/>
@@ -13365,7 +13497,7 @@
   <w:style w:type="table" w:styleId="TableGrid">
     <w:name w:val="Table Grid"/>
     <w:basedOn w:val="TableNormal"/>
-    <w:rsid w:val="004715ED"/>
+    <w:rsid w:val="000F295E"/>
     <w:pPr>
       <w:spacing w:after="0"/>
     </w:pPr>
@@ -13384,7 +13516,7 @@
     <w:name w:val="header"/>
     <w:basedOn w:val="Normal"/>
     <w:link w:val="HeaderChar"/>
-    <w:rsid w:val="004715ED"/>
+    <w:rsid w:val="000F295E"/>
     <w:pPr>
       <w:tabs>
         <w:tab w:val="center" w:pos="4680"/>
@@ -13397,7 +13529,7 @@
     <w:name w:val="Header Char"/>
     <w:basedOn w:val="DefaultParagraphFont"/>
     <w:link w:val="Header"/>
-    <w:rsid w:val="004715ED"/>
+    <w:rsid w:val="000F295E"/>
     <w:rPr>
       <w:rFonts w:ascii="Georgia" w:hAnsi="Georgia"/>
       <w:sz w:val="20"/>
@@ -13407,7 +13539,7 @@
     <w:name w:val="footer"/>
     <w:basedOn w:val="Normal"/>
     <w:link w:val="FooterChar"/>
-    <w:rsid w:val="004715ED"/>
+    <w:rsid w:val="000F295E"/>
     <w:pPr>
       <w:tabs>
         <w:tab w:val="center" w:pos="4680"/>
@@ -13420,7 +13552,7 @@
     <w:name w:val="Footer Char"/>
     <w:basedOn w:val="DefaultParagraphFont"/>
     <w:link w:val="Footer"/>
-    <w:rsid w:val="004715ED"/>
+    <w:rsid w:val="000F295E"/>
     <w:rPr>
       <w:rFonts w:ascii="Georgia" w:hAnsi="Georgia"/>
       <w:sz w:val="20"/>

--- a/docs/BD-Vancouver-Updates-Synopsis-2026-09-03.docx
+++ b/docs/BD-Vancouver-Updates-Synopsis-2026-09-03.docx
@@ -195,7 +195,7 @@
     </w:p>
     <w:p>
       <w:r>
-        <w:pict w14:anchorId="4ECC1A49">
+        <w:pict w14:anchorId="75D61B75">
           <v:rect id="_x0000_i1025" style="width:0;height:1.5pt" o:hralign="center" o:hrstd="t" o:hr="t"/>
         </w:pict>
       </w:r>
@@ -477,7 +477,7 @@
         <w:t>Aquilini</w:t>
       </w:r>
       <w:r>
-        <w:t xml:space="preserve"> (#147, kp=36) got everyone’s attention. GBL has three blocks at the </w:t>
+        <w:t xml:space="preserve"> (#147, kp=36) got everyone’s attention. GBL is doing three of the blocks at the </w:t>
       </w:r>
       <w:r>
         <w:rPr>
@@ -487,7 +487,7 @@
         <w:t>Heather Lands</w:t>
       </w:r>
       <w:r>
-        <w:t xml:space="preserve">; KOR has Block B (Parcel B, 620 West 35th: three GBL towers of 24, 20 and 12 storeys, 612 homes); Aquilini has said KOR gets a shot at Block A (growing into a large tower). Aquilini wants an A-team it can hand most of its work to. Giovanni at Aquilini asked “can you design without transfers”, which Jim is turning into a </w:t>
+        <w:t xml:space="preserve">; KOR is on Block B and GBL also has Blocks A and C. Aquilini has said KOR gets a shot at Block A, which is changing and getting larger, a large tower. Aquilini wants an A-team it can hand most of its work to. Giovanni at Aquilini asked “can you design without transfers”, which Jim is turning into a </w:t>
       </w:r>
       <w:r>
         <w:rPr>
@@ -497,7 +497,7 @@
         <w:t>presentation</w:t>
       </w:r>
       <w:r>
-        <w:t xml:space="preserve"> (from the code-update deck) for Aquilini’s and GBL’s offices, with JM and Omar; goal is Blocks A and C, which </w:t>
+        <w:t xml:space="preserve"> (from the code-update deck) for Aquilini’s and GBL’s offices, with JM and Omar; goal is Blocks A and C, which Jim understands </w:t>
       </w:r>
       <w:r>
         <w:rPr>
@@ -507,7 +507,20 @@
         <w:t>WHM</w:t>
       </w:r>
       <w:r>
-        <w:t xml:space="preserve"> (#69332) currently hold. Thomas raised </w:t>
+        <w:t xml:space="preserve"> (#69332, Teams heard “Wiki Meverhurst”) currently hold: </w:t>
+      </w:r>
+      <w:r>
+        <w:t xml:space="preserve">“which I find a bit surprising, and I know we can outperform them.” </w:t>
+      </w:r>
+      <w:r>
+        <w:rPr>
+          <w:i/>
+          <w:iCs/>
+        </w:rPr>
+        <w:t>(Public record: GBL’s Parcel B at 620 West 35th is three towers of 24, 20 and 12 storeys, 612 homes; whether Jim’s Blocks A, B and C are those three is his to say.)</w:t>
+      </w:r>
+      <w:r>
+        <w:t xml:space="preserve"> Thomas raised </w:t>
       </w:r>
       <w:r>
         <w:rPr>
@@ -517,10 +530,7 @@
         <w:t>Fraser Mills</w:t>
       </w:r>
       <w:r>
-        <w:t xml:space="preserve"> </w:t>
-      </w:r>
-      <w:r>
-        <w:t xml:space="preserve">— Beedie (#66, kp=20), three parcels, three teams in a tryout; JM: we bid two Beedie jobs a year or two ago and are doing three towers for them in West Vancouver, so we may be one of the three. A proposal on the Island for </w:t>
+        <w:t xml:space="preserve"> — Beedie (#66, kp=20), three parcels, three teams in a tryout; JM: we bid two Beedie jobs a year or two ago and are doing three towers for them in West Vancouver, so we may be one of the three. A proposal on the Island for </w:t>
       </w:r>
       <w:r>
         <w:rPr>
@@ -530,7 +540,14 @@
         <w:t>BAM</w:t>
       </w:r>
       <w:r>
-        <w:t xml:space="preserve"> (Ben Smith, ex-Starlight, not yet in the brain) for a seniors-housing client, </w:t>
+        <w:t xml:space="preserve"> </w:t>
+      </w:r>
+      <w:r>
+        <w:t xml:space="preserve">(Ben Smith, ex-Starlight, not yet in the brain) for a seniors-housing </w:t>
+      </w:r>
+      <w:r>
+        <w:lastRenderedPageBreak/>
+        <w:t xml:space="preserve">client, </w:t>
       </w:r>
       <w:r>
         <w:rPr>
@@ -553,11 +570,7 @@
         <w:t xml:space="preserve"> </w:t>
       </w:r>
       <w:r>
-        <w:t xml:space="preserve">(Victoria, #927758): Jeremy Beintema (Partner) and Gregory Eeman (Architect AIBC). The partners are Beintema and Wil Wiens. Ian’s intel: Continuum is the 2020 rebrand of KPL James (Victoria’s oldest </w:t>
-      </w:r>
-      <w:r>
-        <w:lastRenderedPageBreak/>
-        <w:t xml:space="preserve">practice); founder Tony James died in October 2024, do not raise it. San Diego: a referral to a three-tower owner produced a US$1M proposal that turned out to be leverage against an incumbent; a wood-frame RFP in San Diego goes in this week. </w:t>
+        <w:t xml:space="preserve">(Victoria, #927758): Jeremy Beintema (Partner) and Gregory Eeman (Architect AIBC). The partners are Beintema and Wil Wiens. Ian’s intel: Continuum is the 2020 rebrand of KPL James (Victoria’s oldest practice); founder Tony James died in October 2024, do not raise it. San Diego: a referral to a three-tower owner produced a US$1M proposal that turned out to be leverage against an incumbent; a wood-frame RFP in San Diego goes in this week. </w:t>
       </w:r>
       <w:r>
         <w:rPr>
@@ -840,6 +853,7 @@
         </w:numPr>
       </w:pPr>
       <w:r>
+        <w:lastRenderedPageBreak/>
         <w:t xml:space="preserve">Omar is the </w:t>
       </w:r>
       <w:r>
@@ -882,7 +896,6 @@
       <w:bookmarkStart w:id="3" w:name="action-items"/>
       <w:bookmarkEnd w:id="2"/>
       <w:r>
-        <w:lastRenderedPageBreak/>
         <w:t>3. Action items</w:t>
       </w:r>
     </w:p>
@@ -1571,48 +1584,66 @@
                 <w:rFonts w:ascii="Segoe UI" w:hAnsi="Segoe UI" w:cs="Segoe UI"/>
                 <w:sz w:val="17"/>
               </w:rPr>
-              <w:t>Get into the Perkins&amp;Will client-appreciation party, 10 Sept</w:t>
-            </w:r>
-          </w:p>
-        </w:tc>
-        <w:tc>
-          <w:tcPr>
-            <w:tcW w:w="1000" w:type="pct"/>
-          </w:tcPr>
-          <w:p>
-            <w:pPr>
-              <w:pStyle w:val="Compact"/>
-              <w:rPr>
-                <w:rFonts w:ascii="Segoe UI" w:hAnsi="Segoe UI" w:cs="Segoe UI"/>
-                <w:sz w:val="17"/>
-              </w:rPr>
-            </w:pPr>
-            <w:r>
-              <w:rPr>
-                <w:rFonts w:ascii="Segoe UI" w:hAnsi="Segoe UI" w:cs="Segoe UI"/>
-                <w:sz w:val="17"/>
-              </w:rPr>
-              <w:t>Omar (architect friend), Rory (“Ike”), Jim (CMO email)</w:t>
-            </w:r>
-          </w:p>
-        </w:tc>
-        <w:tc>
-          <w:tcPr>
-            <w:tcW w:w="1000" w:type="pct"/>
-          </w:tcPr>
-          <w:p>
-            <w:pPr>
-              <w:pStyle w:val="Compact"/>
-              <w:rPr>
-                <w:rFonts w:ascii="Segoe UI" w:hAnsi="Segoe UI" w:cs="Segoe UI"/>
-                <w:sz w:val="17"/>
-              </w:rPr>
-            </w:pPr>
-            <w:r>
-              <w:rPr>
-                <w:rFonts w:ascii="Segoe UI" w:hAnsi="Segoe UI" w:cs="Segoe UI"/>
-                <w:sz w:val="17"/>
-              </w:rPr>
+              <w:t xml:space="preserve">Get into the </w:t>
+            </w:r>
+            <w:r>
+              <w:rPr>
+                <w:rFonts w:ascii="Segoe UI" w:hAnsi="Segoe UI" w:cs="Segoe UI"/>
+                <w:sz w:val="17"/>
+              </w:rPr>
+              <w:lastRenderedPageBreak/>
+              <w:t>Perkins&amp;Will client-appreciation party, 10 Sept</w:t>
+            </w:r>
+          </w:p>
+        </w:tc>
+        <w:tc>
+          <w:tcPr>
+            <w:tcW w:w="1000" w:type="pct"/>
+          </w:tcPr>
+          <w:p>
+            <w:pPr>
+              <w:pStyle w:val="Compact"/>
+              <w:rPr>
+                <w:rFonts w:ascii="Segoe UI" w:hAnsi="Segoe UI" w:cs="Segoe UI"/>
+                <w:sz w:val="17"/>
+              </w:rPr>
+            </w:pPr>
+            <w:r>
+              <w:rPr>
+                <w:rFonts w:ascii="Segoe UI" w:hAnsi="Segoe UI" w:cs="Segoe UI"/>
+                <w:sz w:val="17"/>
+              </w:rPr>
+              <w:lastRenderedPageBreak/>
+              <w:t xml:space="preserve">Omar (architect </w:t>
+            </w:r>
+            <w:r>
+              <w:rPr>
+                <w:rFonts w:ascii="Segoe UI" w:hAnsi="Segoe UI" w:cs="Segoe UI"/>
+                <w:sz w:val="17"/>
+              </w:rPr>
+              <w:lastRenderedPageBreak/>
+              <w:t>friend), Rory (“Ike”), Jim (CMO email)</w:t>
+            </w:r>
+          </w:p>
+        </w:tc>
+        <w:tc>
+          <w:tcPr>
+            <w:tcW w:w="1000" w:type="pct"/>
+          </w:tcPr>
+          <w:p>
+            <w:pPr>
+              <w:pStyle w:val="Compact"/>
+              <w:rPr>
+                <w:rFonts w:ascii="Segoe UI" w:hAnsi="Segoe UI" w:cs="Segoe UI"/>
+                <w:sz w:val="17"/>
+              </w:rPr>
+            </w:pPr>
+            <w:r>
+              <w:rPr>
+                <w:rFonts w:ascii="Segoe UI" w:hAnsi="Segoe UI" w:cs="Segoe UI"/>
+                <w:sz w:val="17"/>
+              </w:rPr>
+              <w:lastRenderedPageBreak/>
               <w:t>before 10 Sept</w:t>
             </w:r>
           </w:p>
@@ -1634,7 +1665,15 @@
                 <w:rFonts w:ascii="Segoe UI" w:hAnsi="Segoe UI" w:cs="Segoe UI"/>
                 <w:sz w:val="17"/>
               </w:rPr>
-              <w:t>Even one seat. JM knows Luciano and Ryan Bragg there but took no action</w:t>
+              <w:t xml:space="preserve">Even one seat. </w:t>
+            </w:r>
+            <w:r>
+              <w:rPr>
+                <w:rFonts w:ascii="Segoe UI" w:hAnsi="Segoe UI" w:cs="Segoe UI"/>
+                <w:sz w:val="17"/>
+              </w:rPr>
+              <w:lastRenderedPageBreak/>
+              <w:t>JM knows Luciano and Ryan Bragg there but took no action</w:t>
             </w:r>
           </w:p>
         </w:tc>
@@ -1981,7 +2020,7 @@
                 <w:rFonts w:ascii="Segoe UI" w:hAnsi="Segoe UI" w:cs="Segoe UI"/>
                 <w:sz w:val="17"/>
               </w:rPr>
-              <w:t xml:space="preserve">Solterra Development #69730 kp=53. Also there: Mike Bosa (Vice President; JB did a free cabin scheme for him) and Brian Webster; our Kevin Wurmlinger is the other channel in. The live item is the Wilson Avenue proposal, 6004–6018 Wilson Ave, Metrotown, a 36-storey </w:t>
+              <w:t xml:space="preserve">Solterra Development #69730 kp=53. Also there: Mike Bosa (Vice President; JB did a free cabin scheme for him) and Brian Webster; our Kevin Wurmlinger is the other channel in. The live item is the </w:t>
             </w:r>
             <w:r>
               <w:rPr>
@@ -1989,7 +2028,7 @@
                 <w:sz w:val="17"/>
               </w:rPr>
               <w:lastRenderedPageBreak/>
-              <w:t>tower with townhouses</w:t>
+              <w:t>Wilson Avenue proposal, 6004–6018 Wilson Ave, Metrotown, a 36-storey tower with townhouses</w:t>
             </w:r>
           </w:p>
         </w:tc>
@@ -4929,7 +4968,10 @@
         <w:pStyle w:val="FirstParagraph"/>
       </w:pPr>
       <w:r>
-        <w:t>Closed since the first draft: Heather Lands Block B is Parcel B at 620 West 35th, GBL’s three towers of 24, 20 and 12 storeys (612 homes; the 25/18/6-storey set is Parcel F, RH Architects). WHM on Blocks A and C is Jim’s own statement, not a question for the room. The Fraser Mills teams are JM’s action item 9, not an unknown. The Fraser Health list is Omar’s (item 12). Jason and Kevin are Jason Stuart and Kevin Wurmlinger.</w:t>
+        <w:t xml:space="preserve">Closed since the first draft: Heather Lands. Jim’s words are “GBL is doing three of the blocks, we’re working on Block B, they also have Block A and Block C” and “from my understanding, Wiki Meverhurst [WHM] has both of those jobs.” </w:t>
+      </w:r>
+      <w:r>
+        <w:t>Which building is Block B, and WHM’s hold on A and C, are Jim’s own knowledge, not questions for the room. (Public record, for the file: GBL’s Parcel B at 620 West 35th is three towers of 24, 20 and 12 storeys, 612 homes; the 25/18/6-storey set is Parcel F, RH Architects.) The Fraser Mills teams are JM’s action item 9, not an unknown. The Fraser Health list is Omar’s (item 12). Jason and Kevin are Jason Stuart and Kevin Wurmlinger.</w:t>
       </w:r>
     </w:p>
     <w:p>
@@ -7466,49 +7508,49 @@
                 <w:rFonts w:ascii="Segoe UI" w:hAnsi="Segoe UI" w:cs="Segoe UI"/>
                 <w:sz w:val="17"/>
               </w:rPr>
-              <w:t>Parcel B, 620 West 35th: GBL towers 24/20/12 storeys</w:t>
-            </w:r>
-          </w:p>
-        </w:tc>
-        <w:tc>
-          <w:tcPr>
-            <w:tcW w:w="1250" w:type="pct"/>
-          </w:tcPr>
-          <w:p>
-            <w:pPr>
-              <w:pStyle w:val="Compact"/>
-              <w:rPr>
-                <w:rFonts w:ascii="Segoe UI" w:hAnsi="Segoe UI" w:cs="Segoe UI"/>
-                <w:sz w:val="17"/>
-              </w:rPr>
-            </w:pPr>
-            <w:r>
-              <w:rPr>
-                <w:rFonts w:ascii="Segoe UI" w:hAnsi="Segoe UI" w:cs="Segoe UI"/>
-                <w:sz w:val="17"/>
-              </w:rPr>
-              <w:t>High</w:t>
-            </w:r>
-          </w:p>
-        </w:tc>
-        <w:tc>
-          <w:tcPr>
-            <w:tcW w:w="1250" w:type="pct"/>
-          </w:tcPr>
-          <w:p>
-            <w:pPr>
-              <w:pStyle w:val="Compact"/>
-              <w:rPr>
-                <w:rFonts w:ascii="Segoe UI" w:hAnsi="Segoe UI" w:cs="Segoe UI"/>
-                <w:sz w:val="17"/>
-              </w:rPr>
-            </w:pPr>
-            <w:r>
-              <w:rPr>
-                <w:rFonts w:ascii="Segoe UI" w:hAnsi="Segoe UI" w:cs="Segoe UI"/>
-                <w:sz w:val="17"/>
-              </w:rPr>
-              <w:t>Storeys, Nov 2024</w:t>
+              <w:t>one of GBL’s three blocks; GBL’s Parcel B is three towers of 24/20/12 storeys</w:t>
+            </w:r>
+          </w:p>
+        </w:tc>
+        <w:tc>
+          <w:tcPr>
+            <w:tcW w:w="1250" w:type="pct"/>
+          </w:tcPr>
+          <w:p>
+            <w:pPr>
+              <w:pStyle w:val="Compact"/>
+              <w:rPr>
+                <w:rFonts w:ascii="Segoe UI" w:hAnsi="Segoe UI" w:cs="Segoe UI"/>
+                <w:sz w:val="17"/>
+              </w:rPr>
+            </w:pPr>
+            <w:r>
+              <w:rPr>
+                <w:rFonts w:ascii="Segoe UI" w:hAnsi="Segoe UI" w:cs="Segoe UI"/>
+                <w:sz w:val="17"/>
+              </w:rPr>
+              <w:t>Med</w:t>
+            </w:r>
+          </w:p>
+        </w:tc>
+        <w:tc>
+          <w:tcPr>
+            <w:tcW w:w="1250" w:type="pct"/>
+          </w:tcPr>
+          <w:p>
+            <w:pPr>
+              <w:pStyle w:val="Compact"/>
+              <w:rPr>
+                <w:rFonts w:ascii="Segoe UI" w:hAnsi="Segoe UI" w:cs="Segoe UI"/>
+                <w:sz w:val="17"/>
+              </w:rPr>
+            </w:pPr>
+            <w:r>
+              <w:rPr>
+                <w:rFonts w:ascii="Segoe UI" w:hAnsi="Segoe UI" w:cs="Segoe UI"/>
+                <w:sz w:val="17"/>
+              </w:rPr>
+              <w:t>transcript 36:36; Storeys, Nov 2024</w:t>
             </w:r>
           </w:p>
         </w:tc>
@@ -8220,14 +8262,7 @@
                 <w:rFonts w:ascii="Segoe UI" w:hAnsi="Segoe UI" w:cs="Segoe UI"/>
                 <w:sz w:val="17"/>
               </w:rPr>
-              <w:t xml:space="preserve">audio hears </w:t>
-            </w:r>
-            <w:r>
-              <w:rPr>
-                <w:rFonts w:ascii="Segoe UI" w:hAnsi="Segoe UI" w:cs="Segoe UI"/>
-                <w:sz w:val="17"/>
-              </w:rPr>
-              <w:t>“Cambry and Marine”</w:t>
+              <w:t>audio hears “Cambry and Marine”</w:t>
             </w:r>
           </w:p>
         </w:tc>
@@ -11666,7 +11701,10 @@
         <w:t>NDY</w:t>
       </w:r>
       <w:r>
-        <w:t xml:space="preserve"> (not in the brain; the new </w:t>
+        <w:t xml:space="preserve"> </w:t>
+      </w:r>
+      <w:r>
+        <w:t xml:space="preserve">(not in the brain; the new </w:t>
       </w:r>
       <w:r>
         <w:rPr>
@@ -11675,10 +11713,7 @@
         <w:t>--create</w:t>
       </w:r>
       <w:r>
-        <w:t xml:space="preserve"> </w:t>
-      </w:r>
-      <w:r>
-        <w:t>verb failed on its first real use with a SQL memory-grant error, see the duplicate-sweep notes); Omar’s office-to-hotel client and the Coal Harbour hotel developer (firms not named); the San Diego wood-frame RFP client (not named); the K-12 seismic list (a qualification, not a pursuit).</w:t>
+        <w:t xml:space="preserve"> verb failed on its first real use with a SQL memory-grant error, see the duplicate-sweep notes); Omar’s office-to-hotel client and the Coal Harbour hotel developer (firms not named); the San Diego wood-frame RFP client (not named); the K-12 seismic list (a qualification, not a pursuit).</w:t>
       </w:r>
       <w:bookmarkEnd w:id="0"/>
       <w:bookmarkEnd w:id="7"/>
@@ -11939,7 +11974,7 @@
   <w:abstractNum w:abstractNumId="0" w15:restartNumberingAfterBreak="0">
     <w:nsid w:val="0000A990"/>
     <w:multiLevelType w:val="multilevel"/>
-    <w:tmpl w:val="1A8002B4"/>
+    <w:tmpl w:val="94C4A2B6"/>
     <w:lvl w:ilvl="0">
       <w:numFmt w:val="bullet"/>
       <w:lvlText w:val=" "/>
@@ -12016,7 +12051,7 @@
   <w:abstractNum w:abstractNumId="1" w15:restartNumberingAfterBreak="0">
     <w:nsid w:val="0000A991"/>
     <w:multiLevelType w:val="multilevel"/>
-    <w:tmpl w:val="0C464B56"/>
+    <w:tmpl w:val="66485DA8"/>
     <w:lvl w:ilvl="0">
       <w:numFmt w:val="bullet"/>
       <w:lvlText w:val=""/>
@@ -12120,7 +12155,7 @@
   <w:abstractNum w:abstractNumId="2" w15:restartNumberingAfterBreak="0">
     <w:nsid w:val="00A99411"/>
     <w:multiLevelType w:val="multilevel"/>
-    <w:tmpl w:val="C9F8EA90"/>
+    <w:tmpl w:val="A3FEED86"/>
     <w:lvl w:ilvl="0">
       <w:start w:val="1"/>
       <w:numFmt w:val="decimal"/>
@@ -12203,13 +12238,13 @@
       </w:pPr>
     </w:lvl>
   </w:abstractNum>
-  <w:num w:numId="1" w16cid:durableId="1326543761">
+  <w:num w:numId="1" w16cid:durableId="245382100">
     <w:abstractNumId w:val="0"/>
   </w:num>
-  <w:num w:numId="2" w16cid:durableId="1920288935">
+  <w:num w:numId="2" w16cid:durableId="216163237">
     <w:abstractNumId w:val="1"/>
   </w:num>
-  <w:num w:numId="3" w16cid:durableId="2040547593">
+  <w:num w:numId="3" w16cid:durableId="1833175470">
     <w:abstractNumId w:val="2"/>
     <w:lvlOverride w:ilvl="0">
       <w:startOverride w:val="1"/>
@@ -12239,7 +12274,7 @@
       <w:startOverride w:val="1"/>
     </w:lvlOverride>
   </w:num>
-  <w:num w:numId="4" w16cid:durableId="1538813075">
+  <w:num w:numId="4" w16cid:durableId="1115520791">
     <w:abstractNumId w:val="2"/>
     <w:lvlOverride w:ilvl="0">
       <w:startOverride w:val="1"/>
@@ -13497,7 +13532,7 @@
   <w:style w:type="table" w:styleId="TableGrid">
     <w:name w:val="Table Grid"/>
     <w:basedOn w:val="TableNormal"/>
-    <w:rsid w:val="000F295E"/>
+    <w:rsid w:val="00962331"/>
     <w:pPr>
       <w:spacing w:after="0"/>
     </w:pPr>
@@ -13516,7 +13551,7 @@
     <w:name w:val="header"/>
     <w:basedOn w:val="Normal"/>
     <w:link w:val="HeaderChar"/>
-    <w:rsid w:val="000F295E"/>
+    <w:rsid w:val="00962331"/>
     <w:pPr>
       <w:tabs>
         <w:tab w:val="center" w:pos="4680"/>
@@ -13529,7 +13564,7 @@
     <w:name w:val="Header Char"/>
     <w:basedOn w:val="DefaultParagraphFont"/>
     <w:link w:val="Header"/>
-    <w:rsid w:val="000F295E"/>
+    <w:rsid w:val="00962331"/>
     <w:rPr>
       <w:rFonts w:ascii="Georgia" w:hAnsi="Georgia"/>
       <w:sz w:val="20"/>
@@ -13539,7 +13574,7 @@
     <w:name w:val="footer"/>
     <w:basedOn w:val="Normal"/>
     <w:link w:val="FooterChar"/>
-    <w:rsid w:val="000F295E"/>
+    <w:rsid w:val="00962331"/>
     <w:pPr>
       <w:tabs>
         <w:tab w:val="center" w:pos="4680"/>
@@ -13552,7 +13587,7 @@
     <w:name w:val="Footer Char"/>
     <w:basedOn w:val="DefaultParagraphFont"/>
     <w:link w:val="Footer"/>
-    <w:rsid w:val="000F295E"/>
+    <w:rsid w:val="00962331"/>
     <w:rPr>
       <w:rFonts w:ascii="Georgia" w:hAnsi="Georgia"/>
       <w:sz w:val="20"/>

--- a/docs/BD-Vancouver-Updates-Synopsis-2026-09-03.docx
+++ b/docs/BD-Vancouver-Updates-Synopsis-2026-09-03.docx
@@ -195,7 +195,7 @@
     </w:p>
     <w:p>
       <w:r>
-        <w:pict w14:anchorId="75D61B75">
+        <w:pict w14:anchorId="66438D38">
           <v:rect id="_x0000_i1025" style="width:0;height:1.5pt" o:hralign="center" o:hrstd="t" o:hr="t"/>
         </w:pict>
       </w:r>
@@ -4766,7 +4766,7 @@
         <w:t>Omar’s Colliers contact:</w:t>
       </w:r>
       <w:r>
-        <w:t xml:space="preserve"> her name, and whether she is at Colliers Project Leaders (#70132) or Colliers International (#5096). Also the owner body for BC Cancer that sounded like “Arana” at 0:03 — PHSA?</w:t>
+        <w:t xml:space="preserve"> her name, and whether she is at Colliers Project Leaders (#70132) or Colliers International (#5096).</w:t>
       </w:r>
     </w:p>
     <w:p>
@@ -4795,10 +4795,7 @@
         <w:t>Ike</w:t>
       </w:r>
       <w:r>
-        <w:t xml:space="preserve">, Rory’s contact who did the “bonus” </w:t>
-      </w:r>
-      <w:r>
-        <w:t xml:space="preserve">job; there is no Ike or Isaac among the 87 Vancouver staff on record, so it may be a nickname. And whether the principal JM remembers is </w:t>
+        <w:t xml:space="preserve">, Rory’s contact who did the “bonus” job; there is no Ike or Isaac among the 87 Vancouver staff on record, so it may be a nickname. And whether the principal JM remembers is </w:t>
       </w:r>
       <w:r>
         <w:rPr>
@@ -4827,7 +4824,10 @@
         <w:t>JB’s Bosa names:</w:t>
       </w:r>
       <w:r>
-        <w:t xml:space="preserve"> confirm Robert is Robert Bosa (founder of Bosa Properties, Colin’s father) and Dale is Dale Bosa (Colin’s brother).</w:t>
+        <w:t xml:space="preserve"> </w:t>
+      </w:r>
+      <w:r>
+        <w:t>confirm Robert is Robert Bosa (founder of Bosa Properties, Colin’s father) and Dale is Dale Bosa (Colin’s brother).</w:t>
       </w:r>
     </w:p>
     <w:p>
@@ -4875,10 +4875,7 @@
         <w:t>“the turn”</w:t>
       </w:r>
       <w:r>
-        <w:t xml:space="preserve"> </w:t>
-      </w:r>
-      <w:r>
-        <w:t>(Islam, undecided): project or client names. Two re-listens could not recover the first; the second is said clearly as “the turn”.</w:t>
+        <w:t xml:space="preserve"> (Islam, undecided): project or client names. Two re-listens could not recover the first; the second is said clearly as “the turn”.</w:t>
       </w:r>
     </w:p>
     <w:p>
@@ -4935,10 +4932,10 @@
         <w:t>BAM:</w:t>
       </w:r>
       <w:r>
-        <w:t xml:space="preserve"> Jim clearly says “a new development group called BAM”</w:t>
-      </w:r>
-      <w:r>
-        <w:t>, but nothing under that name can be found, and the only Ben Smith in BC real estate on record is a proptech executive with no Starlight history, so not him. Jim has his number. Trillium is Trillium Communities (#54443): head office Victoria, seniors’ communities across the Island and the Lower Mainland, which matches “Trillium has a lot of property”. “Sue” survives two re-listens but is not on Trillium’s leadership page; either a person there or a slurred “who”.</w:t>
+        <w:t xml:space="preserve"> Jim clearly says “a new development group called BAM”, but nothing under that name can be found, and the only Ben Smith in BC real estate on record is a proptech executive with no Starlight history, so not him. Jim has his number. Trillium is Trillium Communities (#54443): head office Victoria, seniors’ communities across the Island and the Lower Mainland, which matches “Trillium has a lot of property”. “Sue” </w:t>
+      </w:r>
+      <w:r>
+        <w:t>survives two re-listens but is not on Trillium’s leadership page; either a person there or a slurred “who”.</w:t>
       </w:r>
     </w:p>
     <w:p>
@@ -4957,10 +4954,7 @@
         <w:t>Continuum:</w:t>
       </w:r>
       <w:r>
-        <w:t xml:space="preserve"> </w:t>
-      </w:r>
-      <w:r>
-        <w:t>whether Ben Smith’s second name was Gregory Eeman (Architect AIBC) or someone else. The partners are Beintema and Wiens; Kapuscinski has left; Peter Fair is Denver and is not to be contacted.</w:t>
+        <w:t xml:space="preserve"> whether Ben Smith’s second name was Gregory Eeman (Architect AIBC) or someone else. The partners are Beintema and Wiens; Kapuscinski has left; Peter Fair is Denver and is not to be contacted.</w:t>
       </w:r>
     </w:p>
     <w:p>
@@ -4968,10 +4962,10 @@
         <w:pStyle w:val="FirstParagraph"/>
       </w:pPr>
       <w:r>
-        <w:t xml:space="preserve">Closed since the first draft: Heather Lands. Jim’s words are “GBL is doing three of the blocks, we’re working on Block B, they also have Block A and Block C” and “from my understanding, Wiki Meverhurst [WHM] has both of those jobs.” </w:t>
-      </w:r>
-      <w:r>
-        <w:t>Which building is Block B, and WHM’s hold on A and C, are Jim’s own knowledge, not questions for the room. (Public record, for the file: GBL’s Parcel B at 620 West 35th is three towers of 24, 20 and 12 storeys, 612 homes; the 25/18/6-storey set is Parcel F, RH Architects.) The Fraser Mills teams are JM’s action item 9, not an unknown. The Fraser Health list is Omar’s (item 12). Jason and Kevin are Jason Stuart and Kevin Wurmlinger.</w:t>
+        <w:t xml:space="preserve">Closed since the first draft: Heather Lands. Jim’s words are “GBL is doing three of the blocks, we’re working on Block B, they also have Block A and Block C” and </w:t>
+      </w:r>
+      <w:r>
+        <w:t>“from my understanding, Wiki Meverhurst [WHM] has both of those jobs.” Which building is Block B, and WHM’s hold on A and C, are Jim’s own knowledge, not questions for the room. (Public record, for the file: GBL’s Parcel B at 620 West 35th is three towers of 24, 20 and 12 storeys, 612 homes; the 25/18/6-storey set is Parcel F, RH Architects.) The Fraser Mills teams are JM’s action item 9, not an unknown. The Fraser Health list is Omar’s (item 12). Jason and Kevin are Jason Stuart and Kevin Wurmlinger.</w:t>
       </w:r>
     </w:p>
     <w:p>
@@ -7686,7 +7680,14 @@
                 <w:rFonts w:ascii="Segoe UI" w:hAnsi="Segoe UI" w:cs="Segoe UI"/>
                 <w:sz w:val="17"/>
               </w:rPr>
-              <w:t>“arena”: a Surrey arena Colliers is bidding to be owner’s rep on</w:t>
+              <w:t>“arena”</w:t>
+            </w:r>
+            <w:r>
+              <w:rPr>
+                <w:rFonts w:ascii="Segoe UI" w:hAnsi="Segoe UI" w:cs="Segoe UI"/>
+                <w:sz w:val="17"/>
+              </w:rPr>
+              <w:t>: a Surrey arena Colliers is bidding to be owner’s rep on</w:t>
             </w:r>
           </w:p>
         </w:tc>
@@ -11701,10 +11702,7 @@
         <w:t>NDY</w:t>
       </w:r>
       <w:r>
-        <w:t xml:space="preserve"> </w:t>
-      </w:r>
-      <w:r>
-        <w:t xml:space="preserve">(not in the brain; the new </w:t>
+        <w:t xml:space="preserve"> (not in the brain; the new </w:t>
       </w:r>
       <w:r>
         <w:rPr>
@@ -11713,7 +11711,10 @@
         <w:t>--create</w:t>
       </w:r>
       <w:r>
-        <w:t xml:space="preserve"> verb failed on its first real use with a SQL memory-grant error, see the duplicate-sweep notes); Omar’s office-to-hotel client and the Coal Harbour hotel developer (firms not named); the San Diego wood-frame RFP client (not named); the K-12 seismic list (a qualification, not a pursuit).</w:t>
+        <w:t xml:space="preserve"> verb failed on its first real use with a SQL memory-grant error, see the duplicate-sweep notes); Omar’s office-to-hotel client and the </w:t>
+      </w:r>
+      <w:r>
+        <w:t>Coal Harbour hotel developer (firms not named); the San Diego wood-frame RFP client (not named); the K-12 seismic list (a qualification, not a pursuit).</w:t>
       </w:r>
       <w:bookmarkEnd w:id="0"/>
       <w:bookmarkEnd w:id="7"/>
@@ -11974,7 +11975,7 @@
   <w:abstractNum w:abstractNumId="0" w15:restartNumberingAfterBreak="0">
     <w:nsid w:val="0000A990"/>
     <w:multiLevelType w:val="multilevel"/>
-    <w:tmpl w:val="94C4A2B6"/>
+    <w:tmpl w:val="2F8EC6CA"/>
     <w:lvl w:ilvl="0">
       <w:numFmt w:val="bullet"/>
       <w:lvlText w:val=" "/>
@@ -12051,7 +12052,7 @@
   <w:abstractNum w:abstractNumId="1" w15:restartNumberingAfterBreak="0">
     <w:nsid w:val="0000A991"/>
     <w:multiLevelType w:val="multilevel"/>
-    <w:tmpl w:val="66485DA8"/>
+    <w:tmpl w:val="7FD8F1CA"/>
     <w:lvl w:ilvl="0">
       <w:numFmt w:val="bullet"/>
       <w:lvlText w:val=""/>
@@ -12155,7 +12156,7 @@
   <w:abstractNum w:abstractNumId="2" w15:restartNumberingAfterBreak="0">
     <w:nsid w:val="00A99411"/>
     <w:multiLevelType w:val="multilevel"/>
-    <w:tmpl w:val="A3FEED86"/>
+    <w:tmpl w:val="DAF0EBC4"/>
     <w:lvl w:ilvl="0">
       <w:start w:val="1"/>
       <w:numFmt w:val="decimal"/>
@@ -12238,13 +12239,13 @@
       </w:pPr>
     </w:lvl>
   </w:abstractNum>
-  <w:num w:numId="1" w16cid:durableId="245382100">
+  <w:num w:numId="1" w16cid:durableId="1629126430">
     <w:abstractNumId w:val="0"/>
   </w:num>
-  <w:num w:numId="2" w16cid:durableId="216163237">
+  <w:num w:numId="2" w16cid:durableId="978922913">
     <w:abstractNumId w:val="1"/>
   </w:num>
-  <w:num w:numId="3" w16cid:durableId="1833175470">
+  <w:num w:numId="3" w16cid:durableId="1844779048">
     <w:abstractNumId w:val="2"/>
     <w:lvlOverride w:ilvl="0">
       <w:startOverride w:val="1"/>
@@ -12274,7 +12275,7 @@
       <w:startOverride w:val="1"/>
     </w:lvlOverride>
   </w:num>
-  <w:num w:numId="4" w16cid:durableId="1115520791">
+  <w:num w:numId="4" w16cid:durableId="277373688">
     <w:abstractNumId w:val="2"/>
     <w:lvlOverride w:ilvl="0">
       <w:startOverride w:val="1"/>
@@ -13532,7 +13533,7 @@
   <w:style w:type="table" w:styleId="TableGrid">
     <w:name w:val="Table Grid"/>
     <w:basedOn w:val="TableNormal"/>
-    <w:rsid w:val="00962331"/>
+    <w:rsid w:val="001B5CCC"/>
     <w:pPr>
       <w:spacing w:after="0"/>
     </w:pPr>
@@ -13551,7 +13552,7 @@
     <w:name w:val="header"/>
     <w:basedOn w:val="Normal"/>
     <w:link w:val="HeaderChar"/>
-    <w:rsid w:val="00962331"/>
+    <w:rsid w:val="001B5CCC"/>
     <w:pPr>
       <w:tabs>
         <w:tab w:val="center" w:pos="4680"/>
@@ -13564,7 +13565,7 @@
     <w:name w:val="Header Char"/>
     <w:basedOn w:val="DefaultParagraphFont"/>
     <w:link w:val="Header"/>
-    <w:rsid w:val="00962331"/>
+    <w:rsid w:val="001B5CCC"/>
     <w:rPr>
       <w:rFonts w:ascii="Georgia" w:hAnsi="Georgia"/>
       <w:sz w:val="20"/>
@@ -13574,7 +13575,7 @@
     <w:name w:val="footer"/>
     <w:basedOn w:val="Normal"/>
     <w:link w:val="FooterChar"/>
-    <w:rsid w:val="00962331"/>
+    <w:rsid w:val="001B5CCC"/>
     <w:pPr>
       <w:tabs>
         <w:tab w:val="center" w:pos="4680"/>
@@ -13587,7 +13588,7 @@
     <w:name w:val="Footer Char"/>
     <w:basedOn w:val="DefaultParagraphFont"/>
     <w:link w:val="Footer"/>
-    <w:rsid w:val="00962331"/>
+    <w:rsid w:val="001B5CCC"/>
     <w:rPr>
       <w:rFonts w:ascii="Georgia" w:hAnsi="Georgia"/>
       <w:sz w:val="20"/>

--- a/docs/BD-Vancouver-Updates-Synopsis-2026-09-03.docx
+++ b/docs/BD-Vancouver-Updates-Synopsis-2026-09-03.docx
@@ -195,7 +195,7 @@
     </w:p>
     <w:p>
       <w:r>
-        <w:pict w14:anchorId="66438D38">
+        <w:pict w14:anchorId="5005CC69">
           <v:rect id="_x0000_i1025" style="width:0;height:1.5pt" o:hralign="center" o:hrstd="t" o:hr="t"/>
         </w:pict>
       </w:r>
@@ -4744,10 +4744,18 @@
       <w:pPr>
         <w:pStyle w:val="Heading2"/>
       </w:pPr>
-      <w:bookmarkStart w:id="5" w:name="X63c545ac06620832d8656ea69ee386f21849f93"/>
+      <w:bookmarkStart w:id="5" w:name="X2eda432c16b5dee67f4f710f406dff9ffb4bbe7"/>
       <w:bookmarkEnd w:id="4"/>
       <w:r>
-        <w:t>5. Unknowns — answer these before anyone acts on them</w:t>
+        <w:t>5. Unknowns — CRM gaps for Ian to close one-to-one, not questions for the room</w:t>
+      </w:r>
+    </w:p>
+    <w:p>
+      <w:pPr>
+        <w:pStyle w:val="FirstParagraph"/>
+      </w:pPr>
+      <w:r>
+        <w:t>None of these blocks an action. The three that matter for the records are Ben Smith’s company (a KOR proposal is out to it: ask Jim), Ike’s surname (ask Rory) and the Colliers contact’s name (ask Omar). The rest are noted so nobody re-researches them.</w:t>
       </w:r>
     </w:p>
     <w:p>
@@ -4766,7 +4774,10 @@
         <w:t>Omar’s Colliers contact:</w:t>
       </w:r>
       <w:r>
-        <w:t xml:space="preserve"> her name, and whether she is at Colliers Project Leaders (#70132) or Colliers International (#5096).</w:t>
+        <w:t xml:space="preserve"> </w:t>
+      </w:r>
+      <w:r>
+        <w:t>her name, and whether she is at Colliers Project Leaders (#70132) or Colliers International (#5096).</w:t>
       </w:r>
     </w:p>
     <w:p>
@@ -4824,10 +4835,7 @@
         <w:t>JB’s Bosa names:</w:t>
       </w:r>
       <w:r>
-        <w:t xml:space="preserve"> </w:t>
-      </w:r>
-      <w:r>
-        <w:t>confirm Robert is Robert Bosa (founder of Bosa Properties, Colin’s father) and Dale is Dale Bosa (Colin’s brother).</w:t>
+        <w:t xml:space="preserve"> confirm Robert is Robert Bosa (founder of Bosa Properties, Colin’s father) and Dale is Dale Bosa (Colin’s brother).</w:t>
       </w:r>
     </w:p>
     <w:p>
@@ -4846,7 +4854,10 @@
         <w:t>Stefan Hertel</w:t>
       </w:r>
       <w:r>
-        <w:t xml:space="preserve"> (ex Development Manager, Mission Group): where he went. Conor: “maybe he’ll take us with him wherever he ends up.”</w:t>
+        <w:t xml:space="preserve"> </w:t>
+      </w:r>
+      <w:r>
+        <w:t>(ex Development Manager, Mission Group): where he went. Conor’s only words: “I lunched, and then Stefan left two weeks later, so that wasn’t fun. Maybe he’ll take us with him wherever he ends up.” A passing remark, so Conor’s follow-up, not a question for the room. Apollo on 7 Sept still shows Mission Group (since July 2024); before that Chard Development 2021–2024 and Wesgroup 2013–2021. The new firm is not public yet.</w:t>
       </w:r>
     </w:p>
     <w:p>
@@ -4875,7 +4886,10 @@
         <w:t>“the turn”</w:t>
       </w:r>
       <w:r>
-        <w:t xml:space="preserve"> (Islam, undecided): project or client names. Two re-listens could not recover the first; the second is said clearly as “the turn”.</w:t>
+        <w:t xml:space="preserve"> </w:t>
+      </w:r>
+      <w:r>
+        <w:t>(Islam, undecided): project or client names. Two re-listens could not recover the first; the second is said clearly as “the turn”.</w:t>
       </w:r>
     </w:p>
     <w:p>
@@ -4932,10 +4946,10 @@
         <w:t>BAM:</w:t>
       </w:r>
       <w:r>
-        <w:t xml:space="preserve"> Jim clearly says “a new development group called BAM”, but nothing under that name can be found, and the only Ben Smith in BC real estate on record is a proptech executive with no Starlight history, so not him. Jim has his number. Trillium is Trillium Communities (#54443): head office Victoria, seniors’ communities across the Island and the Lower Mainland, which matches “Trillium has a lot of property”. “Sue” </w:t>
-      </w:r>
-      <w:r>
-        <w:t>survives two re-listens but is not on Trillium’s leadership page; either a person there or a slurred “who”.</w:t>
+        <w:t xml:space="preserve"> Jim clearly says “a new development group called BAM”</w:t>
+      </w:r>
+      <w:r>
+        <w:t>, but nothing under that name can be found, and the only Ben Smith in BC real estate on record is a proptech executive with no Starlight history, so not him. Jim has his number. Trillium is Trillium Communities (#54443): head office Victoria, seniors’ communities across the Island and the Lower Mainland, which matches “Trillium has a lot of property”. “Sue” survives two re-listens but is not on Trillium’s leadership page; either a person there or a slurred “who”.</w:t>
       </w:r>
     </w:p>
     <w:p>
@@ -4954,7 +4968,10 @@
         <w:t>Continuum:</w:t>
       </w:r>
       <w:r>
-        <w:t xml:space="preserve"> whether Ben Smith’s second name was Gregory Eeman (Architect AIBC) or someone else. The partners are Beintema and Wiens; Kapuscinski has left; Peter Fair is Denver and is not to be contacted.</w:t>
+        <w:t xml:space="preserve"> </w:t>
+      </w:r>
+      <w:r>
+        <w:t>whether Ben Smith’s second name was Gregory Eeman (Architect AIBC) or someone else. The partners are Beintema and Wiens; Kapuscinski has left; Peter Fair is Denver and is not to be contacted.</w:t>
       </w:r>
     </w:p>
     <w:p>
@@ -4962,10 +4979,10 @@
         <w:pStyle w:val="FirstParagraph"/>
       </w:pPr>
       <w:r>
-        <w:t xml:space="preserve">Closed since the first draft: Heather Lands. Jim’s words are “GBL is doing three of the blocks, we’re working on Block B, they also have Block A and Block C” and </w:t>
-      </w:r>
-      <w:r>
-        <w:t>“from my understanding, Wiki Meverhurst [WHM] has both of those jobs.” Which building is Block B, and WHM’s hold on A and C, are Jim’s own knowledge, not questions for the room. (Public record, for the file: GBL’s Parcel B at 620 West 35th is three towers of 24, 20 and 12 storeys, 612 homes; the 25/18/6-storey set is Parcel F, RH Architects.) The Fraser Mills teams are JM’s action item 9, not an unknown. The Fraser Health list is Omar’s (item 12). Jason and Kevin are Jason Stuart and Kevin Wurmlinger.</w:t>
+        <w:t xml:space="preserve">Closed since the first draft: Heather Lands. Jim’s words are “GBL is doing three of the blocks, we’re working on Block B, they also have Block A and Block C” and “from my understanding, Wiki Meverhurst [WHM] has both of those jobs.” </w:t>
+      </w:r>
+      <w:r>
+        <w:t>Which building is Block B, and WHM’s hold on A and C, are Jim’s own knowledge, not questions for the room. (Public record, for the file: GBL’s Parcel B at 620 West 35th is three towers of 24, 20 and 12 storeys, 612 homes; the 25/18/6-storey set is Parcel F, RH Architects.) The Fraser Mills teams are JM’s action item 9, not an unknown. The Fraser Health list is Omar’s (item 12). Jason and Kevin are Jason Stuart and Kevin Wurmlinger.</w:t>
       </w:r>
     </w:p>
     <w:p>
@@ -7680,14 +7697,7 @@
                 <w:rFonts w:ascii="Segoe UI" w:hAnsi="Segoe UI" w:cs="Segoe UI"/>
                 <w:sz w:val="17"/>
               </w:rPr>
-              <w:t>“arena”</w:t>
-            </w:r>
-            <w:r>
-              <w:rPr>
-                <w:rFonts w:ascii="Segoe UI" w:hAnsi="Segoe UI" w:cs="Segoe UI"/>
-                <w:sz w:val="17"/>
-              </w:rPr>
-              <w:t>: a Surrey arena Colliers is bidding to be owner’s rep on</w:t>
+              <w:t>“arena”: a Surrey arena Colliers is bidding to be owner’s rep on</w:t>
             </w:r>
           </w:p>
         </w:tc>
@@ -11702,7 +11712,10 @@
         <w:t>NDY</w:t>
       </w:r>
       <w:r>
-        <w:t xml:space="preserve"> (not in the brain; the new </w:t>
+        <w:t xml:space="preserve"> </w:t>
+      </w:r>
+      <w:r>
+        <w:t xml:space="preserve">(not in the brain; the new </w:t>
       </w:r>
       <w:r>
         <w:rPr>
@@ -11711,10 +11724,7 @@
         <w:t>--create</w:t>
       </w:r>
       <w:r>
-        <w:t xml:space="preserve"> verb failed on its first real use with a SQL memory-grant error, see the duplicate-sweep notes); Omar’s office-to-hotel client and the </w:t>
-      </w:r>
-      <w:r>
-        <w:t>Coal Harbour hotel developer (firms not named); the San Diego wood-frame RFP client (not named); the K-12 seismic list (a qualification, not a pursuit).</w:t>
+        <w:t xml:space="preserve"> verb failed on its first real use with a SQL memory-grant error, see the duplicate-sweep notes); Omar’s office-to-hotel client and the Coal Harbour hotel developer (firms not named); the San Diego wood-frame RFP client (not named); the K-12 seismic list (a qualification, not a pursuit).</w:t>
       </w:r>
       <w:bookmarkEnd w:id="0"/>
       <w:bookmarkEnd w:id="7"/>
@@ -11975,7 +11985,7 @@
   <w:abstractNum w:abstractNumId="0" w15:restartNumberingAfterBreak="0">
     <w:nsid w:val="0000A990"/>
     <w:multiLevelType w:val="multilevel"/>
-    <w:tmpl w:val="2F8EC6CA"/>
+    <w:tmpl w:val="D13EAD9A"/>
     <w:lvl w:ilvl="0">
       <w:numFmt w:val="bullet"/>
       <w:lvlText w:val=" "/>
@@ -12052,7 +12062,7 @@
   <w:abstractNum w:abstractNumId="1" w15:restartNumberingAfterBreak="0">
     <w:nsid w:val="0000A991"/>
     <w:multiLevelType w:val="multilevel"/>
-    <w:tmpl w:val="7FD8F1CA"/>
+    <w:tmpl w:val="22F698A4"/>
     <w:lvl w:ilvl="0">
       <w:numFmt w:val="bullet"/>
       <w:lvlText w:val=""/>
@@ -12156,7 +12166,7 @@
   <w:abstractNum w:abstractNumId="2" w15:restartNumberingAfterBreak="0">
     <w:nsid w:val="00A99411"/>
     <w:multiLevelType w:val="multilevel"/>
-    <w:tmpl w:val="DAF0EBC4"/>
+    <w:tmpl w:val="6C149F4E"/>
     <w:lvl w:ilvl="0">
       <w:start w:val="1"/>
       <w:numFmt w:val="decimal"/>
@@ -12239,13 +12249,13 @@
       </w:pPr>
     </w:lvl>
   </w:abstractNum>
-  <w:num w:numId="1" w16cid:durableId="1629126430">
+  <w:num w:numId="1" w16cid:durableId="165946515">
     <w:abstractNumId w:val="0"/>
   </w:num>
-  <w:num w:numId="2" w16cid:durableId="978922913">
+  <w:num w:numId="2" w16cid:durableId="1528787229">
     <w:abstractNumId w:val="1"/>
   </w:num>
-  <w:num w:numId="3" w16cid:durableId="1844779048">
+  <w:num w:numId="3" w16cid:durableId="1441028751">
     <w:abstractNumId w:val="2"/>
     <w:lvlOverride w:ilvl="0">
       <w:startOverride w:val="1"/>
@@ -12275,7 +12285,7 @@
       <w:startOverride w:val="1"/>
     </w:lvlOverride>
   </w:num>
-  <w:num w:numId="4" w16cid:durableId="277373688">
+  <w:num w:numId="4" w16cid:durableId="2041856541">
     <w:abstractNumId w:val="2"/>
     <w:lvlOverride w:ilvl="0">
       <w:startOverride w:val="1"/>
@@ -13533,7 +13543,7 @@
   <w:style w:type="table" w:styleId="TableGrid">
     <w:name w:val="Table Grid"/>
     <w:basedOn w:val="TableNormal"/>
-    <w:rsid w:val="001B5CCC"/>
+    <w:rsid w:val="00FF6F06"/>
     <w:pPr>
       <w:spacing w:after="0"/>
     </w:pPr>
@@ -13552,7 +13562,7 @@
     <w:name w:val="header"/>
     <w:basedOn w:val="Normal"/>
     <w:link w:val="HeaderChar"/>
-    <w:rsid w:val="001B5CCC"/>
+    <w:rsid w:val="00FF6F06"/>
     <w:pPr>
       <w:tabs>
         <w:tab w:val="center" w:pos="4680"/>
@@ -13565,7 +13575,7 @@
     <w:name w:val="Header Char"/>
     <w:basedOn w:val="DefaultParagraphFont"/>
     <w:link w:val="Header"/>
-    <w:rsid w:val="001B5CCC"/>
+    <w:rsid w:val="00FF6F06"/>
     <w:rPr>
       <w:rFonts w:ascii="Georgia" w:hAnsi="Georgia"/>
       <w:sz w:val="20"/>
@@ -13575,7 +13585,7 @@
     <w:name w:val="footer"/>
     <w:basedOn w:val="Normal"/>
     <w:link w:val="FooterChar"/>
-    <w:rsid w:val="001B5CCC"/>
+    <w:rsid w:val="00FF6F06"/>
     <w:pPr>
       <w:tabs>
         <w:tab w:val="center" w:pos="4680"/>
@@ -13588,7 +13598,7 @@
     <w:name w:val="Footer Char"/>
     <w:basedOn w:val="DefaultParagraphFont"/>
     <w:link w:val="Footer"/>
-    <w:rsid w:val="001B5CCC"/>
+    <w:rsid w:val="00FF6F06"/>
     <w:rPr>
       <w:rFonts w:ascii="Georgia" w:hAnsi="Georgia"/>
       <w:sz w:val="20"/>

--- a/docs/BD-Vancouver-Updates-Synopsis-2026-09-03.docx
+++ b/docs/BD-Vancouver-Updates-Synopsis-2026-09-03.docx
@@ -195,7 +195,7 @@
     </w:p>
     <w:p>
       <w:r>
-        <w:pict w14:anchorId="5005CC69">
+        <w:pict w14:anchorId="7E98B030">
           <v:rect id="_x0000_i1025" style="width:0;height:1.5pt" o:hralign="center" o:hrstd="t" o:hr="t"/>
         </w:pict>
       </w:r>
@@ -457,7 +457,7 @@
         <w:t>Jim’s report.</w:t>
       </w:r>
       <w:r>
-        <w:t xml:space="preserve"> Coffee with </w:t>
+        <w:t xml:space="preserve"> Coffee on Wednesday 2 Sept with </w:t>
       </w:r>
       <w:r>
         <w:rPr>
@@ -467,7 +467,7 @@
         <w:t>Thomas Lee of GBL</w:t>
       </w:r>
       <w:r>
-        <w:t xml:space="preserve"> (#54190, Deltek) after KOR’s extra claim on </w:t>
+        <w:t xml:space="preserve"> (#54190, Deltek), at Aquilini’s prompting, after KOR submitted a claim for extra fees on Block B to </w:t>
       </w:r>
       <w:r>
         <w:rPr>
@@ -477,7 +477,10 @@
         <w:t>Aquilini</w:t>
       </w:r>
       <w:r>
-        <w:t xml:space="preserve"> (#147, kp=36) got everyone’s attention. GBL is doing three of the blocks at the </w:t>
+        <w:t xml:space="preserve"> (#147, kp=36) on Friday 28 Aug: “I think it got everybody’s attention, including the architect.” </w:t>
+      </w:r>
+      <w:r>
+        <w:t xml:space="preserve">Jim did not say what the extras were or the amount. GBL is doing three of the blocks at the </w:t>
       </w:r>
       <w:r>
         <w:rPr>
@@ -497,7 +500,10 @@
         <w:t>presentation</w:t>
       </w:r>
       <w:r>
-        <w:t xml:space="preserve"> (from the code-update deck) for Aquilini’s and GBL’s offices, with JM and Omar; goal is Blocks A and C, which Jim understands </w:t>
+        <w:t xml:space="preserve"> </w:t>
+      </w:r>
+      <w:r>
+        <w:t xml:space="preserve">(from the code-update deck) for Aquilini’s and GBL’s offices, with JM and Omar; goal is Blocks A and C, which Jim understands </w:t>
       </w:r>
       <w:r>
         <w:rPr>
@@ -507,10 +513,7 @@
         <w:t>WHM</w:t>
       </w:r>
       <w:r>
-        <w:t xml:space="preserve"> (#69332, Teams heard “Wiki Meverhurst”) currently hold: </w:t>
-      </w:r>
-      <w:r>
-        <w:t xml:space="preserve">“which I find a bit surprising, and I know we can outperform them.” </w:t>
+        <w:t xml:space="preserve"> (#69332, Teams heard “Wiki Meverhurst”) currently hold: “which I find a bit surprising, and I know we can outperform them.” </w:t>
       </w:r>
       <w:r>
         <w:rPr>
@@ -530,7 +533,14 @@
         <w:t>Fraser Mills</w:t>
       </w:r>
       <w:r>
-        <w:t xml:space="preserve"> — Beedie (#66, kp=20), three parcels, three teams in a tryout; JM: we bid two Beedie jobs a year or two ago and are doing three towers for them in West Vancouver, so we may be one of the three. A proposal on the Island for </w:t>
+        <w:t xml:space="preserve"> </w:t>
+      </w:r>
+      <w:r>
+        <w:t xml:space="preserve">— Beedie (#66, kp=20), three parcels, three teams in a tryout; JM: we bid two Beedie jobs a year or two ago and are </w:t>
+      </w:r>
+      <w:r>
+        <w:lastRenderedPageBreak/>
+        <w:t xml:space="preserve">doing three towers for them in West Vancouver, so we may be one of the three. A proposal on the Island for </w:t>
       </w:r>
       <w:r>
         <w:rPr>
@@ -540,14 +550,7 @@
         <w:t>BAM</w:t>
       </w:r>
       <w:r>
-        <w:t xml:space="preserve"> </w:t>
-      </w:r>
-      <w:r>
-        <w:t xml:space="preserve">(Ben Smith, ex-Starlight, not yet in the brain) for a seniors-housing </w:t>
-      </w:r>
-      <w:r>
-        <w:lastRenderedPageBreak/>
-        <w:t xml:space="preserve">client, </w:t>
+        <w:t xml:space="preserve"> (Ben Smith, ex-Starlight, not yet in the brain) for a seniors-housing client, </w:t>
       </w:r>
       <w:r>
         <w:rPr>
@@ -831,6 +834,7 @@
         </w:numPr>
       </w:pPr>
       <w:r>
+        <w:lastRenderedPageBreak/>
         <w:t xml:space="preserve">Jim builds the </w:t>
       </w:r>
       <w:r>
@@ -853,7 +857,6 @@
         </w:numPr>
       </w:pPr>
       <w:r>
-        <w:lastRenderedPageBreak/>
         <w:t xml:space="preserve">Omar is the </w:t>
       </w:r>
       <w:r>
@@ -1474,27 +1477,36 @@
                 <w:rFonts w:ascii="Segoe UI" w:hAnsi="Segoe UI" w:cs="Segoe UI"/>
                 <w:sz w:val="17"/>
               </w:rPr>
-              <w:t>Events list: which to attend to bump into these people</w:t>
-            </w:r>
-          </w:p>
-        </w:tc>
-        <w:tc>
-          <w:tcPr>
-            <w:tcW w:w="1000" w:type="pct"/>
-          </w:tcPr>
-          <w:p>
-            <w:pPr>
-              <w:pStyle w:val="Compact"/>
-              <w:rPr>
-                <w:rFonts w:ascii="Segoe UI" w:hAnsi="Segoe UI" w:cs="Segoe UI"/>
-                <w:sz w:val="17"/>
-              </w:rPr>
-            </w:pPr>
-            <w:r>
-              <w:rPr>
-                <w:rFonts w:ascii="Segoe UI" w:hAnsi="Segoe UI" w:cs="Segoe UI"/>
-                <w:sz w:val="17"/>
-              </w:rPr>
+              <w:t xml:space="preserve">Events list: which to attend to bump into </w:t>
+            </w:r>
+            <w:r>
+              <w:rPr>
+                <w:rFonts w:ascii="Segoe UI" w:hAnsi="Segoe UI" w:cs="Segoe UI"/>
+                <w:sz w:val="17"/>
+              </w:rPr>
+              <w:lastRenderedPageBreak/>
+              <w:t>these people</w:t>
+            </w:r>
+          </w:p>
+        </w:tc>
+        <w:tc>
+          <w:tcPr>
+            <w:tcW w:w="1000" w:type="pct"/>
+          </w:tcPr>
+          <w:p>
+            <w:pPr>
+              <w:pStyle w:val="Compact"/>
+              <w:rPr>
+                <w:rFonts w:ascii="Segoe UI" w:hAnsi="Segoe UI" w:cs="Segoe UI"/>
+                <w:sz w:val="17"/>
+              </w:rPr>
+            </w:pPr>
+            <w:r>
+              <w:rPr>
+                <w:rFonts w:ascii="Segoe UI" w:hAnsi="Segoe UI" w:cs="Segoe UI"/>
+                <w:sz w:val="17"/>
+              </w:rPr>
+              <w:lastRenderedPageBreak/>
               <w:t>Ian</w:t>
             </w:r>
           </w:p>
@@ -1537,7 +1549,15 @@
                 <w:rFonts w:ascii="Segoe UI" w:hAnsi="Segoe UI" w:cs="Segoe UI"/>
                 <w:sz w:val="17"/>
               </w:rPr>
-              <w:t>P&amp;W 10 Sept, Graham 1 Oct, LA Tall Building Nov</w:t>
+              <w:t xml:space="preserve">P&amp;W 10 Sept, Graham 1 Oct, LA Tall Building </w:t>
+            </w:r>
+            <w:r>
+              <w:rPr>
+                <w:rFonts w:ascii="Segoe UI" w:hAnsi="Segoe UI" w:cs="Segoe UI"/>
+                <w:sz w:val="17"/>
+              </w:rPr>
+              <w:lastRenderedPageBreak/>
+              <w:t>Nov</w:t>
             </w:r>
           </w:p>
         </w:tc>
@@ -1563,6 +1583,7 @@
                 <w:rFonts w:ascii="Segoe UI" w:hAnsi="Segoe UI" w:cs="Segoe UI"/>
                 <w:sz w:val="17"/>
               </w:rPr>
+              <w:lastRenderedPageBreak/>
               <w:t>5</w:t>
             </w:r>
           </w:p>
@@ -1584,66 +1605,48 @@
                 <w:rFonts w:ascii="Segoe UI" w:hAnsi="Segoe UI" w:cs="Segoe UI"/>
                 <w:sz w:val="17"/>
               </w:rPr>
-              <w:t xml:space="preserve">Get into the </w:t>
-            </w:r>
-            <w:r>
-              <w:rPr>
-                <w:rFonts w:ascii="Segoe UI" w:hAnsi="Segoe UI" w:cs="Segoe UI"/>
-                <w:sz w:val="17"/>
-              </w:rPr>
-              <w:lastRenderedPageBreak/>
-              <w:t>Perkins&amp;Will client-appreciation party, 10 Sept</w:t>
-            </w:r>
-          </w:p>
-        </w:tc>
-        <w:tc>
-          <w:tcPr>
-            <w:tcW w:w="1000" w:type="pct"/>
-          </w:tcPr>
-          <w:p>
-            <w:pPr>
-              <w:pStyle w:val="Compact"/>
-              <w:rPr>
-                <w:rFonts w:ascii="Segoe UI" w:hAnsi="Segoe UI" w:cs="Segoe UI"/>
-                <w:sz w:val="17"/>
-              </w:rPr>
-            </w:pPr>
-            <w:r>
-              <w:rPr>
-                <w:rFonts w:ascii="Segoe UI" w:hAnsi="Segoe UI" w:cs="Segoe UI"/>
-                <w:sz w:val="17"/>
-              </w:rPr>
-              <w:lastRenderedPageBreak/>
-              <w:t xml:space="preserve">Omar (architect </w:t>
-            </w:r>
-            <w:r>
-              <w:rPr>
-                <w:rFonts w:ascii="Segoe UI" w:hAnsi="Segoe UI" w:cs="Segoe UI"/>
-                <w:sz w:val="17"/>
-              </w:rPr>
-              <w:lastRenderedPageBreak/>
-              <w:t>friend), Rory (“Ike”), Jim (CMO email)</w:t>
-            </w:r>
-          </w:p>
-        </w:tc>
-        <w:tc>
-          <w:tcPr>
-            <w:tcW w:w="1000" w:type="pct"/>
-          </w:tcPr>
-          <w:p>
-            <w:pPr>
-              <w:pStyle w:val="Compact"/>
-              <w:rPr>
-                <w:rFonts w:ascii="Segoe UI" w:hAnsi="Segoe UI" w:cs="Segoe UI"/>
-                <w:sz w:val="17"/>
-              </w:rPr>
-            </w:pPr>
-            <w:r>
-              <w:rPr>
-                <w:rFonts w:ascii="Segoe UI" w:hAnsi="Segoe UI" w:cs="Segoe UI"/>
-                <w:sz w:val="17"/>
-              </w:rPr>
-              <w:lastRenderedPageBreak/>
+              <w:t>Get into the Perkins&amp;Will client-appreciation party, 10 Sept</w:t>
+            </w:r>
+          </w:p>
+        </w:tc>
+        <w:tc>
+          <w:tcPr>
+            <w:tcW w:w="1000" w:type="pct"/>
+          </w:tcPr>
+          <w:p>
+            <w:pPr>
+              <w:pStyle w:val="Compact"/>
+              <w:rPr>
+                <w:rFonts w:ascii="Segoe UI" w:hAnsi="Segoe UI" w:cs="Segoe UI"/>
+                <w:sz w:val="17"/>
+              </w:rPr>
+            </w:pPr>
+            <w:r>
+              <w:rPr>
+                <w:rFonts w:ascii="Segoe UI" w:hAnsi="Segoe UI" w:cs="Segoe UI"/>
+                <w:sz w:val="17"/>
+              </w:rPr>
+              <w:t>Omar (architect friend), Rory (“Ike”), Jim (CMO email)</w:t>
+            </w:r>
+          </w:p>
+        </w:tc>
+        <w:tc>
+          <w:tcPr>
+            <w:tcW w:w="1000" w:type="pct"/>
+          </w:tcPr>
+          <w:p>
+            <w:pPr>
+              <w:pStyle w:val="Compact"/>
+              <w:rPr>
+                <w:rFonts w:ascii="Segoe UI" w:hAnsi="Segoe UI" w:cs="Segoe UI"/>
+                <w:sz w:val="17"/>
+              </w:rPr>
+            </w:pPr>
+            <w:r>
+              <w:rPr>
+                <w:rFonts w:ascii="Segoe UI" w:hAnsi="Segoe UI" w:cs="Segoe UI"/>
+                <w:sz w:val="17"/>
+              </w:rPr>
               <w:t>before 10 Sept</w:t>
             </w:r>
           </w:p>
@@ -1665,15 +1668,7 @@
                 <w:rFonts w:ascii="Segoe UI" w:hAnsi="Segoe UI" w:cs="Segoe UI"/>
                 <w:sz w:val="17"/>
               </w:rPr>
-              <w:t xml:space="preserve">Even one seat. </w:t>
-            </w:r>
-            <w:r>
-              <w:rPr>
-                <w:rFonts w:ascii="Segoe UI" w:hAnsi="Segoe UI" w:cs="Segoe UI"/>
-                <w:sz w:val="17"/>
-              </w:rPr>
-              <w:lastRenderedPageBreak/>
-              <w:t>JM knows Luciano and Ryan Bragg there but took no action</w:t>
+              <w:t>Even one seat. JM knows Luciano and Ryan Bragg there but took no action</w:t>
             </w:r>
           </w:p>
         </w:tc>
@@ -1699,7 +1694,6 @@
                 <w:rFonts w:ascii="Segoe UI" w:hAnsi="Segoe UI" w:cs="Segoe UI"/>
                 <w:sz w:val="17"/>
               </w:rPr>
-              <w:lastRenderedPageBreak/>
               <w:t>6</w:t>
             </w:r>
           </w:p>
@@ -2020,7 +2014,7 @@
                 <w:rFonts w:ascii="Segoe UI" w:hAnsi="Segoe UI" w:cs="Segoe UI"/>
                 <w:sz w:val="17"/>
               </w:rPr>
-              <w:t xml:space="preserve">Solterra Development #69730 kp=53. Also there: Mike Bosa (Vice President; JB did a free cabin scheme for him) and Brian Webster; our Kevin Wurmlinger is the other channel in. The live item is the </w:t>
+              <w:t xml:space="preserve">Solterra Development #69730 kp=53. Also there: Mike Bosa (Vice President; JB did a free cabin scheme for him) and Brian Webster; our Kevin Wurmlinger is the other </w:t>
             </w:r>
             <w:r>
               <w:rPr>
@@ -2028,7 +2022,7 @@
                 <w:sz w:val="17"/>
               </w:rPr>
               <w:lastRenderedPageBreak/>
-              <w:t>Wilson Avenue proposal, 6004–6018 Wilson Ave, Metrotown, a 36-storey tower with townhouses</w:t>
+              <w:t>channel in. The live item is the Wilson Avenue proposal, 6004–6018 Wilson Ave, Metrotown, a 36-storey tower with townhouses</w:t>
             </w:r>
           </w:p>
         </w:tc>
@@ -11985,7 +11979,7 @@
   <w:abstractNum w:abstractNumId="0" w15:restartNumberingAfterBreak="0">
     <w:nsid w:val="0000A990"/>
     <w:multiLevelType w:val="multilevel"/>
-    <w:tmpl w:val="D13EAD9A"/>
+    <w:tmpl w:val="BC6C0BDE"/>
     <w:lvl w:ilvl="0">
       <w:numFmt w:val="bullet"/>
       <w:lvlText w:val=" "/>
@@ -12062,7 +12056,7 @@
   <w:abstractNum w:abstractNumId="1" w15:restartNumberingAfterBreak="0">
     <w:nsid w:val="0000A991"/>
     <w:multiLevelType w:val="multilevel"/>
-    <w:tmpl w:val="22F698A4"/>
+    <w:tmpl w:val="9642E09E"/>
     <w:lvl w:ilvl="0">
       <w:numFmt w:val="bullet"/>
       <w:lvlText w:val=""/>
@@ -12166,7 +12160,7 @@
   <w:abstractNum w:abstractNumId="2" w15:restartNumberingAfterBreak="0">
     <w:nsid w:val="00A99411"/>
     <w:multiLevelType w:val="multilevel"/>
-    <w:tmpl w:val="6C149F4E"/>
+    <w:tmpl w:val="769A70E6"/>
     <w:lvl w:ilvl="0">
       <w:start w:val="1"/>
       <w:numFmt w:val="decimal"/>
@@ -12249,13 +12243,13 @@
       </w:pPr>
     </w:lvl>
   </w:abstractNum>
-  <w:num w:numId="1" w16cid:durableId="165946515">
+  <w:num w:numId="1" w16cid:durableId="1660379655">
     <w:abstractNumId w:val="0"/>
   </w:num>
-  <w:num w:numId="2" w16cid:durableId="1528787229">
+  <w:num w:numId="2" w16cid:durableId="1697270554">
     <w:abstractNumId w:val="1"/>
   </w:num>
-  <w:num w:numId="3" w16cid:durableId="1441028751">
+  <w:num w:numId="3" w16cid:durableId="389042584">
     <w:abstractNumId w:val="2"/>
     <w:lvlOverride w:ilvl="0">
       <w:startOverride w:val="1"/>
@@ -12285,7 +12279,7 @@
       <w:startOverride w:val="1"/>
     </w:lvlOverride>
   </w:num>
-  <w:num w:numId="4" w16cid:durableId="2041856541">
+  <w:num w:numId="4" w16cid:durableId="1947039507">
     <w:abstractNumId w:val="2"/>
     <w:lvlOverride w:ilvl="0">
       <w:startOverride w:val="1"/>
@@ -13543,7 +13537,7 @@
   <w:style w:type="table" w:styleId="TableGrid">
     <w:name w:val="Table Grid"/>
     <w:basedOn w:val="TableNormal"/>
-    <w:rsid w:val="00FF6F06"/>
+    <w:rsid w:val="0085258B"/>
     <w:pPr>
       <w:spacing w:after="0"/>
     </w:pPr>
@@ -13562,7 +13556,7 @@
     <w:name w:val="header"/>
     <w:basedOn w:val="Normal"/>
     <w:link w:val="HeaderChar"/>
-    <w:rsid w:val="00FF6F06"/>
+    <w:rsid w:val="0085258B"/>
     <w:pPr>
       <w:tabs>
         <w:tab w:val="center" w:pos="4680"/>
@@ -13575,7 +13569,7 @@
     <w:name w:val="Header Char"/>
     <w:basedOn w:val="DefaultParagraphFont"/>
     <w:link w:val="Header"/>
-    <w:rsid w:val="00FF6F06"/>
+    <w:rsid w:val="0085258B"/>
     <w:rPr>
       <w:rFonts w:ascii="Georgia" w:hAnsi="Georgia"/>
       <w:sz w:val="20"/>
@@ -13585,7 +13579,7 @@
     <w:name w:val="footer"/>
     <w:basedOn w:val="Normal"/>
     <w:link w:val="FooterChar"/>
-    <w:rsid w:val="00FF6F06"/>
+    <w:rsid w:val="0085258B"/>
     <w:pPr>
       <w:tabs>
         <w:tab w:val="center" w:pos="4680"/>
@@ -13598,7 +13592,7 @@
     <w:name w:val="Footer Char"/>
     <w:basedOn w:val="DefaultParagraphFont"/>
     <w:link w:val="Footer"/>
-    <w:rsid w:val="00FF6F06"/>
+    <w:rsid w:val="0085258B"/>
     <w:rPr>
       <w:rFonts w:ascii="Georgia" w:hAnsi="Georgia"/>
       <w:sz w:val="20"/>

--- a/docs/BD-Vancouver-Updates-Synopsis-2026-09-03.docx
+++ b/docs/BD-Vancouver-Updates-Synopsis-2026-09-03.docx
@@ -195,7 +195,7 @@
     </w:p>
     <w:p>
       <w:r>
-        <w:pict w14:anchorId="7E98B030">
+        <w:pict w14:anchorId="1051CCEA">
           <v:rect id="_x0000_i1025" style="width:0;height:1.5pt" o:hralign="center" o:hrstd="t" o:hr="t"/>
         </w:pict>
       </w:r>
@@ -3170,7 +3170,7 @@
                 <w:rFonts w:ascii="Segoe UI" w:hAnsi="Segoe UI" w:cs="Segoe UI"/>
                 <w:sz w:val="17"/>
               </w:rPr>
-              <w:t>Continuum Architecture (Victoria): reach Jeremy Beintema (Partner) and Gregory Eeman (architect) via Ben Smith’s intro; the other partner is Wil Wiens</w:t>
+              <w:t>Continuum Architecture (Victoria): reach Jeremy Beintema (Partner) and Gregory Eeman (architect) via Ben Smith’s intro; the other partners are Lance Steele and Wil Wiens</w:t>
             </w:r>
           </w:p>
         </w:tc>
@@ -3776,7 +3776,14 @@
                 <w:rFonts w:ascii="Segoe UI" w:hAnsi="Segoe UI" w:cs="Segoe UI"/>
                 <w:sz w:val="17"/>
               </w:rPr>
-              <w:t>Not assigned on the call (“probably worth seeing”); JM’s working contact Peter Odegaard is a Partner there. #77714</w:t>
+              <w:t>Not assigned on the call (“probably worth seeing”</w:t>
+            </w:r>
+            <w:r>
+              <w:rPr>
+                <w:rFonts w:ascii="Segoe UI" w:hAnsi="Segoe UI" w:cs="Segoe UI"/>
+                <w:sz w:val="17"/>
+              </w:rPr>
+              <w:t>); JM’s working contact Peter Odegaard is a Partner there. #77714</w:t>
             </w:r>
           </w:p>
         </w:tc>
@@ -4481,10 +4488,10 @@
         <w:t>A gatekeeper needs a queue.</w:t>
       </w:r>
       <w:r>
-        <w:t xml:space="preserve"> Omar as (co-)gatekeeper implies a triage view: new inbound, owned, next action due, stale. The June “lock each lead to one owner” </w:t>
-      </w:r>
-      <w:r>
-        <w:t>rule is still a rule in prose; the coordination problem Ian described (three people calling one architect) is exactly what an owner lock prevents.</w:t>
+        <w:t xml:space="preserve"> Omar as (co-)gatekeeper implies a triage view: new inbound, owned, next action due, stale. The June </w:t>
+      </w:r>
+      <w:r>
+        <w:t>“lock each lead to one owner” rule is still a rule in prose; the coordination problem Ian described (three people calling one architect) is exactly what an owner lock prevents.</w:t>
       </w:r>
     </w:p>
     <w:p>
@@ -4965,7 +4972,7 @@
         <w:t xml:space="preserve"> </w:t>
       </w:r>
       <w:r>
-        <w:t>whether Ben Smith’s second name was Gregory Eeman (Architect AIBC) or someone else. The partners are Beintema and Wiens; Kapuscinski has left; Peter Fair is Denver and is not to be contacted.</w:t>
+        <w:t>settled from our own records. Jim’s “Gregory Inman” is Gregory Eeman, AIBC Architect (person 21266); Jeremy Beintema is a Partner (person 10383), not a principal. The partners are Lance Steele, Jeremy Beintema and Wil Wiens; Kapuscinski and Pettigrew have left; Peter Fair is Continuum Partners in Denver, a different firm. The brain holds Beintema, Wiens and Steele twice each and one junk person row named “CONTINUUM ARCHITECTURE” (21111): a merge job, not hand SQL.</w:t>
       </w:r>
     </w:p>
     <w:p>
@@ -11979,7 +11986,7 @@
   <w:abstractNum w:abstractNumId="0" w15:restartNumberingAfterBreak="0">
     <w:nsid w:val="0000A990"/>
     <w:multiLevelType w:val="multilevel"/>
-    <w:tmpl w:val="BC6C0BDE"/>
+    <w:tmpl w:val="0536524A"/>
     <w:lvl w:ilvl="0">
       <w:numFmt w:val="bullet"/>
       <w:lvlText w:val=" "/>
@@ -12056,7 +12063,7 @@
   <w:abstractNum w:abstractNumId="1" w15:restartNumberingAfterBreak="0">
     <w:nsid w:val="0000A991"/>
     <w:multiLevelType w:val="multilevel"/>
-    <w:tmpl w:val="9642E09E"/>
+    <w:tmpl w:val="344474B4"/>
     <w:lvl w:ilvl="0">
       <w:numFmt w:val="bullet"/>
       <w:lvlText w:val=""/>
@@ -12160,7 +12167,7 @@
   <w:abstractNum w:abstractNumId="2" w15:restartNumberingAfterBreak="0">
     <w:nsid w:val="00A99411"/>
     <w:multiLevelType w:val="multilevel"/>
-    <w:tmpl w:val="769A70E6"/>
+    <w:tmpl w:val="0D3C11A2"/>
     <w:lvl w:ilvl="0">
       <w:start w:val="1"/>
       <w:numFmt w:val="decimal"/>
@@ -12243,13 +12250,13 @@
       </w:pPr>
     </w:lvl>
   </w:abstractNum>
-  <w:num w:numId="1" w16cid:durableId="1660379655">
+  <w:num w:numId="1" w16cid:durableId="1087382339">
     <w:abstractNumId w:val="0"/>
   </w:num>
-  <w:num w:numId="2" w16cid:durableId="1697270554">
+  <w:num w:numId="2" w16cid:durableId="762339216">
     <w:abstractNumId w:val="1"/>
   </w:num>
-  <w:num w:numId="3" w16cid:durableId="389042584">
+  <w:num w:numId="3" w16cid:durableId="881289806">
     <w:abstractNumId w:val="2"/>
     <w:lvlOverride w:ilvl="0">
       <w:startOverride w:val="1"/>
@@ -12279,7 +12286,7 @@
       <w:startOverride w:val="1"/>
     </w:lvlOverride>
   </w:num>
-  <w:num w:numId="4" w16cid:durableId="1947039507">
+  <w:num w:numId="4" w16cid:durableId="1577981377">
     <w:abstractNumId w:val="2"/>
     <w:lvlOverride w:ilvl="0">
       <w:startOverride w:val="1"/>
@@ -13537,7 +13544,7 @@
   <w:style w:type="table" w:styleId="TableGrid">
     <w:name w:val="Table Grid"/>
     <w:basedOn w:val="TableNormal"/>
-    <w:rsid w:val="0085258B"/>
+    <w:rsid w:val="00AA72EF"/>
     <w:pPr>
       <w:spacing w:after="0"/>
     </w:pPr>
@@ -13556,7 +13563,7 @@
     <w:name w:val="header"/>
     <w:basedOn w:val="Normal"/>
     <w:link w:val="HeaderChar"/>
-    <w:rsid w:val="0085258B"/>
+    <w:rsid w:val="00AA72EF"/>
     <w:pPr>
       <w:tabs>
         <w:tab w:val="center" w:pos="4680"/>
@@ -13569,7 +13576,7 @@
     <w:name w:val="Header Char"/>
     <w:basedOn w:val="DefaultParagraphFont"/>
     <w:link w:val="Header"/>
-    <w:rsid w:val="0085258B"/>
+    <w:rsid w:val="00AA72EF"/>
     <w:rPr>
       <w:rFonts w:ascii="Georgia" w:hAnsi="Georgia"/>
       <w:sz w:val="20"/>
@@ -13579,7 +13586,7 @@
     <w:name w:val="footer"/>
     <w:basedOn w:val="Normal"/>
     <w:link w:val="FooterChar"/>
-    <w:rsid w:val="0085258B"/>
+    <w:rsid w:val="00AA72EF"/>
     <w:pPr>
       <w:tabs>
         <w:tab w:val="center" w:pos="4680"/>
@@ -13592,7 +13599,7 @@
     <w:name w:val="Footer Char"/>
     <w:basedOn w:val="DefaultParagraphFont"/>
     <w:link w:val="Footer"/>
-    <w:rsid w:val="0085258B"/>
+    <w:rsid w:val="00AA72EF"/>
     <w:rPr>
       <w:rFonts w:ascii="Georgia" w:hAnsi="Georgia"/>
       <w:sz w:val="20"/>
